--- a/ai_12/kateryna_lysenko/epic_1_report_Лисенко_Катерина.docx
+++ b/ai_12/kateryna_lysenko/epic_1_report_Лисенко_Катерина.docx
@@ -8540,7 +8540,6 @@
           <w:sz w:val="28"/>
           <w:szCs w:val="28"/>
         </w:rPr>
-        <w:lastRenderedPageBreak/>
         <w:t xml:space="preserve">4. </w:t>
       </w:r>
       <w:r>
@@ -8617,66 +8616,6 @@
       </w:pPr>
       <w:r>
         <w:rPr>
-          <w:noProof/>
-        </w:rPr>
-        <w:drawing>
-          <wp:anchor distT="0" distB="0" distL="114300" distR="114300" simplePos="0" relativeHeight="251683840" behindDoc="0" locked="0" layoutInCell="1" allowOverlap="1">
-            <wp:simplePos x="0" y="0"/>
-            <wp:positionH relativeFrom="column">
-              <wp:posOffset>-762635</wp:posOffset>
-            </wp:positionH>
-            <wp:positionV relativeFrom="paragraph">
-              <wp:posOffset>446405</wp:posOffset>
-            </wp:positionV>
-            <wp:extent cx="7213600" cy="6531610"/>
-            <wp:effectExtent l="0" t="0" r="6350" b="2540"/>
-            <wp:wrapSquare wrapText="bothSides"/>
-            <wp:docPr id="27" name="Рисунок 27"/>
-            <wp:cNvGraphicFramePr>
-              <a:graphicFrameLocks xmlns:a="http://schemas.openxmlformats.org/drawingml/2006/main" noChangeAspect="1"/>
-            </wp:cNvGraphicFramePr>
-            <a:graphic xmlns:a="http://schemas.openxmlformats.org/drawingml/2006/main">
-              <a:graphicData uri="http://schemas.openxmlformats.org/drawingml/2006/picture">
-                <pic:pic xmlns:pic="http://schemas.openxmlformats.org/drawingml/2006/picture">
-                  <pic:nvPicPr>
-                    <pic:cNvPr id="1" name=""/>
-                    <pic:cNvPicPr/>
-                  </pic:nvPicPr>
-                  <pic:blipFill>
-                    <a:blip r:embed="rId45">
-                      <a:extLst>
-                        <a:ext uri="{28A0092B-C50C-407E-A947-70E740481C1C}">
-                          <a14:useLocalDpi xmlns:a14="http://schemas.microsoft.com/office/drawing/2010/main" val="0"/>
-                        </a:ext>
-                      </a:extLst>
-                    </a:blip>
-                    <a:stretch>
-                      <a:fillRect/>
-                    </a:stretch>
-                  </pic:blipFill>
-                  <pic:spPr>
-                    <a:xfrm>
-                      <a:off x="0" y="0"/>
-                      <a:ext cx="7213600" cy="6531610"/>
-                    </a:xfrm>
-                    <a:prstGeom prst="rect">
-                      <a:avLst/>
-                    </a:prstGeom>
-                  </pic:spPr>
-                </pic:pic>
-              </a:graphicData>
-            </a:graphic>
-            <wp14:sizeRelH relativeFrom="margin">
-              <wp14:pctWidth>0</wp14:pctWidth>
-            </wp14:sizeRelH>
-            <wp14:sizeRelV relativeFrom="margin">
-              <wp14:pctHeight>0</wp14:pctHeight>
-            </wp14:sizeRelV>
-          </wp:anchor>
-        </w:drawing>
-      </w:r>
-      <w:r>
-        <w:rPr>
           <w:b/>
           <w:bCs/>
           <w:color w:val="000000"/>
@@ -8776,161 +8715,9520 @@
           <w:lang w:val="uk-UA"/>
         </w:rPr>
       </w:pPr>
-      <w:r>
-        <w:rPr>
-          <w:noProof/>
+    </w:p>
+    <w:p>
+      <w:pPr>
+        <w:rPr>
+          <w:lang w:val="uk-UA"/>
+        </w:rPr>
+      </w:pPr>
+    </w:p>
+    <w:p>
+      <w:pPr>
+        <w:shd w:val="clear" w:color="auto" w:fill="121314"/>
+        <w:spacing w:after="0" w:line="285" w:lineRule="atLeast"/>
+        <w:rPr>
+          <w:rFonts w:ascii="Consolas" w:eastAsia="Times New Roman" w:hAnsi="Consolas" w:cs="Times New Roman"/>
+          <w:color w:val="BBBEBF"/>
+          <w:sz w:val="21"/>
+          <w:szCs w:val="21"/>
+        </w:rPr>
+      </w:pPr>
+      <w:r>
+        <w:rPr>
+          <w:rFonts w:ascii="Consolas" w:eastAsia="Times New Roman" w:hAnsi="Consolas" w:cs="Times New Roman"/>
+          <w:color w:val="8B949E"/>
+          <w:sz w:val="21"/>
+          <w:szCs w:val="21"/>
+        </w:rPr>
+        <w:t>/*</w:t>
+      </w:r>
+    </w:p>
+    <w:p>
+      <w:pPr>
+        <w:shd w:val="clear" w:color="auto" w:fill="121314"/>
+        <w:spacing w:after="0" w:line="285" w:lineRule="atLeast"/>
+        <w:rPr>
+          <w:rFonts w:ascii="Consolas" w:eastAsia="Times New Roman" w:hAnsi="Consolas" w:cs="Times New Roman"/>
+          <w:color w:val="BBBEBF"/>
+          <w:sz w:val="21"/>
+          <w:szCs w:val="21"/>
+        </w:rPr>
+      </w:pPr>
+      <w:r>
+        <w:rPr>
+          <w:rFonts w:ascii="Consolas" w:eastAsia="Times New Roman" w:hAnsi="Consolas" w:cs="Times New Roman"/>
+          <w:color w:val="8B949E"/>
+          <w:sz w:val="21"/>
+          <w:szCs w:val="21"/>
+        </w:rPr>
+        <w:t>Назва задачі:Автономність портативної зарядної станції</w:t>
+      </w:r>
+    </w:p>
+    <w:p>
+      <w:pPr>
+        <w:shd w:val="clear" w:color="auto" w:fill="121314"/>
+        <w:spacing w:after="0" w:line="285" w:lineRule="atLeast"/>
+        <w:rPr>
+          <w:rFonts w:ascii="Consolas" w:eastAsia="Times New Roman" w:hAnsi="Consolas" w:cs="Times New Roman"/>
+          <w:color w:val="BBBEBF"/>
+          <w:sz w:val="21"/>
+          <w:szCs w:val="21"/>
+        </w:rPr>
+      </w:pPr>
+      <w:r>
+        <w:rPr>
+          <w:rFonts w:ascii="Consolas" w:eastAsia="Times New Roman" w:hAnsi="Consolas" w:cs="Times New Roman"/>
+          <w:color w:val="8B949E"/>
+          <w:sz w:val="21"/>
+          <w:szCs w:val="21"/>
+        </w:rPr>
+        <w:t>Автор:Катерина Лисенко</w:t>
+      </w:r>
+    </w:p>
+    <w:p>
+      <w:pPr>
+        <w:shd w:val="clear" w:color="auto" w:fill="121314"/>
+        <w:spacing w:after="0" w:line="285" w:lineRule="atLeast"/>
+        <w:rPr>
+          <w:rFonts w:ascii="Consolas" w:eastAsia="Times New Roman" w:hAnsi="Consolas" w:cs="Times New Roman"/>
+          <w:color w:val="BBBEBF"/>
+          <w:sz w:val="21"/>
+          <w:szCs w:val="21"/>
+        </w:rPr>
+      </w:pPr>
+      <w:r>
+        <w:rPr>
+          <w:rFonts w:ascii="Consolas" w:eastAsia="Times New Roman" w:hAnsi="Consolas" w:cs="Times New Roman"/>
+          <w:color w:val="8B949E"/>
+          <w:sz w:val="21"/>
+          <w:szCs w:val="21"/>
+        </w:rPr>
+        <w:t>Номер групи:ШІ-12</w:t>
+      </w:r>
+    </w:p>
+    <w:p>
+      <w:pPr>
+        <w:shd w:val="clear" w:color="auto" w:fill="121314"/>
+        <w:spacing w:after="0" w:line="285" w:lineRule="atLeast"/>
+        <w:rPr>
+          <w:rFonts w:ascii="Consolas" w:eastAsia="Times New Roman" w:hAnsi="Consolas" w:cs="Times New Roman"/>
+          <w:color w:val="BBBEBF"/>
+          <w:sz w:val="21"/>
+          <w:szCs w:val="21"/>
+        </w:rPr>
+      </w:pPr>
+      <w:r>
+        <w:rPr>
+          <w:rFonts w:ascii="Consolas" w:eastAsia="Times New Roman" w:hAnsi="Consolas" w:cs="Times New Roman"/>
+          <w:color w:val="8B949E"/>
+          <w:sz w:val="21"/>
+          <w:szCs w:val="21"/>
+        </w:rPr>
+        <w:t>*/</w:t>
+      </w:r>
+    </w:p>
+    <w:p>
+      <w:pPr>
+        <w:shd w:val="clear" w:color="auto" w:fill="121314"/>
+        <w:spacing w:after="0" w:line="285" w:lineRule="atLeast"/>
+        <w:rPr>
+          <w:rFonts w:ascii="Consolas" w:eastAsia="Times New Roman" w:hAnsi="Consolas" w:cs="Times New Roman"/>
+          <w:color w:val="BBBEBF"/>
+          <w:sz w:val="21"/>
+          <w:szCs w:val="21"/>
+        </w:rPr>
+      </w:pPr>
+    </w:p>
+    <w:p>
+      <w:pPr>
+        <w:shd w:val="clear" w:color="auto" w:fill="121314"/>
+        <w:spacing w:after="0" w:line="285" w:lineRule="atLeast"/>
+        <w:rPr>
+          <w:rFonts w:ascii="Consolas" w:eastAsia="Times New Roman" w:hAnsi="Consolas" w:cs="Times New Roman"/>
+          <w:color w:val="BBBEBF"/>
+          <w:sz w:val="21"/>
+          <w:szCs w:val="21"/>
+        </w:rPr>
+      </w:pPr>
+      <w:r>
+        <w:rPr>
+          <w:rFonts w:ascii="Consolas" w:eastAsia="Times New Roman" w:hAnsi="Consolas" w:cs="Times New Roman"/>
+          <w:color w:val="C586C0"/>
+          <w:sz w:val="21"/>
+          <w:szCs w:val="21"/>
+        </w:rPr>
+        <w:t>#include</w:t>
+      </w:r>
+      <w:r>
+        <w:rPr>
+          <w:rFonts w:ascii="Consolas" w:eastAsia="Times New Roman" w:hAnsi="Consolas" w:cs="Times New Roman"/>
+          <w:color w:val="569CD6"/>
+          <w:sz w:val="21"/>
+          <w:szCs w:val="21"/>
+        </w:rPr>
+        <w:t xml:space="preserve"> </w:t>
+      </w:r>
+      <w:r>
+        <w:rPr>
+          <w:rFonts w:ascii="Consolas" w:eastAsia="Times New Roman" w:hAnsi="Consolas" w:cs="Times New Roman"/>
+          <w:color w:val="A5D6FF"/>
+          <w:sz w:val="21"/>
+          <w:szCs w:val="21"/>
+        </w:rPr>
+        <w:t>&lt;iostream&gt;</w:t>
+      </w:r>
+      <w:r>
+        <w:rPr>
+          <w:rFonts w:ascii="Consolas" w:eastAsia="Times New Roman" w:hAnsi="Consolas" w:cs="Times New Roman"/>
+          <w:color w:val="569CD6"/>
+          <w:sz w:val="21"/>
+          <w:szCs w:val="21"/>
+        </w:rPr>
+        <w:t xml:space="preserve"> </w:t>
+      </w:r>
+      <w:r>
+        <w:rPr>
+          <w:rFonts w:ascii="Consolas" w:eastAsia="Times New Roman" w:hAnsi="Consolas" w:cs="Times New Roman"/>
+          <w:color w:val="8B949E"/>
+          <w:sz w:val="21"/>
+          <w:szCs w:val="21"/>
+        </w:rPr>
+        <w:t>// для вводу-виводу</w:t>
+      </w:r>
+    </w:p>
+    <w:p>
+      <w:pPr>
+        <w:shd w:val="clear" w:color="auto" w:fill="121314"/>
+        <w:spacing w:after="0" w:line="285" w:lineRule="atLeast"/>
+        <w:rPr>
+          <w:rFonts w:ascii="Consolas" w:eastAsia="Times New Roman" w:hAnsi="Consolas" w:cs="Times New Roman"/>
+          <w:color w:val="BBBEBF"/>
+          <w:sz w:val="21"/>
+          <w:szCs w:val="21"/>
+        </w:rPr>
+      </w:pPr>
+      <w:r>
+        <w:rPr>
+          <w:rFonts w:ascii="Consolas" w:eastAsia="Times New Roman" w:hAnsi="Consolas" w:cs="Times New Roman"/>
+          <w:color w:val="C586C0"/>
+          <w:sz w:val="21"/>
+          <w:szCs w:val="21"/>
+        </w:rPr>
+        <w:t>#include</w:t>
+      </w:r>
+      <w:r>
+        <w:rPr>
+          <w:rFonts w:ascii="Consolas" w:eastAsia="Times New Roman" w:hAnsi="Consolas" w:cs="Times New Roman"/>
+          <w:color w:val="569CD6"/>
+          <w:sz w:val="21"/>
+          <w:szCs w:val="21"/>
+        </w:rPr>
+        <w:t xml:space="preserve"> </w:t>
+      </w:r>
+      <w:r>
+        <w:rPr>
+          <w:rFonts w:ascii="Consolas" w:eastAsia="Times New Roman" w:hAnsi="Consolas" w:cs="Times New Roman"/>
+          <w:color w:val="A5D6FF"/>
+          <w:sz w:val="21"/>
+          <w:szCs w:val="21"/>
+        </w:rPr>
+        <w:t>&lt;string&gt;</w:t>
+      </w:r>
+      <w:r>
+        <w:rPr>
+          <w:rFonts w:ascii="Consolas" w:eastAsia="Times New Roman" w:hAnsi="Consolas" w:cs="Times New Roman"/>
+          <w:color w:val="569CD6"/>
+          <w:sz w:val="21"/>
+          <w:szCs w:val="21"/>
+        </w:rPr>
+        <w:t xml:space="preserve"> </w:t>
+      </w:r>
+      <w:r>
+        <w:rPr>
+          <w:rFonts w:ascii="Consolas" w:eastAsia="Times New Roman" w:hAnsi="Consolas" w:cs="Times New Roman"/>
+          <w:color w:val="8B949E"/>
+          <w:sz w:val="21"/>
+          <w:szCs w:val="21"/>
+        </w:rPr>
+        <w:t>// для роботи з текстовими рядками</w:t>
+      </w:r>
+    </w:p>
+    <w:p>
+      <w:pPr>
+        <w:shd w:val="clear" w:color="auto" w:fill="121314"/>
+        <w:spacing w:after="0" w:line="285" w:lineRule="atLeast"/>
+        <w:rPr>
+          <w:rFonts w:ascii="Consolas" w:eastAsia="Times New Roman" w:hAnsi="Consolas" w:cs="Times New Roman"/>
+          <w:color w:val="BBBEBF"/>
+          <w:sz w:val="21"/>
+          <w:szCs w:val="21"/>
+        </w:rPr>
+      </w:pPr>
+      <w:r>
+        <w:rPr>
+          <w:rFonts w:ascii="Consolas" w:eastAsia="Times New Roman" w:hAnsi="Consolas" w:cs="Times New Roman"/>
+          <w:color w:val="C586C0"/>
+          <w:sz w:val="21"/>
+          <w:szCs w:val="21"/>
+        </w:rPr>
+        <w:t>#include</w:t>
+      </w:r>
+      <w:r>
+        <w:rPr>
+          <w:rFonts w:ascii="Consolas" w:eastAsia="Times New Roman" w:hAnsi="Consolas" w:cs="Times New Roman"/>
+          <w:color w:val="569CD6"/>
+          <w:sz w:val="21"/>
+          <w:szCs w:val="21"/>
+        </w:rPr>
+        <w:t xml:space="preserve"> </w:t>
+      </w:r>
+      <w:r>
+        <w:rPr>
+          <w:rFonts w:ascii="Consolas" w:eastAsia="Times New Roman" w:hAnsi="Consolas" w:cs="Times New Roman"/>
+          <w:color w:val="A5D6FF"/>
+          <w:sz w:val="21"/>
+          <w:szCs w:val="21"/>
+        </w:rPr>
+        <w:t>&lt;cmath&gt;</w:t>
+      </w:r>
+      <w:r>
+        <w:rPr>
+          <w:rFonts w:ascii="Consolas" w:eastAsia="Times New Roman" w:hAnsi="Consolas" w:cs="Times New Roman"/>
+          <w:color w:val="569CD6"/>
+          <w:sz w:val="21"/>
+          <w:szCs w:val="21"/>
+        </w:rPr>
+        <w:t xml:space="preserve"> </w:t>
+      </w:r>
+      <w:r>
+        <w:rPr>
+          <w:rFonts w:ascii="Consolas" w:eastAsia="Times New Roman" w:hAnsi="Consolas" w:cs="Times New Roman"/>
+          <w:color w:val="8B949E"/>
+          <w:sz w:val="21"/>
+          <w:szCs w:val="21"/>
+        </w:rPr>
+        <w:t>// для математичних функцій</w:t>
+      </w:r>
+    </w:p>
+    <w:p>
+      <w:pPr>
+        <w:shd w:val="clear" w:color="auto" w:fill="121314"/>
+        <w:spacing w:after="0" w:line="285" w:lineRule="atLeast"/>
+        <w:rPr>
+          <w:rFonts w:ascii="Consolas" w:eastAsia="Times New Roman" w:hAnsi="Consolas" w:cs="Times New Roman"/>
+          <w:color w:val="BBBEBF"/>
+          <w:sz w:val="21"/>
+          <w:szCs w:val="21"/>
+        </w:rPr>
+      </w:pPr>
+      <w:r>
+        <w:rPr>
+          <w:rFonts w:ascii="Consolas" w:eastAsia="Times New Roman" w:hAnsi="Consolas" w:cs="Times New Roman"/>
+          <w:color w:val="C586C0"/>
+          <w:sz w:val="21"/>
+          <w:szCs w:val="21"/>
+        </w:rPr>
+        <w:t>#include</w:t>
+      </w:r>
+      <w:r>
+        <w:rPr>
+          <w:rFonts w:ascii="Consolas" w:eastAsia="Times New Roman" w:hAnsi="Consolas" w:cs="Times New Roman"/>
+          <w:color w:val="569CD6"/>
+          <w:sz w:val="21"/>
+          <w:szCs w:val="21"/>
+        </w:rPr>
+        <w:t xml:space="preserve"> </w:t>
+      </w:r>
+      <w:r>
+        <w:rPr>
+          <w:rFonts w:ascii="Consolas" w:eastAsia="Times New Roman" w:hAnsi="Consolas" w:cs="Times New Roman"/>
+          <w:color w:val="A5D6FF"/>
+          <w:sz w:val="21"/>
+          <w:szCs w:val="21"/>
+        </w:rPr>
+        <w:t>&lt;iomanip&gt;</w:t>
+      </w:r>
+      <w:r>
+        <w:rPr>
+          <w:rFonts w:ascii="Consolas" w:eastAsia="Times New Roman" w:hAnsi="Consolas" w:cs="Times New Roman"/>
+          <w:color w:val="569CD6"/>
+          <w:sz w:val="21"/>
+          <w:szCs w:val="21"/>
+        </w:rPr>
+        <w:t xml:space="preserve"> </w:t>
+      </w:r>
+      <w:r>
+        <w:rPr>
+          <w:rFonts w:ascii="Consolas" w:eastAsia="Times New Roman" w:hAnsi="Consolas" w:cs="Times New Roman"/>
+          <w:color w:val="8B949E"/>
+          <w:sz w:val="21"/>
+          <w:szCs w:val="21"/>
+        </w:rPr>
+        <w:t>// для контролю знаків після коми</w:t>
+      </w:r>
+    </w:p>
+    <w:p>
+      <w:pPr>
+        <w:shd w:val="clear" w:color="auto" w:fill="121314"/>
+        <w:spacing w:after="0" w:line="285" w:lineRule="atLeast"/>
+        <w:rPr>
+          <w:rFonts w:ascii="Consolas" w:eastAsia="Times New Roman" w:hAnsi="Consolas" w:cs="Times New Roman"/>
+          <w:color w:val="BBBEBF"/>
+          <w:sz w:val="21"/>
+          <w:szCs w:val="21"/>
+        </w:rPr>
+      </w:pPr>
+      <w:r>
+        <w:rPr>
+          <w:rFonts w:ascii="Consolas" w:eastAsia="Times New Roman" w:hAnsi="Consolas" w:cs="Times New Roman"/>
+          <w:color w:val="C586C0"/>
+          <w:sz w:val="21"/>
+          <w:szCs w:val="21"/>
+        </w:rPr>
+        <w:t>using</w:t>
+      </w:r>
+      <w:r>
+        <w:rPr>
+          <w:rFonts w:ascii="Consolas" w:eastAsia="Times New Roman" w:hAnsi="Consolas" w:cs="Times New Roman"/>
+          <w:color w:val="BBBEBF"/>
+          <w:sz w:val="21"/>
+          <w:szCs w:val="21"/>
+        </w:rPr>
+        <w:t xml:space="preserve"> </w:t>
+      </w:r>
+      <w:r>
+        <w:rPr>
+          <w:rFonts w:ascii="Consolas" w:eastAsia="Times New Roman" w:hAnsi="Consolas" w:cs="Times New Roman"/>
+          <w:color w:val="FF7B72"/>
+          <w:sz w:val="21"/>
+          <w:szCs w:val="21"/>
+        </w:rPr>
+        <w:t>namespace</w:t>
+      </w:r>
+      <w:r>
+        <w:rPr>
+          <w:rFonts w:ascii="Consolas" w:eastAsia="Times New Roman" w:hAnsi="Consolas" w:cs="Times New Roman"/>
+          <w:color w:val="BBBEBF"/>
+          <w:sz w:val="21"/>
+          <w:szCs w:val="21"/>
+        </w:rPr>
+        <w:t xml:space="preserve"> </w:t>
+      </w:r>
+      <w:r>
+        <w:rPr>
+          <w:rFonts w:ascii="Consolas" w:eastAsia="Times New Roman" w:hAnsi="Consolas" w:cs="Times New Roman"/>
+          <w:color w:val="4EC9B0"/>
+          <w:sz w:val="21"/>
+          <w:szCs w:val="21"/>
+        </w:rPr>
+        <w:t>std</w:t>
+      </w:r>
+      <w:r>
+        <w:rPr>
+          <w:rFonts w:ascii="Consolas" w:eastAsia="Times New Roman" w:hAnsi="Consolas" w:cs="Times New Roman"/>
+          <w:color w:val="BBBEBF"/>
+          <w:sz w:val="21"/>
+          <w:szCs w:val="21"/>
+        </w:rPr>
+        <w:t>;</w:t>
+      </w:r>
+      <w:r>
+        <w:rPr>
+          <w:rFonts w:ascii="Consolas" w:eastAsia="Times New Roman" w:hAnsi="Consolas" w:cs="Times New Roman"/>
+          <w:color w:val="8B949E"/>
+          <w:sz w:val="21"/>
+          <w:szCs w:val="21"/>
+        </w:rPr>
+        <w:t xml:space="preserve"> // використання стандартного простору імен, щоб не писати std:: перед кожним елементом</w:t>
+      </w:r>
+    </w:p>
+    <w:p>
+      <w:pPr>
+        <w:shd w:val="clear" w:color="auto" w:fill="121314"/>
+        <w:spacing w:after="0" w:line="285" w:lineRule="atLeast"/>
+        <w:rPr>
+          <w:rFonts w:ascii="Consolas" w:eastAsia="Times New Roman" w:hAnsi="Consolas" w:cs="Times New Roman"/>
+          <w:color w:val="BBBEBF"/>
+          <w:sz w:val="21"/>
+          <w:szCs w:val="21"/>
+        </w:rPr>
+      </w:pPr>
+      <w:r>
+        <w:rPr>
+          <w:rFonts w:ascii="Consolas" w:eastAsia="Times New Roman" w:hAnsi="Consolas" w:cs="Times New Roman"/>
+          <w:color w:val="FF7B72"/>
+          <w:sz w:val="21"/>
+          <w:szCs w:val="21"/>
         </w:rPr>
         <w:lastRenderedPageBreak/>
-        <w:drawing>
-          <wp:anchor distT="0" distB="0" distL="114300" distR="114300" simplePos="0" relativeHeight="251684864" behindDoc="0" locked="0" layoutInCell="1" allowOverlap="1">
-            <wp:simplePos x="0" y="0"/>
-            <wp:positionH relativeFrom="page">
-              <wp:align>center</wp:align>
-            </wp:positionH>
-            <wp:positionV relativeFrom="paragraph">
-              <wp:posOffset>1565910</wp:posOffset>
-            </wp:positionV>
-            <wp:extent cx="6152515" cy="5476240"/>
-            <wp:effectExtent l="0" t="0" r="635" b="0"/>
-            <wp:wrapSquare wrapText="bothSides"/>
-            <wp:docPr id="28" name="Рисунок 28"/>
-            <wp:cNvGraphicFramePr>
-              <a:graphicFrameLocks xmlns:a="http://schemas.openxmlformats.org/drawingml/2006/main" noChangeAspect="1"/>
-            </wp:cNvGraphicFramePr>
-            <a:graphic xmlns:a="http://schemas.openxmlformats.org/drawingml/2006/main">
-              <a:graphicData uri="http://schemas.openxmlformats.org/drawingml/2006/picture">
-                <pic:pic xmlns:pic="http://schemas.openxmlformats.org/drawingml/2006/picture">
-                  <pic:nvPicPr>
-                    <pic:cNvPr id="1" name=""/>
-                    <pic:cNvPicPr/>
-                  </pic:nvPicPr>
-                  <pic:blipFill>
-                    <a:blip r:embed="rId46">
-                      <a:extLst>
-                        <a:ext uri="{28A0092B-C50C-407E-A947-70E740481C1C}">
-                          <a14:useLocalDpi xmlns:a14="http://schemas.microsoft.com/office/drawing/2010/main" val="0"/>
-                        </a:ext>
-                      </a:extLst>
-                    </a:blip>
-                    <a:stretch>
-                      <a:fillRect/>
-                    </a:stretch>
-                  </pic:blipFill>
-                  <pic:spPr>
-                    <a:xfrm>
-                      <a:off x="0" y="0"/>
-                      <a:ext cx="6152515" cy="5476240"/>
-                    </a:xfrm>
-                    <a:prstGeom prst="rect">
-                      <a:avLst/>
-                    </a:prstGeom>
-                  </pic:spPr>
-                </pic:pic>
-              </a:graphicData>
-            </a:graphic>
-            <wp14:sizeRelH relativeFrom="margin">
-              <wp14:pctWidth>0</wp14:pctWidth>
-            </wp14:sizeRelH>
-            <wp14:sizeRelV relativeFrom="margin">
-              <wp14:pctHeight>0</wp14:pctHeight>
-            </wp14:sizeRelV>
-          </wp:anchor>
-        </w:drawing>
-      </w:r>
-    </w:p>
-    <w:p>
-      <w:pPr>
-        <w:rPr>
-          <w:lang w:val="uk-UA"/>
-        </w:rPr>
-      </w:pPr>
-      <w:r>
-        <w:rPr>
-          <w:noProof/>
+        <w:t>int</w:t>
+      </w:r>
+      <w:r>
+        <w:rPr>
+          <w:rFonts w:ascii="Consolas" w:eastAsia="Times New Roman" w:hAnsi="Consolas" w:cs="Times New Roman"/>
+          <w:color w:val="BBBEBF"/>
+          <w:sz w:val="21"/>
+          <w:szCs w:val="21"/>
+        </w:rPr>
+        <w:t xml:space="preserve"> </w:t>
+      </w:r>
+      <w:r>
+        <w:rPr>
+          <w:rFonts w:ascii="Consolas" w:eastAsia="Times New Roman" w:hAnsi="Consolas" w:cs="Times New Roman"/>
+          <w:color w:val="D2A8FF"/>
+          <w:sz w:val="21"/>
+          <w:szCs w:val="21"/>
+        </w:rPr>
+        <w:t>main</w:t>
+      </w:r>
+      <w:r>
+        <w:rPr>
+          <w:rFonts w:ascii="Consolas" w:eastAsia="Times New Roman" w:hAnsi="Consolas" w:cs="Times New Roman"/>
+          <w:color w:val="BBBEBF"/>
+          <w:sz w:val="21"/>
+          <w:szCs w:val="21"/>
+        </w:rPr>
+        <w:t>() {</w:t>
+      </w:r>
+    </w:p>
+    <w:p>
+      <w:pPr>
+        <w:shd w:val="clear" w:color="auto" w:fill="121314"/>
+        <w:spacing w:after="0" w:line="285" w:lineRule="atLeast"/>
+        <w:rPr>
+          <w:rFonts w:ascii="Consolas" w:eastAsia="Times New Roman" w:hAnsi="Consolas" w:cs="Times New Roman"/>
+          <w:color w:val="BBBEBF"/>
+          <w:sz w:val="21"/>
+          <w:szCs w:val="21"/>
+        </w:rPr>
+      </w:pPr>
+      <w:r>
+        <w:rPr>
+          <w:rFonts w:ascii="Consolas" w:eastAsia="Times New Roman" w:hAnsi="Consolas" w:cs="Times New Roman"/>
+          <w:color w:val="8B949E"/>
+          <w:sz w:val="21"/>
+          <w:szCs w:val="21"/>
+        </w:rPr>
+        <w:t>    // Оголошення змінної для зберігання моделі станції</w:t>
+      </w:r>
+    </w:p>
+    <w:p>
+      <w:pPr>
+        <w:shd w:val="clear" w:color="auto" w:fill="121314"/>
+        <w:spacing w:after="0" w:line="285" w:lineRule="atLeast"/>
+        <w:rPr>
+          <w:rFonts w:ascii="Consolas" w:eastAsia="Times New Roman" w:hAnsi="Consolas" w:cs="Times New Roman"/>
+          <w:color w:val="BBBEBF"/>
+          <w:sz w:val="21"/>
+          <w:szCs w:val="21"/>
+        </w:rPr>
+      </w:pPr>
+      <w:r>
+        <w:rPr>
+          <w:rFonts w:ascii="Consolas" w:eastAsia="Times New Roman" w:hAnsi="Consolas" w:cs="Times New Roman"/>
+          <w:color w:val="BBBEBF"/>
+          <w:sz w:val="21"/>
+          <w:szCs w:val="21"/>
+        </w:rPr>
+        <w:t xml:space="preserve">    </w:t>
+      </w:r>
+      <w:r>
+        <w:rPr>
+          <w:rFonts w:ascii="Consolas" w:eastAsia="Times New Roman" w:hAnsi="Consolas" w:cs="Times New Roman"/>
+          <w:color w:val="4EC9B0"/>
+          <w:sz w:val="21"/>
+          <w:szCs w:val="21"/>
+        </w:rPr>
+        <w:t>string</w:t>
+      </w:r>
+      <w:r>
+        <w:rPr>
+          <w:rFonts w:ascii="Consolas" w:eastAsia="Times New Roman" w:hAnsi="Consolas" w:cs="Times New Roman"/>
+          <w:color w:val="BBBEBF"/>
+          <w:sz w:val="21"/>
+          <w:szCs w:val="21"/>
+        </w:rPr>
+        <w:t xml:space="preserve"> </w:t>
+      </w:r>
+      <w:r>
+        <w:rPr>
+          <w:rFonts w:ascii="Consolas" w:eastAsia="Times New Roman" w:hAnsi="Consolas" w:cs="Times New Roman"/>
+          <w:color w:val="C9D1D9"/>
+          <w:sz w:val="21"/>
+          <w:szCs w:val="21"/>
+        </w:rPr>
+        <w:t>station_model</w:t>
+      </w:r>
+      <w:r>
+        <w:rPr>
+          <w:rFonts w:ascii="Consolas" w:eastAsia="Times New Roman" w:hAnsi="Consolas" w:cs="Times New Roman"/>
+          <w:color w:val="BBBEBF"/>
+          <w:sz w:val="21"/>
+          <w:szCs w:val="21"/>
+        </w:rPr>
+        <w:t>;</w:t>
+      </w:r>
+    </w:p>
+    <w:p>
+      <w:pPr>
+        <w:shd w:val="clear" w:color="auto" w:fill="121314"/>
+        <w:spacing w:after="0" w:line="285" w:lineRule="atLeast"/>
+        <w:rPr>
+          <w:rFonts w:ascii="Consolas" w:eastAsia="Times New Roman" w:hAnsi="Consolas" w:cs="Times New Roman"/>
+          <w:color w:val="BBBEBF"/>
+          <w:sz w:val="21"/>
+          <w:szCs w:val="21"/>
+        </w:rPr>
+      </w:pPr>
+      <w:r>
+        <w:rPr>
+          <w:rFonts w:ascii="Consolas" w:eastAsia="Times New Roman" w:hAnsi="Consolas" w:cs="Times New Roman"/>
+          <w:color w:val="8B949E"/>
+          <w:sz w:val="21"/>
+          <w:szCs w:val="21"/>
+        </w:rPr>
+        <w:t>    // Виведення запиту на екран для користувача</w:t>
+      </w:r>
+    </w:p>
+    <w:p>
+      <w:pPr>
+        <w:shd w:val="clear" w:color="auto" w:fill="121314"/>
+        <w:spacing w:after="0" w:line="285" w:lineRule="atLeast"/>
+        <w:rPr>
+          <w:rFonts w:ascii="Consolas" w:eastAsia="Times New Roman" w:hAnsi="Consolas" w:cs="Times New Roman"/>
+          <w:color w:val="BBBEBF"/>
+          <w:sz w:val="21"/>
+          <w:szCs w:val="21"/>
+        </w:rPr>
+      </w:pPr>
+      <w:r>
+        <w:rPr>
+          <w:rFonts w:ascii="Consolas" w:eastAsia="Times New Roman" w:hAnsi="Consolas" w:cs="Times New Roman"/>
+          <w:color w:val="BBBEBF"/>
+          <w:sz w:val="21"/>
+          <w:szCs w:val="21"/>
+        </w:rPr>
+        <w:t xml:space="preserve">    </w:t>
+      </w:r>
+      <w:r>
+        <w:rPr>
+          <w:rFonts w:ascii="Consolas" w:eastAsia="Times New Roman" w:hAnsi="Consolas" w:cs="Times New Roman"/>
+          <w:color w:val="C9D1D9"/>
+          <w:sz w:val="21"/>
+          <w:szCs w:val="21"/>
+        </w:rPr>
+        <w:t>cout</w:t>
+      </w:r>
+      <w:r>
+        <w:rPr>
+          <w:rFonts w:ascii="Consolas" w:eastAsia="Times New Roman" w:hAnsi="Consolas" w:cs="Times New Roman"/>
+          <w:color w:val="BBBEBF"/>
+          <w:sz w:val="21"/>
+          <w:szCs w:val="21"/>
+        </w:rPr>
+        <w:t xml:space="preserve"> </w:t>
+      </w:r>
+      <w:r>
+        <w:rPr>
+          <w:rFonts w:ascii="Consolas" w:eastAsia="Times New Roman" w:hAnsi="Consolas" w:cs="Times New Roman"/>
+          <w:color w:val="D2A8FF"/>
+          <w:sz w:val="21"/>
+          <w:szCs w:val="21"/>
+        </w:rPr>
+        <w:t>&lt;&lt;</w:t>
+      </w:r>
+      <w:r>
+        <w:rPr>
+          <w:rFonts w:ascii="Consolas" w:eastAsia="Times New Roman" w:hAnsi="Consolas" w:cs="Times New Roman"/>
+          <w:color w:val="BBBEBF"/>
+          <w:sz w:val="21"/>
+          <w:szCs w:val="21"/>
+        </w:rPr>
+        <w:t xml:space="preserve"> </w:t>
+      </w:r>
+      <w:r>
+        <w:rPr>
+          <w:rFonts w:ascii="Consolas" w:eastAsia="Times New Roman" w:hAnsi="Consolas" w:cs="Times New Roman"/>
+          <w:color w:val="A5D6FF"/>
+          <w:sz w:val="21"/>
+          <w:szCs w:val="21"/>
+        </w:rPr>
+        <w:t>"Введіть назву станції: "</w:t>
+      </w:r>
+      <w:r>
+        <w:rPr>
+          <w:rFonts w:ascii="Consolas" w:eastAsia="Times New Roman" w:hAnsi="Consolas" w:cs="Times New Roman"/>
+          <w:color w:val="BBBEBF"/>
+          <w:sz w:val="21"/>
+          <w:szCs w:val="21"/>
+        </w:rPr>
+        <w:t>;</w:t>
+      </w:r>
+    </w:p>
+    <w:p>
+      <w:pPr>
+        <w:shd w:val="clear" w:color="auto" w:fill="121314"/>
+        <w:spacing w:after="0" w:line="285" w:lineRule="atLeast"/>
+        <w:rPr>
+          <w:rFonts w:ascii="Consolas" w:eastAsia="Times New Roman" w:hAnsi="Consolas" w:cs="Times New Roman"/>
+          <w:color w:val="BBBEBF"/>
+          <w:sz w:val="21"/>
+          <w:szCs w:val="21"/>
+        </w:rPr>
+      </w:pPr>
+      <w:r>
+        <w:rPr>
+          <w:rFonts w:ascii="Consolas" w:eastAsia="Times New Roman" w:hAnsi="Consolas" w:cs="Times New Roman"/>
+          <w:color w:val="8B949E"/>
+          <w:sz w:val="21"/>
+          <w:szCs w:val="21"/>
+        </w:rPr>
+        <w:t>    // Зчитування повного рядка разом з усіма знаками у змінну station_model</w:t>
+      </w:r>
+    </w:p>
+    <w:p>
+      <w:pPr>
+        <w:shd w:val="clear" w:color="auto" w:fill="121314"/>
+        <w:spacing w:after="0" w:line="285" w:lineRule="atLeast"/>
+        <w:rPr>
+          <w:rFonts w:ascii="Consolas" w:eastAsia="Times New Roman" w:hAnsi="Consolas" w:cs="Times New Roman"/>
+          <w:color w:val="BBBEBF"/>
+          <w:sz w:val="21"/>
+          <w:szCs w:val="21"/>
+        </w:rPr>
+      </w:pPr>
+      <w:r>
+        <w:rPr>
+          <w:rFonts w:ascii="Consolas" w:eastAsia="Times New Roman" w:hAnsi="Consolas" w:cs="Times New Roman"/>
+          <w:color w:val="BBBEBF"/>
+          <w:sz w:val="21"/>
+          <w:szCs w:val="21"/>
+        </w:rPr>
+        <w:t xml:space="preserve">    </w:t>
+      </w:r>
+      <w:r>
+        <w:rPr>
+          <w:rFonts w:ascii="Consolas" w:eastAsia="Times New Roman" w:hAnsi="Consolas" w:cs="Times New Roman"/>
+          <w:color w:val="D2A8FF"/>
+          <w:sz w:val="21"/>
+          <w:szCs w:val="21"/>
+        </w:rPr>
+        <w:t>getline</w:t>
+      </w:r>
+      <w:r>
+        <w:rPr>
+          <w:rFonts w:ascii="Consolas" w:eastAsia="Times New Roman" w:hAnsi="Consolas" w:cs="Times New Roman"/>
+          <w:color w:val="BBBEBF"/>
+          <w:sz w:val="21"/>
+          <w:szCs w:val="21"/>
+        </w:rPr>
+        <w:t>(</w:t>
+      </w:r>
+      <w:r>
+        <w:rPr>
+          <w:rFonts w:ascii="Consolas" w:eastAsia="Times New Roman" w:hAnsi="Consolas" w:cs="Times New Roman"/>
+          <w:color w:val="C9D1D9"/>
+          <w:sz w:val="21"/>
+          <w:szCs w:val="21"/>
+        </w:rPr>
+        <w:t>cin</w:t>
+      </w:r>
+      <w:r>
+        <w:rPr>
+          <w:rFonts w:ascii="Consolas" w:eastAsia="Times New Roman" w:hAnsi="Consolas" w:cs="Times New Roman"/>
+          <w:color w:val="BBBEBF"/>
+          <w:sz w:val="21"/>
+          <w:szCs w:val="21"/>
+        </w:rPr>
+        <w:t xml:space="preserve">, </w:t>
+      </w:r>
+      <w:r>
+        <w:rPr>
+          <w:rFonts w:ascii="Consolas" w:eastAsia="Times New Roman" w:hAnsi="Consolas" w:cs="Times New Roman"/>
+          <w:color w:val="C9D1D9"/>
+          <w:sz w:val="21"/>
+          <w:szCs w:val="21"/>
+        </w:rPr>
+        <w:t>station_model</w:t>
+      </w:r>
+      <w:r>
+        <w:rPr>
+          <w:rFonts w:ascii="Consolas" w:eastAsia="Times New Roman" w:hAnsi="Consolas" w:cs="Times New Roman"/>
+          <w:color w:val="BBBEBF"/>
+          <w:sz w:val="21"/>
+          <w:szCs w:val="21"/>
+        </w:rPr>
+        <w:t>);</w:t>
+      </w:r>
+    </w:p>
+    <w:p>
+      <w:pPr>
+        <w:shd w:val="clear" w:color="auto" w:fill="121314"/>
+        <w:spacing w:after="0" w:line="285" w:lineRule="atLeast"/>
+        <w:rPr>
+          <w:rFonts w:ascii="Consolas" w:eastAsia="Times New Roman" w:hAnsi="Consolas" w:cs="Times New Roman"/>
+          <w:color w:val="BBBEBF"/>
+          <w:sz w:val="21"/>
+          <w:szCs w:val="21"/>
+        </w:rPr>
+      </w:pPr>
+      <w:r>
+        <w:rPr>
+          <w:rFonts w:ascii="Consolas" w:eastAsia="Times New Roman" w:hAnsi="Consolas" w:cs="Times New Roman"/>
+          <w:color w:val="8B949E"/>
+          <w:sz w:val="21"/>
+          <w:szCs w:val="21"/>
+        </w:rPr>
+        <w:t>    // Перевірка довжини назви станції: якщо вона перевищує 31 символ про помилку і завершуємо програму з кодом 1</w:t>
+      </w:r>
+    </w:p>
+    <w:p>
+      <w:pPr>
+        <w:shd w:val="clear" w:color="auto" w:fill="121314"/>
+        <w:spacing w:after="0" w:line="285" w:lineRule="atLeast"/>
+        <w:rPr>
+          <w:rFonts w:ascii="Consolas" w:eastAsia="Times New Roman" w:hAnsi="Consolas" w:cs="Times New Roman"/>
+          <w:color w:val="BBBEBF"/>
+          <w:sz w:val="21"/>
+          <w:szCs w:val="21"/>
+        </w:rPr>
+      </w:pPr>
+      <w:r>
+        <w:rPr>
+          <w:rFonts w:ascii="Consolas" w:eastAsia="Times New Roman" w:hAnsi="Consolas" w:cs="Times New Roman"/>
+          <w:color w:val="BBBEBF"/>
+          <w:sz w:val="21"/>
+          <w:szCs w:val="21"/>
+        </w:rPr>
+        <w:t xml:space="preserve">    </w:t>
+      </w:r>
+      <w:r>
+        <w:rPr>
+          <w:rFonts w:ascii="Consolas" w:eastAsia="Times New Roman" w:hAnsi="Consolas" w:cs="Times New Roman"/>
+          <w:color w:val="C586C0"/>
+          <w:sz w:val="21"/>
+          <w:szCs w:val="21"/>
+        </w:rPr>
+        <w:t>if</w:t>
+      </w:r>
+      <w:r>
+        <w:rPr>
+          <w:rFonts w:ascii="Consolas" w:eastAsia="Times New Roman" w:hAnsi="Consolas" w:cs="Times New Roman"/>
+          <w:color w:val="BBBEBF"/>
+          <w:sz w:val="21"/>
+          <w:szCs w:val="21"/>
+        </w:rPr>
+        <w:t>(</w:t>
+      </w:r>
+      <w:r>
+        <w:rPr>
+          <w:rFonts w:ascii="Consolas" w:eastAsia="Times New Roman" w:hAnsi="Consolas" w:cs="Times New Roman"/>
+          <w:color w:val="C9D1D9"/>
+          <w:sz w:val="21"/>
+          <w:szCs w:val="21"/>
+        </w:rPr>
+        <w:t>station_model</w:t>
+      </w:r>
+      <w:r>
+        <w:rPr>
+          <w:rFonts w:ascii="Consolas" w:eastAsia="Times New Roman" w:hAnsi="Consolas" w:cs="Times New Roman"/>
+          <w:color w:val="BBBEBF"/>
+          <w:sz w:val="21"/>
+          <w:szCs w:val="21"/>
+        </w:rPr>
+        <w:t>.</w:t>
+      </w:r>
+      <w:r>
+        <w:rPr>
+          <w:rFonts w:ascii="Consolas" w:eastAsia="Times New Roman" w:hAnsi="Consolas" w:cs="Times New Roman"/>
+          <w:color w:val="D2A8FF"/>
+          <w:sz w:val="21"/>
+          <w:szCs w:val="21"/>
+        </w:rPr>
+        <w:t>length</w:t>
+      </w:r>
+      <w:r>
+        <w:rPr>
+          <w:rFonts w:ascii="Consolas" w:eastAsia="Times New Roman" w:hAnsi="Consolas" w:cs="Times New Roman"/>
+          <w:color w:val="BBBEBF"/>
+          <w:sz w:val="21"/>
+          <w:szCs w:val="21"/>
+        </w:rPr>
+        <w:t xml:space="preserve">() </w:t>
+      </w:r>
+      <w:r>
+        <w:rPr>
+          <w:rFonts w:ascii="Consolas" w:eastAsia="Times New Roman" w:hAnsi="Consolas" w:cs="Times New Roman"/>
+          <w:color w:val="D4D4D4"/>
+          <w:sz w:val="21"/>
+          <w:szCs w:val="21"/>
+        </w:rPr>
+        <w:t>&gt;</w:t>
+      </w:r>
+      <w:r>
+        <w:rPr>
+          <w:rFonts w:ascii="Consolas" w:eastAsia="Times New Roman" w:hAnsi="Consolas" w:cs="Times New Roman"/>
+          <w:color w:val="BBBEBF"/>
+          <w:sz w:val="21"/>
+          <w:szCs w:val="21"/>
+        </w:rPr>
+        <w:t xml:space="preserve"> </w:t>
+      </w:r>
+      <w:r>
+        <w:rPr>
+          <w:rFonts w:ascii="Consolas" w:eastAsia="Times New Roman" w:hAnsi="Consolas" w:cs="Times New Roman"/>
+          <w:color w:val="B5CEA8"/>
+          <w:sz w:val="21"/>
+          <w:szCs w:val="21"/>
+        </w:rPr>
+        <w:t>31</w:t>
+      </w:r>
+      <w:r>
+        <w:rPr>
+          <w:rFonts w:ascii="Consolas" w:eastAsia="Times New Roman" w:hAnsi="Consolas" w:cs="Times New Roman"/>
+          <w:color w:val="BBBEBF"/>
+          <w:sz w:val="21"/>
+          <w:szCs w:val="21"/>
+        </w:rPr>
+        <w:t xml:space="preserve">) </w:t>
+      </w:r>
+      <w:r>
+        <w:rPr>
+          <w:rFonts w:ascii="Consolas" w:eastAsia="Times New Roman" w:hAnsi="Consolas" w:cs="Times New Roman"/>
+          <w:color w:val="C9D1D9"/>
+          <w:sz w:val="21"/>
+          <w:szCs w:val="21"/>
+        </w:rPr>
+        <w:t>{</w:t>
+      </w:r>
+    </w:p>
+    <w:p>
+      <w:pPr>
+        <w:shd w:val="clear" w:color="auto" w:fill="121314"/>
+        <w:spacing w:after="0" w:line="285" w:lineRule="atLeast"/>
+        <w:rPr>
+          <w:rFonts w:ascii="Consolas" w:eastAsia="Times New Roman" w:hAnsi="Consolas" w:cs="Times New Roman"/>
+          <w:color w:val="BBBEBF"/>
+          <w:sz w:val="21"/>
+          <w:szCs w:val="21"/>
+        </w:rPr>
+      </w:pPr>
+      <w:r>
+        <w:rPr>
+          <w:rFonts w:ascii="Consolas" w:eastAsia="Times New Roman" w:hAnsi="Consolas" w:cs="Times New Roman"/>
+          <w:color w:val="C9D1D9"/>
+          <w:sz w:val="21"/>
+          <w:szCs w:val="21"/>
+        </w:rPr>
+        <w:t xml:space="preserve">        cout </w:t>
+      </w:r>
+      <w:r>
+        <w:rPr>
+          <w:rFonts w:ascii="Consolas" w:eastAsia="Times New Roman" w:hAnsi="Consolas" w:cs="Times New Roman"/>
+          <w:color w:val="D2A8FF"/>
+          <w:sz w:val="21"/>
+          <w:szCs w:val="21"/>
+        </w:rPr>
+        <w:t>&lt;&lt;</w:t>
+      </w:r>
+      <w:r>
+        <w:rPr>
+          <w:rFonts w:ascii="Consolas" w:eastAsia="Times New Roman" w:hAnsi="Consolas" w:cs="Times New Roman"/>
+          <w:color w:val="C9D1D9"/>
+          <w:sz w:val="21"/>
+          <w:szCs w:val="21"/>
+        </w:rPr>
+        <w:t xml:space="preserve"> </w:t>
+      </w:r>
+      <w:r>
+        <w:rPr>
+          <w:rFonts w:ascii="Consolas" w:eastAsia="Times New Roman" w:hAnsi="Consolas" w:cs="Times New Roman"/>
+          <w:color w:val="A5D6FF"/>
+          <w:sz w:val="21"/>
+          <w:szCs w:val="21"/>
+        </w:rPr>
+        <w:t>"Назва станції занадто довга!"</w:t>
+      </w:r>
+      <w:r>
+        <w:rPr>
+          <w:rFonts w:ascii="Consolas" w:eastAsia="Times New Roman" w:hAnsi="Consolas" w:cs="Times New Roman"/>
+          <w:color w:val="C9D1D9"/>
+          <w:sz w:val="21"/>
+          <w:szCs w:val="21"/>
+        </w:rPr>
+        <w:t xml:space="preserve"> </w:t>
+      </w:r>
+      <w:r>
+        <w:rPr>
+          <w:rFonts w:ascii="Consolas" w:eastAsia="Times New Roman" w:hAnsi="Consolas" w:cs="Times New Roman"/>
+          <w:color w:val="D2A8FF"/>
+          <w:sz w:val="21"/>
+          <w:szCs w:val="21"/>
+        </w:rPr>
+        <w:t>&lt;&lt;</w:t>
+      </w:r>
+      <w:r>
+        <w:rPr>
+          <w:rFonts w:ascii="Consolas" w:eastAsia="Times New Roman" w:hAnsi="Consolas" w:cs="Times New Roman"/>
+          <w:color w:val="C9D1D9"/>
+          <w:sz w:val="21"/>
+          <w:szCs w:val="21"/>
+        </w:rPr>
+        <w:t xml:space="preserve"> </w:t>
+      </w:r>
+      <w:r>
+        <w:rPr>
+          <w:rFonts w:ascii="Consolas" w:eastAsia="Times New Roman" w:hAnsi="Consolas" w:cs="Times New Roman"/>
+          <w:color w:val="D2A8FF"/>
+          <w:sz w:val="21"/>
+          <w:szCs w:val="21"/>
+        </w:rPr>
+        <w:t>endl</w:t>
+      </w:r>
+      <w:r>
+        <w:rPr>
+          <w:rFonts w:ascii="Consolas" w:eastAsia="Times New Roman" w:hAnsi="Consolas" w:cs="Times New Roman"/>
+          <w:color w:val="C9D1D9"/>
+          <w:sz w:val="21"/>
+          <w:szCs w:val="21"/>
+        </w:rPr>
+        <w:t>;</w:t>
+      </w:r>
+      <w:r>
+        <w:rPr>
+          <w:rFonts w:ascii="Consolas" w:eastAsia="Times New Roman" w:hAnsi="Consolas" w:cs="Times New Roman"/>
+          <w:color w:val="8B949E"/>
+          <w:sz w:val="21"/>
+          <w:szCs w:val="21"/>
+        </w:rPr>
+        <w:t xml:space="preserve"> // виводимо повідомлення про помилку</w:t>
+      </w:r>
+    </w:p>
+    <w:p>
+      <w:pPr>
+        <w:shd w:val="clear" w:color="auto" w:fill="121314"/>
+        <w:spacing w:after="0" w:line="285" w:lineRule="atLeast"/>
+        <w:rPr>
+          <w:rFonts w:ascii="Consolas" w:eastAsia="Times New Roman" w:hAnsi="Consolas" w:cs="Times New Roman"/>
+          <w:color w:val="BBBEBF"/>
+          <w:sz w:val="21"/>
+          <w:szCs w:val="21"/>
+        </w:rPr>
+      </w:pPr>
+      <w:r>
+        <w:rPr>
+          <w:rFonts w:ascii="Consolas" w:eastAsia="Times New Roman" w:hAnsi="Consolas" w:cs="Times New Roman"/>
+          <w:color w:val="C9D1D9"/>
+          <w:sz w:val="21"/>
+          <w:szCs w:val="21"/>
+        </w:rPr>
+        <w:t xml:space="preserve">        </w:t>
+      </w:r>
+      <w:r>
+        <w:rPr>
+          <w:rFonts w:ascii="Consolas" w:eastAsia="Times New Roman" w:hAnsi="Consolas" w:cs="Times New Roman"/>
+          <w:color w:val="C586C0"/>
+          <w:sz w:val="21"/>
+          <w:szCs w:val="21"/>
+        </w:rPr>
+        <w:t>return</w:t>
+      </w:r>
+      <w:r>
+        <w:rPr>
+          <w:rFonts w:ascii="Consolas" w:eastAsia="Times New Roman" w:hAnsi="Consolas" w:cs="Times New Roman"/>
+          <w:color w:val="C9D1D9"/>
+          <w:sz w:val="21"/>
+          <w:szCs w:val="21"/>
+        </w:rPr>
+        <w:t xml:space="preserve"> </w:t>
+      </w:r>
+      <w:r>
+        <w:rPr>
+          <w:rFonts w:ascii="Consolas" w:eastAsia="Times New Roman" w:hAnsi="Consolas" w:cs="Times New Roman"/>
+          <w:color w:val="B5CEA8"/>
+          <w:sz w:val="21"/>
+          <w:szCs w:val="21"/>
+        </w:rPr>
+        <w:t>1</w:t>
+      </w:r>
+      <w:r>
+        <w:rPr>
+          <w:rFonts w:ascii="Consolas" w:eastAsia="Times New Roman" w:hAnsi="Consolas" w:cs="Times New Roman"/>
+          <w:color w:val="C9D1D9"/>
+          <w:sz w:val="21"/>
+          <w:szCs w:val="21"/>
+        </w:rPr>
+        <w:t>;</w:t>
+      </w:r>
+      <w:r>
+        <w:rPr>
+          <w:rFonts w:ascii="Consolas" w:eastAsia="Times New Roman" w:hAnsi="Consolas" w:cs="Times New Roman"/>
+          <w:color w:val="8B949E"/>
+          <w:sz w:val="21"/>
+          <w:szCs w:val="21"/>
+        </w:rPr>
+        <w:t xml:space="preserve"> // Завершення програми з кодом 1, що означає помилку</w:t>
+      </w:r>
+    </w:p>
+    <w:p>
+      <w:pPr>
+        <w:shd w:val="clear" w:color="auto" w:fill="121314"/>
+        <w:spacing w:after="0" w:line="285" w:lineRule="atLeast"/>
+        <w:rPr>
+          <w:rFonts w:ascii="Consolas" w:eastAsia="Times New Roman" w:hAnsi="Consolas" w:cs="Times New Roman"/>
+          <w:color w:val="BBBEBF"/>
+          <w:sz w:val="21"/>
+          <w:szCs w:val="21"/>
+        </w:rPr>
+      </w:pPr>
+      <w:r>
+        <w:rPr>
+          <w:rFonts w:ascii="Consolas" w:eastAsia="Times New Roman" w:hAnsi="Consolas" w:cs="Times New Roman"/>
+          <w:color w:val="C9D1D9"/>
+          <w:sz w:val="21"/>
+          <w:szCs w:val="21"/>
+        </w:rPr>
+        <w:t>    }</w:t>
+      </w:r>
+    </w:p>
+    <w:p>
+      <w:pPr>
+        <w:shd w:val="clear" w:color="auto" w:fill="121314"/>
+        <w:spacing w:after="0" w:line="285" w:lineRule="atLeast"/>
+        <w:rPr>
+          <w:rFonts w:ascii="Consolas" w:eastAsia="Times New Roman" w:hAnsi="Consolas" w:cs="Times New Roman"/>
+          <w:color w:val="BBBEBF"/>
+          <w:sz w:val="21"/>
+          <w:szCs w:val="21"/>
+        </w:rPr>
+      </w:pPr>
+      <w:r>
+        <w:rPr>
+          <w:rFonts w:ascii="Consolas" w:eastAsia="Times New Roman" w:hAnsi="Consolas" w:cs="Times New Roman"/>
+          <w:color w:val="8B949E"/>
+          <w:sz w:val="21"/>
+          <w:szCs w:val="21"/>
+        </w:rPr>
+        <w:t>    // Перевірка наявності пробілів у назві станції</w:t>
+      </w:r>
+    </w:p>
+    <w:p>
+      <w:pPr>
+        <w:shd w:val="clear" w:color="auto" w:fill="121314"/>
+        <w:spacing w:after="0" w:line="285" w:lineRule="atLeast"/>
+        <w:rPr>
+          <w:rFonts w:ascii="Consolas" w:eastAsia="Times New Roman" w:hAnsi="Consolas" w:cs="Times New Roman"/>
+          <w:color w:val="BBBEBF"/>
+          <w:sz w:val="21"/>
+          <w:szCs w:val="21"/>
+        </w:rPr>
+      </w:pPr>
+      <w:r>
+        <w:rPr>
+          <w:rFonts w:ascii="Consolas" w:eastAsia="Times New Roman" w:hAnsi="Consolas" w:cs="Times New Roman"/>
+          <w:color w:val="8B949E"/>
+          <w:sz w:val="21"/>
+          <w:szCs w:val="21"/>
+        </w:rPr>
+        <w:t>    // Функція find " " шукає пробіл, якщо він знайдений результат буде не рівний string::npos, що означає, що пробіл знайдено</w:t>
+      </w:r>
+    </w:p>
+    <w:p>
+      <w:pPr>
+        <w:shd w:val="clear" w:color="auto" w:fill="121314"/>
+        <w:spacing w:after="0" w:line="285" w:lineRule="atLeast"/>
+        <w:rPr>
+          <w:rFonts w:ascii="Consolas" w:eastAsia="Times New Roman" w:hAnsi="Consolas" w:cs="Times New Roman"/>
+          <w:color w:val="BBBEBF"/>
+          <w:sz w:val="21"/>
+          <w:szCs w:val="21"/>
+        </w:rPr>
+      </w:pPr>
+      <w:r>
+        <w:rPr>
+          <w:rFonts w:ascii="Consolas" w:eastAsia="Times New Roman" w:hAnsi="Consolas" w:cs="Times New Roman"/>
+          <w:color w:val="BBBEBF"/>
+          <w:sz w:val="21"/>
+          <w:szCs w:val="21"/>
+        </w:rPr>
+        <w:t xml:space="preserve">    </w:t>
+      </w:r>
+      <w:r>
+        <w:rPr>
+          <w:rFonts w:ascii="Consolas" w:eastAsia="Times New Roman" w:hAnsi="Consolas" w:cs="Times New Roman"/>
+          <w:color w:val="C586C0"/>
+          <w:sz w:val="21"/>
+          <w:szCs w:val="21"/>
+        </w:rPr>
+        <w:t>if</w:t>
+      </w:r>
+      <w:r>
+        <w:rPr>
+          <w:rFonts w:ascii="Consolas" w:eastAsia="Times New Roman" w:hAnsi="Consolas" w:cs="Times New Roman"/>
+          <w:color w:val="BBBEBF"/>
+          <w:sz w:val="21"/>
+          <w:szCs w:val="21"/>
+        </w:rPr>
+        <w:t>(</w:t>
+      </w:r>
+      <w:r>
+        <w:rPr>
+          <w:rFonts w:ascii="Consolas" w:eastAsia="Times New Roman" w:hAnsi="Consolas" w:cs="Times New Roman"/>
+          <w:color w:val="C9D1D9"/>
+          <w:sz w:val="21"/>
+          <w:szCs w:val="21"/>
+        </w:rPr>
+        <w:t>station_model</w:t>
+      </w:r>
+      <w:r>
+        <w:rPr>
+          <w:rFonts w:ascii="Consolas" w:eastAsia="Times New Roman" w:hAnsi="Consolas" w:cs="Times New Roman"/>
+          <w:color w:val="BBBEBF"/>
+          <w:sz w:val="21"/>
+          <w:szCs w:val="21"/>
+        </w:rPr>
+        <w:t>.</w:t>
+      </w:r>
+      <w:r>
+        <w:rPr>
+          <w:rFonts w:ascii="Consolas" w:eastAsia="Times New Roman" w:hAnsi="Consolas" w:cs="Times New Roman"/>
+          <w:color w:val="D2A8FF"/>
+          <w:sz w:val="21"/>
+          <w:szCs w:val="21"/>
+        </w:rPr>
+        <w:t>find</w:t>
+      </w:r>
+      <w:r>
+        <w:rPr>
+          <w:rFonts w:ascii="Consolas" w:eastAsia="Times New Roman" w:hAnsi="Consolas" w:cs="Times New Roman"/>
+          <w:color w:val="BBBEBF"/>
+          <w:sz w:val="21"/>
+          <w:szCs w:val="21"/>
+        </w:rPr>
+        <w:t>(</w:t>
+      </w:r>
+      <w:r>
+        <w:rPr>
+          <w:rFonts w:ascii="Consolas" w:eastAsia="Times New Roman" w:hAnsi="Consolas" w:cs="Times New Roman"/>
+          <w:color w:val="A5D6FF"/>
+          <w:sz w:val="21"/>
+          <w:szCs w:val="21"/>
+        </w:rPr>
+        <w:t>" "</w:t>
+      </w:r>
+      <w:r>
+        <w:rPr>
+          <w:rFonts w:ascii="Consolas" w:eastAsia="Times New Roman" w:hAnsi="Consolas" w:cs="Times New Roman"/>
+          <w:color w:val="BBBEBF"/>
+          <w:sz w:val="21"/>
+          <w:szCs w:val="21"/>
+        </w:rPr>
+        <w:t xml:space="preserve">) </w:t>
+      </w:r>
+      <w:r>
+        <w:rPr>
+          <w:rFonts w:ascii="Consolas" w:eastAsia="Times New Roman" w:hAnsi="Consolas" w:cs="Times New Roman"/>
+          <w:color w:val="D4D4D4"/>
+          <w:sz w:val="21"/>
+          <w:szCs w:val="21"/>
+        </w:rPr>
+        <w:t>!=</w:t>
+      </w:r>
+      <w:r>
+        <w:rPr>
+          <w:rFonts w:ascii="Consolas" w:eastAsia="Times New Roman" w:hAnsi="Consolas" w:cs="Times New Roman"/>
+          <w:color w:val="BBBEBF"/>
+          <w:sz w:val="21"/>
+          <w:szCs w:val="21"/>
+        </w:rPr>
+        <w:t xml:space="preserve"> </w:t>
+      </w:r>
+      <w:r>
+        <w:rPr>
+          <w:rFonts w:ascii="Consolas" w:eastAsia="Times New Roman" w:hAnsi="Consolas" w:cs="Times New Roman"/>
+          <w:color w:val="4EC9B0"/>
+          <w:sz w:val="21"/>
+          <w:szCs w:val="21"/>
+        </w:rPr>
+        <w:t>string</w:t>
+      </w:r>
+      <w:r>
+        <w:rPr>
+          <w:rFonts w:ascii="Consolas" w:eastAsia="Times New Roman" w:hAnsi="Consolas" w:cs="Times New Roman"/>
+          <w:color w:val="BBBEBF"/>
+          <w:sz w:val="21"/>
+          <w:szCs w:val="21"/>
+        </w:rPr>
+        <w:t>::</w:t>
+      </w:r>
+      <w:r>
+        <w:rPr>
+          <w:rFonts w:ascii="Consolas" w:eastAsia="Times New Roman" w:hAnsi="Consolas" w:cs="Times New Roman"/>
+          <w:color w:val="C9D1D9"/>
+          <w:sz w:val="21"/>
+          <w:szCs w:val="21"/>
+        </w:rPr>
+        <w:t>npos</w:t>
+      </w:r>
+      <w:r>
+        <w:rPr>
+          <w:rFonts w:ascii="Consolas" w:eastAsia="Times New Roman" w:hAnsi="Consolas" w:cs="Times New Roman"/>
+          <w:color w:val="BBBEBF"/>
+          <w:sz w:val="21"/>
+          <w:szCs w:val="21"/>
+        </w:rPr>
+        <w:t xml:space="preserve">) </w:t>
+      </w:r>
+      <w:r>
+        <w:rPr>
+          <w:rFonts w:ascii="Consolas" w:eastAsia="Times New Roman" w:hAnsi="Consolas" w:cs="Times New Roman"/>
+          <w:color w:val="C9D1D9"/>
+          <w:sz w:val="21"/>
+          <w:szCs w:val="21"/>
+        </w:rPr>
+        <w:t>{</w:t>
+      </w:r>
+    </w:p>
+    <w:p>
+      <w:pPr>
+        <w:shd w:val="clear" w:color="auto" w:fill="121314"/>
+        <w:spacing w:after="0" w:line="285" w:lineRule="atLeast"/>
+        <w:rPr>
+          <w:rFonts w:ascii="Consolas" w:eastAsia="Times New Roman" w:hAnsi="Consolas" w:cs="Times New Roman"/>
+          <w:color w:val="BBBEBF"/>
+          <w:sz w:val="21"/>
+          <w:szCs w:val="21"/>
+        </w:rPr>
+      </w:pPr>
+      <w:r>
+        <w:rPr>
+          <w:rFonts w:ascii="Consolas" w:eastAsia="Times New Roman" w:hAnsi="Consolas" w:cs="Times New Roman"/>
+          <w:color w:val="C9D1D9"/>
+          <w:sz w:val="21"/>
+          <w:szCs w:val="21"/>
+        </w:rPr>
+        <w:t xml:space="preserve">        cout </w:t>
+      </w:r>
+      <w:r>
+        <w:rPr>
+          <w:rFonts w:ascii="Consolas" w:eastAsia="Times New Roman" w:hAnsi="Consolas" w:cs="Times New Roman"/>
+          <w:color w:val="D2A8FF"/>
+          <w:sz w:val="21"/>
+          <w:szCs w:val="21"/>
+        </w:rPr>
+        <w:t>&lt;&lt;</w:t>
+      </w:r>
+      <w:r>
+        <w:rPr>
+          <w:rFonts w:ascii="Consolas" w:eastAsia="Times New Roman" w:hAnsi="Consolas" w:cs="Times New Roman"/>
+          <w:color w:val="C9D1D9"/>
+          <w:sz w:val="21"/>
+          <w:szCs w:val="21"/>
+        </w:rPr>
+        <w:t xml:space="preserve"> </w:t>
+      </w:r>
+      <w:r>
+        <w:rPr>
+          <w:rFonts w:ascii="Consolas" w:eastAsia="Times New Roman" w:hAnsi="Consolas" w:cs="Times New Roman"/>
+          <w:color w:val="A5D6FF"/>
+          <w:sz w:val="21"/>
+          <w:szCs w:val="21"/>
+        </w:rPr>
+        <w:t>"Назва станції має складатися з одного слова!"</w:t>
+      </w:r>
+      <w:r>
+        <w:rPr>
+          <w:rFonts w:ascii="Consolas" w:eastAsia="Times New Roman" w:hAnsi="Consolas" w:cs="Times New Roman"/>
+          <w:color w:val="C9D1D9"/>
+          <w:sz w:val="21"/>
+          <w:szCs w:val="21"/>
+        </w:rPr>
+        <w:t xml:space="preserve"> </w:t>
+      </w:r>
+      <w:r>
+        <w:rPr>
+          <w:rFonts w:ascii="Consolas" w:eastAsia="Times New Roman" w:hAnsi="Consolas" w:cs="Times New Roman"/>
+          <w:color w:val="D2A8FF"/>
+          <w:sz w:val="21"/>
+          <w:szCs w:val="21"/>
+        </w:rPr>
+        <w:t>&lt;&lt;</w:t>
+      </w:r>
+      <w:r>
+        <w:rPr>
+          <w:rFonts w:ascii="Consolas" w:eastAsia="Times New Roman" w:hAnsi="Consolas" w:cs="Times New Roman"/>
+          <w:color w:val="C9D1D9"/>
+          <w:sz w:val="21"/>
+          <w:szCs w:val="21"/>
+        </w:rPr>
+        <w:t xml:space="preserve"> </w:t>
+      </w:r>
+      <w:r>
+        <w:rPr>
+          <w:rFonts w:ascii="Consolas" w:eastAsia="Times New Roman" w:hAnsi="Consolas" w:cs="Times New Roman"/>
+          <w:color w:val="D2A8FF"/>
+          <w:sz w:val="21"/>
+          <w:szCs w:val="21"/>
+        </w:rPr>
+        <w:t>endl</w:t>
+      </w:r>
+      <w:r>
+        <w:rPr>
+          <w:rFonts w:ascii="Consolas" w:eastAsia="Times New Roman" w:hAnsi="Consolas" w:cs="Times New Roman"/>
+          <w:color w:val="C9D1D9"/>
+          <w:sz w:val="21"/>
+          <w:szCs w:val="21"/>
+        </w:rPr>
+        <w:t>;</w:t>
+      </w:r>
+      <w:r>
+        <w:rPr>
+          <w:rFonts w:ascii="Consolas" w:eastAsia="Times New Roman" w:hAnsi="Consolas" w:cs="Times New Roman"/>
+          <w:color w:val="8B949E"/>
+          <w:sz w:val="21"/>
+          <w:szCs w:val="21"/>
+        </w:rPr>
+        <w:t xml:space="preserve"> // виводимо повідомлення про помилку</w:t>
+      </w:r>
+    </w:p>
+    <w:p>
+      <w:pPr>
+        <w:shd w:val="clear" w:color="auto" w:fill="121314"/>
+        <w:spacing w:after="0" w:line="285" w:lineRule="atLeast"/>
+        <w:rPr>
+          <w:rFonts w:ascii="Consolas" w:eastAsia="Times New Roman" w:hAnsi="Consolas" w:cs="Times New Roman"/>
+          <w:color w:val="BBBEBF"/>
+          <w:sz w:val="21"/>
+          <w:szCs w:val="21"/>
+        </w:rPr>
+      </w:pPr>
+      <w:r>
+        <w:rPr>
+          <w:rFonts w:ascii="Consolas" w:eastAsia="Times New Roman" w:hAnsi="Consolas" w:cs="Times New Roman"/>
+          <w:color w:val="C9D1D9"/>
+          <w:sz w:val="21"/>
+          <w:szCs w:val="21"/>
+        </w:rPr>
+        <w:t xml:space="preserve">        </w:t>
+      </w:r>
+      <w:r>
+        <w:rPr>
+          <w:rFonts w:ascii="Consolas" w:eastAsia="Times New Roman" w:hAnsi="Consolas" w:cs="Times New Roman"/>
+          <w:color w:val="C586C0"/>
+          <w:sz w:val="21"/>
+          <w:szCs w:val="21"/>
+        </w:rPr>
+        <w:t>return</w:t>
+      </w:r>
+      <w:r>
+        <w:rPr>
+          <w:rFonts w:ascii="Consolas" w:eastAsia="Times New Roman" w:hAnsi="Consolas" w:cs="Times New Roman"/>
+          <w:color w:val="C9D1D9"/>
+          <w:sz w:val="21"/>
+          <w:szCs w:val="21"/>
+        </w:rPr>
+        <w:t xml:space="preserve"> </w:t>
+      </w:r>
+      <w:r>
+        <w:rPr>
+          <w:rFonts w:ascii="Consolas" w:eastAsia="Times New Roman" w:hAnsi="Consolas" w:cs="Times New Roman"/>
+          <w:color w:val="B5CEA8"/>
+          <w:sz w:val="21"/>
+          <w:szCs w:val="21"/>
+        </w:rPr>
+        <w:t>1</w:t>
+      </w:r>
+      <w:r>
+        <w:rPr>
+          <w:rFonts w:ascii="Consolas" w:eastAsia="Times New Roman" w:hAnsi="Consolas" w:cs="Times New Roman"/>
+          <w:color w:val="C9D1D9"/>
+          <w:sz w:val="21"/>
+          <w:szCs w:val="21"/>
+        </w:rPr>
+        <w:t>;</w:t>
+      </w:r>
+      <w:r>
+        <w:rPr>
+          <w:rFonts w:ascii="Consolas" w:eastAsia="Times New Roman" w:hAnsi="Consolas" w:cs="Times New Roman"/>
+          <w:color w:val="8B949E"/>
+          <w:sz w:val="21"/>
+          <w:szCs w:val="21"/>
+        </w:rPr>
+        <w:t>// Завершення програми з кодом 1, що означає помилку</w:t>
+      </w:r>
+    </w:p>
+    <w:p>
+      <w:pPr>
+        <w:shd w:val="clear" w:color="auto" w:fill="121314"/>
+        <w:spacing w:after="0" w:line="285" w:lineRule="atLeast"/>
+        <w:rPr>
+          <w:rFonts w:ascii="Consolas" w:eastAsia="Times New Roman" w:hAnsi="Consolas" w:cs="Times New Roman"/>
+          <w:color w:val="BBBEBF"/>
+          <w:sz w:val="21"/>
+          <w:szCs w:val="21"/>
+        </w:rPr>
+      </w:pPr>
+      <w:r>
+        <w:rPr>
+          <w:rFonts w:ascii="Consolas" w:eastAsia="Times New Roman" w:hAnsi="Consolas" w:cs="Times New Roman"/>
+          <w:color w:val="C9D1D9"/>
+          <w:sz w:val="21"/>
+          <w:szCs w:val="21"/>
+        </w:rPr>
+        <w:t>    }</w:t>
+      </w:r>
+    </w:p>
+    <w:p>
+      <w:pPr>
+        <w:shd w:val="clear" w:color="auto" w:fill="121314"/>
+        <w:spacing w:after="0" w:line="285" w:lineRule="atLeast"/>
+        <w:rPr>
+          <w:rFonts w:ascii="Consolas" w:eastAsia="Times New Roman" w:hAnsi="Consolas" w:cs="Times New Roman"/>
+          <w:color w:val="BBBEBF"/>
+          <w:sz w:val="21"/>
+          <w:szCs w:val="21"/>
+        </w:rPr>
+      </w:pPr>
+      <w:r>
+        <w:rPr>
+          <w:rFonts w:ascii="Consolas" w:eastAsia="Times New Roman" w:hAnsi="Consolas" w:cs="Times New Roman"/>
+          <w:color w:val="8B949E"/>
+          <w:sz w:val="21"/>
+          <w:szCs w:val="21"/>
+        </w:rPr>
+        <w:t>    // Оголошення змінної для зберігання паспортної ємності станції(число з плаваючою комою)</w:t>
+      </w:r>
+    </w:p>
+    <w:p>
+      <w:pPr>
+        <w:shd w:val="clear" w:color="auto" w:fill="121314"/>
+        <w:spacing w:after="0" w:line="285" w:lineRule="atLeast"/>
+        <w:rPr>
+          <w:rFonts w:ascii="Consolas" w:eastAsia="Times New Roman" w:hAnsi="Consolas" w:cs="Times New Roman"/>
+          <w:color w:val="BBBEBF"/>
+          <w:sz w:val="21"/>
+          <w:szCs w:val="21"/>
+        </w:rPr>
+      </w:pPr>
+      <w:r>
+        <w:rPr>
+          <w:rFonts w:ascii="Consolas" w:eastAsia="Times New Roman" w:hAnsi="Consolas" w:cs="Times New Roman"/>
+          <w:color w:val="BBBEBF"/>
+          <w:sz w:val="21"/>
+          <w:szCs w:val="21"/>
+        </w:rPr>
+        <w:t xml:space="preserve">    </w:t>
+      </w:r>
+      <w:r>
+        <w:rPr>
+          <w:rFonts w:ascii="Consolas" w:eastAsia="Times New Roman" w:hAnsi="Consolas" w:cs="Times New Roman"/>
+          <w:color w:val="FF7B72"/>
+          <w:sz w:val="21"/>
+          <w:szCs w:val="21"/>
+        </w:rPr>
+        <w:t>float</w:t>
+      </w:r>
+      <w:r>
+        <w:rPr>
+          <w:rFonts w:ascii="Consolas" w:eastAsia="Times New Roman" w:hAnsi="Consolas" w:cs="Times New Roman"/>
+          <w:color w:val="BBBEBF"/>
+          <w:sz w:val="21"/>
+          <w:szCs w:val="21"/>
+        </w:rPr>
+        <w:t xml:space="preserve"> </w:t>
+      </w:r>
+      <w:r>
+        <w:rPr>
+          <w:rFonts w:ascii="Consolas" w:eastAsia="Times New Roman" w:hAnsi="Consolas" w:cs="Times New Roman"/>
+          <w:color w:val="C9D1D9"/>
+          <w:sz w:val="21"/>
+          <w:szCs w:val="21"/>
+        </w:rPr>
+        <w:t>C</w:t>
+      </w:r>
+      <w:r>
+        <w:rPr>
+          <w:rFonts w:ascii="Consolas" w:eastAsia="Times New Roman" w:hAnsi="Consolas" w:cs="Times New Roman"/>
+          <w:color w:val="BBBEBF"/>
+          <w:sz w:val="21"/>
+          <w:szCs w:val="21"/>
+        </w:rPr>
+        <w:t>;</w:t>
+      </w:r>
+    </w:p>
+    <w:p>
+      <w:pPr>
+        <w:shd w:val="clear" w:color="auto" w:fill="121314"/>
+        <w:spacing w:after="0" w:line="285" w:lineRule="atLeast"/>
+        <w:rPr>
+          <w:rFonts w:ascii="Consolas" w:eastAsia="Times New Roman" w:hAnsi="Consolas" w:cs="Times New Roman"/>
+          <w:color w:val="BBBEBF"/>
+          <w:sz w:val="21"/>
+          <w:szCs w:val="21"/>
+        </w:rPr>
+      </w:pPr>
+      <w:r>
+        <w:rPr>
+          <w:rFonts w:ascii="Consolas" w:eastAsia="Times New Roman" w:hAnsi="Consolas" w:cs="Times New Roman"/>
+          <w:color w:val="8B949E"/>
+          <w:sz w:val="21"/>
+          <w:szCs w:val="21"/>
+        </w:rPr>
+        <w:t>    // Виведення запиту на екран для користувача на введення паспортної ємності станції</w:t>
+      </w:r>
+    </w:p>
+    <w:p>
+      <w:pPr>
+        <w:shd w:val="clear" w:color="auto" w:fill="121314"/>
+        <w:spacing w:after="0" w:line="285" w:lineRule="atLeast"/>
+        <w:rPr>
+          <w:rFonts w:ascii="Consolas" w:eastAsia="Times New Roman" w:hAnsi="Consolas" w:cs="Times New Roman"/>
+          <w:color w:val="BBBEBF"/>
+          <w:sz w:val="21"/>
+          <w:szCs w:val="21"/>
+        </w:rPr>
+      </w:pPr>
+      <w:r>
+        <w:rPr>
+          <w:rFonts w:ascii="Consolas" w:eastAsia="Times New Roman" w:hAnsi="Consolas" w:cs="Times New Roman"/>
+          <w:color w:val="BBBEBF"/>
+          <w:sz w:val="21"/>
+          <w:szCs w:val="21"/>
+        </w:rPr>
+        <w:t xml:space="preserve">    </w:t>
+      </w:r>
+      <w:r>
+        <w:rPr>
+          <w:rFonts w:ascii="Consolas" w:eastAsia="Times New Roman" w:hAnsi="Consolas" w:cs="Times New Roman"/>
+          <w:color w:val="C9D1D9"/>
+          <w:sz w:val="21"/>
+          <w:szCs w:val="21"/>
+        </w:rPr>
+        <w:t>cout</w:t>
+      </w:r>
+      <w:r>
+        <w:rPr>
+          <w:rFonts w:ascii="Consolas" w:eastAsia="Times New Roman" w:hAnsi="Consolas" w:cs="Times New Roman"/>
+          <w:color w:val="BBBEBF"/>
+          <w:sz w:val="21"/>
+          <w:szCs w:val="21"/>
+        </w:rPr>
+        <w:t xml:space="preserve"> </w:t>
+      </w:r>
+      <w:r>
+        <w:rPr>
+          <w:rFonts w:ascii="Consolas" w:eastAsia="Times New Roman" w:hAnsi="Consolas" w:cs="Times New Roman"/>
+          <w:color w:val="D2A8FF"/>
+          <w:sz w:val="21"/>
+          <w:szCs w:val="21"/>
+        </w:rPr>
+        <w:t>&lt;&lt;</w:t>
+      </w:r>
+      <w:r>
+        <w:rPr>
+          <w:rFonts w:ascii="Consolas" w:eastAsia="Times New Roman" w:hAnsi="Consolas" w:cs="Times New Roman"/>
+          <w:color w:val="BBBEBF"/>
+          <w:sz w:val="21"/>
+          <w:szCs w:val="21"/>
+        </w:rPr>
+        <w:t xml:space="preserve"> </w:t>
+      </w:r>
+      <w:r>
+        <w:rPr>
+          <w:rFonts w:ascii="Consolas" w:eastAsia="Times New Roman" w:hAnsi="Consolas" w:cs="Times New Roman"/>
+          <w:color w:val="A5D6FF"/>
+          <w:sz w:val="21"/>
+          <w:szCs w:val="21"/>
+        </w:rPr>
+        <w:t>"Введіть папортну ємність Вт*год:"</w:t>
+      </w:r>
+      <w:r>
+        <w:rPr>
+          <w:rFonts w:ascii="Consolas" w:eastAsia="Times New Roman" w:hAnsi="Consolas" w:cs="Times New Roman"/>
+          <w:color w:val="BBBEBF"/>
+          <w:sz w:val="21"/>
+          <w:szCs w:val="21"/>
+        </w:rPr>
+        <w:t xml:space="preserve"> ;</w:t>
+      </w:r>
+      <w:r>
+        <w:rPr>
+          <w:rFonts w:ascii="Consolas" w:eastAsia="Times New Roman" w:hAnsi="Consolas" w:cs="Times New Roman"/>
+          <w:color w:val="8B949E"/>
+          <w:sz w:val="21"/>
+          <w:szCs w:val="21"/>
+        </w:rPr>
+        <w:t xml:space="preserve"> // виводимо повідомлення на екран</w:t>
+      </w:r>
+    </w:p>
+    <w:p>
+      <w:pPr>
+        <w:shd w:val="clear" w:color="auto" w:fill="121314"/>
+        <w:spacing w:after="0" w:line="285" w:lineRule="atLeast"/>
+        <w:rPr>
+          <w:rFonts w:ascii="Consolas" w:eastAsia="Times New Roman" w:hAnsi="Consolas" w:cs="Times New Roman"/>
+          <w:color w:val="BBBEBF"/>
+          <w:sz w:val="21"/>
+          <w:szCs w:val="21"/>
+        </w:rPr>
+      </w:pPr>
+      <w:r>
+        <w:rPr>
+          <w:rFonts w:ascii="Consolas" w:eastAsia="Times New Roman" w:hAnsi="Consolas" w:cs="Times New Roman"/>
+          <w:color w:val="BBBEBF"/>
+          <w:sz w:val="21"/>
+          <w:szCs w:val="21"/>
+        </w:rPr>
+        <w:t xml:space="preserve">    </w:t>
+      </w:r>
+      <w:r>
+        <w:rPr>
+          <w:rFonts w:ascii="Consolas" w:eastAsia="Times New Roman" w:hAnsi="Consolas" w:cs="Times New Roman"/>
+          <w:color w:val="C9D1D9"/>
+          <w:sz w:val="21"/>
+          <w:szCs w:val="21"/>
+        </w:rPr>
+        <w:t>cin</w:t>
+      </w:r>
+      <w:r>
+        <w:rPr>
+          <w:rFonts w:ascii="Consolas" w:eastAsia="Times New Roman" w:hAnsi="Consolas" w:cs="Times New Roman"/>
+          <w:color w:val="BBBEBF"/>
+          <w:sz w:val="21"/>
+          <w:szCs w:val="21"/>
+        </w:rPr>
+        <w:t xml:space="preserve"> </w:t>
+      </w:r>
+      <w:r>
+        <w:rPr>
+          <w:rFonts w:ascii="Consolas" w:eastAsia="Times New Roman" w:hAnsi="Consolas" w:cs="Times New Roman"/>
+          <w:color w:val="D2A8FF"/>
+          <w:sz w:val="21"/>
+          <w:szCs w:val="21"/>
+        </w:rPr>
+        <w:t>&gt;&gt;</w:t>
+      </w:r>
+      <w:r>
+        <w:rPr>
+          <w:rFonts w:ascii="Consolas" w:eastAsia="Times New Roman" w:hAnsi="Consolas" w:cs="Times New Roman"/>
+          <w:color w:val="BBBEBF"/>
+          <w:sz w:val="21"/>
+          <w:szCs w:val="21"/>
+        </w:rPr>
+        <w:t xml:space="preserve"> </w:t>
+      </w:r>
+      <w:r>
+        <w:rPr>
+          <w:rFonts w:ascii="Consolas" w:eastAsia="Times New Roman" w:hAnsi="Consolas" w:cs="Times New Roman"/>
+          <w:color w:val="C9D1D9"/>
+          <w:sz w:val="21"/>
+          <w:szCs w:val="21"/>
+        </w:rPr>
+        <w:t>C</w:t>
+      </w:r>
+      <w:r>
+        <w:rPr>
+          <w:rFonts w:ascii="Consolas" w:eastAsia="Times New Roman" w:hAnsi="Consolas" w:cs="Times New Roman"/>
+          <w:color w:val="BBBEBF"/>
+          <w:sz w:val="21"/>
+          <w:szCs w:val="21"/>
+        </w:rPr>
+        <w:t>;</w:t>
+      </w:r>
+      <w:r>
+        <w:rPr>
+          <w:rFonts w:ascii="Consolas" w:eastAsia="Times New Roman" w:hAnsi="Consolas" w:cs="Times New Roman"/>
+          <w:color w:val="8B949E"/>
+          <w:sz w:val="21"/>
+          <w:szCs w:val="21"/>
+        </w:rPr>
+        <w:t xml:space="preserve"> //зчитування введеного значення у змінну C</w:t>
+      </w:r>
+    </w:p>
+    <w:p>
+      <w:pPr>
+        <w:shd w:val="clear" w:color="auto" w:fill="121314"/>
+        <w:spacing w:after="0" w:line="285" w:lineRule="atLeast"/>
+        <w:rPr>
+          <w:rFonts w:ascii="Consolas" w:eastAsia="Times New Roman" w:hAnsi="Consolas" w:cs="Times New Roman"/>
+          <w:color w:val="BBBEBF"/>
+          <w:sz w:val="21"/>
+          <w:szCs w:val="21"/>
+        </w:rPr>
+      </w:pPr>
+      <w:r>
+        <w:rPr>
+          <w:rFonts w:ascii="Consolas" w:eastAsia="Times New Roman" w:hAnsi="Consolas" w:cs="Times New Roman"/>
+          <w:color w:val="8B949E"/>
+          <w:sz w:val="21"/>
+          <w:szCs w:val="21"/>
+        </w:rPr>
+        <w:t>    // Перевірка на від'ємне значення паспортної ємності</w:t>
+      </w:r>
+    </w:p>
+    <w:p>
+      <w:pPr>
+        <w:shd w:val="clear" w:color="auto" w:fill="121314"/>
+        <w:spacing w:after="0" w:line="285" w:lineRule="atLeast"/>
+        <w:rPr>
+          <w:rFonts w:ascii="Consolas" w:eastAsia="Times New Roman" w:hAnsi="Consolas" w:cs="Times New Roman"/>
+          <w:color w:val="BBBEBF"/>
+          <w:sz w:val="21"/>
+          <w:szCs w:val="21"/>
+        </w:rPr>
+      </w:pPr>
+      <w:r>
+        <w:rPr>
+          <w:rFonts w:ascii="Consolas" w:eastAsia="Times New Roman" w:hAnsi="Consolas" w:cs="Times New Roman"/>
+          <w:color w:val="BBBEBF"/>
+          <w:sz w:val="21"/>
+          <w:szCs w:val="21"/>
+        </w:rPr>
+        <w:t xml:space="preserve">    </w:t>
+      </w:r>
+      <w:r>
+        <w:rPr>
+          <w:rFonts w:ascii="Consolas" w:eastAsia="Times New Roman" w:hAnsi="Consolas" w:cs="Times New Roman"/>
+          <w:color w:val="C586C0"/>
+          <w:sz w:val="21"/>
+          <w:szCs w:val="21"/>
+        </w:rPr>
+        <w:t>if</w:t>
+      </w:r>
+      <w:r>
+        <w:rPr>
+          <w:rFonts w:ascii="Consolas" w:eastAsia="Times New Roman" w:hAnsi="Consolas" w:cs="Times New Roman"/>
+          <w:color w:val="BBBEBF"/>
+          <w:sz w:val="21"/>
+          <w:szCs w:val="21"/>
+        </w:rPr>
+        <w:t xml:space="preserve"> ( </w:t>
+      </w:r>
+      <w:r>
+        <w:rPr>
+          <w:rFonts w:ascii="Consolas" w:eastAsia="Times New Roman" w:hAnsi="Consolas" w:cs="Times New Roman"/>
+          <w:color w:val="C9D1D9"/>
+          <w:sz w:val="21"/>
+          <w:szCs w:val="21"/>
+        </w:rPr>
+        <w:t>C</w:t>
+      </w:r>
+      <w:r>
+        <w:rPr>
+          <w:rFonts w:ascii="Consolas" w:eastAsia="Times New Roman" w:hAnsi="Consolas" w:cs="Times New Roman"/>
+          <w:color w:val="D4D4D4"/>
+          <w:sz w:val="21"/>
+          <w:szCs w:val="21"/>
+        </w:rPr>
+        <w:t>&lt;</w:t>
+      </w:r>
+      <w:r>
+        <w:rPr>
+          <w:rFonts w:ascii="Consolas" w:eastAsia="Times New Roman" w:hAnsi="Consolas" w:cs="Times New Roman"/>
+          <w:color w:val="B5CEA8"/>
+          <w:sz w:val="21"/>
+          <w:szCs w:val="21"/>
+        </w:rPr>
+        <w:t>0</w:t>
+      </w:r>
+      <w:r>
+        <w:rPr>
+          <w:rFonts w:ascii="Consolas" w:eastAsia="Times New Roman" w:hAnsi="Consolas" w:cs="Times New Roman"/>
+          <w:color w:val="BBBEBF"/>
+          <w:sz w:val="21"/>
+          <w:szCs w:val="21"/>
+        </w:rPr>
+        <w:t xml:space="preserve">) </w:t>
+      </w:r>
+      <w:r>
+        <w:rPr>
+          <w:rFonts w:ascii="Consolas" w:eastAsia="Times New Roman" w:hAnsi="Consolas" w:cs="Times New Roman"/>
+          <w:color w:val="C9D1D9"/>
+          <w:sz w:val="21"/>
+          <w:szCs w:val="21"/>
+        </w:rPr>
+        <w:t>{</w:t>
+      </w:r>
+    </w:p>
+    <w:p>
+      <w:pPr>
+        <w:shd w:val="clear" w:color="auto" w:fill="121314"/>
+        <w:spacing w:after="0" w:line="285" w:lineRule="atLeast"/>
+        <w:rPr>
+          <w:rFonts w:ascii="Consolas" w:eastAsia="Times New Roman" w:hAnsi="Consolas" w:cs="Times New Roman"/>
+          <w:color w:val="BBBEBF"/>
+          <w:sz w:val="21"/>
+          <w:szCs w:val="21"/>
+        </w:rPr>
+      </w:pPr>
+      <w:r>
+        <w:rPr>
+          <w:rFonts w:ascii="Consolas" w:eastAsia="Times New Roman" w:hAnsi="Consolas" w:cs="Times New Roman"/>
+          <w:color w:val="C9D1D9"/>
+          <w:sz w:val="21"/>
+          <w:szCs w:val="21"/>
+        </w:rPr>
+        <w:t xml:space="preserve">        cout </w:t>
+      </w:r>
+      <w:r>
+        <w:rPr>
+          <w:rFonts w:ascii="Consolas" w:eastAsia="Times New Roman" w:hAnsi="Consolas" w:cs="Times New Roman"/>
+          <w:color w:val="D2A8FF"/>
+          <w:sz w:val="21"/>
+          <w:szCs w:val="21"/>
+        </w:rPr>
+        <w:t>&lt;&lt;</w:t>
+      </w:r>
+      <w:r>
+        <w:rPr>
+          <w:rFonts w:ascii="Consolas" w:eastAsia="Times New Roman" w:hAnsi="Consolas" w:cs="Times New Roman"/>
+          <w:color w:val="C9D1D9"/>
+          <w:sz w:val="21"/>
+          <w:szCs w:val="21"/>
+        </w:rPr>
+        <w:t xml:space="preserve"> </w:t>
+      </w:r>
+      <w:r>
+        <w:rPr>
+          <w:rFonts w:ascii="Consolas" w:eastAsia="Times New Roman" w:hAnsi="Consolas" w:cs="Times New Roman"/>
+          <w:color w:val="A5D6FF"/>
+          <w:sz w:val="21"/>
+          <w:szCs w:val="21"/>
+        </w:rPr>
+        <w:t>"Папортна ємність не може бути від'ємною!"</w:t>
+      </w:r>
+      <w:r>
+        <w:rPr>
+          <w:rFonts w:ascii="Consolas" w:eastAsia="Times New Roman" w:hAnsi="Consolas" w:cs="Times New Roman"/>
+          <w:color w:val="C9D1D9"/>
+          <w:sz w:val="21"/>
+          <w:szCs w:val="21"/>
+        </w:rPr>
+        <w:t xml:space="preserve"> </w:t>
+      </w:r>
+      <w:r>
+        <w:rPr>
+          <w:rFonts w:ascii="Consolas" w:eastAsia="Times New Roman" w:hAnsi="Consolas" w:cs="Times New Roman"/>
+          <w:color w:val="D2A8FF"/>
+          <w:sz w:val="21"/>
+          <w:szCs w:val="21"/>
+        </w:rPr>
+        <w:t>&lt;&lt;</w:t>
+      </w:r>
+      <w:r>
+        <w:rPr>
+          <w:rFonts w:ascii="Consolas" w:eastAsia="Times New Roman" w:hAnsi="Consolas" w:cs="Times New Roman"/>
+          <w:color w:val="C9D1D9"/>
+          <w:sz w:val="21"/>
+          <w:szCs w:val="21"/>
+        </w:rPr>
+        <w:t xml:space="preserve"> </w:t>
+      </w:r>
+      <w:r>
+        <w:rPr>
+          <w:rFonts w:ascii="Consolas" w:eastAsia="Times New Roman" w:hAnsi="Consolas" w:cs="Times New Roman"/>
+          <w:color w:val="D2A8FF"/>
+          <w:sz w:val="21"/>
+          <w:szCs w:val="21"/>
+        </w:rPr>
+        <w:t>endl</w:t>
+      </w:r>
+      <w:r>
+        <w:rPr>
+          <w:rFonts w:ascii="Consolas" w:eastAsia="Times New Roman" w:hAnsi="Consolas" w:cs="Times New Roman"/>
+          <w:color w:val="C9D1D9"/>
+          <w:sz w:val="21"/>
+          <w:szCs w:val="21"/>
+        </w:rPr>
+        <w:t>;</w:t>
+      </w:r>
+      <w:r>
+        <w:rPr>
+          <w:rFonts w:ascii="Consolas" w:eastAsia="Times New Roman" w:hAnsi="Consolas" w:cs="Times New Roman"/>
+          <w:color w:val="8B949E"/>
+          <w:sz w:val="21"/>
+          <w:szCs w:val="21"/>
+        </w:rPr>
+        <w:t xml:space="preserve"> // виводимо повідомлення про помилку</w:t>
+      </w:r>
+    </w:p>
+    <w:p>
+      <w:pPr>
+        <w:shd w:val="clear" w:color="auto" w:fill="121314"/>
+        <w:spacing w:after="0" w:line="285" w:lineRule="atLeast"/>
+        <w:rPr>
+          <w:rFonts w:ascii="Consolas" w:eastAsia="Times New Roman" w:hAnsi="Consolas" w:cs="Times New Roman"/>
+          <w:color w:val="BBBEBF"/>
+          <w:sz w:val="21"/>
+          <w:szCs w:val="21"/>
+        </w:rPr>
+      </w:pPr>
+      <w:r>
+        <w:rPr>
+          <w:rFonts w:ascii="Consolas" w:eastAsia="Times New Roman" w:hAnsi="Consolas" w:cs="Times New Roman"/>
+          <w:color w:val="C9D1D9"/>
+          <w:sz w:val="21"/>
+          <w:szCs w:val="21"/>
+        </w:rPr>
+        <w:t xml:space="preserve">        </w:t>
+      </w:r>
+      <w:r>
+        <w:rPr>
+          <w:rFonts w:ascii="Consolas" w:eastAsia="Times New Roman" w:hAnsi="Consolas" w:cs="Times New Roman"/>
+          <w:color w:val="C586C0"/>
+          <w:sz w:val="21"/>
+          <w:szCs w:val="21"/>
+        </w:rPr>
+        <w:t>return</w:t>
+      </w:r>
+      <w:r>
+        <w:rPr>
+          <w:rFonts w:ascii="Consolas" w:eastAsia="Times New Roman" w:hAnsi="Consolas" w:cs="Times New Roman"/>
+          <w:color w:val="C9D1D9"/>
+          <w:sz w:val="21"/>
+          <w:szCs w:val="21"/>
+        </w:rPr>
+        <w:t xml:space="preserve"> </w:t>
+      </w:r>
+      <w:r>
+        <w:rPr>
+          <w:rFonts w:ascii="Consolas" w:eastAsia="Times New Roman" w:hAnsi="Consolas" w:cs="Times New Roman"/>
+          <w:color w:val="B5CEA8"/>
+          <w:sz w:val="21"/>
+          <w:szCs w:val="21"/>
+        </w:rPr>
+        <w:t>1</w:t>
+      </w:r>
+      <w:r>
+        <w:rPr>
+          <w:rFonts w:ascii="Consolas" w:eastAsia="Times New Roman" w:hAnsi="Consolas" w:cs="Times New Roman"/>
+          <w:color w:val="C9D1D9"/>
+          <w:sz w:val="21"/>
+          <w:szCs w:val="21"/>
+        </w:rPr>
+        <w:t>;</w:t>
+      </w:r>
+      <w:r>
+        <w:rPr>
+          <w:rFonts w:ascii="Consolas" w:eastAsia="Times New Roman" w:hAnsi="Consolas" w:cs="Times New Roman"/>
+          <w:color w:val="8B949E"/>
+          <w:sz w:val="21"/>
+          <w:szCs w:val="21"/>
+        </w:rPr>
+        <w:t>// Завершення програми з кодом 1, що означає помилку</w:t>
+      </w:r>
+    </w:p>
+    <w:p>
+      <w:pPr>
+        <w:shd w:val="clear" w:color="auto" w:fill="121314"/>
+        <w:spacing w:after="0" w:line="285" w:lineRule="atLeast"/>
+        <w:rPr>
+          <w:rFonts w:ascii="Consolas" w:eastAsia="Times New Roman" w:hAnsi="Consolas" w:cs="Times New Roman"/>
+          <w:color w:val="BBBEBF"/>
+          <w:sz w:val="21"/>
+          <w:szCs w:val="21"/>
+        </w:rPr>
+      </w:pPr>
+      <w:r>
+        <w:rPr>
+          <w:rFonts w:ascii="Consolas" w:eastAsia="Times New Roman" w:hAnsi="Consolas" w:cs="Times New Roman"/>
+          <w:color w:val="C9D1D9"/>
+          <w:sz w:val="21"/>
+          <w:szCs w:val="21"/>
+        </w:rPr>
+        <w:t>    }</w:t>
+      </w:r>
+    </w:p>
+    <w:p>
+      <w:pPr>
+        <w:shd w:val="clear" w:color="auto" w:fill="121314"/>
+        <w:spacing w:after="0" w:line="285" w:lineRule="atLeast"/>
+        <w:rPr>
+          <w:rFonts w:ascii="Consolas" w:eastAsia="Times New Roman" w:hAnsi="Consolas" w:cs="Times New Roman"/>
+          <w:color w:val="BBBEBF"/>
+          <w:sz w:val="21"/>
+          <w:szCs w:val="21"/>
+        </w:rPr>
+      </w:pPr>
+      <w:r>
+        <w:rPr>
+          <w:rFonts w:ascii="Consolas" w:eastAsia="Times New Roman" w:hAnsi="Consolas" w:cs="Times New Roman"/>
+          <w:color w:val="8B949E"/>
+          <w:sz w:val="21"/>
+          <w:szCs w:val="21"/>
+        </w:rPr>
+        <w:t>    // Оголошення змінної для цілих чисел для зберігання кількості років використання станції</w:t>
+      </w:r>
+    </w:p>
+    <w:p>
+      <w:pPr>
+        <w:shd w:val="clear" w:color="auto" w:fill="121314"/>
+        <w:spacing w:after="0" w:line="285" w:lineRule="atLeast"/>
+        <w:rPr>
+          <w:rFonts w:ascii="Consolas" w:eastAsia="Times New Roman" w:hAnsi="Consolas" w:cs="Times New Roman"/>
+          <w:color w:val="BBBEBF"/>
+          <w:sz w:val="21"/>
+          <w:szCs w:val="21"/>
+        </w:rPr>
+      </w:pPr>
+      <w:r>
+        <w:rPr>
+          <w:rFonts w:ascii="Consolas" w:eastAsia="Times New Roman" w:hAnsi="Consolas" w:cs="Times New Roman"/>
+          <w:color w:val="BBBEBF"/>
+          <w:sz w:val="21"/>
+          <w:szCs w:val="21"/>
+        </w:rPr>
+        <w:t xml:space="preserve">    </w:t>
+      </w:r>
+      <w:r>
+        <w:rPr>
+          <w:rFonts w:ascii="Consolas" w:eastAsia="Times New Roman" w:hAnsi="Consolas" w:cs="Times New Roman"/>
+          <w:color w:val="FF7B72"/>
+          <w:sz w:val="21"/>
+          <w:szCs w:val="21"/>
+        </w:rPr>
+        <w:t>int</w:t>
+      </w:r>
+      <w:r>
+        <w:rPr>
+          <w:rFonts w:ascii="Consolas" w:eastAsia="Times New Roman" w:hAnsi="Consolas" w:cs="Times New Roman"/>
+          <w:color w:val="BBBEBF"/>
+          <w:sz w:val="21"/>
+          <w:szCs w:val="21"/>
+        </w:rPr>
+        <w:t xml:space="preserve"> </w:t>
+      </w:r>
+      <w:r>
+        <w:rPr>
+          <w:rFonts w:ascii="Consolas" w:eastAsia="Times New Roman" w:hAnsi="Consolas" w:cs="Times New Roman"/>
+          <w:color w:val="C9D1D9"/>
+          <w:sz w:val="21"/>
+          <w:szCs w:val="21"/>
+        </w:rPr>
+        <w:t>years</w:t>
+      </w:r>
+      <w:r>
+        <w:rPr>
+          <w:rFonts w:ascii="Consolas" w:eastAsia="Times New Roman" w:hAnsi="Consolas" w:cs="Times New Roman"/>
+          <w:color w:val="BBBEBF"/>
+          <w:sz w:val="21"/>
+          <w:szCs w:val="21"/>
+        </w:rPr>
+        <w:t>;</w:t>
+      </w:r>
+    </w:p>
+    <w:p>
+      <w:pPr>
+        <w:shd w:val="clear" w:color="auto" w:fill="121314"/>
+        <w:spacing w:after="0" w:line="285" w:lineRule="atLeast"/>
+        <w:rPr>
+          <w:rFonts w:ascii="Consolas" w:eastAsia="Times New Roman" w:hAnsi="Consolas" w:cs="Times New Roman"/>
+          <w:color w:val="BBBEBF"/>
+          <w:sz w:val="21"/>
+          <w:szCs w:val="21"/>
+        </w:rPr>
+      </w:pPr>
+      <w:r>
+        <w:rPr>
+          <w:rFonts w:ascii="Consolas" w:eastAsia="Times New Roman" w:hAnsi="Consolas" w:cs="Times New Roman"/>
+          <w:color w:val="8B949E"/>
+          <w:sz w:val="21"/>
+          <w:szCs w:val="21"/>
+        </w:rPr>
+        <w:t>    // Виведення запиту на екран для користувача на введення кількості років використання станції</w:t>
+      </w:r>
+    </w:p>
+    <w:p>
+      <w:pPr>
+        <w:shd w:val="clear" w:color="auto" w:fill="121314"/>
+        <w:spacing w:after="0" w:line="285" w:lineRule="atLeast"/>
+        <w:rPr>
+          <w:rFonts w:ascii="Consolas" w:eastAsia="Times New Roman" w:hAnsi="Consolas" w:cs="Times New Roman"/>
+          <w:color w:val="BBBEBF"/>
+          <w:sz w:val="21"/>
+          <w:szCs w:val="21"/>
+        </w:rPr>
+      </w:pPr>
+      <w:r>
+        <w:rPr>
+          <w:rFonts w:ascii="Consolas" w:eastAsia="Times New Roman" w:hAnsi="Consolas" w:cs="Times New Roman"/>
+          <w:color w:val="BBBEBF"/>
+          <w:sz w:val="21"/>
+          <w:szCs w:val="21"/>
+        </w:rPr>
+        <w:t xml:space="preserve">    </w:t>
+      </w:r>
+      <w:r>
+        <w:rPr>
+          <w:rFonts w:ascii="Consolas" w:eastAsia="Times New Roman" w:hAnsi="Consolas" w:cs="Times New Roman"/>
+          <w:color w:val="C9D1D9"/>
+          <w:sz w:val="21"/>
+          <w:szCs w:val="21"/>
+        </w:rPr>
+        <w:t>cout</w:t>
+      </w:r>
+      <w:r>
+        <w:rPr>
+          <w:rFonts w:ascii="Consolas" w:eastAsia="Times New Roman" w:hAnsi="Consolas" w:cs="Times New Roman"/>
+          <w:color w:val="BBBEBF"/>
+          <w:sz w:val="21"/>
+          <w:szCs w:val="21"/>
+        </w:rPr>
+        <w:t xml:space="preserve"> </w:t>
+      </w:r>
+      <w:r>
+        <w:rPr>
+          <w:rFonts w:ascii="Consolas" w:eastAsia="Times New Roman" w:hAnsi="Consolas" w:cs="Times New Roman"/>
+          <w:color w:val="D2A8FF"/>
+          <w:sz w:val="21"/>
+          <w:szCs w:val="21"/>
+        </w:rPr>
+        <w:t>&lt;&lt;</w:t>
+      </w:r>
+      <w:r>
+        <w:rPr>
+          <w:rFonts w:ascii="Consolas" w:eastAsia="Times New Roman" w:hAnsi="Consolas" w:cs="Times New Roman"/>
+          <w:color w:val="A5D6FF"/>
+          <w:sz w:val="21"/>
+          <w:szCs w:val="21"/>
+        </w:rPr>
+        <w:t>"Введіть кількісь років:"</w:t>
+      </w:r>
+      <w:r>
+        <w:rPr>
+          <w:rFonts w:ascii="Consolas" w:eastAsia="Times New Roman" w:hAnsi="Consolas" w:cs="Times New Roman"/>
+          <w:color w:val="BBBEBF"/>
+          <w:sz w:val="21"/>
+          <w:szCs w:val="21"/>
+        </w:rPr>
+        <w:t xml:space="preserve"> ;</w:t>
+      </w:r>
+      <w:r>
+        <w:rPr>
+          <w:rFonts w:ascii="Consolas" w:eastAsia="Times New Roman" w:hAnsi="Consolas" w:cs="Times New Roman"/>
+          <w:color w:val="8B949E"/>
+          <w:sz w:val="21"/>
+          <w:szCs w:val="21"/>
+        </w:rPr>
+        <w:t>// виводимо повідомлення на екран</w:t>
+      </w:r>
+    </w:p>
+    <w:p>
+      <w:pPr>
+        <w:shd w:val="clear" w:color="auto" w:fill="121314"/>
+        <w:spacing w:after="0" w:line="285" w:lineRule="atLeast"/>
+        <w:rPr>
+          <w:rFonts w:ascii="Consolas" w:eastAsia="Times New Roman" w:hAnsi="Consolas" w:cs="Times New Roman"/>
+          <w:color w:val="BBBEBF"/>
+          <w:sz w:val="21"/>
+          <w:szCs w:val="21"/>
+        </w:rPr>
+      </w:pPr>
+      <w:r>
+        <w:rPr>
+          <w:rFonts w:ascii="Consolas" w:eastAsia="Times New Roman" w:hAnsi="Consolas" w:cs="Times New Roman"/>
+          <w:color w:val="BBBEBF"/>
+          <w:sz w:val="21"/>
+          <w:szCs w:val="21"/>
+        </w:rPr>
+        <w:t xml:space="preserve">    </w:t>
+      </w:r>
+      <w:r>
+        <w:rPr>
+          <w:rFonts w:ascii="Consolas" w:eastAsia="Times New Roman" w:hAnsi="Consolas" w:cs="Times New Roman"/>
+          <w:color w:val="C9D1D9"/>
+          <w:sz w:val="21"/>
+          <w:szCs w:val="21"/>
+        </w:rPr>
+        <w:t>cin</w:t>
+      </w:r>
+      <w:r>
+        <w:rPr>
+          <w:rFonts w:ascii="Consolas" w:eastAsia="Times New Roman" w:hAnsi="Consolas" w:cs="Times New Roman"/>
+          <w:color w:val="BBBEBF"/>
+          <w:sz w:val="21"/>
+          <w:szCs w:val="21"/>
+        </w:rPr>
+        <w:t xml:space="preserve"> </w:t>
+      </w:r>
+      <w:r>
+        <w:rPr>
+          <w:rFonts w:ascii="Consolas" w:eastAsia="Times New Roman" w:hAnsi="Consolas" w:cs="Times New Roman"/>
+          <w:color w:val="D2A8FF"/>
+          <w:sz w:val="21"/>
+          <w:szCs w:val="21"/>
+        </w:rPr>
+        <w:t>&gt;&gt;</w:t>
+      </w:r>
+      <w:r>
+        <w:rPr>
+          <w:rFonts w:ascii="Consolas" w:eastAsia="Times New Roman" w:hAnsi="Consolas" w:cs="Times New Roman"/>
+          <w:color w:val="BBBEBF"/>
+          <w:sz w:val="21"/>
+          <w:szCs w:val="21"/>
+        </w:rPr>
+        <w:t xml:space="preserve"> </w:t>
+      </w:r>
+      <w:r>
+        <w:rPr>
+          <w:rFonts w:ascii="Consolas" w:eastAsia="Times New Roman" w:hAnsi="Consolas" w:cs="Times New Roman"/>
+          <w:color w:val="C9D1D9"/>
+          <w:sz w:val="21"/>
+          <w:szCs w:val="21"/>
+        </w:rPr>
+        <w:t>years</w:t>
+      </w:r>
+      <w:r>
+        <w:rPr>
+          <w:rFonts w:ascii="Consolas" w:eastAsia="Times New Roman" w:hAnsi="Consolas" w:cs="Times New Roman"/>
+          <w:color w:val="BBBEBF"/>
+          <w:sz w:val="21"/>
+          <w:szCs w:val="21"/>
+        </w:rPr>
+        <w:t>;</w:t>
+      </w:r>
+      <w:r>
+        <w:rPr>
+          <w:rFonts w:ascii="Consolas" w:eastAsia="Times New Roman" w:hAnsi="Consolas" w:cs="Times New Roman"/>
+          <w:color w:val="8B949E"/>
+          <w:sz w:val="21"/>
+          <w:szCs w:val="21"/>
+        </w:rPr>
+        <w:t xml:space="preserve"> // зчитування кількості років у змінну years</w:t>
+      </w:r>
+    </w:p>
+    <w:p>
+      <w:pPr>
+        <w:shd w:val="clear" w:color="auto" w:fill="121314"/>
+        <w:spacing w:after="0" w:line="285" w:lineRule="atLeast"/>
+        <w:rPr>
+          <w:rFonts w:ascii="Consolas" w:eastAsia="Times New Roman" w:hAnsi="Consolas" w:cs="Times New Roman"/>
+          <w:color w:val="BBBEBF"/>
+          <w:sz w:val="21"/>
+          <w:szCs w:val="21"/>
+        </w:rPr>
+      </w:pPr>
+      <w:r>
+        <w:rPr>
+          <w:rFonts w:ascii="Consolas" w:eastAsia="Times New Roman" w:hAnsi="Consolas" w:cs="Times New Roman"/>
+          <w:color w:val="8B949E"/>
+          <w:sz w:val="21"/>
+          <w:szCs w:val="21"/>
+        </w:rPr>
+        <w:t>    // Перевірка на від'ємне значення кількості років</w:t>
+      </w:r>
+    </w:p>
+    <w:p>
+      <w:pPr>
+        <w:shd w:val="clear" w:color="auto" w:fill="121314"/>
+        <w:spacing w:after="0" w:line="285" w:lineRule="atLeast"/>
+        <w:rPr>
+          <w:rFonts w:ascii="Consolas" w:eastAsia="Times New Roman" w:hAnsi="Consolas" w:cs="Times New Roman"/>
+          <w:color w:val="BBBEBF"/>
+          <w:sz w:val="21"/>
+          <w:szCs w:val="21"/>
+        </w:rPr>
+      </w:pPr>
+      <w:r>
+        <w:rPr>
+          <w:rFonts w:ascii="Consolas" w:eastAsia="Times New Roman" w:hAnsi="Consolas" w:cs="Times New Roman"/>
+          <w:color w:val="BBBEBF"/>
+          <w:sz w:val="21"/>
+          <w:szCs w:val="21"/>
+        </w:rPr>
+        <w:t xml:space="preserve">    </w:t>
+      </w:r>
+      <w:r>
+        <w:rPr>
+          <w:rFonts w:ascii="Consolas" w:eastAsia="Times New Roman" w:hAnsi="Consolas" w:cs="Times New Roman"/>
+          <w:color w:val="C586C0"/>
+          <w:sz w:val="21"/>
+          <w:szCs w:val="21"/>
+        </w:rPr>
+        <w:t>if</w:t>
+      </w:r>
+      <w:r>
+        <w:rPr>
+          <w:rFonts w:ascii="Consolas" w:eastAsia="Times New Roman" w:hAnsi="Consolas" w:cs="Times New Roman"/>
+          <w:color w:val="BBBEBF"/>
+          <w:sz w:val="21"/>
+          <w:szCs w:val="21"/>
+        </w:rPr>
+        <w:t xml:space="preserve">( </w:t>
+      </w:r>
+      <w:r>
+        <w:rPr>
+          <w:rFonts w:ascii="Consolas" w:eastAsia="Times New Roman" w:hAnsi="Consolas" w:cs="Times New Roman"/>
+          <w:color w:val="C9D1D9"/>
+          <w:sz w:val="21"/>
+          <w:szCs w:val="21"/>
+        </w:rPr>
+        <w:t>years</w:t>
+      </w:r>
+      <w:r>
+        <w:rPr>
+          <w:rFonts w:ascii="Consolas" w:eastAsia="Times New Roman" w:hAnsi="Consolas" w:cs="Times New Roman"/>
+          <w:color w:val="BBBEBF"/>
+          <w:sz w:val="21"/>
+          <w:szCs w:val="21"/>
+        </w:rPr>
+        <w:t xml:space="preserve"> </w:t>
+      </w:r>
+      <w:r>
+        <w:rPr>
+          <w:rFonts w:ascii="Consolas" w:eastAsia="Times New Roman" w:hAnsi="Consolas" w:cs="Times New Roman"/>
+          <w:color w:val="D4D4D4"/>
+          <w:sz w:val="21"/>
+          <w:szCs w:val="21"/>
+        </w:rPr>
+        <w:t>&lt;</w:t>
+      </w:r>
+      <w:r>
+        <w:rPr>
+          <w:rFonts w:ascii="Consolas" w:eastAsia="Times New Roman" w:hAnsi="Consolas" w:cs="Times New Roman"/>
+          <w:color w:val="BBBEBF"/>
+          <w:sz w:val="21"/>
+          <w:szCs w:val="21"/>
+        </w:rPr>
+        <w:t xml:space="preserve"> </w:t>
+      </w:r>
+      <w:r>
+        <w:rPr>
+          <w:rFonts w:ascii="Consolas" w:eastAsia="Times New Roman" w:hAnsi="Consolas" w:cs="Times New Roman"/>
+          <w:color w:val="B5CEA8"/>
+          <w:sz w:val="21"/>
+          <w:szCs w:val="21"/>
+        </w:rPr>
+        <w:t>0</w:t>
+      </w:r>
+      <w:r>
+        <w:rPr>
+          <w:rFonts w:ascii="Consolas" w:eastAsia="Times New Roman" w:hAnsi="Consolas" w:cs="Times New Roman"/>
+          <w:color w:val="BBBEBF"/>
+          <w:sz w:val="21"/>
+          <w:szCs w:val="21"/>
+        </w:rPr>
+        <w:t xml:space="preserve">) </w:t>
+      </w:r>
+      <w:r>
+        <w:rPr>
+          <w:rFonts w:ascii="Consolas" w:eastAsia="Times New Roman" w:hAnsi="Consolas" w:cs="Times New Roman"/>
+          <w:color w:val="C9D1D9"/>
+          <w:sz w:val="21"/>
+          <w:szCs w:val="21"/>
+        </w:rPr>
+        <w:t>{</w:t>
+      </w:r>
+    </w:p>
+    <w:p>
+      <w:pPr>
+        <w:shd w:val="clear" w:color="auto" w:fill="121314"/>
+        <w:spacing w:after="0" w:line="285" w:lineRule="atLeast"/>
+        <w:rPr>
+          <w:rFonts w:ascii="Consolas" w:eastAsia="Times New Roman" w:hAnsi="Consolas" w:cs="Times New Roman"/>
+          <w:color w:val="BBBEBF"/>
+          <w:sz w:val="21"/>
+          <w:szCs w:val="21"/>
+        </w:rPr>
+      </w:pPr>
+      <w:r>
+        <w:rPr>
+          <w:rFonts w:ascii="Consolas" w:eastAsia="Times New Roman" w:hAnsi="Consolas" w:cs="Times New Roman"/>
+          <w:color w:val="C9D1D9"/>
+          <w:sz w:val="21"/>
+          <w:szCs w:val="21"/>
+        </w:rPr>
+        <w:t xml:space="preserve">        cout </w:t>
+      </w:r>
+      <w:r>
+        <w:rPr>
+          <w:rFonts w:ascii="Consolas" w:eastAsia="Times New Roman" w:hAnsi="Consolas" w:cs="Times New Roman"/>
+          <w:color w:val="D2A8FF"/>
+          <w:sz w:val="21"/>
+          <w:szCs w:val="21"/>
+        </w:rPr>
+        <w:t>&lt;&lt;</w:t>
+      </w:r>
+      <w:r>
+        <w:rPr>
+          <w:rFonts w:ascii="Consolas" w:eastAsia="Times New Roman" w:hAnsi="Consolas" w:cs="Times New Roman"/>
+          <w:color w:val="C9D1D9"/>
+          <w:sz w:val="21"/>
+          <w:szCs w:val="21"/>
+        </w:rPr>
+        <w:t xml:space="preserve"> </w:t>
+      </w:r>
+      <w:r>
+        <w:rPr>
+          <w:rFonts w:ascii="Consolas" w:eastAsia="Times New Roman" w:hAnsi="Consolas" w:cs="Times New Roman"/>
+          <w:color w:val="A5D6FF"/>
+          <w:sz w:val="21"/>
+          <w:szCs w:val="21"/>
+        </w:rPr>
+        <w:t>"Кількість років не може бути від'ємною!"</w:t>
+      </w:r>
+      <w:r>
+        <w:rPr>
+          <w:rFonts w:ascii="Consolas" w:eastAsia="Times New Roman" w:hAnsi="Consolas" w:cs="Times New Roman"/>
+          <w:color w:val="C9D1D9"/>
+          <w:sz w:val="21"/>
+          <w:szCs w:val="21"/>
+        </w:rPr>
+        <w:t xml:space="preserve"> </w:t>
+      </w:r>
+      <w:r>
+        <w:rPr>
+          <w:rFonts w:ascii="Consolas" w:eastAsia="Times New Roman" w:hAnsi="Consolas" w:cs="Times New Roman"/>
+          <w:color w:val="D2A8FF"/>
+          <w:sz w:val="21"/>
+          <w:szCs w:val="21"/>
+        </w:rPr>
+        <w:t>&lt;&lt;</w:t>
+      </w:r>
+      <w:r>
+        <w:rPr>
+          <w:rFonts w:ascii="Consolas" w:eastAsia="Times New Roman" w:hAnsi="Consolas" w:cs="Times New Roman"/>
+          <w:color w:val="C9D1D9"/>
+          <w:sz w:val="21"/>
+          <w:szCs w:val="21"/>
+        </w:rPr>
+        <w:t xml:space="preserve"> </w:t>
+      </w:r>
+      <w:r>
+        <w:rPr>
+          <w:rFonts w:ascii="Consolas" w:eastAsia="Times New Roman" w:hAnsi="Consolas" w:cs="Times New Roman"/>
+          <w:color w:val="D2A8FF"/>
+          <w:sz w:val="21"/>
+          <w:szCs w:val="21"/>
+        </w:rPr>
+        <w:t>endl</w:t>
+      </w:r>
+      <w:r>
+        <w:rPr>
+          <w:rFonts w:ascii="Consolas" w:eastAsia="Times New Roman" w:hAnsi="Consolas" w:cs="Times New Roman"/>
+          <w:color w:val="C9D1D9"/>
+          <w:sz w:val="21"/>
+          <w:szCs w:val="21"/>
+        </w:rPr>
+        <w:t>;</w:t>
+      </w:r>
+      <w:r>
+        <w:rPr>
+          <w:rFonts w:ascii="Consolas" w:eastAsia="Times New Roman" w:hAnsi="Consolas" w:cs="Times New Roman"/>
+          <w:color w:val="8B949E"/>
+          <w:sz w:val="21"/>
+          <w:szCs w:val="21"/>
+        </w:rPr>
+        <w:t>// виводимо повідомлення про помилку</w:t>
+      </w:r>
+    </w:p>
+    <w:p>
+      <w:pPr>
+        <w:shd w:val="clear" w:color="auto" w:fill="121314"/>
+        <w:spacing w:after="0" w:line="285" w:lineRule="atLeast"/>
+        <w:rPr>
+          <w:rFonts w:ascii="Consolas" w:eastAsia="Times New Roman" w:hAnsi="Consolas" w:cs="Times New Roman"/>
+          <w:color w:val="BBBEBF"/>
+          <w:sz w:val="21"/>
+          <w:szCs w:val="21"/>
+        </w:rPr>
+      </w:pPr>
+      <w:r>
+        <w:rPr>
+          <w:rFonts w:ascii="Consolas" w:eastAsia="Times New Roman" w:hAnsi="Consolas" w:cs="Times New Roman"/>
+          <w:color w:val="C9D1D9"/>
+          <w:sz w:val="21"/>
+          <w:szCs w:val="21"/>
+        </w:rPr>
+        <w:t xml:space="preserve">        </w:t>
+      </w:r>
+      <w:r>
+        <w:rPr>
+          <w:rFonts w:ascii="Consolas" w:eastAsia="Times New Roman" w:hAnsi="Consolas" w:cs="Times New Roman"/>
+          <w:color w:val="C586C0"/>
+          <w:sz w:val="21"/>
+          <w:szCs w:val="21"/>
+        </w:rPr>
+        <w:t>return</w:t>
+      </w:r>
+      <w:r>
+        <w:rPr>
+          <w:rFonts w:ascii="Consolas" w:eastAsia="Times New Roman" w:hAnsi="Consolas" w:cs="Times New Roman"/>
+          <w:color w:val="C9D1D9"/>
+          <w:sz w:val="21"/>
+          <w:szCs w:val="21"/>
+        </w:rPr>
+        <w:t xml:space="preserve"> </w:t>
+      </w:r>
+      <w:r>
+        <w:rPr>
+          <w:rFonts w:ascii="Consolas" w:eastAsia="Times New Roman" w:hAnsi="Consolas" w:cs="Times New Roman"/>
+          <w:color w:val="B5CEA8"/>
+          <w:sz w:val="21"/>
+          <w:szCs w:val="21"/>
+        </w:rPr>
+        <w:t>1</w:t>
+      </w:r>
+      <w:r>
+        <w:rPr>
+          <w:rFonts w:ascii="Consolas" w:eastAsia="Times New Roman" w:hAnsi="Consolas" w:cs="Times New Roman"/>
+          <w:color w:val="C9D1D9"/>
+          <w:sz w:val="21"/>
+          <w:szCs w:val="21"/>
+        </w:rPr>
+        <w:t>;</w:t>
+      </w:r>
+      <w:r>
+        <w:rPr>
+          <w:rFonts w:ascii="Consolas" w:eastAsia="Times New Roman" w:hAnsi="Consolas" w:cs="Times New Roman"/>
+          <w:color w:val="8B949E"/>
+          <w:sz w:val="21"/>
+          <w:szCs w:val="21"/>
+        </w:rPr>
+        <w:t>// Завершення програми з кодом 1, що означає помилку</w:t>
+      </w:r>
+    </w:p>
+    <w:p>
+      <w:pPr>
+        <w:shd w:val="clear" w:color="auto" w:fill="121314"/>
+        <w:spacing w:after="0" w:line="285" w:lineRule="atLeast"/>
+        <w:rPr>
+          <w:rFonts w:ascii="Consolas" w:eastAsia="Times New Roman" w:hAnsi="Consolas" w:cs="Times New Roman"/>
+          <w:color w:val="BBBEBF"/>
+          <w:sz w:val="21"/>
+          <w:szCs w:val="21"/>
+        </w:rPr>
+      </w:pPr>
+      <w:r>
+        <w:rPr>
+          <w:rFonts w:ascii="Consolas" w:eastAsia="Times New Roman" w:hAnsi="Consolas" w:cs="Times New Roman"/>
+          <w:color w:val="C9D1D9"/>
+          <w:sz w:val="21"/>
+          <w:szCs w:val="21"/>
         </w:rPr>
         <w:lastRenderedPageBreak/>
-        <w:drawing>
-          <wp:inline distT="0" distB="0" distL="0" distR="0" wp14:anchorId="5C547D28" wp14:editId="4705A8A6">
-            <wp:extent cx="6152515" cy="5468620"/>
-            <wp:effectExtent l="0" t="0" r="635" b="0"/>
-            <wp:docPr id="29" name="Рисунок 29"/>
-            <wp:cNvGraphicFramePr>
-              <a:graphicFrameLocks xmlns:a="http://schemas.openxmlformats.org/drawingml/2006/main" noChangeAspect="1"/>
-            </wp:cNvGraphicFramePr>
-            <a:graphic xmlns:a="http://schemas.openxmlformats.org/drawingml/2006/main">
-              <a:graphicData uri="http://schemas.openxmlformats.org/drawingml/2006/picture">
-                <pic:pic xmlns:pic="http://schemas.openxmlformats.org/drawingml/2006/picture">
-                  <pic:nvPicPr>
-                    <pic:cNvPr id="1" name=""/>
-                    <pic:cNvPicPr/>
-                  </pic:nvPicPr>
-                  <pic:blipFill>
-                    <a:blip r:embed="rId47"/>
-                    <a:stretch>
-                      <a:fillRect/>
-                    </a:stretch>
-                  </pic:blipFill>
-                  <pic:spPr>
-                    <a:xfrm>
-                      <a:off x="0" y="0"/>
-                      <a:ext cx="6152515" cy="5468620"/>
-                    </a:xfrm>
-                    <a:prstGeom prst="rect">
-                      <a:avLst/>
-                    </a:prstGeom>
-                  </pic:spPr>
-                </pic:pic>
-              </a:graphicData>
-            </a:graphic>
-          </wp:inline>
-        </w:drawing>
-      </w:r>
-    </w:p>
-    <w:p>
-      <w:pPr>
-        <w:rPr>
-          <w:lang w:val="uk-UA"/>
-        </w:rPr>
-      </w:pPr>
-      <w:r>
-        <w:rPr>
-          <w:noProof/>
-        </w:rPr>
-        <w:drawing>
-          <wp:inline distT="0" distB="0" distL="0" distR="0" wp14:anchorId="1FA523D1" wp14:editId="24C61F4B">
-            <wp:extent cx="6152515" cy="2439035"/>
-            <wp:effectExtent l="0" t="0" r="635" b="0"/>
-            <wp:docPr id="30" name="Рисунок 30"/>
-            <wp:cNvGraphicFramePr>
-              <a:graphicFrameLocks xmlns:a="http://schemas.openxmlformats.org/drawingml/2006/main" noChangeAspect="1"/>
-            </wp:cNvGraphicFramePr>
-            <a:graphic xmlns:a="http://schemas.openxmlformats.org/drawingml/2006/main">
-              <a:graphicData uri="http://schemas.openxmlformats.org/drawingml/2006/picture">
-                <pic:pic xmlns:pic="http://schemas.openxmlformats.org/drawingml/2006/picture">
-                  <pic:nvPicPr>
-                    <pic:cNvPr id="1" name=""/>
-                    <pic:cNvPicPr/>
-                  </pic:nvPicPr>
-                  <pic:blipFill>
-                    <a:blip r:embed="rId48"/>
-                    <a:stretch>
-                      <a:fillRect/>
-                    </a:stretch>
-                  </pic:blipFill>
-                  <pic:spPr>
-                    <a:xfrm>
-                      <a:off x="0" y="0"/>
-                      <a:ext cx="6152515" cy="2439035"/>
-                    </a:xfrm>
-                    <a:prstGeom prst="rect">
-                      <a:avLst/>
-                    </a:prstGeom>
-                  </pic:spPr>
-                </pic:pic>
-              </a:graphicData>
-            </a:graphic>
-          </wp:inline>
-        </w:drawing>
+        <w:t>}</w:t>
+      </w:r>
+    </w:p>
+    <w:p>
+      <w:pPr>
+        <w:shd w:val="clear" w:color="auto" w:fill="121314"/>
+        <w:spacing w:after="0" w:line="285" w:lineRule="atLeast"/>
+        <w:rPr>
+          <w:rFonts w:ascii="Consolas" w:eastAsia="Times New Roman" w:hAnsi="Consolas" w:cs="Times New Roman"/>
+          <w:color w:val="BBBEBF"/>
+          <w:sz w:val="21"/>
+          <w:szCs w:val="21"/>
+        </w:rPr>
+      </w:pPr>
+      <w:r>
+        <w:rPr>
+          <w:rFonts w:ascii="Consolas" w:eastAsia="Times New Roman" w:hAnsi="Consolas" w:cs="Times New Roman"/>
+          <w:color w:val="8B949E"/>
+          <w:sz w:val="21"/>
+          <w:szCs w:val="21"/>
+        </w:rPr>
+        <w:t>// Перевірка умови якщо кількоість років більше 20</w:t>
+      </w:r>
+    </w:p>
+    <w:p>
+      <w:pPr>
+        <w:shd w:val="clear" w:color="auto" w:fill="121314"/>
+        <w:spacing w:after="0" w:line="285" w:lineRule="atLeast"/>
+        <w:rPr>
+          <w:rFonts w:ascii="Consolas" w:eastAsia="Times New Roman" w:hAnsi="Consolas" w:cs="Times New Roman"/>
+          <w:color w:val="BBBEBF"/>
+          <w:sz w:val="21"/>
+          <w:szCs w:val="21"/>
+        </w:rPr>
+      </w:pPr>
+      <w:r>
+        <w:rPr>
+          <w:rFonts w:ascii="Consolas" w:eastAsia="Times New Roman" w:hAnsi="Consolas" w:cs="Times New Roman"/>
+          <w:color w:val="C586C0"/>
+          <w:sz w:val="21"/>
+          <w:szCs w:val="21"/>
+        </w:rPr>
+        <w:t>if</w:t>
+      </w:r>
+      <w:r>
+        <w:rPr>
+          <w:rFonts w:ascii="Consolas" w:eastAsia="Times New Roman" w:hAnsi="Consolas" w:cs="Times New Roman"/>
+          <w:color w:val="BBBEBF"/>
+          <w:sz w:val="21"/>
+          <w:szCs w:val="21"/>
+        </w:rPr>
+        <w:t xml:space="preserve"> (</w:t>
+      </w:r>
+      <w:r>
+        <w:rPr>
+          <w:rFonts w:ascii="Consolas" w:eastAsia="Times New Roman" w:hAnsi="Consolas" w:cs="Times New Roman"/>
+          <w:color w:val="C9D1D9"/>
+          <w:sz w:val="21"/>
+          <w:szCs w:val="21"/>
+        </w:rPr>
+        <w:t>years</w:t>
+      </w:r>
+      <w:r>
+        <w:rPr>
+          <w:rFonts w:ascii="Consolas" w:eastAsia="Times New Roman" w:hAnsi="Consolas" w:cs="Times New Roman"/>
+          <w:color w:val="BBBEBF"/>
+          <w:sz w:val="21"/>
+          <w:szCs w:val="21"/>
+        </w:rPr>
+        <w:t xml:space="preserve"> </w:t>
+      </w:r>
+      <w:r>
+        <w:rPr>
+          <w:rFonts w:ascii="Consolas" w:eastAsia="Times New Roman" w:hAnsi="Consolas" w:cs="Times New Roman"/>
+          <w:color w:val="D4D4D4"/>
+          <w:sz w:val="21"/>
+          <w:szCs w:val="21"/>
+        </w:rPr>
+        <w:t>&gt;</w:t>
+      </w:r>
+      <w:r>
+        <w:rPr>
+          <w:rFonts w:ascii="Consolas" w:eastAsia="Times New Roman" w:hAnsi="Consolas" w:cs="Times New Roman"/>
+          <w:color w:val="BBBEBF"/>
+          <w:sz w:val="21"/>
+          <w:szCs w:val="21"/>
+        </w:rPr>
+        <w:t xml:space="preserve"> </w:t>
+      </w:r>
+      <w:r>
+        <w:rPr>
+          <w:rFonts w:ascii="Consolas" w:eastAsia="Times New Roman" w:hAnsi="Consolas" w:cs="Times New Roman"/>
+          <w:color w:val="B5CEA8"/>
+          <w:sz w:val="21"/>
+          <w:szCs w:val="21"/>
+        </w:rPr>
+        <w:t>20</w:t>
+      </w:r>
+      <w:r>
+        <w:rPr>
+          <w:rFonts w:ascii="Consolas" w:eastAsia="Times New Roman" w:hAnsi="Consolas" w:cs="Times New Roman"/>
+          <w:color w:val="BBBEBF"/>
+          <w:sz w:val="21"/>
+          <w:szCs w:val="21"/>
+        </w:rPr>
+        <w:t xml:space="preserve">) </w:t>
+      </w:r>
+      <w:r>
+        <w:rPr>
+          <w:rFonts w:ascii="Consolas" w:eastAsia="Times New Roman" w:hAnsi="Consolas" w:cs="Times New Roman"/>
+          <w:color w:val="C9D1D9"/>
+          <w:sz w:val="21"/>
+          <w:szCs w:val="21"/>
+        </w:rPr>
+        <w:t>{</w:t>
+      </w:r>
+    </w:p>
+    <w:p>
+      <w:pPr>
+        <w:shd w:val="clear" w:color="auto" w:fill="121314"/>
+        <w:spacing w:after="0" w:line="285" w:lineRule="atLeast"/>
+        <w:rPr>
+          <w:rFonts w:ascii="Consolas" w:eastAsia="Times New Roman" w:hAnsi="Consolas" w:cs="Times New Roman"/>
+          <w:color w:val="BBBEBF"/>
+          <w:sz w:val="21"/>
+          <w:szCs w:val="21"/>
+        </w:rPr>
+      </w:pPr>
+      <w:r>
+        <w:rPr>
+          <w:rFonts w:ascii="Consolas" w:eastAsia="Times New Roman" w:hAnsi="Consolas" w:cs="Times New Roman"/>
+          <w:color w:val="C9D1D9"/>
+          <w:sz w:val="21"/>
+          <w:szCs w:val="21"/>
+        </w:rPr>
+        <w:t xml:space="preserve">     cout </w:t>
+      </w:r>
+      <w:r>
+        <w:rPr>
+          <w:rFonts w:ascii="Consolas" w:eastAsia="Times New Roman" w:hAnsi="Consolas" w:cs="Times New Roman"/>
+          <w:color w:val="D2A8FF"/>
+          <w:sz w:val="21"/>
+          <w:szCs w:val="21"/>
+        </w:rPr>
+        <w:t>&lt;&lt;</w:t>
+      </w:r>
+      <w:r>
+        <w:rPr>
+          <w:rFonts w:ascii="Consolas" w:eastAsia="Times New Roman" w:hAnsi="Consolas" w:cs="Times New Roman"/>
+          <w:color w:val="C9D1D9"/>
+          <w:sz w:val="21"/>
+          <w:szCs w:val="21"/>
+        </w:rPr>
+        <w:t xml:space="preserve"> </w:t>
+      </w:r>
+      <w:r>
+        <w:rPr>
+          <w:rFonts w:ascii="Consolas" w:eastAsia="Times New Roman" w:hAnsi="Consolas" w:cs="Times New Roman"/>
+          <w:color w:val="A5D6FF"/>
+          <w:sz w:val="21"/>
+          <w:szCs w:val="21"/>
+        </w:rPr>
+        <w:t>"Кількість років не може бути більше 20!"</w:t>
+      </w:r>
+      <w:r>
+        <w:rPr>
+          <w:rFonts w:ascii="Consolas" w:eastAsia="Times New Roman" w:hAnsi="Consolas" w:cs="Times New Roman"/>
+          <w:color w:val="C9D1D9"/>
+          <w:sz w:val="21"/>
+          <w:szCs w:val="21"/>
+        </w:rPr>
+        <w:t xml:space="preserve"> </w:t>
+      </w:r>
+      <w:r>
+        <w:rPr>
+          <w:rFonts w:ascii="Consolas" w:eastAsia="Times New Roman" w:hAnsi="Consolas" w:cs="Times New Roman"/>
+          <w:color w:val="D2A8FF"/>
+          <w:sz w:val="21"/>
+          <w:szCs w:val="21"/>
+        </w:rPr>
+        <w:t>&lt;&lt;</w:t>
+      </w:r>
+      <w:r>
+        <w:rPr>
+          <w:rFonts w:ascii="Consolas" w:eastAsia="Times New Roman" w:hAnsi="Consolas" w:cs="Times New Roman"/>
+          <w:color w:val="C9D1D9"/>
+          <w:sz w:val="21"/>
+          <w:szCs w:val="21"/>
+        </w:rPr>
+        <w:t xml:space="preserve"> </w:t>
+      </w:r>
+      <w:r>
+        <w:rPr>
+          <w:rFonts w:ascii="Consolas" w:eastAsia="Times New Roman" w:hAnsi="Consolas" w:cs="Times New Roman"/>
+          <w:color w:val="D2A8FF"/>
+          <w:sz w:val="21"/>
+          <w:szCs w:val="21"/>
+        </w:rPr>
+        <w:t>endl</w:t>
+      </w:r>
+      <w:r>
+        <w:rPr>
+          <w:rFonts w:ascii="Consolas" w:eastAsia="Times New Roman" w:hAnsi="Consolas" w:cs="Times New Roman"/>
+          <w:color w:val="C9D1D9"/>
+          <w:sz w:val="21"/>
+          <w:szCs w:val="21"/>
+        </w:rPr>
+        <w:t>;</w:t>
+      </w:r>
+      <w:r>
+        <w:rPr>
+          <w:rFonts w:ascii="Consolas" w:eastAsia="Times New Roman" w:hAnsi="Consolas" w:cs="Times New Roman"/>
+          <w:color w:val="8B949E"/>
+          <w:sz w:val="21"/>
+          <w:szCs w:val="21"/>
+        </w:rPr>
+        <w:t>// виводимо повідомлення про помилку</w:t>
+      </w:r>
+    </w:p>
+    <w:p>
+      <w:pPr>
+        <w:shd w:val="clear" w:color="auto" w:fill="121314"/>
+        <w:spacing w:after="0" w:line="285" w:lineRule="atLeast"/>
+        <w:rPr>
+          <w:rFonts w:ascii="Consolas" w:eastAsia="Times New Roman" w:hAnsi="Consolas" w:cs="Times New Roman"/>
+          <w:color w:val="BBBEBF"/>
+          <w:sz w:val="21"/>
+          <w:szCs w:val="21"/>
+        </w:rPr>
+      </w:pPr>
+      <w:r>
+        <w:rPr>
+          <w:rFonts w:ascii="Consolas" w:eastAsia="Times New Roman" w:hAnsi="Consolas" w:cs="Times New Roman"/>
+          <w:color w:val="C9D1D9"/>
+          <w:sz w:val="21"/>
+          <w:szCs w:val="21"/>
+        </w:rPr>
+        <w:t>     </w:t>
+      </w:r>
+      <w:r>
+        <w:rPr>
+          <w:rFonts w:ascii="Consolas" w:eastAsia="Times New Roman" w:hAnsi="Consolas" w:cs="Times New Roman"/>
+          <w:color w:val="C586C0"/>
+          <w:sz w:val="21"/>
+          <w:szCs w:val="21"/>
+        </w:rPr>
+        <w:t>return</w:t>
+      </w:r>
+      <w:r>
+        <w:rPr>
+          <w:rFonts w:ascii="Consolas" w:eastAsia="Times New Roman" w:hAnsi="Consolas" w:cs="Times New Roman"/>
+          <w:color w:val="C9D1D9"/>
+          <w:sz w:val="21"/>
+          <w:szCs w:val="21"/>
+        </w:rPr>
+        <w:t xml:space="preserve"> </w:t>
+      </w:r>
+      <w:r>
+        <w:rPr>
+          <w:rFonts w:ascii="Consolas" w:eastAsia="Times New Roman" w:hAnsi="Consolas" w:cs="Times New Roman"/>
+          <w:color w:val="B5CEA8"/>
+          <w:sz w:val="21"/>
+          <w:szCs w:val="21"/>
+        </w:rPr>
+        <w:t>1</w:t>
+      </w:r>
+      <w:r>
+        <w:rPr>
+          <w:rFonts w:ascii="Consolas" w:eastAsia="Times New Roman" w:hAnsi="Consolas" w:cs="Times New Roman"/>
+          <w:color w:val="C9D1D9"/>
+          <w:sz w:val="21"/>
+          <w:szCs w:val="21"/>
+        </w:rPr>
+        <w:t>;</w:t>
+      </w:r>
+      <w:r>
+        <w:rPr>
+          <w:rFonts w:ascii="Consolas" w:eastAsia="Times New Roman" w:hAnsi="Consolas" w:cs="Times New Roman"/>
+          <w:color w:val="8B949E"/>
+          <w:sz w:val="21"/>
+          <w:szCs w:val="21"/>
+        </w:rPr>
+        <w:t>// Завершення програми з кодом 1, що означає помилку</w:t>
+      </w:r>
+    </w:p>
+    <w:p>
+      <w:pPr>
+        <w:shd w:val="clear" w:color="auto" w:fill="121314"/>
+        <w:spacing w:after="0" w:line="285" w:lineRule="atLeast"/>
+        <w:rPr>
+          <w:rFonts w:ascii="Consolas" w:eastAsia="Times New Roman" w:hAnsi="Consolas" w:cs="Times New Roman"/>
+          <w:color w:val="BBBEBF"/>
+          <w:sz w:val="21"/>
+          <w:szCs w:val="21"/>
+        </w:rPr>
+      </w:pPr>
+      <w:r>
+        <w:rPr>
+          <w:rFonts w:ascii="Consolas" w:eastAsia="Times New Roman" w:hAnsi="Consolas" w:cs="Times New Roman"/>
+          <w:color w:val="C9D1D9"/>
+          <w:sz w:val="21"/>
+          <w:szCs w:val="21"/>
+        </w:rPr>
+        <w:t>    }</w:t>
+      </w:r>
+    </w:p>
+    <w:p>
+      <w:pPr>
+        <w:shd w:val="clear" w:color="auto" w:fill="121314"/>
+        <w:spacing w:after="0" w:line="285" w:lineRule="atLeast"/>
+        <w:rPr>
+          <w:rFonts w:ascii="Consolas" w:eastAsia="Times New Roman" w:hAnsi="Consolas" w:cs="Times New Roman"/>
+          <w:color w:val="BBBEBF"/>
+          <w:sz w:val="21"/>
+          <w:szCs w:val="21"/>
+        </w:rPr>
+      </w:pPr>
+      <w:r>
+        <w:rPr>
+          <w:rFonts w:ascii="Consolas" w:eastAsia="Times New Roman" w:hAnsi="Consolas" w:cs="Times New Roman"/>
+          <w:color w:val="8B949E"/>
+          <w:sz w:val="21"/>
+          <w:szCs w:val="21"/>
+        </w:rPr>
+        <w:t>// Оголошення змінної для цілих чисел для зберігання кількості зарядів</w:t>
+      </w:r>
+    </w:p>
+    <w:p>
+      <w:pPr>
+        <w:shd w:val="clear" w:color="auto" w:fill="121314"/>
+        <w:spacing w:after="0" w:line="285" w:lineRule="atLeast"/>
+        <w:rPr>
+          <w:rFonts w:ascii="Consolas" w:eastAsia="Times New Roman" w:hAnsi="Consolas" w:cs="Times New Roman"/>
+          <w:color w:val="BBBEBF"/>
+          <w:sz w:val="21"/>
+          <w:szCs w:val="21"/>
+        </w:rPr>
+      </w:pPr>
+      <w:r>
+        <w:rPr>
+          <w:rFonts w:ascii="Consolas" w:eastAsia="Times New Roman" w:hAnsi="Consolas" w:cs="Times New Roman"/>
+          <w:color w:val="BBBEBF"/>
+          <w:sz w:val="21"/>
+          <w:szCs w:val="21"/>
+        </w:rPr>
+        <w:t xml:space="preserve">    </w:t>
+      </w:r>
+      <w:r>
+        <w:rPr>
+          <w:rFonts w:ascii="Consolas" w:eastAsia="Times New Roman" w:hAnsi="Consolas" w:cs="Times New Roman"/>
+          <w:color w:val="FF7B72"/>
+          <w:sz w:val="21"/>
+          <w:szCs w:val="21"/>
+        </w:rPr>
+        <w:t>int</w:t>
+      </w:r>
+      <w:r>
+        <w:rPr>
+          <w:rFonts w:ascii="Consolas" w:eastAsia="Times New Roman" w:hAnsi="Consolas" w:cs="Times New Roman"/>
+          <w:color w:val="BBBEBF"/>
+          <w:sz w:val="21"/>
+          <w:szCs w:val="21"/>
+        </w:rPr>
+        <w:t xml:space="preserve"> </w:t>
+      </w:r>
+      <w:r>
+        <w:rPr>
+          <w:rFonts w:ascii="Consolas" w:eastAsia="Times New Roman" w:hAnsi="Consolas" w:cs="Times New Roman"/>
+          <w:color w:val="C9D1D9"/>
+          <w:sz w:val="21"/>
+          <w:szCs w:val="21"/>
+        </w:rPr>
+        <w:t>charge</w:t>
+      </w:r>
+      <w:r>
+        <w:rPr>
+          <w:rFonts w:ascii="Consolas" w:eastAsia="Times New Roman" w:hAnsi="Consolas" w:cs="Times New Roman"/>
+          <w:color w:val="BBBEBF"/>
+          <w:sz w:val="21"/>
+          <w:szCs w:val="21"/>
+        </w:rPr>
+        <w:t>;</w:t>
+      </w:r>
+    </w:p>
+    <w:p>
+      <w:pPr>
+        <w:shd w:val="clear" w:color="auto" w:fill="121314"/>
+        <w:spacing w:after="0" w:line="285" w:lineRule="atLeast"/>
+        <w:rPr>
+          <w:rFonts w:ascii="Consolas" w:eastAsia="Times New Roman" w:hAnsi="Consolas" w:cs="Times New Roman"/>
+          <w:color w:val="BBBEBF"/>
+          <w:sz w:val="21"/>
+          <w:szCs w:val="21"/>
+        </w:rPr>
+      </w:pPr>
+      <w:r>
+        <w:rPr>
+          <w:rFonts w:ascii="Consolas" w:eastAsia="Times New Roman" w:hAnsi="Consolas" w:cs="Times New Roman"/>
+          <w:color w:val="8B949E"/>
+          <w:sz w:val="21"/>
+          <w:szCs w:val="21"/>
+        </w:rPr>
+        <w:t>    // Виведення запиту на екран для користувача на введення кількості зарядів</w:t>
+      </w:r>
+    </w:p>
+    <w:p>
+      <w:pPr>
+        <w:shd w:val="clear" w:color="auto" w:fill="121314"/>
+        <w:spacing w:after="0" w:line="285" w:lineRule="atLeast"/>
+        <w:rPr>
+          <w:rFonts w:ascii="Consolas" w:eastAsia="Times New Roman" w:hAnsi="Consolas" w:cs="Times New Roman"/>
+          <w:color w:val="BBBEBF"/>
+          <w:sz w:val="21"/>
+          <w:szCs w:val="21"/>
+        </w:rPr>
+      </w:pPr>
+      <w:r>
+        <w:rPr>
+          <w:rFonts w:ascii="Consolas" w:eastAsia="Times New Roman" w:hAnsi="Consolas" w:cs="Times New Roman"/>
+          <w:color w:val="BBBEBF"/>
+          <w:sz w:val="21"/>
+          <w:szCs w:val="21"/>
+        </w:rPr>
+        <w:t xml:space="preserve">    </w:t>
+      </w:r>
+      <w:r>
+        <w:rPr>
+          <w:rFonts w:ascii="Consolas" w:eastAsia="Times New Roman" w:hAnsi="Consolas" w:cs="Times New Roman"/>
+          <w:color w:val="C9D1D9"/>
+          <w:sz w:val="21"/>
+          <w:szCs w:val="21"/>
+        </w:rPr>
+        <w:t>cout</w:t>
+      </w:r>
+      <w:r>
+        <w:rPr>
+          <w:rFonts w:ascii="Consolas" w:eastAsia="Times New Roman" w:hAnsi="Consolas" w:cs="Times New Roman"/>
+          <w:color w:val="BBBEBF"/>
+          <w:sz w:val="21"/>
+          <w:szCs w:val="21"/>
+        </w:rPr>
+        <w:t xml:space="preserve"> </w:t>
+      </w:r>
+      <w:r>
+        <w:rPr>
+          <w:rFonts w:ascii="Consolas" w:eastAsia="Times New Roman" w:hAnsi="Consolas" w:cs="Times New Roman"/>
+          <w:color w:val="D2A8FF"/>
+          <w:sz w:val="21"/>
+          <w:szCs w:val="21"/>
+        </w:rPr>
+        <w:t>&lt;&lt;</w:t>
+      </w:r>
+      <w:r>
+        <w:rPr>
+          <w:rFonts w:ascii="Consolas" w:eastAsia="Times New Roman" w:hAnsi="Consolas" w:cs="Times New Roman"/>
+          <w:color w:val="BBBEBF"/>
+          <w:sz w:val="21"/>
+          <w:szCs w:val="21"/>
+        </w:rPr>
+        <w:t xml:space="preserve"> </w:t>
+      </w:r>
+      <w:r>
+        <w:rPr>
+          <w:rFonts w:ascii="Consolas" w:eastAsia="Times New Roman" w:hAnsi="Consolas" w:cs="Times New Roman"/>
+          <w:color w:val="A5D6FF"/>
+          <w:sz w:val="21"/>
+          <w:szCs w:val="21"/>
+        </w:rPr>
+        <w:t>"Введіть кількість зарядів:"</w:t>
+      </w:r>
+      <w:r>
+        <w:rPr>
+          <w:rFonts w:ascii="Consolas" w:eastAsia="Times New Roman" w:hAnsi="Consolas" w:cs="Times New Roman"/>
+          <w:color w:val="BBBEBF"/>
+          <w:sz w:val="21"/>
+          <w:szCs w:val="21"/>
+        </w:rPr>
+        <w:t xml:space="preserve"> ;</w:t>
+      </w:r>
+      <w:r>
+        <w:rPr>
+          <w:rFonts w:ascii="Consolas" w:eastAsia="Times New Roman" w:hAnsi="Consolas" w:cs="Times New Roman"/>
+          <w:color w:val="8B949E"/>
+          <w:sz w:val="21"/>
+          <w:szCs w:val="21"/>
+        </w:rPr>
+        <w:t>// виводимо повідомлення на екран</w:t>
+      </w:r>
+    </w:p>
+    <w:p>
+      <w:pPr>
+        <w:shd w:val="clear" w:color="auto" w:fill="121314"/>
+        <w:spacing w:after="0" w:line="285" w:lineRule="atLeast"/>
+        <w:rPr>
+          <w:rFonts w:ascii="Consolas" w:eastAsia="Times New Roman" w:hAnsi="Consolas" w:cs="Times New Roman"/>
+          <w:color w:val="BBBEBF"/>
+          <w:sz w:val="21"/>
+          <w:szCs w:val="21"/>
+        </w:rPr>
+      </w:pPr>
+      <w:r>
+        <w:rPr>
+          <w:rFonts w:ascii="Consolas" w:eastAsia="Times New Roman" w:hAnsi="Consolas" w:cs="Times New Roman"/>
+          <w:color w:val="BBBEBF"/>
+          <w:sz w:val="21"/>
+          <w:szCs w:val="21"/>
+        </w:rPr>
+        <w:t xml:space="preserve">    </w:t>
+      </w:r>
+      <w:r>
+        <w:rPr>
+          <w:rFonts w:ascii="Consolas" w:eastAsia="Times New Roman" w:hAnsi="Consolas" w:cs="Times New Roman"/>
+          <w:color w:val="C9D1D9"/>
+          <w:sz w:val="21"/>
+          <w:szCs w:val="21"/>
+        </w:rPr>
+        <w:t>cin</w:t>
+      </w:r>
+      <w:r>
+        <w:rPr>
+          <w:rFonts w:ascii="Consolas" w:eastAsia="Times New Roman" w:hAnsi="Consolas" w:cs="Times New Roman"/>
+          <w:color w:val="BBBEBF"/>
+          <w:sz w:val="21"/>
+          <w:szCs w:val="21"/>
+        </w:rPr>
+        <w:t xml:space="preserve"> </w:t>
+      </w:r>
+      <w:r>
+        <w:rPr>
+          <w:rFonts w:ascii="Consolas" w:eastAsia="Times New Roman" w:hAnsi="Consolas" w:cs="Times New Roman"/>
+          <w:color w:val="D2A8FF"/>
+          <w:sz w:val="21"/>
+          <w:szCs w:val="21"/>
+        </w:rPr>
+        <w:t>&gt;&gt;</w:t>
+      </w:r>
+      <w:r>
+        <w:rPr>
+          <w:rFonts w:ascii="Consolas" w:eastAsia="Times New Roman" w:hAnsi="Consolas" w:cs="Times New Roman"/>
+          <w:color w:val="BBBEBF"/>
+          <w:sz w:val="21"/>
+          <w:szCs w:val="21"/>
+        </w:rPr>
+        <w:t xml:space="preserve"> </w:t>
+      </w:r>
+      <w:r>
+        <w:rPr>
+          <w:rFonts w:ascii="Consolas" w:eastAsia="Times New Roman" w:hAnsi="Consolas" w:cs="Times New Roman"/>
+          <w:color w:val="C9D1D9"/>
+          <w:sz w:val="21"/>
+          <w:szCs w:val="21"/>
+        </w:rPr>
+        <w:t>charge</w:t>
+      </w:r>
+      <w:r>
+        <w:rPr>
+          <w:rFonts w:ascii="Consolas" w:eastAsia="Times New Roman" w:hAnsi="Consolas" w:cs="Times New Roman"/>
+          <w:color w:val="BBBEBF"/>
+          <w:sz w:val="21"/>
+          <w:szCs w:val="21"/>
+        </w:rPr>
+        <w:t>;</w:t>
+      </w:r>
+      <w:r>
+        <w:rPr>
+          <w:rFonts w:ascii="Consolas" w:eastAsia="Times New Roman" w:hAnsi="Consolas" w:cs="Times New Roman"/>
+          <w:color w:val="8B949E"/>
+          <w:sz w:val="21"/>
+          <w:szCs w:val="21"/>
+        </w:rPr>
+        <w:t xml:space="preserve"> // зчитування кількості зарядів у змінну charge</w:t>
+      </w:r>
+    </w:p>
+    <w:p>
+      <w:pPr>
+        <w:shd w:val="clear" w:color="auto" w:fill="121314"/>
+        <w:spacing w:after="0" w:line="285" w:lineRule="atLeast"/>
+        <w:rPr>
+          <w:rFonts w:ascii="Consolas" w:eastAsia="Times New Roman" w:hAnsi="Consolas" w:cs="Times New Roman"/>
+          <w:color w:val="BBBEBF"/>
+          <w:sz w:val="21"/>
+          <w:szCs w:val="21"/>
+        </w:rPr>
+      </w:pPr>
+      <w:r>
+        <w:rPr>
+          <w:rFonts w:ascii="Consolas" w:eastAsia="Times New Roman" w:hAnsi="Consolas" w:cs="Times New Roman"/>
+          <w:color w:val="8B949E"/>
+          <w:sz w:val="21"/>
+          <w:szCs w:val="21"/>
+        </w:rPr>
+        <w:t>    // Перевірка на від'ємне значення кількості зарядів</w:t>
+      </w:r>
+    </w:p>
+    <w:p>
+      <w:pPr>
+        <w:shd w:val="clear" w:color="auto" w:fill="121314"/>
+        <w:spacing w:after="0" w:line="285" w:lineRule="atLeast"/>
+        <w:rPr>
+          <w:rFonts w:ascii="Consolas" w:eastAsia="Times New Roman" w:hAnsi="Consolas" w:cs="Times New Roman"/>
+          <w:color w:val="BBBEBF"/>
+          <w:sz w:val="21"/>
+          <w:szCs w:val="21"/>
+        </w:rPr>
+      </w:pPr>
+      <w:r>
+        <w:rPr>
+          <w:rFonts w:ascii="Consolas" w:eastAsia="Times New Roman" w:hAnsi="Consolas" w:cs="Times New Roman"/>
+          <w:color w:val="BBBEBF"/>
+          <w:sz w:val="21"/>
+          <w:szCs w:val="21"/>
+        </w:rPr>
+        <w:t xml:space="preserve">    </w:t>
+      </w:r>
+      <w:r>
+        <w:rPr>
+          <w:rFonts w:ascii="Consolas" w:eastAsia="Times New Roman" w:hAnsi="Consolas" w:cs="Times New Roman"/>
+          <w:color w:val="C586C0"/>
+          <w:sz w:val="21"/>
+          <w:szCs w:val="21"/>
+        </w:rPr>
+        <w:t>if</w:t>
+      </w:r>
+      <w:r>
+        <w:rPr>
+          <w:rFonts w:ascii="Consolas" w:eastAsia="Times New Roman" w:hAnsi="Consolas" w:cs="Times New Roman"/>
+          <w:color w:val="BBBEBF"/>
+          <w:sz w:val="21"/>
+          <w:szCs w:val="21"/>
+        </w:rPr>
+        <w:t xml:space="preserve"> ( </w:t>
+      </w:r>
+      <w:r>
+        <w:rPr>
+          <w:rFonts w:ascii="Consolas" w:eastAsia="Times New Roman" w:hAnsi="Consolas" w:cs="Times New Roman"/>
+          <w:color w:val="C9D1D9"/>
+          <w:sz w:val="21"/>
+          <w:szCs w:val="21"/>
+        </w:rPr>
+        <w:t>charge</w:t>
+      </w:r>
+      <w:r>
+        <w:rPr>
+          <w:rFonts w:ascii="Consolas" w:eastAsia="Times New Roman" w:hAnsi="Consolas" w:cs="Times New Roman"/>
+          <w:color w:val="BBBEBF"/>
+          <w:sz w:val="21"/>
+          <w:szCs w:val="21"/>
+        </w:rPr>
+        <w:t xml:space="preserve"> </w:t>
+      </w:r>
+      <w:r>
+        <w:rPr>
+          <w:rFonts w:ascii="Consolas" w:eastAsia="Times New Roman" w:hAnsi="Consolas" w:cs="Times New Roman"/>
+          <w:color w:val="D4D4D4"/>
+          <w:sz w:val="21"/>
+          <w:szCs w:val="21"/>
+        </w:rPr>
+        <w:t>&lt;</w:t>
+      </w:r>
+      <w:r>
+        <w:rPr>
+          <w:rFonts w:ascii="Consolas" w:eastAsia="Times New Roman" w:hAnsi="Consolas" w:cs="Times New Roman"/>
+          <w:color w:val="BBBEBF"/>
+          <w:sz w:val="21"/>
+          <w:szCs w:val="21"/>
+        </w:rPr>
+        <w:t xml:space="preserve"> </w:t>
+      </w:r>
+      <w:r>
+        <w:rPr>
+          <w:rFonts w:ascii="Consolas" w:eastAsia="Times New Roman" w:hAnsi="Consolas" w:cs="Times New Roman"/>
+          <w:color w:val="B5CEA8"/>
+          <w:sz w:val="21"/>
+          <w:szCs w:val="21"/>
+        </w:rPr>
+        <w:t>0</w:t>
+      </w:r>
+      <w:r>
+        <w:rPr>
+          <w:rFonts w:ascii="Consolas" w:eastAsia="Times New Roman" w:hAnsi="Consolas" w:cs="Times New Roman"/>
+          <w:color w:val="BBBEBF"/>
+          <w:sz w:val="21"/>
+          <w:szCs w:val="21"/>
+        </w:rPr>
+        <w:t xml:space="preserve">) </w:t>
+      </w:r>
+      <w:r>
+        <w:rPr>
+          <w:rFonts w:ascii="Consolas" w:eastAsia="Times New Roman" w:hAnsi="Consolas" w:cs="Times New Roman"/>
+          <w:color w:val="C9D1D9"/>
+          <w:sz w:val="21"/>
+          <w:szCs w:val="21"/>
+        </w:rPr>
+        <w:t>{</w:t>
+      </w:r>
+    </w:p>
+    <w:p>
+      <w:pPr>
+        <w:shd w:val="clear" w:color="auto" w:fill="121314"/>
+        <w:spacing w:after="0" w:line="285" w:lineRule="atLeast"/>
+        <w:rPr>
+          <w:rFonts w:ascii="Consolas" w:eastAsia="Times New Roman" w:hAnsi="Consolas" w:cs="Times New Roman"/>
+          <w:color w:val="BBBEBF"/>
+          <w:sz w:val="21"/>
+          <w:szCs w:val="21"/>
+        </w:rPr>
+      </w:pPr>
+      <w:r>
+        <w:rPr>
+          <w:rFonts w:ascii="Consolas" w:eastAsia="Times New Roman" w:hAnsi="Consolas" w:cs="Times New Roman"/>
+          <w:color w:val="C9D1D9"/>
+          <w:sz w:val="21"/>
+          <w:szCs w:val="21"/>
+        </w:rPr>
+        <w:t xml:space="preserve">        cout </w:t>
+      </w:r>
+      <w:r>
+        <w:rPr>
+          <w:rFonts w:ascii="Consolas" w:eastAsia="Times New Roman" w:hAnsi="Consolas" w:cs="Times New Roman"/>
+          <w:color w:val="D2A8FF"/>
+          <w:sz w:val="21"/>
+          <w:szCs w:val="21"/>
+        </w:rPr>
+        <w:t>&lt;&lt;</w:t>
+      </w:r>
+      <w:r>
+        <w:rPr>
+          <w:rFonts w:ascii="Consolas" w:eastAsia="Times New Roman" w:hAnsi="Consolas" w:cs="Times New Roman"/>
+          <w:color w:val="C9D1D9"/>
+          <w:sz w:val="21"/>
+          <w:szCs w:val="21"/>
+        </w:rPr>
+        <w:t xml:space="preserve"> </w:t>
+      </w:r>
+      <w:r>
+        <w:rPr>
+          <w:rFonts w:ascii="Consolas" w:eastAsia="Times New Roman" w:hAnsi="Consolas" w:cs="Times New Roman"/>
+          <w:color w:val="A5D6FF"/>
+          <w:sz w:val="21"/>
+          <w:szCs w:val="21"/>
+        </w:rPr>
+        <w:t>"Кількість зарядів не може бути менше 0 !"</w:t>
+      </w:r>
+      <w:r>
+        <w:rPr>
+          <w:rFonts w:ascii="Consolas" w:eastAsia="Times New Roman" w:hAnsi="Consolas" w:cs="Times New Roman"/>
+          <w:color w:val="C9D1D9"/>
+          <w:sz w:val="21"/>
+          <w:szCs w:val="21"/>
+        </w:rPr>
+        <w:t xml:space="preserve"> </w:t>
+      </w:r>
+      <w:r>
+        <w:rPr>
+          <w:rFonts w:ascii="Consolas" w:eastAsia="Times New Roman" w:hAnsi="Consolas" w:cs="Times New Roman"/>
+          <w:color w:val="D2A8FF"/>
+          <w:sz w:val="21"/>
+          <w:szCs w:val="21"/>
+        </w:rPr>
+        <w:t>&lt;&lt;</w:t>
+      </w:r>
+      <w:r>
+        <w:rPr>
+          <w:rFonts w:ascii="Consolas" w:eastAsia="Times New Roman" w:hAnsi="Consolas" w:cs="Times New Roman"/>
+          <w:color w:val="C9D1D9"/>
+          <w:sz w:val="21"/>
+          <w:szCs w:val="21"/>
+        </w:rPr>
+        <w:t xml:space="preserve"> </w:t>
+      </w:r>
+      <w:r>
+        <w:rPr>
+          <w:rFonts w:ascii="Consolas" w:eastAsia="Times New Roman" w:hAnsi="Consolas" w:cs="Times New Roman"/>
+          <w:color w:val="D2A8FF"/>
+          <w:sz w:val="21"/>
+          <w:szCs w:val="21"/>
+        </w:rPr>
+        <w:t>endl</w:t>
+      </w:r>
+      <w:r>
+        <w:rPr>
+          <w:rFonts w:ascii="Consolas" w:eastAsia="Times New Roman" w:hAnsi="Consolas" w:cs="Times New Roman"/>
+          <w:color w:val="C9D1D9"/>
+          <w:sz w:val="21"/>
+          <w:szCs w:val="21"/>
+        </w:rPr>
+        <w:t>;</w:t>
+      </w:r>
+      <w:r>
+        <w:rPr>
+          <w:rFonts w:ascii="Consolas" w:eastAsia="Times New Roman" w:hAnsi="Consolas" w:cs="Times New Roman"/>
+          <w:color w:val="8B949E"/>
+          <w:sz w:val="21"/>
+          <w:szCs w:val="21"/>
+        </w:rPr>
+        <w:t>// виводимо повідомлення про помилку</w:t>
+      </w:r>
+    </w:p>
+    <w:p>
+      <w:pPr>
+        <w:shd w:val="clear" w:color="auto" w:fill="121314"/>
+        <w:spacing w:after="0" w:line="285" w:lineRule="atLeast"/>
+        <w:rPr>
+          <w:rFonts w:ascii="Consolas" w:eastAsia="Times New Roman" w:hAnsi="Consolas" w:cs="Times New Roman"/>
+          <w:color w:val="BBBEBF"/>
+          <w:sz w:val="21"/>
+          <w:szCs w:val="21"/>
+        </w:rPr>
+      </w:pPr>
+      <w:r>
+        <w:rPr>
+          <w:rFonts w:ascii="Consolas" w:eastAsia="Times New Roman" w:hAnsi="Consolas" w:cs="Times New Roman"/>
+          <w:color w:val="C9D1D9"/>
+          <w:sz w:val="21"/>
+          <w:szCs w:val="21"/>
+        </w:rPr>
+        <w:t xml:space="preserve">        </w:t>
+      </w:r>
+      <w:r>
+        <w:rPr>
+          <w:rFonts w:ascii="Consolas" w:eastAsia="Times New Roman" w:hAnsi="Consolas" w:cs="Times New Roman"/>
+          <w:color w:val="C586C0"/>
+          <w:sz w:val="21"/>
+          <w:szCs w:val="21"/>
+        </w:rPr>
+        <w:t>return</w:t>
+      </w:r>
+      <w:r>
+        <w:rPr>
+          <w:rFonts w:ascii="Consolas" w:eastAsia="Times New Roman" w:hAnsi="Consolas" w:cs="Times New Roman"/>
+          <w:color w:val="C9D1D9"/>
+          <w:sz w:val="21"/>
+          <w:szCs w:val="21"/>
+        </w:rPr>
+        <w:t xml:space="preserve"> </w:t>
+      </w:r>
+      <w:r>
+        <w:rPr>
+          <w:rFonts w:ascii="Consolas" w:eastAsia="Times New Roman" w:hAnsi="Consolas" w:cs="Times New Roman"/>
+          <w:color w:val="B5CEA8"/>
+          <w:sz w:val="21"/>
+          <w:szCs w:val="21"/>
+        </w:rPr>
+        <w:t>1</w:t>
+      </w:r>
+      <w:r>
+        <w:rPr>
+          <w:rFonts w:ascii="Consolas" w:eastAsia="Times New Roman" w:hAnsi="Consolas" w:cs="Times New Roman"/>
+          <w:color w:val="C9D1D9"/>
+          <w:sz w:val="21"/>
+          <w:szCs w:val="21"/>
+        </w:rPr>
+        <w:t>;</w:t>
+      </w:r>
+      <w:r>
+        <w:rPr>
+          <w:rFonts w:ascii="Consolas" w:eastAsia="Times New Roman" w:hAnsi="Consolas" w:cs="Times New Roman"/>
+          <w:color w:val="8B949E"/>
+          <w:sz w:val="21"/>
+          <w:szCs w:val="21"/>
+        </w:rPr>
+        <w:t>// Завершення програми з кодом 1, що означає помилку</w:t>
+      </w:r>
+    </w:p>
+    <w:p>
+      <w:pPr>
+        <w:shd w:val="clear" w:color="auto" w:fill="121314"/>
+        <w:spacing w:after="0" w:line="285" w:lineRule="atLeast"/>
+        <w:rPr>
+          <w:rFonts w:ascii="Consolas" w:eastAsia="Times New Roman" w:hAnsi="Consolas" w:cs="Times New Roman"/>
+          <w:color w:val="BBBEBF"/>
+          <w:sz w:val="21"/>
+          <w:szCs w:val="21"/>
+        </w:rPr>
+      </w:pPr>
+      <w:r>
+        <w:rPr>
+          <w:rFonts w:ascii="Consolas" w:eastAsia="Times New Roman" w:hAnsi="Consolas" w:cs="Times New Roman"/>
+          <w:color w:val="C9D1D9"/>
+          <w:sz w:val="21"/>
+          <w:szCs w:val="21"/>
+        </w:rPr>
+        <w:t> }</w:t>
+      </w:r>
+    </w:p>
+    <w:p>
+      <w:pPr>
+        <w:shd w:val="clear" w:color="auto" w:fill="121314"/>
+        <w:spacing w:after="0" w:line="285" w:lineRule="atLeast"/>
+        <w:rPr>
+          <w:rFonts w:ascii="Consolas" w:eastAsia="Times New Roman" w:hAnsi="Consolas" w:cs="Times New Roman"/>
+          <w:color w:val="BBBEBF"/>
+          <w:sz w:val="21"/>
+          <w:szCs w:val="21"/>
+        </w:rPr>
+      </w:pPr>
+      <w:r>
+        <w:rPr>
+          <w:rFonts w:ascii="Consolas" w:eastAsia="Times New Roman" w:hAnsi="Consolas" w:cs="Times New Roman"/>
+          <w:color w:val="8B949E"/>
+          <w:sz w:val="21"/>
+          <w:szCs w:val="21"/>
+        </w:rPr>
+        <w:t> // Перевірка умови якщо кількоість зарядів більше 100</w:t>
+      </w:r>
+    </w:p>
+    <w:p>
+      <w:pPr>
+        <w:shd w:val="clear" w:color="auto" w:fill="121314"/>
+        <w:spacing w:after="0" w:line="285" w:lineRule="atLeast"/>
+        <w:rPr>
+          <w:rFonts w:ascii="Consolas" w:eastAsia="Times New Roman" w:hAnsi="Consolas" w:cs="Times New Roman"/>
+          <w:color w:val="BBBEBF"/>
+          <w:sz w:val="21"/>
+          <w:szCs w:val="21"/>
+        </w:rPr>
+      </w:pPr>
+      <w:r>
+        <w:rPr>
+          <w:rFonts w:ascii="Consolas" w:eastAsia="Times New Roman" w:hAnsi="Consolas" w:cs="Times New Roman"/>
+          <w:color w:val="BBBEBF"/>
+          <w:sz w:val="21"/>
+          <w:szCs w:val="21"/>
+        </w:rPr>
+        <w:t> </w:t>
+      </w:r>
+      <w:r>
+        <w:rPr>
+          <w:rFonts w:ascii="Consolas" w:eastAsia="Times New Roman" w:hAnsi="Consolas" w:cs="Times New Roman"/>
+          <w:color w:val="C586C0"/>
+          <w:sz w:val="21"/>
+          <w:szCs w:val="21"/>
+        </w:rPr>
+        <w:t>if</w:t>
+      </w:r>
+      <w:r>
+        <w:rPr>
+          <w:rFonts w:ascii="Consolas" w:eastAsia="Times New Roman" w:hAnsi="Consolas" w:cs="Times New Roman"/>
+          <w:color w:val="BBBEBF"/>
+          <w:sz w:val="21"/>
+          <w:szCs w:val="21"/>
+        </w:rPr>
+        <w:t xml:space="preserve"> ( </w:t>
+      </w:r>
+      <w:r>
+        <w:rPr>
+          <w:rFonts w:ascii="Consolas" w:eastAsia="Times New Roman" w:hAnsi="Consolas" w:cs="Times New Roman"/>
+          <w:color w:val="C9D1D9"/>
+          <w:sz w:val="21"/>
+          <w:szCs w:val="21"/>
+        </w:rPr>
+        <w:t>charge</w:t>
+      </w:r>
+      <w:r>
+        <w:rPr>
+          <w:rFonts w:ascii="Consolas" w:eastAsia="Times New Roman" w:hAnsi="Consolas" w:cs="Times New Roman"/>
+          <w:color w:val="BBBEBF"/>
+          <w:sz w:val="21"/>
+          <w:szCs w:val="21"/>
+        </w:rPr>
+        <w:t xml:space="preserve"> </w:t>
+      </w:r>
+      <w:r>
+        <w:rPr>
+          <w:rFonts w:ascii="Consolas" w:eastAsia="Times New Roman" w:hAnsi="Consolas" w:cs="Times New Roman"/>
+          <w:color w:val="D4D4D4"/>
+          <w:sz w:val="21"/>
+          <w:szCs w:val="21"/>
+        </w:rPr>
+        <w:t>&gt;</w:t>
+      </w:r>
+      <w:r>
+        <w:rPr>
+          <w:rFonts w:ascii="Consolas" w:eastAsia="Times New Roman" w:hAnsi="Consolas" w:cs="Times New Roman"/>
+          <w:color w:val="BBBEBF"/>
+          <w:sz w:val="21"/>
+          <w:szCs w:val="21"/>
+        </w:rPr>
+        <w:t xml:space="preserve"> </w:t>
+      </w:r>
+      <w:r>
+        <w:rPr>
+          <w:rFonts w:ascii="Consolas" w:eastAsia="Times New Roman" w:hAnsi="Consolas" w:cs="Times New Roman"/>
+          <w:color w:val="B5CEA8"/>
+          <w:sz w:val="21"/>
+          <w:szCs w:val="21"/>
+        </w:rPr>
+        <w:t>100</w:t>
+      </w:r>
+      <w:r>
+        <w:rPr>
+          <w:rFonts w:ascii="Consolas" w:eastAsia="Times New Roman" w:hAnsi="Consolas" w:cs="Times New Roman"/>
+          <w:color w:val="BBBEBF"/>
+          <w:sz w:val="21"/>
+          <w:szCs w:val="21"/>
+        </w:rPr>
+        <w:t xml:space="preserve">) </w:t>
+      </w:r>
+      <w:r>
+        <w:rPr>
+          <w:rFonts w:ascii="Consolas" w:eastAsia="Times New Roman" w:hAnsi="Consolas" w:cs="Times New Roman"/>
+          <w:color w:val="C9D1D9"/>
+          <w:sz w:val="21"/>
+          <w:szCs w:val="21"/>
+        </w:rPr>
+        <w:t>{</w:t>
+      </w:r>
+    </w:p>
+    <w:p>
+      <w:pPr>
+        <w:shd w:val="clear" w:color="auto" w:fill="121314"/>
+        <w:spacing w:after="0" w:line="285" w:lineRule="atLeast"/>
+        <w:rPr>
+          <w:rFonts w:ascii="Consolas" w:eastAsia="Times New Roman" w:hAnsi="Consolas" w:cs="Times New Roman"/>
+          <w:color w:val="BBBEBF"/>
+          <w:sz w:val="21"/>
+          <w:szCs w:val="21"/>
+        </w:rPr>
+      </w:pPr>
+      <w:r>
+        <w:rPr>
+          <w:rFonts w:ascii="Consolas" w:eastAsia="Times New Roman" w:hAnsi="Consolas" w:cs="Times New Roman"/>
+          <w:color w:val="C9D1D9"/>
+          <w:sz w:val="21"/>
+          <w:szCs w:val="21"/>
+        </w:rPr>
+        <w:t xml:space="preserve">    cout </w:t>
+      </w:r>
+      <w:r>
+        <w:rPr>
+          <w:rFonts w:ascii="Consolas" w:eastAsia="Times New Roman" w:hAnsi="Consolas" w:cs="Times New Roman"/>
+          <w:color w:val="D2A8FF"/>
+          <w:sz w:val="21"/>
+          <w:szCs w:val="21"/>
+        </w:rPr>
+        <w:t>&lt;&lt;</w:t>
+      </w:r>
+      <w:r>
+        <w:rPr>
+          <w:rFonts w:ascii="Consolas" w:eastAsia="Times New Roman" w:hAnsi="Consolas" w:cs="Times New Roman"/>
+          <w:color w:val="C9D1D9"/>
+          <w:sz w:val="21"/>
+          <w:szCs w:val="21"/>
+        </w:rPr>
+        <w:t xml:space="preserve"> </w:t>
+      </w:r>
+      <w:r>
+        <w:rPr>
+          <w:rFonts w:ascii="Consolas" w:eastAsia="Times New Roman" w:hAnsi="Consolas" w:cs="Times New Roman"/>
+          <w:color w:val="A5D6FF"/>
+          <w:sz w:val="21"/>
+          <w:szCs w:val="21"/>
+        </w:rPr>
+        <w:t>"Кількість зарядів не може бути більше 100!"</w:t>
+      </w:r>
+      <w:r>
+        <w:rPr>
+          <w:rFonts w:ascii="Consolas" w:eastAsia="Times New Roman" w:hAnsi="Consolas" w:cs="Times New Roman"/>
+          <w:color w:val="C9D1D9"/>
+          <w:sz w:val="21"/>
+          <w:szCs w:val="21"/>
+        </w:rPr>
+        <w:t xml:space="preserve"> </w:t>
+      </w:r>
+      <w:r>
+        <w:rPr>
+          <w:rFonts w:ascii="Consolas" w:eastAsia="Times New Roman" w:hAnsi="Consolas" w:cs="Times New Roman"/>
+          <w:color w:val="D2A8FF"/>
+          <w:sz w:val="21"/>
+          <w:szCs w:val="21"/>
+        </w:rPr>
+        <w:t>&lt;&lt;</w:t>
+      </w:r>
+      <w:r>
+        <w:rPr>
+          <w:rFonts w:ascii="Consolas" w:eastAsia="Times New Roman" w:hAnsi="Consolas" w:cs="Times New Roman"/>
+          <w:color w:val="C9D1D9"/>
+          <w:sz w:val="21"/>
+          <w:szCs w:val="21"/>
+        </w:rPr>
+        <w:t xml:space="preserve"> </w:t>
+      </w:r>
+      <w:r>
+        <w:rPr>
+          <w:rFonts w:ascii="Consolas" w:eastAsia="Times New Roman" w:hAnsi="Consolas" w:cs="Times New Roman"/>
+          <w:color w:val="D2A8FF"/>
+          <w:sz w:val="21"/>
+          <w:szCs w:val="21"/>
+        </w:rPr>
+        <w:t>endl</w:t>
+      </w:r>
+      <w:r>
+        <w:rPr>
+          <w:rFonts w:ascii="Consolas" w:eastAsia="Times New Roman" w:hAnsi="Consolas" w:cs="Times New Roman"/>
+          <w:color w:val="C9D1D9"/>
+          <w:sz w:val="21"/>
+          <w:szCs w:val="21"/>
+        </w:rPr>
+        <w:t>;</w:t>
+      </w:r>
+      <w:r>
+        <w:rPr>
+          <w:rFonts w:ascii="Consolas" w:eastAsia="Times New Roman" w:hAnsi="Consolas" w:cs="Times New Roman"/>
+          <w:color w:val="8B949E"/>
+          <w:sz w:val="21"/>
+          <w:szCs w:val="21"/>
+        </w:rPr>
+        <w:t>// виводимо повідомлення про помилку</w:t>
+      </w:r>
+    </w:p>
+    <w:p>
+      <w:pPr>
+        <w:shd w:val="clear" w:color="auto" w:fill="121314"/>
+        <w:spacing w:after="0" w:line="285" w:lineRule="atLeast"/>
+        <w:rPr>
+          <w:rFonts w:ascii="Consolas" w:eastAsia="Times New Roman" w:hAnsi="Consolas" w:cs="Times New Roman"/>
+          <w:color w:val="BBBEBF"/>
+          <w:sz w:val="21"/>
+          <w:szCs w:val="21"/>
+        </w:rPr>
+      </w:pPr>
+      <w:r>
+        <w:rPr>
+          <w:rFonts w:ascii="Consolas" w:eastAsia="Times New Roman" w:hAnsi="Consolas" w:cs="Times New Roman"/>
+          <w:color w:val="C9D1D9"/>
+          <w:sz w:val="21"/>
+          <w:szCs w:val="21"/>
+        </w:rPr>
+        <w:t xml:space="preserve">    </w:t>
+      </w:r>
+      <w:r>
+        <w:rPr>
+          <w:rFonts w:ascii="Consolas" w:eastAsia="Times New Roman" w:hAnsi="Consolas" w:cs="Times New Roman"/>
+          <w:color w:val="C586C0"/>
+          <w:sz w:val="21"/>
+          <w:szCs w:val="21"/>
+        </w:rPr>
+        <w:t>return</w:t>
+      </w:r>
+      <w:r>
+        <w:rPr>
+          <w:rFonts w:ascii="Consolas" w:eastAsia="Times New Roman" w:hAnsi="Consolas" w:cs="Times New Roman"/>
+          <w:color w:val="C9D1D9"/>
+          <w:sz w:val="21"/>
+          <w:szCs w:val="21"/>
+        </w:rPr>
+        <w:t xml:space="preserve"> </w:t>
+      </w:r>
+      <w:r>
+        <w:rPr>
+          <w:rFonts w:ascii="Consolas" w:eastAsia="Times New Roman" w:hAnsi="Consolas" w:cs="Times New Roman"/>
+          <w:color w:val="B5CEA8"/>
+          <w:sz w:val="21"/>
+          <w:szCs w:val="21"/>
+        </w:rPr>
+        <w:t>1</w:t>
+      </w:r>
+      <w:r>
+        <w:rPr>
+          <w:rFonts w:ascii="Consolas" w:eastAsia="Times New Roman" w:hAnsi="Consolas" w:cs="Times New Roman"/>
+          <w:color w:val="C9D1D9"/>
+          <w:sz w:val="21"/>
+          <w:szCs w:val="21"/>
+        </w:rPr>
+        <w:t>;</w:t>
+      </w:r>
+      <w:r>
+        <w:rPr>
+          <w:rFonts w:ascii="Consolas" w:eastAsia="Times New Roman" w:hAnsi="Consolas" w:cs="Times New Roman"/>
+          <w:color w:val="8B949E"/>
+          <w:sz w:val="21"/>
+          <w:szCs w:val="21"/>
+        </w:rPr>
+        <w:t>// Завершення програми з кодом 1, що означає помилку</w:t>
+      </w:r>
+    </w:p>
+    <w:p>
+      <w:pPr>
+        <w:shd w:val="clear" w:color="auto" w:fill="121314"/>
+        <w:spacing w:after="0" w:line="285" w:lineRule="atLeast"/>
+        <w:rPr>
+          <w:rFonts w:ascii="Consolas" w:eastAsia="Times New Roman" w:hAnsi="Consolas" w:cs="Times New Roman"/>
+          <w:color w:val="BBBEBF"/>
+          <w:sz w:val="21"/>
+          <w:szCs w:val="21"/>
+        </w:rPr>
+      </w:pPr>
+      <w:r>
+        <w:rPr>
+          <w:rFonts w:ascii="Consolas" w:eastAsia="Times New Roman" w:hAnsi="Consolas" w:cs="Times New Roman"/>
+          <w:color w:val="C9D1D9"/>
+          <w:sz w:val="21"/>
+          <w:szCs w:val="21"/>
+        </w:rPr>
+        <w:t> }</w:t>
+      </w:r>
+    </w:p>
+    <w:p>
+      <w:pPr>
+        <w:shd w:val="clear" w:color="auto" w:fill="121314"/>
+        <w:spacing w:after="0" w:line="285" w:lineRule="atLeast"/>
+        <w:rPr>
+          <w:rFonts w:ascii="Consolas" w:eastAsia="Times New Roman" w:hAnsi="Consolas" w:cs="Times New Roman"/>
+          <w:color w:val="BBBEBF"/>
+          <w:sz w:val="21"/>
+          <w:szCs w:val="21"/>
+        </w:rPr>
+      </w:pPr>
+      <w:r>
+        <w:rPr>
+          <w:rFonts w:ascii="Consolas" w:eastAsia="Times New Roman" w:hAnsi="Consolas" w:cs="Times New Roman"/>
+          <w:color w:val="8B949E"/>
+          <w:sz w:val="21"/>
+          <w:szCs w:val="21"/>
+        </w:rPr>
+        <w:t> // Оголошення змінної для зберігання ККД інвертора (число з плаваючою комою)</w:t>
+      </w:r>
+    </w:p>
+    <w:p>
+      <w:pPr>
+        <w:shd w:val="clear" w:color="auto" w:fill="121314"/>
+        <w:spacing w:after="0" w:line="285" w:lineRule="atLeast"/>
+        <w:rPr>
+          <w:rFonts w:ascii="Consolas" w:eastAsia="Times New Roman" w:hAnsi="Consolas" w:cs="Times New Roman"/>
+          <w:color w:val="BBBEBF"/>
+          <w:sz w:val="21"/>
+          <w:szCs w:val="21"/>
+        </w:rPr>
+      </w:pPr>
+      <w:r>
+        <w:rPr>
+          <w:rFonts w:ascii="Consolas" w:eastAsia="Times New Roman" w:hAnsi="Consolas" w:cs="Times New Roman"/>
+          <w:color w:val="BBBEBF"/>
+          <w:sz w:val="21"/>
+          <w:szCs w:val="21"/>
+        </w:rPr>
+        <w:t> </w:t>
+      </w:r>
+      <w:r>
+        <w:rPr>
+          <w:rFonts w:ascii="Consolas" w:eastAsia="Times New Roman" w:hAnsi="Consolas" w:cs="Times New Roman"/>
+          <w:color w:val="FF7B72"/>
+          <w:sz w:val="21"/>
+          <w:szCs w:val="21"/>
+        </w:rPr>
+        <w:t>float</w:t>
+      </w:r>
+      <w:r>
+        <w:rPr>
+          <w:rFonts w:ascii="Consolas" w:eastAsia="Times New Roman" w:hAnsi="Consolas" w:cs="Times New Roman"/>
+          <w:color w:val="BBBEBF"/>
+          <w:sz w:val="21"/>
+          <w:szCs w:val="21"/>
+        </w:rPr>
+        <w:t xml:space="preserve"> </w:t>
+      </w:r>
+      <w:r>
+        <w:rPr>
+          <w:rFonts w:ascii="Consolas" w:eastAsia="Times New Roman" w:hAnsi="Consolas" w:cs="Times New Roman"/>
+          <w:color w:val="C9D1D9"/>
+          <w:sz w:val="21"/>
+          <w:szCs w:val="21"/>
+        </w:rPr>
+        <w:t>eff</w:t>
+      </w:r>
+      <w:r>
+        <w:rPr>
+          <w:rFonts w:ascii="Consolas" w:eastAsia="Times New Roman" w:hAnsi="Consolas" w:cs="Times New Roman"/>
+          <w:color w:val="BBBEBF"/>
+          <w:sz w:val="21"/>
+          <w:szCs w:val="21"/>
+        </w:rPr>
+        <w:t>;</w:t>
+      </w:r>
+    </w:p>
+    <w:p>
+      <w:pPr>
+        <w:shd w:val="clear" w:color="auto" w:fill="121314"/>
+        <w:spacing w:after="0" w:line="285" w:lineRule="atLeast"/>
+        <w:rPr>
+          <w:rFonts w:ascii="Consolas" w:eastAsia="Times New Roman" w:hAnsi="Consolas" w:cs="Times New Roman"/>
+          <w:color w:val="BBBEBF"/>
+          <w:sz w:val="21"/>
+          <w:szCs w:val="21"/>
+        </w:rPr>
+      </w:pPr>
+      <w:r>
+        <w:rPr>
+          <w:rFonts w:ascii="Consolas" w:eastAsia="Times New Roman" w:hAnsi="Consolas" w:cs="Times New Roman"/>
+          <w:color w:val="8B949E"/>
+          <w:sz w:val="21"/>
+          <w:szCs w:val="21"/>
+        </w:rPr>
+        <w:t> // Виведення запиту на екран для користувача на введення ККД інвертора</w:t>
+      </w:r>
+    </w:p>
+    <w:p>
+      <w:pPr>
+        <w:shd w:val="clear" w:color="auto" w:fill="121314"/>
+        <w:spacing w:after="0" w:line="285" w:lineRule="atLeast"/>
+        <w:rPr>
+          <w:rFonts w:ascii="Consolas" w:eastAsia="Times New Roman" w:hAnsi="Consolas" w:cs="Times New Roman"/>
+          <w:color w:val="BBBEBF"/>
+          <w:sz w:val="21"/>
+          <w:szCs w:val="21"/>
+        </w:rPr>
+      </w:pPr>
+      <w:r>
+        <w:rPr>
+          <w:rFonts w:ascii="Consolas" w:eastAsia="Times New Roman" w:hAnsi="Consolas" w:cs="Times New Roman"/>
+          <w:color w:val="BBBEBF"/>
+          <w:sz w:val="21"/>
+          <w:szCs w:val="21"/>
+        </w:rPr>
+        <w:t xml:space="preserve">    </w:t>
+      </w:r>
+      <w:r>
+        <w:rPr>
+          <w:rFonts w:ascii="Consolas" w:eastAsia="Times New Roman" w:hAnsi="Consolas" w:cs="Times New Roman"/>
+          <w:color w:val="C9D1D9"/>
+          <w:sz w:val="21"/>
+          <w:szCs w:val="21"/>
+        </w:rPr>
+        <w:t>cout</w:t>
+      </w:r>
+      <w:r>
+        <w:rPr>
+          <w:rFonts w:ascii="Consolas" w:eastAsia="Times New Roman" w:hAnsi="Consolas" w:cs="Times New Roman"/>
+          <w:color w:val="BBBEBF"/>
+          <w:sz w:val="21"/>
+          <w:szCs w:val="21"/>
+        </w:rPr>
+        <w:t xml:space="preserve"> </w:t>
+      </w:r>
+      <w:r>
+        <w:rPr>
+          <w:rFonts w:ascii="Consolas" w:eastAsia="Times New Roman" w:hAnsi="Consolas" w:cs="Times New Roman"/>
+          <w:color w:val="D2A8FF"/>
+          <w:sz w:val="21"/>
+          <w:szCs w:val="21"/>
+        </w:rPr>
+        <w:t>&lt;&lt;</w:t>
+      </w:r>
+      <w:r>
+        <w:rPr>
+          <w:rFonts w:ascii="Consolas" w:eastAsia="Times New Roman" w:hAnsi="Consolas" w:cs="Times New Roman"/>
+          <w:color w:val="BBBEBF"/>
+          <w:sz w:val="21"/>
+          <w:szCs w:val="21"/>
+        </w:rPr>
+        <w:t xml:space="preserve"> </w:t>
+      </w:r>
+      <w:r>
+        <w:rPr>
+          <w:rFonts w:ascii="Consolas" w:eastAsia="Times New Roman" w:hAnsi="Consolas" w:cs="Times New Roman"/>
+          <w:color w:val="A5D6FF"/>
+          <w:sz w:val="21"/>
+          <w:szCs w:val="21"/>
+        </w:rPr>
+        <w:t>"Введіть ККД інвентора %:"</w:t>
+      </w:r>
+      <w:r>
+        <w:rPr>
+          <w:rFonts w:ascii="Consolas" w:eastAsia="Times New Roman" w:hAnsi="Consolas" w:cs="Times New Roman"/>
+          <w:color w:val="BBBEBF"/>
+          <w:sz w:val="21"/>
+          <w:szCs w:val="21"/>
+        </w:rPr>
+        <w:t xml:space="preserve"> ;</w:t>
+      </w:r>
+      <w:r>
+        <w:rPr>
+          <w:rFonts w:ascii="Consolas" w:eastAsia="Times New Roman" w:hAnsi="Consolas" w:cs="Times New Roman"/>
+          <w:color w:val="8B949E"/>
+          <w:sz w:val="21"/>
+          <w:szCs w:val="21"/>
+        </w:rPr>
+        <w:t>// виводимо повідомлення на екран</w:t>
+      </w:r>
+    </w:p>
+    <w:p>
+      <w:pPr>
+        <w:shd w:val="clear" w:color="auto" w:fill="121314"/>
+        <w:spacing w:after="0" w:line="285" w:lineRule="atLeast"/>
+        <w:rPr>
+          <w:rFonts w:ascii="Consolas" w:eastAsia="Times New Roman" w:hAnsi="Consolas" w:cs="Times New Roman"/>
+          <w:color w:val="BBBEBF"/>
+          <w:sz w:val="21"/>
+          <w:szCs w:val="21"/>
+        </w:rPr>
+      </w:pPr>
+      <w:r>
+        <w:rPr>
+          <w:rFonts w:ascii="Consolas" w:eastAsia="Times New Roman" w:hAnsi="Consolas" w:cs="Times New Roman"/>
+          <w:color w:val="BBBEBF"/>
+          <w:sz w:val="21"/>
+          <w:szCs w:val="21"/>
+        </w:rPr>
+        <w:t xml:space="preserve">    </w:t>
+      </w:r>
+      <w:r>
+        <w:rPr>
+          <w:rFonts w:ascii="Consolas" w:eastAsia="Times New Roman" w:hAnsi="Consolas" w:cs="Times New Roman"/>
+          <w:color w:val="C9D1D9"/>
+          <w:sz w:val="21"/>
+          <w:szCs w:val="21"/>
+        </w:rPr>
+        <w:t>cin</w:t>
+      </w:r>
+      <w:r>
+        <w:rPr>
+          <w:rFonts w:ascii="Consolas" w:eastAsia="Times New Roman" w:hAnsi="Consolas" w:cs="Times New Roman"/>
+          <w:color w:val="BBBEBF"/>
+          <w:sz w:val="21"/>
+          <w:szCs w:val="21"/>
+        </w:rPr>
+        <w:t xml:space="preserve"> </w:t>
+      </w:r>
+      <w:r>
+        <w:rPr>
+          <w:rFonts w:ascii="Consolas" w:eastAsia="Times New Roman" w:hAnsi="Consolas" w:cs="Times New Roman"/>
+          <w:color w:val="D2A8FF"/>
+          <w:sz w:val="21"/>
+          <w:szCs w:val="21"/>
+        </w:rPr>
+        <w:t>&gt;&gt;</w:t>
+      </w:r>
+      <w:r>
+        <w:rPr>
+          <w:rFonts w:ascii="Consolas" w:eastAsia="Times New Roman" w:hAnsi="Consolas" w:cs="Times New Roman"/>
+          <w:color w:val="BBBEBF"/>
+          <w:sz w:val="21"/>
+          <w:szCs w:val="21"/>
+        </w:rPr>
+        <w:t xml:space="preserve"> </w:t>
+      </w:r>
+      <w:r>
+        <w:rPr>
+          <w:rFonts w:ascii="Consolas" w:eastAsia="Times New Roman" w:hAnsi="Consolas" w:cs="Times New Roman"/>
+          <w:color w:val="C9D1D9"/>
+          <w:sz w:val="21"/>
+          <w:szCs w:val="21"/>
+        </w:rPr>
+        <w:t>eff</w:t>
+      </w:r>
+      <w:r>
+        <w:rPr>
+          <w:rFonts w:ascii="Consolas" w:eastAsia="Times New Roman" w:hAnsi="Consolas" w:cs="Times New Roman"/>
+          <w:color w:val="BBBEBF"/>
+          <w:sz w:val="21"/>
+          <w:szCs w:val="21"/>
+        </w:rPr>
+        <w:t>;</w:t>
+      </w:r>
+      <w:r>
+        <w:rPr>
+          <w:rFonts w:ascii="Consolas" w:eastAsia="Times New Roman" w:hAnsi="Consolas" w:cs="Times New Roman"/>
+          <w:color w:val="8B949E"/>
+          <w:sz w:val="21"/>
+          <w:szCs w:val="21"/>
+        </w:rPr>
+        <w:t>// зчитування введеного значення у змінну eff</w:t>
+      </w:r>
+    </w:p>
+    <w:p>
+      <w:pPr>
+        <w:shd w:val="clear" w:color="auto" w:fill="121314"/>
+        <w:spacing w:after="0" w:line="285" w:lineRule="atLeast"/>
+        <w:rPr>
+          <w:rFonts w:ascii="Consolas" w:eastAsia="Times New Roman" w:hAnsi="Consolas" w:cs="Times New Roman"/>
+          <w:color w:val="BBBEBF"/>
+          <w:sz w:val="21"/>
+          <w:szCs w:val="21"/>
+        </w:rPr>
+      </w:pPr>
+      <w:r>
+        <w:rPr>
+          <w:rFonts w:ascii="Consolas" w:eastAsia="Times New Roman" w:hAnsi="Consolas" w:cs="Times New Roman"/>
+          <w:color w:val="8B949E"/>
+          <w:sz w:val="21"/>
+          <w:szCs w:val="21"/>
+        </w:rPr>
+        <w:t>    // Перевірка на від'ємне значення ККД інвертора</w:t>
+      </w:r>
+    </w:p>
+    <w:p>
+      <w:pPr>
+        <w:shd w:val="clear" w:color="auto" w:fill="121314"/>
+        <w:spacing w:after="0" w:line="285" w:lineRule="atLeast"/>
+        <w:rPr>
+          <w:rFonts w:ascii="Consolas" w:eastAsia="Times New Roman" w:hAnsi="Consolas" w:cs="Times New Roman"/>
+          <w:color w:val="BBBEBF"/>
+          <w:sz w:val="21"/>
+          <w:szCs w:val="21"/>
+        </w:rPr>
+      </w:pPr>
+      <w:r>
+        <w:rPr>
+          <w:rFonts w:ascii="Consolas" w:eastAsia="Times New Roman" w:hAnsi="Consolas" w:cs="Times New Roman"/>
+          <w:color w:val="BBBEBF"/>
+          <w:sz w:val="21"/>
+          <w:szCs w:val="21"/>
+        </w:rPr>
+        <w:t xml:space="preserve">    </w:t>
+      </w:r>
+      <w:r>
+        <w:rPr>
+          <w:rFonts w:ascii="Consolas" w:eastAsia="Times New Roman" w:hAnsi="Consolas" w:cs="Times New Roman"/>
+          <w:color w:val="C586C0"/>
+          <w:sz w:val="21"/>
+          <w:szCs w:val="21"/>
+        </w:rPr>
+        <w:t>if</w:t>
+      </w:r>
+      <w:r>
+        <w:rPr>
+          <w:rFonts w:ascii="Consolas" w:eastAsia="Times New Roman" w:hAnsi="Consolas" w:cs="Times New Roman"/>
+          <w:color w:val="BBBEBF"/>
+          <w:sz w:val="21"/>
+          <w:szCs w:val="21"/>
+        </w:rPr>
+        <w:t xml:space="preserve"> ( </w:t>
+      </w:r>
+      <w:r>
+        <w:rPr>
+          <w:rFonts w:ascii="Consolas" w:eastAsia="Times New Roman" w:hAnsi="Consolas" w:cs="Times New Roman"/>
+          <w:color w:val="C9D1D9"/>
+          <w:sz w:val="21"/>
+          <w:szCs w:val="21"/>
+        </w:rPr>
+        <w:t>eff</w:t>
+      </w:r>
+      <w:r>
+        <w:rPr>
+          <w:rFonts w:ascii="Consolas" w:eastAsia="Times New Roman" w:hAnsi="Consolas" w:cs="Times New Roman"/>
+          <w:color w:val="BBBEBF"/>
+          <w:sz w:val="21"/>
+          <w:szCs w:val="21"/>
+        </w:rPr>
+        <w:t xml:space="preserve"> </w:t>
+      </w:r>
+      <w:r>
+        <w:rPr>
+          <w:rFonts w:ascii="Consolas" w:eastAsia="Times New Roman" w:hAnsi="Consolas" w:cs="Times New Roman"/>
+          <w:color w:val="D4D4D4"/>
+          <w:sz w:val="21"/>
+          <w:szCs w:val="21"/>
+        </w:rPr>
+        <w:t>&lt;</w:t>
+      </w:r>
+      <w:r>
+        <w:rPr>
+          <w:rFonts w:ascii="Consolas" w:eastAsia="Times New Roman" w:hAnsi="Consolas" w:cs="Times New Roman"/>
+          <w:color w:val="BBBEBF"/>
+          <w:sz w:val="21"/>
+          <w:szCs w:val="21"/>
+        </w:rPr>
+        <w:t xml:space="preserve"> </w:t>
+      </w:r>
+      <w:r>
+        <w:rPr>
+          <w:rFonts w:ascii="Consolas" w:eastAsia="Times New Roman" w:hAnsi="Consolas" w:cs="Times New Roman"/>
+          <w:color w:val="B5CEA8"/>
+          <w:sz w:val="21"/>
+          <w:szCs w:val="21"/>
+        </w:rPr>
+        <w:t>0</w:t>
+      </w:r>
+      <w:r>
+        <w:rPr>
+          <w:rFonts w:ascii="Consolas" w:eastAsia="Times New Roman" w:hAnsi="Consolas" w:cs="Times New Roman"/>
+          <w:color w:val="BBBEBF"/>
+          <w:sz w:val="21"/>
+          <w:szCs w:val="21"/>
+        </w:rPr>
+        <w:t xml:space="preserve">) </w:t>
+      </w:r>
+      <w:r>
+        <w:rPr>
+          <w:rFonts w:ascii="Consolas" w:eastAsia="Times New Roman" w:hAnsi="Consolas" w:cs="Times New Roman"/>
+          <w:color w:val="C9D1D9"/>
+          <w:sz w:val="21"/>
+          <w:szCs w:val="21"/>
+        </w:rPr>
+        <w:t>{</w:t>
+      </w:r>
+    </w:p>
+    <w:p>
+      <w:pPr>
+        <w:shd w:val="clear" w:color="auto" w:fill="121314"/>
+        <w:spacing w:after="0" w:line="285" w:lineRule="atLeast"/>
+        <w:rPr>
+          <w:rFonts w:ascii="Consolas" w:eastAsia="Times New Roman" w:hAnsi="Consolas" w:cs="Times New Roman"/>
+          <w:color w:val="BBBEBF"/>
+          <w:sz w:val="21"/>
+          <w:szCs w:val="21"/>
+        </w:rPr>
+      </w:pPr>
+      <w:r>
+        <w:rPr>
+          <w:rFonts w:ascii="Consolas" w:eastAsia="Times New Roman" w:hAnsi="Consolas" w:cs="Times New Roman"/>
+          <w:color w:val="C9D1D9"/>
+          <w:sz w:val="21"/>
+          <w:szCs w:val="21"/>
+        </w:rPr>
+        <w:t xml:space="preserve">        cout </w:t>
+      </w:r>
+      <w:r>
+        <w:rPr>
+          <w:rFonts w:ascii="Consolas" w:eastAsia="Times New Roman" w:hAnsi="Consolas" w:cs="Times New Roman"/>
+          <w:color w:val="D2A8FF"/>
+          <w:sz w:val="21"/>
+          <w:szCs w:val="21"/>
+        </w:rPr>
+        <w:t>&lt;&lt;</w:t>
+      </w:r>
+      <w:r>
+        <w:rPr>
+          <w:rFonts w:ascii="Consolas" w:eastAsia="Times New Roman" w:hAnsi="Consolas" w:cs="Times New Roman"/>
+          <w:color w:val="C9D1D9"/>
+          <w:sz w:val="21"/>
+          <w:szCs w:val="21"/>
+        </w:rPr>
+        <w:t xml:space="preserve"> </w:t>
+      </w:r>
+      <w:r>
+        <w:rPr>
+          <w:rFonts w:ascii="Consolas" w:eastAsia="Times New Roman" w:hAnsi="Consolas" w:cs="Times New Roman"/>
+          <w:color w:val="A5D6FF"/>
+          <w:sz w:val="21"/>
+          <w:szCs w:val="21"/>
+        </w:rPr>
+        <w:t>"ККД інвентора не може бути від'ємним!"</w:t>
+      </w:r>
+      <w:r>
+        <w:rPr>
+          <w:rFonts w:ascii="Consolas" w:eastAsia="Times New Roman" w:hAnsi="Consolas" w:cs="Times New Roman"/>
+          <w:color w:val="C9D1D9"/>
+          <w:sz w:val="21"/>
+          <w:szCs w:val="21"/>
+        </w:rPr>
+        <w:t xml:space="preserve"> </w:t>
+      </w:r>
+      <w:r>
+        <w:rPr>
+          <w:rFonts w:ascii="Consolas" w:eastAsia="Times New Roman" w:hAnsi="Consolas" w:cs="Times New Roman"/>
+          <w:color w:val="D2A8FF"/>
+          <w:sz w:val="21"/>
+          <w:szCs w:val="21"/>
+        </w:rPr>
+        <w:t>&lt;&lt;</w:t>
+      </w:r>
+      <w:r>
+        <w:rPr>
+          <w:rFonts w:ascii="Consolas" w:eastAsia="Times New Roman" w:hAnsi="Consolas" w:cs="Times New Roman"/>
+          <w:color w:val="C9D1D9"/>
+          <w:sz w:val="21"/>
+          <w:szCs w:val="21"/>
+        </w:rPr>
+        <w:t xml:space="preserve"> </w:t>
+      </w:r>
+      <w:r>
+        <w:rPr>
+          <w:rFonts w:ascii="Consolas" w:eastAsia="Times New Roman" w:hAnsi="Consolas" w:cs="Times New Roman"/>
+          <w:color w:val="D2A8FF"/>
+          <w:sz w:val="21"/>
+          <w:szCs w:val="21"/>
+        </w:rPr>
+        <w:t>endl</w:t>
+      </w:r>
+      <w:r>
+        <w:rPr>
+          <w:rFonts w:ascii="Consolas" w:eastAsia="Times New Roman" w:hAnsi="Consolas" w:cs="Times New Roman"/>
+          <w:color w:val="C9D1D9"/>
+          <w:sz w:val="21"/>
+          <w:szCs w:val="21"/>
+        </w:rPr>
+        <w:t>;</w:t>
+      </w:r>
+      <w:r>
+        <w:rPr>
+          <w:rFonts w:ascii="Consolas" w:eastAsia="Times New Roman" w:hAnsi="Consolas" w:cs="Times New Roman"/>
+          <w:color w:val="8B949E"/>
+          <w:sz w:val="21"/>
+          <w:szCs w:val="21"/>
+        </w:rPr>
+        <w:t>// виводимо повідомлення про помилку</w:t>
+      </w:r>
+    </w:p>
+    <w:p>
+      <w:pPr>
+        <w:shd w:val="clear" w:color="auto" w:fill="121314"/>
+        <w:spacing w:after="0" w:line="285" w:lineRule="atLeast"/>
+        <w:rPr>
+          <w:rFonts w:ascii="Consolas" w:eastAsia="Times New Roman" w:hAnsi="Consolas" w:cs="Times New Roman"/>
+          <w:color w:val="BBBEBF"/>
+          <w:sz w:val="21"/>
+          <w:szCs w:val="21"/>
+        </w:rPr>
+      </w:pPr>
+      <w:r>
+        <w:rPr>
+          <w:rFonts w:ascii="Consolas" w:eastAsia="Times New Roman" w:hAnsi="Consolas" w:cs="Times New Roman"/>
+          <w:color w:val="C9D1D9"/>
+          <w:sz w:val="21"/>
+          <w:szCs w:val="21"/>
+        </w:rPr>
+        <w:t xml:space="preserve">        </w:t>
+      </w:r>
+      <w:r>
+        <w:rPr>
+          <w:rFonts w:ascii="Consolas" w:eastAsia="Times New Roman" w:hAnsi="Consolas" w:cs="Times New Roman"/>
+          <w:color w:val="C586C0"/>
+          <w:sz w:val="21"/>
+          <w:szCs w:val="21"/>
+        </w:rPr>
+        <w:t>return</w:t>
+      </w:r>
+      <w:r>
+        <w:rPr>
+          <w:rFonts w:ascii="Consolas" w:eastAsia="Times New Roman" w:hAnsi="Consolas" w:cs="Times New Roman"/>
+          <w:color w:val="C9D1D9"/>
+          <w:sz w:val="21"/>
+          <w:szCs w:val="21"/>
+        </w:rPr>
+        <w:t xml:space="preserve"> </w:t>
+      </w:r>
+      <w:r>
+        <w:rPr>
+          <w:rFonts w:ascii="Consolas" w:eastAsia="Times New Roman" w:hAnsi="Consolas" w:cs="Times New Roman"/>
+          <w:color w:val="B5CEA8"/>
+          <w:sz w:val="21"/>
+          <w:szCs w:val="21"/>
+        </w:rPr>
+        <w:t>1</w:t>
+      </w:r>
+      <w:r>
+        <w:rPr>
+          <w:rFonts w:ascii="Consolas" w:eastAsia="Times New Roman" w:hAnsi="Consolas" w:cs="Times New Roman"/>
+          <w:color w:val="C9D1D9"/>
+          <w:sz w:val="21"/>
+          <w:szCs w:val="21"/>
+        </w:rPr>
+        <w:t>;</w:t>
+      </w:r>
+      <w:r>
+        <w:rPr>
+          <w:rFonts w:ascii="Consolas" w:eastAsia="Times New Roman" w:hAnsi="Consolas" w:cs="Times New Roman"/>
+          <w:color w:val="8B949E"/>
+          <w:sz w:val="21"/>
+          <w:szCs w:val="21"/>
+        </w:rPr>
+        <w:t>// Завершення програми з кодом 1, що означає помилку</w:t>
+      </w:r>
+    </w:p>
+    <w:p>
+      <w:pPr>
+        <w:shd w:val="clear" w:color="auto" w:fill="121314"/>
+        <w:spacing w:after="0" w:line="285" w:lineRule="atLeast"/>
+        <w:rPr>
+          <w:rFonts w:ascii="Consolas" w:eastAsia="Times New Roman" w:hAnsi="Consolas" w:cs="Times New Roman"/>
+          <w:color w:val="BBBEBF"/>
+          <w:sz w:val="21"/>
+          <w:szCs w:val="21"/>
+        </w:rPr>
+      </w:pPr>
+      <w:r>
+        <w:rPr>
+          <w:rFonts w:ascii="Consolas" w:eastAsia="Times New Roman" w:hAnsi="Consolas" w:cs="Times New Roman"/>
+          <w:color w:val="C9D1D9"/>
+          <w:sz w:val="21"/>
+          <w:szCs w:val="21"/>
+        </w:rPr>
+        <w:t>    }</w:t>
+      </w:r>
+    </w:p>
+    <w:p>
+      <w:pPr>
+        <w:shd w:val="clear" w:color="auto" w:fill="121314"/>
+        <w:spacing w:after="0" w:line="285" w:lineRule="atLeast"/>
+        <w:rPr>
+          <w:rFonts w:ascii="Consolas" w:eastAsia="Times New Roman" w:hAnsi="Consolas" w:cs="Times New Roman"/>
+          <w:color w:val="BBBEBF"/>
+          <w:sz w:val="21"/>
+          <w:szCs w:val="21"/>
+        </w:rPr>
+      </w:pPr>
+      <w:r>
+        <w:rPr>
+          <w:rFonts w:ascii="Consolas" w:eastAsia="Times New Roman" w:hAnsi="Consolas" w:cs="Times New Roman"/>
+          <w:color w:val="8B949E"/>
+          <w:sz w:val="21"/>
+          <w:szCs w:val="21"/>
+        </w:rPr>
+        <w:t>    // Перевірка умови якщо ККД інвертора більше 100</w:t>
+      </w:r>
+    </w:p>
+    <w:p>
+      <w:pPr>
+        <w:shd w:val="clear" w:color="auto" w:fill="121314"/>
+        <w:spacing w:after="0" w:line="285" w:lineRule="atLeast"/>
+        <w:rPr>
+          <w:rFonts w:ascii="Consolas" w:eastAsia="Times New Roman" w:hAnsi="Consolas" w:cs="Times New Roman"/>
+          <w:color w:val="BBBEBF"/>
+          <w:sz w:val="21"/>
+          <w:szCs w:val="21"/>
+        </w:rPr>
+      </w:pPr>
+      <w:r>
+        <w:rPr>
+          <w:rFonts w:ascii="Consolas" w:eastAsia="Times New Roman" w:hAnsi="Consolas" w:cs="Times New Roman"/>
+          <w:color w:val="BBBEBF"/>
+          <w:sz w:val="21"/>
+          <w:szCs w:val="21"/>
+        </w:rPr>
+        <w:t xml:space="preserve">    </w:t>
+      </w:r>
+      <w:r>
+        <w:rPr>
+          <w:rFonts w:ascii="Consolas" w:eastAsia="Times New Roman" w:hAnsi="Consolas" w:cs="Times New Roman"/>
+          <w:color w:val="C586C0"/>
+          <w:sz w:val="21"/>
+          <w:szCs w:val="21"/>
+        </w:rPr>
+        <w:t>if</w:t>
+      </w:r>
+      <w:r>
+        <w:rPr>
+          <w:rFonts w:ascii="Consolas" w:eastAsia="Times New Roman" w:hAnsi="Consolas" w:cs="Times New Roman"/>
+          <w:color w:val="BBBEBF"/>
+          <w:sz w:val="21"/>
+          <w:szCs w:val="21"/>
+        </w:rPr>
+        <w:t xml:space="preserve"> ( </w:t>
+      </w:r>
+      <w:r>
+        <w:rPr>
+          <w:rFonts w:ascii="Consolas" w:eastAsia="Times New Roman" w:hAnsi="Consolas" w:cs="Times New Roman"/>
+          <w:color w:val="C9D1D9"/>
+          <w:sz w:val="21"/>
+          <w:szCs w:val="21"/>
+        </w:rPr>
+        <w:t>eff</w:t>
+      </w:r>
+      <w:r>
+        <w:rPr>
+          <w:rFonts w:ascii="Consolas" w:eastAsia="Times New Roman" w:hAnsi="Consolas" w:cs="Times New Roman"/>
+          <w:color w:val="BBBEBF"/>
+          <w:sz w:val="21"/>
+          <w:szCs w:val="21"/>
+        </w:rPr>
+        <w:t xml:space="preserve"> </w:t>
+      </w:r>
+      <w:r>
+        <w:rPr>
+          <w:rFonts w:ascii="Consolas" w:eastAsia="Times New Roman" w:hAnsi="Consolas" w:cs="Times New Roman"/>
+          <w:color w:val="D4D4D4"/>
+          <w:sz w:val="21"/>
+          <w:szCs w:val="21"/>
+        </w:rPr>
+        <w:t>&gt;</w:t>
+      </w:r>
+      <w:r>
+        <w:rPr>
+          <w:rFonts w:ascii="Consolas" w:eastAsia="Times New Roman" w:hAnsi="Consolas" w:cs="Times New Roman"/>
+          <w:color w:val="BBBEBF"/>
+          <w:sz w:val="21"/>
+          <w:szCs w:val="21"/>
+        </w:rPr>
+        <w:t xml:space="preserve"> </w:t>
+      </w:r>
+      <w:r>
+        <w:rPr>
+          <w:rFonts w:ascii="Consolas" w:eastAsia="Times New Roman" w:hAnsi="Consolas" w:cs="Times New Roman"/>
+          <w:color w:val="B5CEA8"/>
+          <w:sz w:val="21"/>
+          <w:szCs w:val="21"/>
+        </w:rPr>
+        <w:t>100</w:t>
+      </w:r>
+      <w:r>
+        <w:rPr>
+          <w:rFonts w:ascii="Consolas" w:eastAsia="Times New Roman" w:hAnsi="Consolas" w:cs="Times New Roman"/>
+          <w:color w:val="BBBEBF"/>
+          <w:sz w:val="21"/>
+          <w:szCs w:val="21"/>
+        </w:rPr>
+        <w:t xml:space="preserve">) </w:t>
+      </w:r>
+      <w:r>
+        <w:rPr>
+          <w:rFonts w:ascii="Consolas" w:eastAsia="Times New Roman" w:hAnsi="Consolas" w:cs="Times New Roman"/>
+          <w:color w:val="C9D1D9"/>
+          <w:sz w:val="21"/>
+          <w:szCs w:val="21"/>
+        </w:rPr>
+        <w:t>{</w:t>
+      </w:r>
+    </w:p>
+    <w:p>
+      <w:pPr>
+        <w:shd w:val="clear" w:color="auto" w:fill="121314"/>
+        <w:spacing w:after="0" w:line="285" w:lineRule="atLeast"/>
+        <w:rPr>
+          <w:rFonts w:ascii="Consolas" w:eastAsia="Times New Roman" w:hAnsi="Consolas" w:cs="Times New Roman"/>
+          <w:color w:val="BBBEBF"/>
+          <w:sz w:val="21"/>
+          <w:szCs w:val="21"/>
+        </w:rPr>
+      </w:pPr>
+      <w:r>
+        <w:rPr>
+          <w:rFonts w:ascii="Consolas" w:eastAsia="Times New Roman" w:hAnsi="Consolas" w:cs="Times New Roman"/>
+          <w:color w:val="C9D1D9"/>
+          <w:sz w:val="21"/>
+          <w:szCs w:val="21"/>
+        </w:rPr>
+        <w:t xml:space="preserve">        cout </w:t>
+      </w:r>
+      <w:r>
+        <w:rPr>
+          <w:rFonts w:ascii="Consolas" w:eastAsia="Times New Roman" w:hAnsi="Consolas" w:cs="Times New Roman"/>
+          <w:color w:val="D2A8FF"/>
+          <w:sz w:val="21"/>
+          <w:szCs w:val="21"/>
+        </w:rPr>
+        <w:t>&lt;&lt;</w:t>
+      </w:r>
+      <w:r>
+        <w:rPr>
+          <w:rFonts w:ascii="Consolas" w:eastAsia="Times New Roman" w:hAnsi="Consolas" w:cs="Times New Roman"/>
+          <w:color w:val="C9D1D9"/>
+          <w:sz w:val="21"/>
+          <w:szCs w:val="21"/>
+        </w:rPr>
+        <w:t xml:space="preserve"> </w:t>
+      </w:r>
+      <w:r>
+        <w:rPr>
+          <w:rFonts w:ascii="Consolas" w:eastAsia="Times New Roman" w:hAnsi="Consolas" w:cs="Times New Roman"/>
+          <w:color w:val="A5D6FF"/>
+          <w:sz w:val="21"/>
+          <w:szCs w:val="21"/>
+        </w:rPr>
+        <w:t>"ККД інвентора не може бути більше 100%!"</w:t>
+      </w:r>
+      <w:r>
+        <w:rPr>
+          <w:rFonts w:ascii="Consolas" w:eastAsia="Times New Roman" w:hAnsi="Consolas" w:cs="Times New Roman"/>
+          <w:color w:val="C9D1D9"/>
+          <w:sz w:val="21"/>
+          <w:szCs w:val="21"/>
+        </w:rPr>
+        <w:t xml:space="preserve"> </w:t>
+      </w:r>
+      <w:r>
+        <w:rPr>
+          <w:rFonts w:ascii="Consolas" w:eastAsia="Times New Roman" w:hAnsi="Consolas" w:cs="Times New Roman"/>
+          <w:color w:val="D2A8FF"/>
+          <w:sz w:val="21"/>
+          <w:szCs w:val="21"/>
+        </w:rPr>
+        <w:t>&lt;&lt;</w:t>
+      </w:r>
+      <w:r>
+        <w:rPr>
+          <w:rFonts w:ascii="Consolas" w:eastAsia="Times New Roman" w:hAnsi="Consolas" w:cs="Times New Roman"/>
+          <w:color w:val="C9D1D9"/>
+          <w:sz w:val="21"/>
+          <w:szCs w:val="21"/>
+        </w:rPr>
+        <w:t xml:space="preserve"> </w:t>
+      </w:r>
+      <w:r>
+        <w:rPr>
+          <w:rFonts w:ascii="Consolas" w:eastAsia="Times New Roman" w:hAnsi="Consolas" w:cs="Times New Roman"/>
+          <w:color w:val="D2A8FF"/>
+          <w:sz w:val="21"/>
+          <w:szCs w:val="21"/>
+        </w:rPr>
+        <w:t>endl</w:t>
+      </w:r>
+      <w:r>
+        <w:rPr>
+          <w:rFonts w:ascii="Consolas" w:eastAsia="Times New Roman" w:hAnsi="Consolas" w:cs="Times New Roman"/>
+          <w:color w:val="C9D1D9"/>
+          <w:sz w:val="21"/>
+          <w:szCs w:val="21"/>
+        </w:rPr>
+        <w:t>;</w:t>
+      </w:r>
+      <w:r>
+        <w:rPr>
+          <w:rFonts w:ascii="Consolas" w:eastAsia="Times New Roman" w:hAnsi="Consolas" w:cs="Times New Roman"/>
+          <w:color w:val="8B949E"/>
+          <w:sz w:val="21"/>
+          <w:szCs w:val="21"/>
+        </w:rPr>
+        <w:t>// виводимо повідомлення про помилку</w:t>
+      </w:r>
+    </w:p>
+    <w:p>
+      <w:pPr>
+        <w:shd w:val="clear" w:color="auto" w:fill="121314"/>
+        <w:spacing w:after="0" w:line="285" w:lineRule="atLeast"/>
+        <w:rPr>
+          <w:rFonts w:ascii="Consolas" w:eastAsia="Times New Roman" w:hAnsi="Consolas" w:cs="Times New Roman"/>
+          <w:color w:val="BBBEBF"/>
+          <w:sz w:val="21"/>
+          <w:szCs w:val="21"/>
+        </w:rPr>
+      </w:pPr>
+      <w:r>
+        <w:rPr>
+          <w:rFonts w:ascii="Consolas" w:eastAsia="Times New Roman" w:hAnsi="Consolas" w:cs="Times New Roman"/>
+          <w:color w:val="C9D1D9"/>
+          <w:sz w:val="21"/>
+          <w:szCs w:val="21"/>
+        </w:rPr>
+        <w:t xml:space="preserve">        </w:t>
+      </w:r>
+      <w:r>
+        <w:rPr>
+          <w:rFonts w:ascii="Consolas" w:eastAsia="Times New Roman" w:hAnsi="Consolas" w:cs="Times New Roman"/>
+          <w:color w:val="C586C0"/>
+          <w:sz w:val="21"/>
+          <w:szCs w:val="21"/>
+        </w:rPr>
+        <w:t>return</w:t>
+      </w:r>
+      <w:r>
+        <w:rPr>
+          <w:rFonts w:ascii="Consolas" w:eastAsia="Times New Roman" w:hAnsi="Consolas" w:cs="Times New Roman"/>
+          <w:color w:val="C9D1D9"/>
+          <w:sz w:val="21"/>
+          <w:szCs w:val="21"/>
+        </w:rPr>
+        <w:t xml:space="preserve"> </w:t>
+      </w:r>
+      <w:r>
+        <w:rPr>
+          <w:rFonts w:ascii="Consolas" w:eastAsia="Times New Roman" w:hAnsi="Consolas" w:cs="Times New Roman"/>
+          <w:color w:val="B5CEA8"/>
+          <w:sz w:val="21"/>
+          <w:szCs w:val="21"/>
+        </w:rPr>
+        <w:t>1</w:t>
+      </w:r>
+      <w:r>
+        <w:rPr>
+          <w:rFonts w:ascii="Consolas" w:eastAsia="Times New Roman" w:hAnsi="Consolas" w:cs="Times New Roman"/>
+          <w:color w:val="C9D1D9"/>
+          <w:sz w:val="21"/>
+          <w:szCs w:val="21"/>
+        </w:rPr>
+        <w:t>;</w:t>
+      </w:r>
+      <w:r>
+        <w:rPr>
+          <w:rFonts w:ascii="Consolas" w:eastAsia="Times New Roman" w:hAnsi="Consolas" w:cs="Times New Roman"/>
+          <w:color w:val="8B949E"/>
+          <w:sz w:val="21"/>
+          <w:szCs w:val="21"/>
+        </w:rPr>
+        <w:t>// Завершення програми з кодом 1, що означає помилку</w:t>
+      </w:r>
+    </w:p>
+    <w:p>
+      <w:pPr>
+        <w:shd w:val="clear" w:color="auto" w:fill="121314"/>
+        <w:spacing w:after="0" w:line="285" w:lineRule="atLeast"/>
+        <w:rPr>
+          <w:rFonts w:ascii="Consolas" w:eastAsia="Times New Roman" w:hAnsi="Consolas" w:cs="Times New Roman"/>
+          <w:color w:val="BBBEBF"/>
+          <w:sz w:val="21"/>
+          <w:szCs w:val="21"/>
+        </w:rPr>
+      </w:pPr>
+      <w:r>
+        <w:rPr>
+          <w:rFonts w:ascii="Consolas" w:eastAsia="Times New Roman" w:hAnsi="Consolas" w:cs="Times New Roman"/>
+          <w:color w:val="C9D1D9"/>
+          <w:sz w:val="21"/>
+          <w:szCs w:val="21"/>
+        </w:rPr>
+        <w:t>}</w:t>
+      </w:r>
+    </w:p>
+    <w:p>
+      <w:pPr>
+        <w:shd w:val="clear" w:color="auto" w:fill="121314"/>
+        <w:spacing w:after="0" w:line="285" w:lineRule="atLeast"/>
+        <w:rPr>
+          <w:rFonts w:ascii="Consolas" w:eastAsia="Times New Roman" w:hAnsi="Consolas" w:cs="Times New Roman"/>
+          <w:color w:val="BBBEBF"/>
+          <w:sz w:val="21"/>
+          <w:szCs w:val="21"/>
+        </w:rPr>
+      </w:pPr>
+      <w:r>
+        <w:rPr>
+          <w:rFonts w:ascii="Consolas" w:eastAsia="Times New Roman" w:hAnsi="Consolas" w:cs="Times New Roman"/>
+          <w:color w:val="8B949E"/>
+          <w:sz w:val="21"/>
+          <w:szCs w:val="21"/>
+        </w:rPr>
+        <w:t>// Оголошення змінної для зберігання потужності приладу (число з плаваючою комою)</w:t>
+      </w:r>
+    </w:p>
+    <w:p>
+      <w:pPr>
+        <w:shd w:val="clear" w:color="auto" w:fill="121314"/>
+        <w:spacing w:after="0" w:line="285" w:lineRule="atLeast"/>
+        <w:rPr>
+          <w:rFonts w:ascii="Consolas" w:eastAsia="Times New Roman" w:hAnsi="Consolas" w:cs="Times New Roman"/>
+          <w:color w:val="BBBEBF"/>
+          <w:sz w:val="21"/>
+          <w:szCs w:val="21"/>
+        </w:rPr>
+      </w:pPr>
+      <w:r>
+        <w:rPr>
+          <w:rFonts w:ascii="Consolas" w:eastAsia="Times New Roman" w:hAnsi="Consolas" w:cs="Times New Roman"/>
+          <w:color w:val="FF7B72"/>
+          <w:sz w:val="21"/>
+          <w:szCs w:val="21"/>
+        </w:rPr>
+        <w:t>float</w:t>
+      </w:r>
+      <w:r>
+        <w:rPr>
+          <w:rFonts w:ascii="Consolas" w:eastAsia="Times New Roman" w:hAnsi="Consolas" w:cs="Times New Roman"/>
+          <w:color w:val="BBBEBF"/>
+          <w:sz w:val="21"/>
+          <w:szCs w:val="21"/>
+        </w:rPr>
+        <w:t xml:space="preserve"> </w:t>
+      </w:r>
+      <w:r>
+        <w:rPr>
+          <w:rFonts w:ascii="Consolas" w:eastAsia="Times New Roman" w:hAnsi="Consolas" w:cs="Times New Roman"/>
+          <w:color w:val="C9D1D9"/>
+          <w:sz w:val="21"/>
+          <w:szCs w:val="21"/>
+        </w:rPr>
+        <w:t>P</w:t>
+      </w:r>
+      <w:r>
+        <w:rPr>
+          <w:rFonts w:ascii="Consolas" w:eastAsia="Times New Roman" w:hAnsi="Consolas" w:cs="Times New Roman"/>
+          <w:color w:val="BBBEBF"/>
+          <w:sz w:val="21"/>
+          <w:szCs w:val="21"/>
+        </w:rPr>
+        <w:t>;</w:t>
+      </w:r>
+    </w:p>
+    <w:p>
+      <w:pPr>
+        <w:shd w:val="clear" w:color="auto" w:fill="121314"/>
+        <w:spacing w:after="0" w:line="285" w:lineRule="atLeast"/>
+        <w:rPr>
+          <w:rFonts w:ascii="Consolas" w:eastAsia="Times New Roman" w:hAnsi="Consolas" w:cs="Times New Roman"/>
+          <w:color w:val="BBBEBF"/>
+          <w:sz w:val="21"/>
+          <w:szCs w:val="21"/>
+        </w:rPr>
+      </w:pPr>
+      <w:r>
+        <w:rPr>
+          <w:rFonts w:ascii="Consolas" w:eastAsia="Times New Roman" w:hAnsi="Consolas" w:cs="Times New Roman"/>
+          <w:color w:val="C9D1D9"/>
+          <w:sz w:val="21"/>
+          <w:szCs w:val="21"/>
+        </w:rPr>
+        <w:t>cout</w:t>
+      </w:r>
+      <w:r>
+        <w:rPr>
+          <w:rFonts w:ascii="Consolas" w:eastAsia="Times New Roman" w:hAnsi="Consolas" w:cs="Times New Roman"/>
+          <w:color w:val="BBBEBF"/>
+          <w:sz w:val="21"/>
+          <w:szCs w:val="21"/>
+        </w:rPr>
+        <w:t xml:space="preserve"> </w:t>
+      </w:r>
+      <w:r>
+        <w:rPr>
+          <w:rFonts w:ascii="Consolas" w:eastAsia="Times New Roman" w:hAnsi="Consolas" w:cs="Times New Roman"/>
+          <w:color w:val="D2A8FF"/>
+          <w:sz w:val="21"/>
+          <w:szCs w:val="21"/>
+        </w:rPr>
+        <w:t>&lt;&lt;</w:t>
+      </w:r>
+      <w:r>
+        <w:rPr>
+          <w:rFonts w:ascii="Consolas" w:eastAsia="Times New Roman" w:hAnsi="Consolas" w:cs="Times New Roman"/>
+          <w:color w:val="BBBEBF"/>
+          <w:sz w:val="21"/>
+          <w:szCs w:val="21"/>
+        </w:rPr>
+        <w:t xml:space="preserve"> </w:t>
+      </w:r>
+      <w:r>
+        <w:rPr>
+          <w:rFonts w:ascii="Consolas" w:eastAsia="Times New Roman" w:hAnsi="Consolas" w:cs="Times New Roman"/>
+          <w:color w:val="A5D6FF"/>
+          <w:sz w:val="21"/>
+          <w:szCs w:val="21"/>
+        </w:rPr>
+        <w:t>"Введіть потужність приладу Вт:"</w:t>
+      </w:r>
+      <w:r>
+        <w:rPr>
+          <w:rFonts w:ascii="Consolas" w:eastAsia="Times New Roman" w:hAnsi="Consolas" w:cs="Times New Roman"/>
+          <w:color w:val="BBBEBF"/>
+          <w:sz w:val="21"/>
+          <w:szCs w:val="21"/>
+        </w:rPr>
+        <w:t xml:space="preserve"> ;</w:t>
+      </w:r>
+      <w:r>
+        <w:rPr>
+          <w:rFonts w:ascii="Consolas" w:eastAsia="Times New Roman" w:hAnsi="Consolas" w:cs="Times New Roman"/>
+          <w:color w:val="8B949E"/>
+          <w:sz w:val="21"/>
+          <w:szCs w:val="21"/>
+        </w:rPr>
+        <w:t>// виводимо повідомлення на екран</w:t>
+      </w:r>
+    </w:p>
+    <w:p>
+      <w:pPr>
+        <w:shd w:val="clear" w:color="auto" w:fill="121314"/>
+        <w:spacing w:after="0" w:line="285" w:lineRule="atLeast"/>
+        <w:rPr>
+          <w:rFonts w:ascii="Consolas" w:eastAsia="Times New Roman" w:hAnsi="Consolas" w:cs="Times New Roman"/>
+          <w:color w:val="BBBEBF"/>
+          <w:sz w:val="21"/>
+          <w:szCs w:val="21"/>
+        </w:rPr>
+      </w:pPr>
+      <w:r>
+        <w:rPr>
+          <w:rFonts w:ascii="Consolas" w:eastAsia="Times New Roman" w:hAnsi="Consolas" w:cs="Times New Roman"/>
+          <w:color w:val="C9D1D9"/>
+          <w:sz w:val="21"/>
+          <w:szCs w:val="21"/>
+        </w:rPr>
+        <w:t>cin</w:t>
+      </w:r>
+      <w:r>
+        <w:rPr>
+          <w:rFonts w:ascii="Consolas" w:eastAsia="Times New Roman" w:hAnsi="Consolas" w:cs="Times New Roman"/>
+          <w:color w:val="BBBEBF"/>
+          <w:sz w:val="21"/>
+          <w:szCs w:val="21"/>
+        </w:rPr>
+        <w:t xml:space="preserve"> </w:t>
+      </w:r>
+      <w:r>
+        <w:rPr>
+          <w:rFonts w:ascii="Consolas" w:eastAsia="Times New Roman" w:hAnsi="Consolas" w:cs="Times New Roman"/>
+          <w:color w:val="D2A8FF"/>
+          <w:sz w:val="21"/>
+          <w:szCs w:val="21"/>
+        </w:rPr>
+        <w:t>&gt;&gt;</w:t>
+      </w:r>
+      <w:r>
+        <w:rPr>
+          <w:rFonts w:ascii="Consolas" w:eastAsia="Times New Roman" w:hAnsi="Consolas" w:cs="Times New Roman"/>
+          <w:color w:val="BBBEBF"/>
+          <w:sz w:val="21"/>
+          <w:szCs w:val="21"/>
+        </w:rPr>
+        <w:t xml:space="preserve"> </w:t>
+      </w:r>
+      <w:r>
+        <w:rPr>
+          <w:rFonts w:ascii="Consolas" w:eastAsia="Times New Roman" w:hAnsi="Consolas" w:cs="Times New Roman"/>
+          <w:color w:val="C9D1D9"/>
+          <w:sz w:val="21"/>
+          <w:szCs w:val="21"/>
+        </w:rPr>
+        <w:t>P</w:t>
+      </w:r>
+      <w:r>
+        <w:rPr>
+          <w:rFonts w:ascii="Consolas" w:eastAsia="Times New Roman" w:hAnsi="Consolas" w:cs="Times New Roman"/>
+          <w:color w:val="BBBEBF"/>
+          <w:sz w:val="21"/>
+          <w:szCs w:val="21"/>
+        </w:rPr>
+        <w:t>;</w:t>
+      </w:r>
+      <w:r>
+        <w:rPr>
+          <w:rFonts w:ascii="Consolas" w:eastAsia="Times New Roman" w:hAnsi="Consolas" w:cs="Times New Roman"/>
+          <w:color w:val="8B949E"/>
+          <w:sz w:val="21"/>
+          <w:szCs w:val="21"/>
+        </w:rPr>
+        <w:t>// зчитування введеного значення у змінну P</w:t>
+      </w:r>
+    </w:p>
+    <w:p>
+      <w:pPr>
+        <w:shd w:val="clear" w:color="auto" w:fill="121314"/>
+        <w:spacing w:after="0" w:line="285" w:lineRule="atLeast"/>
+        <w:rPr>
+          <w:rFonts w:ascii="Consolas" w:eastAsia="Times New Roman" w:hAnsi="Consolas" w:cs="Times New Roman"/>
+          <w:color w:val="BBBEBF"/>
+          <w:sz w:val="21"/>
+          <w:szCs w:val="21"/>
+        </w:rPr>
+      </w:pPr>
+      <w:r>
+        <w:rPr>
+          <w:rFonts w:ascii="Consolas" w:eastAsia="Times New Roman" w:hAnsi="Consolas" w:cs="Times New Roman"/>
+          <w:color w:val="8B949E"/>
+          <w:sz w:val="21"/>
+          <w:szCs w:val="21"/>
+        </w:rPr>
+        <w:t>// Перевірка на від'ємне значення потужності приладу</w:t>
+      </w:r>
+    </w:p>
+    <w:p>
+      <w:pPr>
+        <w:shd w:val="clear" w:color="auto" w:fill="121314"/>
+        <w:spacing w:after="0" w:line="285" w:lineRule="atLeast"/>
+        <w:rPr>
+          <w:rFonts w:ascii="Consolas" w:eastAsia="Times New Roman" w:hAnsi="Consolas" w:cs="Times New Roman"/>
+          <w:color w:val="BBBEBF"/>
+          <w:sz w:val="21"/>
+          <w:szCs w:val="21"/>
+        </w:rPr>
+      </w:pPr>
+      <w:r>
+        <w:rPr>
+          <w:rFonts w:ascii="Consolas" w:eastAsia="Times New Roman" w:hAnsi="Consolas" w:cs="Times New Roman"/>
+          <w:color w:val="C586C0"/>
+          <w:sz w:val="21"/>
+          <w:szCs w:val="21"/>
+        </w:rPr>
+        <w:t>if</w:t>
+      </w:r>
+      <w:r>
+        <w:rPr>
+          <w:rFonts w:ascii="Consolas" w:eastAsia="Times New Roman" w:hAnsi="Consolas" w:cs="Times New Roman"/>
+          <w:color w:val="BBBEBF"/>
+          <w:sz w:val="21"/>
+          <w:szCs w:val="21"/>
+        </w:rPr>
+        <w:t xml:space="preserve"> ( </w:t>
+      </w:r>
+      <w:r>
+        <w:rPr>
+          <w:rFonts w:ascii="Consolas" w:eastAsia="Times New Roman" w:hAnsi="Consolas" w:cs="Times New Roman"/>
+          <w:color w:val="C9D1D9"/>
+          <w:sz w:val="21"/>
+          <w:szCs w:val="21"/>
+        </w:rPr>
+        <w:t>P</w:t>
+      </w:r>
+      <w:r>
+        <w:rPr>
+          <w:rFonts w:ascii="Consolas" w:eastAsia="Times New Roman" w:hAnsi="Consolas" w:cs="Times New Roman"/>
+          <w:color w:val="BBBEBF"/>
+          <w:sz w:val="21"/>
+          <w:szCs w:val="21"/>
+        </w:rPr>
+        <w:t xml:space="preserve"> </w:t>
+      </w:r>
+      <w:r>
+        <w:rPr>
+          <w:rFonts w:ascii="Consolas" w:eastAsia="Times New Roman" w:hAnsi="Consolas" w:cs="Times New Roman"/>
+          <w:color w:val="D4D4D4"/>
+          <w:sz w:val="21"/>
+          <w:szCs w:val="21"/>
+        </w:rPr>
+        <w:t>&lt;</w:t>
+      </w:r>
+      <w:r>
+        <w:rPr>
+          <w:rFonts w:ascii="Consolas" w:eastAsia="Times New Roman" w:hAnsi="Consolas" w:cs="Times New Roman"/>
+          <w:color w:val="BBBEBF"/>
+          <w:sz w:val="21"/>
+          <w:szCs w:val="21"/>
+        </w:rPr>
+        <w:t xml:space="preserve"> </w:t>
+      </w:r>
+      <w:r>
+        <w:rPr>
+          <w:rFonts w:ascii="Consolas" w:eastAsia="Times New Roman" w:hAnsi="Consolas" w:cs="Times New Roman"/>
+          <w:color w:val="B5CEA8"/>
+          <w:sz w:val="21"/>
+          <w:szCs w:val="21"/>
+        </w:rPr>
+        <w:t>0</w:t>
+      </w:r>
+      <w:r>
+        <w:rPr>
+          <w:rFonts w:ascii="Consolas" w:eastAsia="Times New Roman" w:hAnsi="Consolas" w:cs="Times New Roman"/>
+          <w:color w:val="BBBEBF"/>
+          <w:sz w:val="21"/>
+          <w:szCs w:val="21"/>
+        </w:rPr>
+        <w:t xml:space="preserve">) </w:t>
+      </w:r>
+      <w:r>
+        <w:rPr>
+          <w:rFonts w:ascii="Consolas" w:eastAsia="Times New Roman" w:hAnsi="Consolas" w:cs="Times New Roman"/>
+          <w:color w:val="C9D1D9"/>
+          <w:sz w:val="21"/>
+          <w:szCs w:val="21"/>
+        </w:rPr>
+        <w:t>{</w:t>
+      </w:r>
+    </w:p>
+    <w:p>
+      <w:pPr>
+        <w:shd w:val="clear" w:color="auto" w:fill="121314"/>
+        <w:spacing w:after="0" w:line="285" w:lineRule="atLeast"/>
+        <w:rPr>
+          <w:rFonts w:ascii="Consolas" w:eastAsia="Times New Roman" w:hAnsi="Consolas" w:cs="Times New Roman"/>
+          <w:color w:val="BBBEBF"/>
+          <w:sz w:val="21"/>
+          <w:szCs w:val="21"/>
+        </w:rPr>
+      </w:pPr>
+      <w:r>
+        <w:rPr>
+          <w:rFonts w:ascii="Consolas" w:eastAsia="Times New Roman" w:hAnsi="Consolas" w:cs="Times New Roman"/>
+          <w:color w:val="C9D1D9"/>
+          <w:sz w:val="21"/>
+          <w:szCs w:val="21"/>
+        </w:rPr>
+        <w:lastRenderedPageBreak/>
+        <w:t xml:space="preserve">    cout </w:t>
+      </w:r>
+      <w:r>
+        <w:rPr>
+          <w:rFonts w:ascii="Consolas" w:eastAsia="Times New Roman" w:hAnsi="Consolas" w:cs="Times New Roman"/>
+          <w:color w:val="D2A8FF"/>
+          <w:sz w:val="21"/>
+          <w:szCs w:val="21"/>
+        </w:rPr>
+        <w:t>&lt;&lt;</w:t>
+      </w:r>
+      <w:r>
+        <w:rPr>
+          <w:rFonts w:ascii="Consolas" w:eastAsia="Times New Roman" w:hAnsi="Consolas" w:cs="Times New Roman"/>
+          <w:color w:val="C9D1D9"/>
+          <w:sz w:val="21"/>
+          <w:szCs w:val="21"/>
+        </w:rPr>
+        <w:t xml:space="preserve"> </w:t>
+      </w:r>
+      <w:r>
+        <w:rPr>
+          <w:rFonts w:ascii="Consolas" w:eastAsia="Times New Roman" w:hAnsi="Consolas" w:cs="Times New Roman"/>
+          <w:color w:val="A5D6FF"/>
+          <w:sz w:val="21"/>
+          <w:szCs w:val="21"/>
+        </w:rPr>
+        <w:t>"Потужність приладу не може бути від'ємною!"</w:t>
+      </w:r>
+      <w:r>
+        <w:rPr>
+          <w:rFonts w:ascii="Consolas" w:eastAsia="Times New Roman" w:hAnsi="Consolas" w:cs="Times New Roman"/>
+          <w:color w:val="C9D1D9"/>
+          <w:sz w:val="21"/>
+          <w:szCs w:val="21"/>
+        </w:rPr>
+        <w:t xml:space="preserve"> </w:t>
+      </w:r>
+      <w:r>
+        <w:rPr>
+          <w:rFonts w:ascii="Consolas" w:eastAsia="Times New Roman" w:hAnsi="Consolas" w:cs="Times New Roman"/>
+          <w:color w:val="D2A8FF"/>
+          <w:sz w:val="21"/>
+          <w:szCs w:val="21"/>
+        </w:rPr>
+        <w:t>&lt;&lt;</w:t>
+      </w:r>
+      <w:r>
+        <w:rPr>
+          <w:rFonts w:ascii="Consolas" w:eastAsia="Times New Roman" w:hAnsi="Consolas" w:cs="Times New Roman"/>
+          <w:color w:val="C9D1D9"/>
+          <w:sz w:val="21"/>
+          <w:szCs w:val="21"/>
+        </w:rPr>
+        <w:t xml:space="preserve"> </w:t>
+      </w:r>
+      <w:r>
+        <w:rPr>
+          <w:rFonts w:ascii="Consolas" w:eastAsia="Times New Roman" w:hAnsi="Consolas" w:cs="Times New Roman"/>
+          <w:color w:val="D2A8FF"/>
+          <w:sz w:val="21"/>
+          <w:szCs w:val="21"/>
+        </w:rPr>
+        <w:t>endl</w:t>
+      </w:r>
+      <w:r>
+        <w:rPr>
+          <w:rFonts w:ascii="Consolas" w:eastAsia="Times New Roman" w:hAnsi="Consolas" w:cs="Times New Roman"/>
+          <w:color w:val="C9D1D9"/>
+          <w:sz w:val="21"/>
+          <w:szCs w:val="21"/>
+        </w:rPr>
+        <w:t>;</w:t>
+      </w:r>
+      <w:r>
+        <w:rPr>
+          <w:rFonts w:ascii="Consolas" w:eastAsia="Times New Roman" w:hAnsi="Consolas" w:cs="Times New Roman"/>
+          <w:color w:val="8B949E"/>
+          <w:sz w:val="21"/>
+          <w:szCs w:val="21"/>
+        </w:rPr>
+        <w:t>// виводимо повідомлення про помилку</w:t>
+      </w:r>
+    </w:p>
+    <w:p>
+      <w:pPr>
+        <w:shd w:val="clear" w:color="auto" w:fill="121314"/>
+        <w:spacing w:after="0" w:line="285" w:lineRule="atLeast"/>
+        <w:rPr>
+          <w:rFonts w:ascii="Consolas" w:eastAsia="Times New Roman" w:hAnsi="Consolas" w:cs="Times New Roman"/>
+          <w:color w:val="BBBEBF"/>
+          <w:sz w:val="21"/>
+          <w:szCs w:val="21"/>
+        </w:rPr>
+      </w:pPr>
+      <w:r>
+        <w:rPr>
+          <w:rFonts w:ascii="Consolas" w:eastAsia="Times New Roman" w:hAnsi="Consolas" w:cs="Times New Roman"/>
+          <w:color w:val="C9D1D9"/>
+          <w:sz w:val="21"/>
+          <w:szCs w:val="21"/>
+        </w:rPr>
+        <w:t xml:space="preserve">    </w:t>
+      </w:r>
+      <w:r>
+        <w:rPr>
+          <w:rFonts w:ascii="Consolas" w:eastAsia="Times New Roman" w:hAnsi="Consolas" w:cs="Times New Roman"/>
+          <w:color w:val="C586C0"/>
+          <w:sz w:val="21"/>
+          <w:szCs w:val="21"/>
+        </w:rPr>
+        <w:t>return</w:t>
+      </w:r>
+      <w:r>
+        <w:rPr>
+          <w:rFonts w:ascii="Consolas" w:eastAsia="Times New Roman" w:hAnsi="Consolas" w:cs="Times New Roman"/>
+          <w:color w:val="C9D1D9"/>
+          <w:sz w:val="21"/>
+          <w:szCs w:val="21"/>
+        </w:rPr>
+        <w:t xml:space="preserve"> </w:t>
+      </w:r>
+      <w:r>
+        <w:rPr>
+          <w:rFonts w:ascii="Consolas" w:eastAsia="Times New Roman" w:hAnsi="Consolas" w:cs="Times New Roman"/>
+          <w:color w:val="B5CEA8"/>
+          <w:sz w:val="21"/>
+          <w:szCs w:val="21"/>
+        </w:rPr>
+        <w:t>1</w:t>
+      </w:r>
+      <w:r>
+        <w:rPr>
+          <w:rFonts w:ascii="Consolas" w:eastAsia="Times New Roman" w:hAnsi="Consolas" w:cs="Times New Roman"/>
+          <w:color w:val="C9D1D9"/>
+          <w:sz w:val="21"/>
+          <w:szCs w:val="21"/>
+        </w:rPr>
+        <w:t>;</w:t>
+      </w:r>
+      <w:r>
+        <w:rPr>
+          <w:rFonts w:ascii="Consolas" w:eastAsia="Times New Roman" w:hAnsi="Consolas" w:cs="Times New Roman"/>
+          <w:color w:val="8B949E"/>
+          <w:sz w:val="21"/>
+          <w:szCs w:val="21"/>
+        </w:rPr>
+        <w:t>// Завершення програми з кодом 1, що означає помилку</w:t>
+      </w:r>
+    </w:p>
+    <w:p>
+      <w:pPr>
+        <w:shd w:val="clear" w:color="auto" w:fill="121314"/>
+        <w:spacing w:after="0" w:line="285" w:lineRule="atLeast"/>
+        <w:rPr>
+          <w:rFonts w:ascii="Consolas" w:eastAsia="Times New Roman" w:hAnsi="Consolas" w:cs="Times New Roman"/>
+          <w:color w:val="BBBEBF"/>
+          <w:sz w:val="21"/>
+          <w:szCs w:val="21"/>
+        </w:rPr>
+      </w:pPr>
+      <w:r>
+        <w:rPr>
+          <w:rFonts w:ascii="Consolas" w:eastAsia="Times New Roman" w:hAnsi="Consolas" w:cs="Times New Roman"/>
+          <w:color w:val="C9D1D9"/>
+          <w:sz w:val="21"/>
+          <w:szCs w:val="21"/>
+        </w:rPr>
+        <w:t>}</w:t>
+      </w:r>
+    </w:p>
+    <w:p>
+      <w:pPr>
+        <w:shd w:val="clear" w:color="auto" w:fill="121314"/>
+        <w:spacing w:after="0" w:line="285" w:lineRule="atLeast"/>
+        <w:rPr>
+          <w:rFonts w:ascii="Consolas" w:eastAsia="Times New Roman" w:hAnsi="Consolas" w:cs="Times New Roman"/>
+          <w:color w:val="BBBEBF"/>
+          <w:sz w:val="21"/>
+          <w:szCs w:val="21"/>
+        </w:rPr>
+      </w:pPr>
+      <w:r>
+        <w:rPr>
+          <w:rFonts w:ascii="Consolas" w:eastAsia="Times New Roman" w:hAnsi="Consolas" w:cs="Times New Roman"/>
+          <w:color w:val="569CD6"/>
+          <w:sz w:val="21"/>
+          <w:szCs w:val="21"/>
+        </w:rPr>
+        <w:t>const</w:t>
+      </w:r>
+      <w:r>
+        <w:rPr>
+          <w:rFonts w:ascii="Consolas" w:eastAsia="Times New Roman" w:hAnsi="Consolas" w:cs="Times New Roman"/>
+          <w:color w:val="BBBEBF"/>
+          <w:sz w:val="21"/>
+          <w:szCs w:val="21"/>
+        </w:rPr>
+        <w:t xml:space="preserve"> </w:t>
+      </w:r>
+      <w:r>
+        <w:rPr>
+          <w:rFonts w:ascii="Consolas" w:eastAsia="Times New Roman" w:hAnsi="Consolas" w:cs="Times New Roman"/>
+          <w:color w:val="FF7B72"/>
+          <w:sz w:val="21"/>
+          <w:szCs w:val="21"/>
+        </w:rPr>
+        <w:t>double</w:t>
+      </w:r>
+      <w:r>
+        <w:rPr>
+          <w:rFonts w:ascii="Consolas" w:eastAsia="Times New Roman" w:hAnsi="Consolas" w:cs="Times New Roman"/>
+          <w:color w:val="BBBEBF"/>
+          <w:sz w:val="21"/>
+          <w:szCs w:val="21"/>
+        </w:rPr>
+        <w:t xml:space="preserve"> </w:t>
+      </w:r>
+      <w:r>
+        <w:rPr>
+          <w:rFonts w:ascii="Consolas" w:eastAsia="Times New Roman" w:hAnsi="Consolas" w:cs="Times New Roman"/>
+          <w:color w:val="C9D1D9"/>
+          <w:sz w:val="21"/>
+          <w:szCs w:val="21"/>
+        </w:rPr>
+        <w:t>DEGRADATION_PER_YEAR</w:t>
+      </w:r>
+      <w:r>
+        <w:rPr>
+          <w:rFonts w:ascii="Consolas" w:eastAsia="Times New Roman" w:hAnsi="Consolas" w:cs="Times New Roman"/>
+          <w:color w:val="BBBEBF"/>
+          <w:sz w:val="21"/>
+          <w:szCs w:val="21"/>
+        </w:rPr>
+        <w:t xml:space="preserve"> </w:t>
+      </w:r>
+      <w:r>
+        <w:rPr>
+          <w:rFonts w:ascii="Consolas" w:eastAsia="Times New Roman" w:hAnsi="Consolas" w:cs="Times New Roman"/>
+          <w:color w:val="D4D4D4"/>
+          <w:sz w:val="21"/>
+          <w:szCs w:val="21"/>
+        </w:rPr>
+        <w:t>=</w:t>
+      </w:r>
+      <w:r>
+        <w:rPr>
+          <w:rFonts w:ascii="Consolas" w:eastAsia="Times New Roman" w:hAnsi="Consolas" w:cs="Times New Roman"/>
+          <w:color w:val="BBBEBF"/>
+          <w:sz w:val="21"/>
+          <w:szCs w:val="21"/>
+        </w:rPr>
+        <w:t xml:space="preserve"> </w:t>
+      </w:r>
+      <w:r>
+        <w:rPr>
+          <w:rFonts w:ascii="Consolas" w:eastAsia="Times New Roman" w:hAnsi="Consolas" w:cs="Times New Roman"/>
+          <w:color w:val="B5CEA8"/>
+          <w:sz w:val="21"/>
+          <w:szCs w:val="21"/>
+        </w:rPr>
+        <w:t>2.0</w:t>
+      </w:r>
+      <w:r>
+        <w:rPr>
+          <w:rFonts w:ascii="Consolas" w:eastAsia="Times New Roman" w:hAnsi="Consolas" w:cs="Times New Roman"/>
+          <w:color w:val="BBBEBF"/>
+          <w:sz w:val="21"/>
+          <w:szCs w:val="21"/>
+        </w:rPr>
+        <w:t>;</w:t>
+      </w:r>
+    </w:p>
+    <w:p>
+      <w:pPr>
+        <w:shd w:val="clear" w:color="auto" w:fill="121314"/>
+        <w:spacing w:after="0" w:line="285" w:lineRule="atLeast"/>
+        <w:rPr>
+          <w:rFonts w:ascii="Consolas" w:eastAsia="Times New Roman" w:hAnsi="Consolas" w:cs="Times New Roman"/>
+          <w:color w:val="BBBEBF"/>
+          <w:sz w:val="21"/>
+          <w:szCs w:val="21"/>
+        </w:rPr>
+      </w:pPr>
+      <w:r>
+        <w:rPr>
+          <w:rFonts w:ascii="Consolas" w:eastAsia="Times New Roman" w:hAnsi="Consolas" w:cs="Times New Roman"/>
+          <w:color w:val="8B949E"/>
+          <w:sz w:val="21"/>
+          <w:szCs w:val="21"/>
+        </w:rPr>
+        <w:t>// оголошення змінної для зберігання фактичної ємності станції (число з плаваючою комою)</w:t>
+      </w:r>
+    </w:p>
+    <w:p>
+      <w:pPr>
+        <w:shd w:val="clear" w:color="auto" w:fill="121314"/>
+        <w:spacing w:after="0" w:line="285" w:lineRule="atLeast"/>
+        <w:rPr>
+          <w:rFonts w:ascii="Consolas" w:eastAsia="Times New Roman" w:hAnsi="Consolas" w:cs="Times New Roman"/>
+          <w:color w:val="BBBEBF"/>
+          <w:sz w:val="21"/>
+          <w:szCs w:val="21"/>
+        </w:rPr>
+      </w:pPr>
+      <w:r>
+        <w:rPr>
+          <w:rFonts w:ascii="Consolas" w:eastAsia="Times New Roman" w:hAnsi="Consolas" w:cs="Times New Roman"/>
+          <w:color w:val="FF7B72"/>
+          <w:sz w:val="21"/>
+          <w:szCs w:val="21"/>
+        </w:rPr>
+        <w:t>double</w:t>
+      </w:r>
+      <w:r>
+        <w:rPr>
+          <w:rFonts w:ascii="Consolas" w:eastAsia="Times New Roman" w:hAnsi="Consolas" w:cs="Times New Roman"/>
+          <w:color w:val="BBBEBF"/>
+          <w:sz w:val="21"/>
+          <w:szCs w:val="21"/>
+        </w:rPr>
+        <w:t xml:space="preserve"> </w:t>
+      </w:r>
+      <w:r>
+        <w:rPr>
+          <w:rFonts w:ascii="Consolas" w:eastAsia="Times New Roman" w:hAnsi="Consolas" w:cs="Times New Roman"/>
+          <w:color w:val="C9D1D9"/>
+          <w:sz w:val="21"/>
+          <w:szCs w:val="21"/>
+        </w:rPr>
+        <w:t>C_eff</w:t>
+      </w:r>
+      <w:r>
+        <w:rPr>
+          <w:rFonts w:ascii="Consolas" w:eastAsia="Times New Roman" w:hAnsi="Consolas" w:cs="Times New Roman"/>
+          <w:color w:val="BBBEBF"/>
+          <w:sz w:val="21"/>
+          <w:szCs w:val="21"/>
+        </w:rPr>
+        <w:t>;</w:t>
+      </w:r>
+    </w:p>
+    <w:p>
+      <w:pPr>
+        <w:shd w:val="clear" w:color="auto" w:fill="121314"/>
+        <w:spacing w:after="0" w:line="285" w:lineRule="atLeast"/>
+        <w:rPr>
+          <w:rFonts w:ascii="Consolas" w:eastAsia="Times New Roman" w:hAnsi="Consolas" w:cs="Times New Roman"/>
+          <w:color w:val="BBBEBF"/>
+          <w:sz w:val="21"/>
+          <w:szCs w:val="21"/>
+        </w:rPr>
+      </w:pPr>
+      <w:r>
+        <w:rPr>
+          <w:rFonts w:ascii="Consolas" w:eastAsia="Times New Roman" w:hAnsi="Consolas" w:cs="Times New Roman"/>
+          <w:color w:val="8B949E"/>
+          <w:sz w:val="21"/>
+          <w:szCs w:val="21"/>
+        </w:rPr>
+        <w:t>// обчислення фактичної ємності станції з урахуванням втрат ємності за роки використання</w:t>
+      </w:r>
+    </w:p>
+    <w:p>
+      <w:pPr>
+        <w:shd w:val="clear" w:color="auto" w:fill="121314"/>
+        <w:spacing w:after="0" w:line="285" w:lineRule="atLeast"/>
+        <w:rPr>
+          <w:rFonts w:ascii="Consolas" w:eastAsia="Times New Roman" w:hAnsi="Consolas" w:cs="Times New Roman"/>
+          <w:color w:val="BBBEBF"/>
+          <w:sz w:val="21"/>
+          <w:szCs w:val="21"/>
+        </w:rPr>
+      </w:pPr>
+      <w:r>
+        <w:rPr>
+          <w:rFonts w:ascii="Consolas" w:eastAsia="Times New Roman" w:hAnsi="Consolas" w:cs="Times New Roman"/>
+          <w:color w:val="C9D1D9"/>
+          <w:sz w:val="21"/>
+          <w:szCs w:val="21"/>
+        </w:rPr>
+        <w:t>C_eff</w:t>
+      </w:r>
+      <w:r>
+        <w:rPr>
+          <w:rFonts w:ascii="Consolas" w:eastAsia="Times New Roman" w:hAnsi="Consolas" w:cs="Times New Roman"/>
+          <w:color w:val="BBBEBF"/>
+          <w:sz w:val="21"/>
+          <w:szCs w:val="21"/>
+        </w:rPr>
+        <w:t xml:space="preserve"> </w:t>
+      </w:r>
+      <w:r>
+        <w:rPr>
+          <w:rFonts w:ascii="Consolas" w:eastAsia="Times New Roman" w:hAnsi="Consolas" w:cs="Times New Roman"/>
+          <w:color w:val="D4D4D4"/>
+          <w:sz w:val="21"/>
+          <w:szCs w:val="21"/>
+        </w:rPr>
+        <w:t>=</w:t>
+      </w:r>
+      <w:r>
+        <w:rPr>
+          <w:rFonts w:ascii="Consolas" w:eastAsia="Times New Roman" w:hAnsi="Consolas" w:cs="Times New Roman"/>
+          <w:color w:val="BBBEBF"/>
+          <w:sz w:val="21"/>
+          <w:szCs w:val="21"/>
+        </w:rPr>
+        <w:t xml:space="preserve"> </w:t>
+      </w:r>
+      <w:r>
+        <w:rPr>
+          <w:rFonts w:ascii="Consolas" w:eastAsia="Times New Roman" w:hAnsi="Consolas" w:cs="Times New Roman"/>
+          <w:color w:val="C9D1D9"/>
+          <w:sz w:val="21"/>
+          <w:szCs w:val="21"/>
+        </w:rPr>
+        <w:t>C</w:t>
+      </w:r>
+      <w:r>
+        <w:rPr>
+          <w:rFonts w:ascii="Consolas" w:eastAsia="Times New Roman" w:hAnsi="Consolas" w:cs="Times New Roman"/>
+          <w:color w:val="BBBEBF"/>
+          <w:sz w:val="21"/>
+          <w:szCs w:val="21"/>
+        </w:rPr>
+        <w:t xml:space="preserve"> </w:t>
+      </w:r>
+      <w:r>
+        <w:rPr>
+          <w:rFonts w:ascii="Consolas" w:eastAsia="Times New Roman" w:hAnsi="Consolas" w:cs="Times New Roman"/>
+          <w:color w:val="D4D4D4"/>
+          <w:sz w:val="21"/>
+          <w:szCs w:val="21"/>
+        </w:rPr>
+        <w:t>*</w:t>
+      </w:r>
+      <w:r>
+        <w:rPr>
+          <w:rFonts w:ascii="Consolas" w:eastAsia="Times New Roman" w:hAnsi="Consolas" w:cs="Times New Roman"/>
+          <w:color w:val="BBBEBF"/>
+          <w:sz w:val="21"/>
+          <w:szCs w:val="21"/>
+        </w:rPr>
+        <w:t xml:space="preserve"> </w:t>
+      </w:r>
+      <w:r>
+        <w:rPr>
+          <w:rFonts w:ascii="Consolas" w:eastAsia="Times New Roman" w:hAnsi="Consolas" w:cs="Times New Roman"/>
+          <w:color w:val="D2A8FF"/>
+          <w:sz w:val="21"/>
+          <w:szCs w:val="21"/>
+        </w:rPr>
+        <w:t>pow</w:t>
+      </w:r>
+      <w:r>
+        <w:rPr>
+          <w:rFonts w:ascii="Consolas" w:eastAsia="Times New Roman" w:hAnsi="Consolas" w:cs="Times New Roman"/>
+          <w:color w:val="BBBEBF"/>
+          <w:sz w:val="21"/>
+          <w:szCs w:val="21"/>
+        </w:rPr>
+        <w:t>(</w:t>
+      </w:r>
+      <w:r>
+        <w:rPr>
+          <w:rFonts w:ascii="Consolas" w:eastAsia="Times New Roman" w:hAnsi="Consolas" w:cs="Times New Roman"/>
+          <w:color w:val="B5CEA8"/>
+          <w:sz w:val="21"/>
+          <w:szCs w:val="21"/>
+        </w:rPr>
+        <w:t>1</w:t>
+      </w:r>
+      <w:r>
+        <w:rPr>
+          <w:rFonts w:ascii="Consolas" w:eastAsia="Times New Roman" w:hAnsi="Consolas" w:cs="Times New Roman"/>
+          <w:color w:val="BBBEBF"/>
+          <w:sz w:val="21"/>
+          <w:szCs w:val="21"/>
+        </w:rPr>
+        <w:t xml:space="preserve"> </w:t>
+      </w:r>
+      <w:r>
+        <w:rPr>
+          <w:rFonts w:ascii="Consolas" w:eastAsia="Times New Roman" w:hAnsi="Consolas" w:cs="Times New Roman"/>
+          <w:color w:val="D4D4D4"/>
+          <w:sz w:val="21"/>
+          <w:szCs w:val="21"/>
+        </w:rPr>
+        <w:t>-</w:t>
+      </w:r>
+      <w:r>
+        <w:rPr>
+          <w:rFonts w:ascii="Consolas" w:eastAsia="Times New Roman" w:hAnsi="Consolas" w:cs="Times New Roman"/>
+          <w:color w:val="BBBEBF"/>
+          <w:sz w:val="21"/>
+          <w:szCs w:val="21"/>
+        </w:rPr>
+        <w:t xml:space="preserve"> </w:t>
+      </w:r>
+      <w:r>
+        <w:rPr>
+          <w:rFonts w:ascii="Consolas" w:eastAsia="Times New Roman" w:hAnsi="Consolas" w:cs="Times New Roman"/>
+          <w:color w:val="C9D1D9"/>
+          <w:sz w:val="21"/>
+          <w:szCs w:val="21"/>
+        </w:rPr>
+        <w:t>DEGRADATION_PER_YEAR</w:t>
+      </w:r>
+      <w:r>
+        <w:rPr>
+          <w:rFonts w:ascii="Consolas" w:eastAsia="Times New Roman" w:hAnsi="Consolas" w:cs="Times New Roman"/>
+          <w:color w:val="BBBEBF"/>
+          <w:sz w:val="21"/>
+          <w:szCs w:val="21"/>
+        </w:rPr>
+        <w:t xml:space="preserve"> </w:t>
+      </w:r>
+      <w:r>
+        <w:rPr>
+          <w:rFonts w:ascii="Consolas" w:eastAsia="Times New Roman" w:hAnsi="Consolas" w:cs="Times New Roman"/>
+          <w:color w:val="D4D4D4"/>
+          <w:sz w:val="21"/>
+          <w:szCs w:val="21"/>
+        </w:rPr>
+        <w:t>/</w:t>
+      </w:r>
+      <w:r>
+        <w:rPr>
+          <w:rFonts w:ascii="Consolas" w:eastAsia="Times New Roman" w:hAnsi="Consolas" w:cs="Times New Roman"/>
+          <w:color w:val="BBBEBF"/>
+          <w:sz w:val="21"/>
+          <w:szCs w:val="21"/>
+        </w:rPr>
+        <w:t xml:space="preserve"> </w:t>
+      </w:r>
+      <w:r>
+        <w:rPr>
+          <w:rFonts w:ascii="Consolas" w:eastAsia="Times New Roman" w:hAnsi="Consolas" w:cs="Times New Roman"/>
+          <w:color w:val="B5CEA8"/>
+          <w:sz w:val="21"/>
+          <w:szCs w:val="21"/>
+        </w:rPr>
+        <w:t>100.0</w:t>
+      </w:r>
+      <w:r>
+        <w:rPr>
+          <w:rFonts w:ascii="Consolas" w:eastAsia="Times New Roman" w:hAnsi="Consolas" w:cs="Times New Roman"/>
+          <w:color w:val="BBBEBF"/>
+          <w:sz w:val="21"/>
+          <w:szCs w:val="21"/>
+        </w:rPr>
+        <w:t xml:space="preserve">, </w:t>
+      </w:r>
+      <w:r>
+        <w:rPr>
+          <w:rFonts w:ascii="Consolas" w:eastAsia="Times New Roman" w:hAnsi="Consolas" w:cs="Times New Roman"/>
+          <w:color w:val="C9D1D9"/>
+          <w:sz w:val="21"/>
+          <w:szCs w:val="21"/>
+        </w:rPr>
+        <w:t>years</w:t>
+      </w:r>
+      <w:r>
+        <w:rPr>
+          <w:rFonts w:ascii="Consolas" w:eastAsia="Times New Roman" w:hAnsi="Consolas" w:cs="Times New Roman"/>
+          <w:color w:val="BBBEBF"/>
+          <w:sz w:val="21"/>
+          <w:szCs w:val="21"/>
+        </w:rPr>
+        <w:t>);</w:t>
+      </w:r>
+    </w:p>
+    <w:p>
+      <w:pPr>
+        <w:shd w:val="clear" w:color="auto" w:fill="121314"/>
+        <w:spacing w:after="0" w:line="285" w:lineRule="atLeast"/>
+        <w:rPr>
+          <w:rFonts w:ascii="Consolas" w:eastAsia="Times New Roman" w:hAnsi="Consolas" w:cs="Times New Roman"/>
+          <w:color w:val="BBBEBF"/>
+          <w:sz w:val="21"/>
+          <w:szCs w:val="21"/>
+        </w:rPr>
+      </w:pPr>
+      <w:r>
+        <w:rPr>
+          <w:rFonts w:ascii="Consolas" w:eastAsia="Times New Roman" w:hAnsi="Consolas" w:cs="Times New Roman"/>
+          <w:color w:val="8B949E"/>
+          <w:sz w:val="21"/>
+          <w:szCs w:val="21"/>
+        </w:rPr>
+        <w:t>// оголошення змінної для зберігання запасу енергії (число з плаваючою комою)</w:t>
+      </w:r>
+    </w:p>
+    <w:p>
+      <w:pPr>
+        <w:shd w:val="clear" w:color="auto" w:fill="121314"/>
+        <w:spacing w:after="0" w:line="285" w:lineRule="atLeast"/>
+        <w:rPr>
+          <w:rFonts w:ascii="Consolas" w:eastAsia="Times New Roman" w:hAnsi="Consolas" w:cs="Times New Roman"/>
+          <w:color w:val="BBBEBF"/>
+          <w:sz w:val="21"/>
+          <w:szCs w:val="21"/>
+        </w:rPr>
+      </w:pPr>
+      <w:r>
+        <w:rPr>
+          <w:rFonts w:ascii="Consolas" w:eastAsia="Times New Roman" w:hAnsi="Consolas" w:cs="Times New Roman"/>
+          <w:color w:val="FF7B72"/>
+          <w:sz w:val="21"/>
+          <w:szCs w:val="21"/>
+        </w:rPr>
+        <w:t>double</w:t>
+      </w:r>
+      <w:r>
+        <w:rPr>
+          <w:rFonts w:ascii="Consolas" w:eastAsia="Times New Roman" w:hAnsi="Consolas" w:cs="Times New Roman"/>
+          <w:color w:val="BBBEBF"/>
+          <w:sz w:val="21"/>
+          <w:szCs w:val="21"/>
+        </w:rPr>
+        <w:t xml:space="preserve"> </w:t>
+      </w:r>
+      <w:r>
+        <w:rPr>
+          <w:rFonts w:ascii="Consolas" w:eastAsia="Times New Roman" w:hAnsi="Consolas" w:cs="Times New Roman"/>
+          <w:color w:val="C9D1D9"/>
+          <w:sz w:val="21"/>
+          <w:szCs w:val="21"/>
+        </w:rPr>
+        <w:t>E_stored</w:t>
+      </w:r>
+      <w:r>
+        <w:rPr>
+          <w:rFonts w:ascii="Consolas" w:eastAsia="Times New Roman" w:hAnsi="Consolas" w:cs="Times New Roman"/>
+          <w:color w:val="BBBEBF"/>
+          <w:sz w:val="21"/>
+          <w:szCs w:val="21"/>
+        </w:rPr>
+        <w:t>;</w:t>
+      </w:r>
+    </w:p>
+    <w:p>
+      <w:pPr>
+        <w:shd w:val="clear" w:color="auto" w:fill="121314"/>
+        <w:spacing w:after="0" w:line="285" w:lineRule="atLeast"/>
+        <w:rPr>
+          <w:rFonts w:ascii="Consolas" w:eastAsia="Times New Roman" w:hAnsi="Consolas" w:cs="Times New Roman"/>
+          <w:color w:val="BBBEBF"/>
+          <w:sz w:val="21"/>
+          <w:szCs w:val="21"/>
+        </w:rPr>
+      </w:pPr>
+      <w:r>
+        <w:rPr>
+          <w:rFonts w:ascii="Consolas" w:eastAsia="Times New Roman" w:hAnsi="Consolas" w:cs="Times New Roman"/>
+          <w:color w:val="8B949E"/>
+          <w:sz w:val="21"/>
+          <w:szCs w:val="21"/>
+        </w:rPr>
+        <w:t>// обчислення запасу енергії з урахуванням фактичної ємності станції та рівня зарядів</w:t>
+      </w:r>
+    </w:p>
+    <w:p>
+      <w:pPr>
+        <w:shd w:val="clear" w:color="auto" w:fill="121314"/>
+        <w:spacing w:after="0" w:line="285" w:lineRule="atLeast"/>
+        <w:rPr>
+          <w:rFonts w:ascii="Consolas" w:eastAsia="Times New Roman" w:hAnsi="Consolas" w:cs="Times New Roman"/>
+          <w:color w:val="BBBEBF"/>
+          <w:sz w:val="21"/>
+          <w:szCs w:val="21"/>
+        </w:rPr>
+      </w:pPr>
+      <w:r>
+        <w:rPr>
+          <w:rFonts w:ascii="Consolas" w:eastAsia="Times New Roman" w:hAnsi="Consolas" w:cs="Times New Roman"/>
+          <w:color w:val="C9D1D9"/>
+          <w:sz w:val="21"/>
+          <w:szCs w:val="21"/>
+        </w:rPr>
+        <w:t>E_stored</w:t>
+      </w:r>
+      <w:r>
+        <w:rPr>
+          <w:rFonts w:ascii="Consolas" w:eastAsia="Times New Roman" w:hAnsi="Consolas" w:cs="Times New Roman"/>
+          <w:color w:val="BBBEBF"/>
+          <w:sz w:val="21"/>
+          <w:szCs w:val="21"/>
+        </w:rPr>
+        <w:t xml:space="preserve"> </w:t>
+      </w:r>
+      <w:r>
+        <w:rPr>
+          <w:rFonts w:ascii="Consolas" w:eastAsia="Times New Roman" w:hAnsi="Consolas" w:cs="Times New Roman"/>
+          <w:color w:val="D4D4D4"/>
+          <w:sz w:val="21"/>
+          <w:szCs w:val="21"/>
+        </w:rPr>
+        <w:t>=</w:t>
+      </w:r>
+      <w:r>
+        <w:rPr>
+          <w:rFonts w:ascii="Consolas" w:eastAsia="Times New Roman" w:hAnsi="Consolas" w:cs="Times New Roman"/>
+          <w:color w:val="BBBEBF"/>
+          <w:sz w:val="21"/>
+          <w:szCs w:val="21"/>
+        </w:rPr>
+        <w:t xml:space="preserve"> </w:t>
+      </w:r>
+      <w:r>
+        <w:rPr>
+          <w:rFonts w:ascii="Consolas" w:eastAsia="Times New Roman" w:hAnsi="Consolas" w:cs="Times New Roman"/>
+          <w:color w:val="C9D1D9"/>
+          <w:sz w:val="21"/>
+          <w:szCs w:val="21"/>
+        </w:rPr>
+        <w:t>C_eff</w:t>
+      </w:r>
+      <w:r>
+        <w:rPr>
+          <w:rFonts w:ascii="Consolas" w:eastAsia="Times New Roman" w:hAnsi="Consolas" w:cs="Times New Roman"/>
+          <w:color w:val="BBBEBF"/>
+          <w:sz w:val="21"/>
+          <w:szCs w:val="21"/>
+        </w:rPr>
+        <w:t xml:space="preserve"> </w:t>
+      </w:r>
+      <w:r>
+        <w:rPr>
+          <w:rFonts w:ascii="Consolas" w:eastAsia="Times New Roman" w:hAnsi="Consolas" w:cs="Times New Roman"/>
+          <w:color w:val="D4D4D4"/>
+          <w:sz w:val="21"/>
+          <w:szCs w:val="21"/>
+        </w:rPr>
+        <w:t>*</w:t>
+      </w:r>
+      <w:r>
+        <w:rPr>
+          <w:rFonts w:ascii="Consolas" w:eastAsia="Times New Roman" w:hAnsi="Consolas" w:cs="Times New Roman"/>
+          <w:color w:val="BBBEBF"/>
+          <w:sz w:val="21"/>
+          <w:szCs w:val="21"/>
+        </w:rPr>
+        <w:t xml:space="preserve"> </w:t>
+      </w:r>
+      <w:r>
+        <w:rPr>
+          <w:rFonts w:ascii="Consolas" w:eastAsia="Times New Roman" w:hAnsi="Consolas" w:cs="Times New Roman"/>
+          <w:color w:val="C9D1D9"/>
+          <w:sz w:val="21"/>
+          <w:szCs w:val="21"/>
+        </w:rPr>
+        <w:t>charge</w:t>
+      </w:r>
+      <w:r>
+        <w:rPr>
+          <w:rFonts w:ascii="Consolas" w:eastAsia="Times New Roman" w:hAnsi="Consolas" w:cs="Times New Roman"/>
+          <w:color w:val="BBBEBF"/>
+          <w:sz w:val="21"/>
+          <w:szCs w:val="21"/>
+        </w:rPr>
+        <w:t xml:space="preserve"> </w:t>
+      </w:r>
+      <w:r>
+        <w:rPr>
+          <w:rFonts w:ascii="Consolas" w:eastAsia="Times New Roman" w:hAnsi="Consolas" w:cs="Times New Roman"/>
+          <w:color w:val="D4D4D4"/>
+          <w:sz w:val="21"/>
+          <w:szCs w:val="21"/>
+        </w:rPr>
+        <w:t>/</w:t>
+      </w:r>
+      <w:r>
+        <w:rPr>
+          <w:rFonts w:ascii="Consolas" w:eastAsia="Times New Roman" w:hAnsi="Consolas" w:cs="Times New Roman"/>
+          <w:color w:val="BBBEBF"/>
+          <w:sz w:val="21"/>
+          <w:szCs w:val="21"/>
+        </w:rPr>
+        <w:t xml:space="preserve"> </w:t>
+      </w:r>
+      <w:r>
+        <w:rPr>
+          <w:rFonts w:ascii="Consolas" w:eastAsia="Times New Roman" w:hAnsi="Consolas" w:cs="Times New Roman"/>
+          <w:color w:val="B5CEA8"/>
+          <w:sz w:val="21"/>
+          <w:szCs w:val="21"/>
+        </w:rPr>
+        <w:t>100</w:t>
+      </w:r>
+      <w:r>
+        <w:rPr>
+          <w:rFonts w:ascii="Consolas" w:eastAsia="Times New Roman" w:hAnsi="Consolas" w:cs="Times New Roman"/>
+          <w:color w:val="BBBEBF"/>
+          <w:sz w:val="21"/>
+          <w:szCs w:val="21"/>
+        </w:rPr>
+        <w:t>;</w:t>
+      </w:r>
+    </w:p>
+    <w:p>
+      <w:pPr>
+        <w:shd w:val="clear" w:color="auto" w:fill="121314"/>
+        <w:spacing w:after="0" w:line="285" w:lineRule="atLeast"/>
+        <w:rPr>
+          <w:rFonts w:ascii="Consolas" w:eastAsia="Times New Roman" w:hAnsi="Consolas" w:cs="Times New Roman"/>
+          <w:color w:val="BBBEBF"/>
+          <w:sz w:val="21"/>
+          <w:szCs w:val="21"/>
+        </w:rPr>
+      </w:pPr>
+      <w:r>
+        <w:rPr>
+          <w:rFonts w:ascii="Consolas" w:eastAsia="Times New Roman" w:hAnsi="Consolas" w:cs="Times New Roman"/>
+          <w:color w:val="8B949E"/>
+          <w:sz w:val="21"/>
+          <w:szCs w:val="21"/>
+        </w:rPr>
+        <w:t>// оголошення змінної для зберігання корисної енергії (число з плаваючою комою)</w:t>
+      </w:r>
+    </w:p>
+    <w:p>
+      <w:pPr>
+        <w:shd w:val="clear" w:color="auto" w:fill="121314"/>
+        <w:spacing w:after="0" w:line="285" w:lineRule="atLeast"/>
+        <w:rPr>
+          <w:rFonts w:ascii="Consolas" w:eastAsia="Times New Roman" w:hAnsi="Consolas" w:cs="Times New Roman"/>
+          <w:color w:val="BBBEBF"/>
+          <w:sz w:val="21"/>
+          <w:szCs w:val="21"/>
+        </w:rPr>
+      </w:pPr>
+      <w:r>
+        <w:rPr>
+          <w:rFonts w:ascii="Consolas" w:eastAsia="Times New Roman" w:hAnsi="Consolas" w:cs="Times New Roman"/>
+          <w:color w:val="FF7B72"/>
+          <w:sz w:val="21"/>
+          <w:szCs w:val="21"/>
+        </w:rPr>
+        <w:t>double</w:t>
+      </w:r>
+      <w:r>
+        <w:rPr>
+          <w:rFonts w:ascii="Consolas" w:eastAsia="Times New Roman" w:hAnsi="Consolas" w:cs="Times New Roman"/>
+          <w:color w:val="BBBEBF"/>
+          <w:sz w:val="21"/>
+          <w:szCs w:val="21"/>
+        </w:rPr>
+        <w:t xml:space="preserve"> </w:t>
+      </w:r>
+      <w:r>
+        <w:rPr>
+          <w:rFonts w:ascii="Consolas" w:eastAsia="Times New Roman" w:hAnsi="Consolas" w:cs="Times New Roman"/>
+          <w:color w:val="C9D1D9"/>
+          <w:sz w:val="21"/>
+          <w:szCs w:val="21"/>
+        </w:rPr>
+        <w:t>E_useful</w:t>
+      </w:r>
+      <w:r>
+        <w:rPr>
+          <w:rFonts w:ascii="Consolas" w:eastAsia="Times New Roman" w:hAnsi="Consolas" w:cs="Times New Roman"/>
+          <w:color w:val="BBBEBF"/>
+          <w:sz w:val="21"/>
+          <w:szCs w:val="21"/>
+        </w:rPr>
+        <w:t>;</w:t>
+      </w:r>
+    </w:p>
+    <w:p>
+      <w:pPr>
+        <w:shd w:val="clear" w:color="auto" w:fill="121314"/>
+        <w:spacing w:after="0" w:line="285" w:lineRule="atLeast"/>
+        <w:rPr>
+          <w:rFonts w:ascii="Consolas" w:eastAsia="Times New Roman" w:hAnsi="Consolas" w:cs="Times New Roman"/>
+          <w:color w:val="BBBEBF"/>
+          <w:sz w:val="21"/>
+          <w:szCs w:val="21"/>
+        </w:rPr>
+      </w:pPr>
+      <w:r>
+        <w:rPr>
+          <w:rFonts w:ascii="Consolas" w:eastAsia="Times New Roman" w:hAnsi="Consolas" w:cs="Times New Roman"/>
+          <w:color w:val="8B949E"/>
+          <w:sz w:val="21"/>
+          <w:szCs w:val="21"/>
+        </w:rPr>
+        <w:t>// обчислення корисної енергії з урахуванням запасу енергії та ККД інвертора</w:t>
+      </w:r>
+    </w:p>
+    <w:p>
+      <w:pPr>
+        <w:shd w:val="clear" w:color="auto" w:fill="121314"/>
+        <w:spacing w:after="0" w:line="285" w:lineRule="atLeast"/>
+        <w:rPr>
+          <w:rFonts w:ascii="Consolas" w:eastAsia="Times New Roman" w:hAnsi="Consolas" w:cs="Times New Roman"/>
+          <w:color w:val="BBBEBF"/>
+          <w:sz w:val="21"/>
+          <w:szCs w:val="21"/>
+        </w:rPr>
+      </w:pPr>
+      <w:r>
+        <w:rPr>
+          <w:rFonts w:ascii="Consolas" w:eastAsia="Times New Roman" w:hAnsi="Consolas" w:cs="Times New Roman"/>
+          <w:color w:val="C9D1D9"/>
+          <w:sz w:val="21"/>
+          <w:szCs w:val="21"/>
+        </w:rPr>
+        <w:t>E_useful</w:t>
+      </w:r>
+      <w:r>
+        <w:rPr>
+          <w:rFonts w:ascii="Consolas" w:eastAsia="Times New Roman" w:hAnsi="Consolas" w:cs="Times New Roman"/>
+          <w:color w:val="BBBEBF"/>
+          <w:sz w:val="21"/>
+          <w:szCs w:val="21"/>
+        </w:rPr>
+        <w:t xml:space="preserve"> </w:t>
+      </w:r>
+      <w:r>
+        <w:rPr>
+          <w:rFonts w:ascii="Consolas" w:eastAsia="Times New Roman" w:hAnsi="Consolas" w:cs="Times New Roman"/>
+          <w:color w:val="D4D4D4"/>
+          <w:sz w:val="21"/>
+          <w:szCs w:val="21"/>
+        </w:rPr>
+        <w:t>=</w:t>
+      </w:r>
+      <w:r>
+        <w:rPr>
+          <w:rFonts w:ascii="Consolas" w:eastAsia="Times New Roman" w:hAnsi="Consolas" w:cs="Times New Roman"/>
+          <w:color w:val="BBBEBF"/>
+          <w:sz w:val="21"/>
+          <w:szCs w:val="21"/>
+        </w:rPr>
+        <w:t xml:space="preserve"> </w:t>
+      </w:r>
+      <w:r>
+        <w:rPr>
+          <w:rFonts w:ascii="Consolas" w:eastAsia="Times New Roman" w:hAnsi="Consolas" w:cs="Times New Roman"/>
+          <w:color w:val="C9D1D9"/>
+          <w:sz w:val="21"/>
+          <w:szCs w:val="21"/>
+        </w:rPr>
+        <w:t>E_stored</w:t>
+      </w:r>
+      <w:r>
+        <w:rPr>
+          <w:rFonts w:ascii="Consolas" w:eastAsia="Times New Roman" w:hAnsi="Consolas" w:cs="Times New Roman"/>
+          <w:color w:val="BBBEBF"/>
+          <w:sz w:val="21"/>
+          <w:szCs w:val="21"/>
+        </w:rPr>
+        <w:t xml:space="preserve"> </w:t>
+      </w:r>
+      <w:r>
+        <w:rPr>
+          <w:rFonts w:ascii="Consolas" w:eastAsia="Times New Roman" w:hAnsi="Consolas" w:cs="Times New Roman"/>
+          <w:color w:val="D4D4D4"/>
+          <w:sz w:val="21"/>
+          <w:szCs w:val="21"/>
+        </w:rPr>
+        <w:t>*</w:t>
+      </w:r>
+      <w:r>
+        <w:rPr>
+          <w:rFonts w:ascii="Consolas" w:eastAsia="Times New Roman" w:hAnsi="Consolas" w:cs="Times New Roman"/>
+          <w:color w:val="BBBEBF"/>
+          <w:sz w:val="21"/>
+          <w:szCs w:val="21"/>
+        </w:rPr>
+        <w:t xml:space="preserve"> </w:t>
+      </w:r>
+      <w:r>
+        <w:rPr>
+          <w:rFonts w:ascii="Consolas" w:eastAsia="Times New Roman" w:hAnsi="Consolas" w:cs="Times New Roman"/>
+          <w:color w:val="C9D1D9"/>
+          <w:sz w:val="21"/>
+          <w:szCs w:val="21"/>
+        </w:rPr>
+        <w:t>eff</w:t>
+      </w:r>
+      <w:r>
+        <w:rPr>
+          <w:rFonts w:ascii="Consolas" w:eastAsia="Times New Roman" w:hAnsi="Consolas" w:cs="Times New Roman"/>
+          <w:color w:val="BBBEBF"/>
+          <w:sz w:val="21"/>
+          <w:szCs w:val="21"/>
+        </w:rPr>
+        <w:t xml:space="preserve"> </w:t>
+      </w:r>
+      <w:r>
+        <w:rPr>
+          <w:rFonts w:ascii="Consolas" w:eastAsia="Times New Roman" w:hAnsi="Consolas" w:cs="Times New Roman"/>
+          <w:color w:val="D4D4D4"/>
+          <w:sz w:val="21"/>
+          <w:szCs w:val="21"/>
+        </w:rPr>
+        <w:t>/</w:t>
+      </w:r>
+      <w:r>
+        <w:rPr>
+          <w:rFonts w:ascii="Consolas" w:eastAsia="Times New Roman" w:hAnsi="Consolas" w:cs="Times New Roman"/>
+          <w:color w:val="BBBEBF"/>
+          <w:sz w:val="21"/>
+          <w:szCs w:val="21"/>
+        </w:rPr>
+        <w:t xml:space="preserve"> </w:t>
+      </w:r>
+      <w:r>
+        <w:rPr>
+          <w:rFonts w:ascii="Consolas" w:eastAsia="Times New Roman" w:hAnsi="Consolas" w:cs="Times New Roman"/>
+          <w:color w:val="B5CEA8"/>
+          <w:sz w:val="21"/>
+          <w:szCs w:val="21"/>
+        </w:rPr>
+        <w:t>100</w:t>
+      </w:r>
+      <w:r>
+        <w:rPr>
+          <w:rFonts w:ascii="Consolas" w:eastAsia="Times New Roman" w:hAnsi="Consolas" w:cs="Times New Roman"/>
+          <w:color w:val="BBBEBF"/>
+          <w:sz w:val="21"/>
+          <w:szCs w:val="21"/>
+        </w:rPr>
+        <w:t>;</w:t>
+      </w:r>
+    </w:p>
+    <w:p>
+      <w:pPr>
+        <w:shd w:val="clear" w:color="auto" w:fill="121314"/>
+        <w:spacing w:after="0" w:line="285" w:lineRule="atLeast"/>
+        <w:rPr>
+          <w:rFonts w:ascii="Consolas" w:eastAsia="Times New Roman" w:hAnsi="Consolas" w:cs="Times New Roman"/>
+          <w:color w:val="BBBEBF"/>
+          <w:sz w:val="21"/>
+          <w:szCs w:val="21"/>
+        </w:rPr>
+      </w:pPr>
+      <w:r>
+        <w:rPr>
+          <w:rFonts w:ascii="Consolas" w:eastAsia="Times New Roman" w:hAnsi="Consolas" w:cs="Times New Roman"/>
+          <w:color w:val="8B949E"/>
+          <w:sz w:val="21"/>
+          <w:szCs w:val="21"/>
+        </w:rPr>
+        <w:t>// оголошення змінної для зберігання витрат на перетворенні (число з плаваючою комою)</w:t>
+      </w:r>
+    </w:p>
+    <w:p>
+      <w:pPr>
+        <w:shd w:val="clear" w:color="auto" w:fill="121314"/>
+        <w:spacing w:after="0" w:line="285" w:lineRule="atLeast"/>
+        <w:rPr>
+          <w:rFonts w:ascii="Consolas" w:eastAsia="Times New Roman" w:hAnsi="Consolas" w:cs="Times New Roman"/>
+          <w:color w:val="BBBEBF"/>
+          <w:sz w:val="21"/>
+          <w:szCs w:val="21"/>
+        </w:rPr>
+      </w:pPr>
+      <w:r>
+        <w:rPr>
+          <w:rFonts w:ascii="Consolas" w:eastAsia="Times New Roman" w:hAnsi="Consolas" w:cs="Times New Roman"/>
+          <w:color w:val="FF7B72"/>
+          <w:sz w:val="21"/>
+          <w:szCs w:val="21"/>
+        </w:rPr>
+        <w:t>double</w:t>
+      </w:r>
+      <w:r>
+        <w:rPr>
+          <w:rFonts w:ascii="Consolas" w:eastAsia="Times New Roman" w:hAnsi="Consolas" w:cs="Times New Roman"/>
+          <w:color w:val="BBBEBF"/>
+          <w:sz w:val="21"/>
+          <w:szCs w:val="21"/>
+        </w:rPr>
+        <w:t xml:space="preserve"> </w:t>
+      </w:r>
+      <w:r>
+        <w:rPr>
+          <w:rFonts w:ascii="Consolas" w:eastAsia="Times New Roman" w:hAnsi="Consolas" w:cs="Times New Roman"/>
+          <w:color w:val="C9D1D9"/>
+          <w:sz w:val="21"/>
+          <w:szCs w:val="21"/>
+        </w:rPr>
+        <w:t>E_loss</w:t>
+      </w:r>
+      <w:r>
+        <w:rPr>
+          <w:rFonts w:ascii="Consolas" w:eastAsia="Times New Roman" w:hAnsi="Consolas" w:cs="Times New Roman"/>
+          <w:color w:val="BBBEBF"/>
+          <w:sz w:val="21"/>
+          <w:szCs w:val="21"/>
+        </w:rPr>
+        <w:t xml:space="preserve"> ;</w:t>
+      </w:r>
+    </w:p>
+    <w:p>
+      <w:pPr>
+        <w:shd w:val="clear" w:color="auto" w:fill="121314"/>
+        <w:spacing w:after="0" w:line="285" w:lineRule="atLeast"/>
+        <w:rPr>
+          <w:rFonts w:ascii="Consolas" w:eastAsia="Times New Roman" w:hAnsi="Consolas" w:cs="Times New Roman"/>
+          <w:color w:val="BBBEBF"/>
+          <w:sz w:val="21"/>
+          <w:szCs w:val="21"/>
+        </w:rPr>
+      </w:pPr>
+      <w:r>
+        <w:rPr>
+          <w:rFonts w:ascii="Consolas" w:eastAsia="Times New Roman" w:hAnsi="Consolas" w:cs="Times New Roman"/>
+          <w:color w:val="8B949E"/>
+          <w:sz w:val="21"/>
+          <w:szCs w:val="21"/>
+        </w:rPr>
+        <w:t>// обчислення витрат на перетворенні з урахуванням запасу енергії та корисної енергії</w:t>
+      </w:r>
+    </w:p>
+    <w:p>
+      <w:pPr>
+        <w:shd w:val="clear" w:color="auto" w:fill="121314"/>
+        <w:spacing w:after="0" w:line="285" w:lineRule="atLeast"/>
+        <w:rPr>
+          <w:rFonts w:ascii="Consolas" w:eastAsia="Times New Roman" w:hAnsi="Consolas" w:cs="Times New Roman"/>
+          <w:color w:val="BBBEBF"/>
+          <w:sz w:val="21"/>
+          <w:szCs w:val="21"/>
+        </w:rPr>
+      </w:pPr>
+      <w:r>
+        <w:rPr>
+          <w:rFonts w:ascii="Consolas" w:eastAsia="Times New Roman" w:hAnsi="Consolas" w:cs="Times New Roman"/>
+          <w:color w:val="C9D1D9"/>
+          <w:sz w:val="21"/>
+          <w:szCs w:val="21"/>
+        </w:rPr>
+        <w:t>E_loss</w:t>
+      </w:r>
+      <w:r>
+        <w:rPr>
+          <w:rFonts w:ascii="Consolas" w:eastAsia="Times New Roman" w:hAnsi="Consolas" w:cs="Times New Roman"/>
+          <w:color w:val="BBBEBF"/>
+          <w:sz w:val="21"/>
+          <w:szCs w:val="21"/>
+        </w:rPr>
+        <w:t xml:space="preserve"> </w:t>
+      </w:r>
+      <w:r>
+        <w:rPr>
+          <w:rFonts w:ascii="Consolas" w:eastAsia="Times New Roman" w:hAnsi="Consolas" w:cs="Times New Roman"/>
+          <w:color w:val="D4D4D4"/>
+          <w:sz w:val="21"/>
+          <w:szCs w:val="21"/>
+        </w:rPr>
+        <w:t>=</w:t>
+      </w:r>
+      <w:r>
+        <w:rPr>
+          <w:rFonts w:ascii="Consolas" w:eastAsia="Times New Roman" w:hAnsi="Consolas" w:cs="Times New Roman"/>
+          <w:color w:val="BBBEBF"/>
+          <w:sz w:val="21"/>
+          <w:szCs w:val="21"/>
+        </w:rPr>
+        <w:t xml:space="preserve"> </w:t>
+      </w:r>
+      <w:r>
+        <w:rPr>
+          <w:rFonts w:ascii="Consolas" w:eastAsia="Times New Roman" w:hAnsi="Consolas" w:cs="Times New Roman"/>
+          <w:color w:val="C9D1D9"/>
+          <w:sz w:val="21"/>
+          <w:szCs w:val="21"/>
+        </w:rPr>
+        <w:t>E_stored</w:t>
+      </w:r>
+      <w:r>
+        <w:rPr>
+          <w:rFonts w:ascii="Consolas" w:eastAsia="Times New Roman" w:hAnsi="Consolas" w:cs="Times New Roman"/>
+          <w:color w:val="BBBEBF"/>
+          <w:sz w:val="21"/>
+          <w:szCs w:val="21"/>
+        </w:rPr>
+        <w:t xml:space="preserve"> </w:t>
+      </w:r>
+      <w:r>
+        <w:rPr>
+          <w:rFonts w:ascii="Consolas" w:eastAsia="Times New Roman" w:hAnsi="Consolas" w:cs="Times New Roman"/>
+          <w:color w:val="D4D4D4"/>
+          <w:sz w:val="21"/>
+          <w:szCs w:val="21"/>
+        </w:rPr>
+        <w:t>-</w:t>
+      </w:r>
+      <w:r>
+        <w:rPr>
+          <w:rFonts w:ascii="Consolas" w:eastAsia="Times New Roman" w:hAnsi="Consolas" w:cs="Times New Roman"/>
+          <w:color w:val="BBBEBF"/>
+          <w:sz w:val="21"/>
+          <w:szCs w:val="21"/>
+        </w:rPr>
+        <w:t xml:space="preserve"> </w:t>
+      </w:r>
+      <w:r>
+        <w:rPr>
+          <w:rFonts w:ascii="Consolas" w:eastAsia="Times New Roman" w:hAnsi="Consolas" w:cs="Times New Roman"/>
+          <w:color w:val="C9D1D9"/>
+          <w:sz w:val="21"/>
+          <w:szCs w:val="21"/>
+        </w:rPr>
+        <w:t>E_useful</w:t>
+      </w:r>
+      <w:r>
+        <w:rPr>
+          <w:rFonts w:ascii="Consolas" w:eastAsia="Times New Roman" w:hAnsi="Consolas" w:cs="Times New Roman"/>
+          <w:color w:val="BBBEBF"/>
+          <w:sz w:val="21"/>
+          <w:szCs w:val="21"/>
+        </w:rPr>
+        <w:t>;</w:t>
+      </w:r>
+    </w:p>
+    <w:p>
+      <w:pPr>
+        <w:shd w:val="clear" w:color="auto" w:fill="121314"/>
+        <w:spacing w:after="0" w:line="285" w:lineRule="atLeast"/>
+        <w:rPr>
+          <w:rFonts w:ascii="Consolas" w:eastAsia="Times New Roman" w:hAnsi="Consolas" w:cs="Times New Roman"/>
+          <w:color w:val="BBBEBF"/>
+          <w:sz w:val="21"/>
+          <w:szCs w:val="21"/>
+        </w:rPr>
+      </w:pPr>
+      <w:r>
+        <w:rPr>
+          <w:rFonts w:ascii="Consolas" w:eastAsia="Times New Roman" w:hAnsi="Consolas" w:cs="Times New Roman"/>
+          <w:color w:val="8B949E"/>
+          <w:sz w:val="21"/>
+          <w:szCs w:val="21"/>
+        </w:rPr>
+        <w:t>// оголошення змінної для зберігання часу роботи приладу в годинах (із дробовою частиною)</w:t>
+      </w:r>
+    </w:p>
+    <w:p>
+      <w:pPr>
+        <w:shd w:val="clear" w:color="auto" w:fill="121314"/>
+        <w:spacing w:after="0" w:line="285" w:lineRule="atLeast"/>
+        <w:rPr>
+          <w:rFonts w:ascii="Consolas" w:eastAsia="Times New Roman" w:hAnsi="Consolas" w:cs="Times New Roman"/>
+          <w:color w:val="BBBEBF"/>
+          <w:sz w:val="21"/>
+          <w:szCs w:val="21"/>
+        </w:rPr>
+      </w:pPr>
+      <w:r>
+        <w:rPr>
+          <w:rFonts w:ascii="Consolas" w:eastAsia="Times New Roman" w:hAnsi="Consolas" w:cs="Times New Roman"/>
+          <w:color w:val="FF7B72"/>
+          <w:sz w:val="21"/>
+          <w:szCs w:val="21"/>
+        </w:rPr>
+        <w:t>double</w:t>
+      </w:r>
+      <w:r>
+        <w:rPr>
+          <w:rFonts w:ascii="Consolas" w:eastAsia="Times New Roman" w:hAnsi="Consolas" w:cs="Times New Roman"/>
+          <w:color w:val="BBBEBF"/>
+          <w:sz w:val="21"/>
+          <w:szCs w:val="21"/>
+        </w:rPr>
+        <w:t xml:space="preserve"> </w:t>
+      </w:r>
+      <w:r>
+        <w:rPr>
+          <w:rFonts w:ascii="Consolas" w:eastAsia="Times New Roman" w:hAnsi="Consolas" w:cs="Times New Roman"/>
+          <w:color w:val="C9D1D9"/>
+          <w:sz w:val="21"/>
+          <w:szCs w:val="21"/>
+        </w:rPr>
+        <w:t>T</w:t>
+      </w:r>
+      <w:r>
+        <w:rPr>
+          <w:rFonts w:ascii="Consolas" w:eastAsia="Times New Roman" w:hAnsi="Consolas" w:cs="Times New Roman"/>
+          <w:color w:val="BBBEBF"/>
+          <w:sz w:val="21"/>
+          <w:szCs w:val="21"/>
+        </w:rPr>
+        <w:t>;</w:t>
+      </w:r>
+    </w:p>
+    <w:p>
+      <w:pPr>
+        <w:shd w:val="clear" w:color="auto" w:fill="121314"/>
+        <w:spacing w:after="0" w:line="285" w:lineRule="atLeast"/>
+        <w:rPr>
+          <w:rFonts w:ascii="Consolas" w:eastAsia="Times New Roman" w:hAnsi="Consolas" w:cs="Times New Roman"/>
+          <w:color w:val="BBBEBF"/>
+          <w:sz w:val="21"/>
+          <w:szCs w:val="21"/>
+        </w:rPr>
+      </w:pPr>
+      <w:r>
+        <w:rPr>
+          <w:rFonts w:ascii="Consolas" w:eastAsia="Times New Roman" w:hAnsi="Consolas" w:cs="Times New Roman"/>
+          <w:color w:val="8B949E"/>
+          <w:sz w:val="21"/>
+          <w:szCs w:val="21"/>
+        </w:rPr>
+        <w:t>// обчислення часу роботи приладу:корисна енергія ділиться на потужність приладу</w:t>
+      </w:r>
+    </w:p>
+    <w:p>
+      <w:pPr>
+        <w:shd w:val="clear" w:color="auto" w:fill="121314"/>
+        <w:spacing w:after="0" w:line="285" w:lineRule="atLeast"/>
+        <w:rPr>
+          <w:rFonts w:ascii="Consolas" w:eastAsia="Times New Roman" w:hAnsi="Consolas" w:cs="Times New Roman"/>
+          <w:color w:val="BBBEBF"/>
+          <w:sz w:val="21"/>
+          <w:szCs w:val="21"/>
+        </w:rPr>
+      </w:pPr>
+      <w:r>
+        <w:rPr>
+          <w:rFonts w:ascii="Consolas" w:eastAsia="Times New Roman" w:hAnsi="Consolas" w:cs="Times New Roman"/>
+          <w:color w:val="C9D1D9"/>
+          <w:sz w:val="21"/>
+          <w:szCs w:val="21"/>
+        </w:rPr>
+        <w:t>T</w:t>
+      </w:r>
+      <w:r>
+        <w:rPr>
+          <w:rFonts w:ascii="Consolas" w:eastAsia="Times New Roman" w:hAnsi="Consolas" w:cs="Times New Roman"/>
+          <w:color w:val="BBBEBF"/>
+          <w:sz w:val="21"/>
+          <w:szCs w:val="21"/>
+        </w:rPr>
+        <w:t xml:space="preserve"> </w:t>
+      </w:r>
+      <w:r>
+        <w:rPr>
+          <w:rFonts w:ascii="Consolas" w:eastAsia="Times New Roman" w:hAnsi="Consolas" w:cs="Times New Roman"/>
+          <w:color w:val="D4D4D4"/>
+          <w:sz w:val="21"/>
+          <w:szCs w:val="21"/>
+        </w:rPr>
+        <w:t>=</w:t>
+      </w:r>
+      <w:r>
+        <w:rPr>
+          <w:rFonts w:ascii="Consolas" w:eastAsia="Times New Roman" w:hAnsi="Consolas" w:cs="Times New Roman"/>
+          <w:color w:val="BBBEBF"/>
+          <w:sz w:val="21"/>
+          <w:szCs w:val="21"/>
+        </w:rPr>
+        <w:t xml:space="preserve"> </w:t>
+      </w:r>
+      <w:r>
+        <w:rPr>
+          <w:rFonts w:ascii="Consolas" w:eastAsia="Times New Roman" w:hAnsi="Consolas" w:cs="Times New Roman"/>
+          <w:color w:val="C9D1D9"/>
+          <w:sz w:val="21"/>
+          <w:szCs w:val="21"/>
+        </w:rPr>
+        <w:t>E_useful</w:t>
+      </w:r>
+      <w:r>
+        <w:rPr>
+          <w:rFonts w:ascii="Consolas" w:eastAsia="Times New Roman" w:hAnsi="Consolas" w:cs="Times New Roman"/>
+          <w:color w:val="BBBEBF"/>
+          <w:sz w:val="21"/>
+          <w:szCs w:val="21"/>
+        </w:rPr>
+        <w:t xml:space="preserve"> </w:t>
+      </w:r>
+      <w:r>
+        <w:rPr>
+          <w:rFonts w:ascii="Consolas" w:eastAsia="Times New Roman" w:hAnsi="Consolas" w:cs="Times New Roman"/>
+          <w:color w:val="D4D4D4"/>
+          <w:sz w:val="21"/>
+          <w:szCs w:val="21"/>
+        </w:rPr>
+        <w:t>/</w:t>
+      </w:r>
+      <w:r>
+        <w:rPr>
+          <w:rFonts w:ascii="Consolas" w:eastAsia="Times New Roman" w:hAnsi="Consolas" w:cs="Times New Roman"/>
+          <w:color w:val="BBBEBF"/>
+          <w:sz w:val="21"/>
+          <w:szCs w:val="21"/>
+        </w:rPr>
+        <w:t xml:space="preserve"> </w:t>
+      </w:r>
+      <w:r>
+        <w:rPr>
+          <w:rFonts w:ascii="Consolas" w:eastAsia="Times New Roman" w:hAnsi="Consolas" w:cs="Times New Roman"/>
+          <w:color w:val="C9D1D9"/>
+          <w:sz w:val="21"/>
+          <w:szCs w:val="21"/>
+        </w:rPr>
+        <w:t>P</w:t>
+      </w:r>
+      <w:r>
+        <w:rPr>
+          <w:rFonts w:ascii="Consolas" w:eastAsia="Times New Roman" w:hAnsi="Consolas" w:cs="Times New Roman"/>
+          <w:color w:val="BBBEBF"/>
+          <w:sz w:val="21"/>
+          <w:szCs w:val="21"/>
+        </w:rPr>
+        <w:t>;</w:t>
+      </w:r>
+    </w:p>
+    <w:p>
+      <w:pPr>
+        <w:shd w:val="clear" w:color="auto" w:fill="121314"/>
+        <w:spacing w:after="0" w:line="285" w:lineRule="atLeast"/>
+        <w:rPr>
+          <w:rFonts w:ascii="Consolas" w:eastAsia="Times New Roman" w:hAnsi="Consolas" w:cs="Times New Roman"/>
+          <w:color w:val="BBBEBF"/>
+          <w:sz w:val="21"/>
+          <w:szCs w:val="21"/>
+        </w:rPr>
+      </w:pPr>
+      <w:r>
+        <w:rPr>
+          <w:rFonts w:ascii="Consolas" w:eastAsia="Times New Roman" w:hAnsi="Consolas" w:cs="Times New Roman"/>
+          <w:color w:val="8B949E"/>
+          <w:sz w:val="21"/>
+          <w:szCs w:val="21"/>
+        </w:rPr>
+        <w:t>// оголошення змінної для зберігання цілої частини часу роботи приладу в годинах</w:t>
+      </w:r>
+    </w:p>
+    <w:p>
+      <w:pPr>
+        <w:shd w:val="clear" w:color="auto" w:fill="121314"/>
+        <w:spacing w:after="0" w:line="285" w:lineRule="atLeast"/>
+        <w:rPr>
+          <w:rFonts w:ascii="Consolas" w:eastAsia="Times New Roman" w:hAnsi="Consolas" w:cs="Times New Roman"/>
+          <w:color w:val="BBBEBF"/>
+          <w:sz w:val="21"/>
+          <w:szCs w:val="21"/>
+        </w:rPr>
+      </w:pPr>
+      <w:r>
+        <w:rPr>
+          <w:rFonts w:ascii="Consolas" w:eastAsia="Times New Roman" w:hAnsi="Consolas" w:cs="Times New Roman"/>
+          <w:color w:val="FF7B72"/>
+          <w:sz w:val="21"/>
+          <w:szCs w:val="21"/>
+        </w:rPr>
+        <w:t>int</w:t>
+      </w:r>
+      <w:r>
+        <w:rPr>
+          <w:rFonts w:ascii="Consolas" w:eastAsia="Times New Roman" w:hAnsi="Consolas" w:cs="Times New Roman"/>
+          <w:color w:val="BBBEBF"/>
+          <w:sz w:val="21"/>
+          <w:szCs w:val="21"/>
+        </w:rPr>
+        <w:t xml:space="preserve"> </w:t>
+      </w:r>
+      <w:r>
+        <w:rPr>
+          <w:rFonts w:ascii="Consolas" w:eastAsia="Times New Roman" w:hAnsi="Consolas" w:cs="Times New Roman"/>
+          <w:color w:val="C9D1D9"/>
+          <w:sz w:val="21"/>
+          <w:szCs w:val="21"/>
+        </w:rPr>
+        <w:t>h</w:t>
+      </w:r>
+      <w:r>
+        <w:rPr>
+          <w:rFonts w:ascii="Consolas" w:eastAsia="Times New Roman" w:hAnsi="Consolas" w:cs="Times New Roman"/>
+          <w:color w:val="BBBEBF"/>
+          <w:sz w:val="21"/>
+          <w:szCs w:val="21"/>
+        </w:rPr>
+        <w:t>;</w:t>
+      </w:r>
+    </w:p>
+    <w:p>
+      <w:pPr>
+        <w:shd w:val="clear" w:color="auto" w:fill="121314"/>
+        <w:spacing w:after="0" w:line="285" w:lineRule="atLeast"/>
+        <w:rPr>
+          <w:rFonts w:ascii="Consolas" w:eastAsia="Times New Roman" w:hAnsi="Consolas" w:cs="Times New Roman"/>
+          <w:color w:val="BBBEBF"/>
+          <w:sz w:val="21"/>
+          <w:szCs w:val="21"/>
+        </w:rPr>
+      </w:pPr>
+      <w:r>
+        <w:rPr>
+          <w:rFonts w:ascii="Consolas" w:eastAsia="Times New Roman" w:hAnsi="Consolas" w:cs="Times New Roman"/>
+          <w:color w:val="8B949E"/>
+          <w:sz w:val="21"/>
+          <w:szCs w:val="21"/>
+        </w:rPr>
+        <w:t>// виділення цілої частини часу роботи приладу в годинах</w:t>
+      </w:r>
+    </w:p>
+    <w:p>
+      <w:pPr>
+        <w:shd w:val="clear" w:color="auto" w:fill="121314"/>
+        <w:spacing w:after="0" w:line="285" w:lineRule="atLeast"/>
+        <w:rPr>
+          <w:rFonts w:ascii="Consolas" w:eastAsia="Times New Roman" w:hAnsi="Consolas" w:cs="Times New Roman"/>
+          <w:color w:val="BBBEBF"/>
+          <w:sz w:val="21"/>
+          <w:szCs w:val="21"/>
+        </w:rPr>
+      </w:pPr>
+      <w:r>
+        <w:rPr>
+          <w:rFonts w:ascii="Consolas" w:eastAsia="Times New Roman" w:hAnsi="Consolas" w:cs="Times New Roman"/>
+          <w:color w:val="C9D1D9"/>
+          <w:sz w:val="21"/>
+          <w:szCs w:val="21"/>
+        </w:rPr>
+        <w:t>h</w:t>
+      </w:r>
+      <w:r>
+        <w:rPr>
+          <w:rFonts w:ascii="Consolas" w:eastAsia="Times New Roman" w:hAnsi="Consolas" w:cs="Times New Roman"/>
+          <w:color w:val="D4D4D4"/>
+          <w:sz w:val="21"/>
+          <w:szCs w:val="21"/>
+        </w:rPr>
+        <w:t>=</w:t>
+      </w:r>
+      <w:r>
+        <w:rPr>
+          <w:rFonts w:ascii="Consolas" w:eastAsia="Times New Roman" w:hAnsi="Consolas" w:cs="Times New Roman"/>
+          <w:color w:val="C9D1D9"/>
+          <w:sz w:val="21"/>
+          <w:szCs w:val="21"/>
+        </w:rPr>
+        <w:t>T</w:t>
+      </w:r>
+      <w:r>
+        <w:rPr>
+          <w:rFonts w:ascii="Consolas" w:eastAsia="Times New Roman" w:hAnsi="Consolas" w:cs="Times New Roman"/>
+          <w:color w:val="BBBEBF"/>
+          <w:sz w:val="21"/>
+          <w:szCs w:val="21"/>
+        </w:rPr>
+        <w:t>;</w:t>
+      </w:r>
+    </w:p>
+    <w:p>
+      <w:pPr>
+        <w:shd w:val="clear" w:color="auto" w:fill="121314"/>
+        <w:spacing w:after="0" w:line="285" w:lineRule="atLeast"/>
+        <w:rPr>
+          <w:rFonts w:ascii="Consolas" w:eastAsia="Times New Roman" w:hAnsi="Consolas" w:cs="Times New Roman"/>
+          <w:color w:val="BBBEBF"/>
+          <w:sz w:val="21"/>
+          <w:szCs w:val="21"/>
+        </w:rPr>
+      </w:pPr>
+      <w:r>
+        <w:rPr>
+          <w:rFonts w:ascii="Consolas" w:eastAsia="Times New Roman" w:hAnsi="Consolas" w:cs="Times New Roman"/>
+          <w:color w:val="8B949E"/>
+          <w:sz w:val="21"/>
+          <w:szCs w:val="21"/>
+        </w:rPr>
+        <w:t>// оголошення змінної для зберігання кількості залишку хвилин після виділення цілої частини часу роботи приладу в годинах</w:t>
+      </w:r>
+    </w:p>
+    <w:p>
+      <w:pPr>
+        <w:shd w:val="clear" w:color="auto" w:fill="121314"/>
+        <w:spacing w:after="0" w:line="285" w:lineRule="atLeast"/>
+        <w:rPr>
+          <w:rFonts w:ascii="Consolas" w:eastAsia="Times New Roman" w:hAnsi="Consolas" w:cs="Times New Roman"/>
+          <w:color w:val="BBBEBF"/>
+          <w:sz w:val="21"/>
+          <w:szCs w:val="21"/>
+        </w:rPr>
+      </w:pPr>
+      <w:r>
+        <w:rPr>
+          <w:rFonts w:ascii="Consolas" w:eastAsia="Times New Roman" w:hAnsi="Consolas" w:cs="Times New Roman"/>
+          <w:color w:val="FF7B72"/>
+          <w:sz w:val="21"/>
+          <w:szCs w:val="21"/>
+        </w:rPr>
+        <w:t>int</w:t>
+      </w:r>
+      <w:r>
+        <w:rPr>
+          <w:rFonts w:ascii="Consolas" w:eastAsia="Times New Roman" w:hAnsi="Consolas" w:cs="Times New Roman"/>
+          <w:color w:val="BBBEBF"/>
+          <w:sz w:val="21"/>
+          <w:szCs w:val="21"/>
+        </w:rPr>
+        <w:t xml:space="preserve"> </w:t>
+      </w:r>
+      <w:r>
+        <w:rPr>
+          <w:rFonts w:ascii="Consolas" w:eastAsia="Times New Roman" w:hAnsi="Consolas" w:cs="Times New Roman"/>
+          <w:color w:val="C9D1D9"/>
+          <w:sz w:val="21"/>
+          <w:szCs w:val="21"/>
+        </w:rPr>
+        <w:t>m</w:t>
+      </w:r>
+      <w:r>
+        <w:rPr>
+          <w:rFonts w:ascii="Consolas" w:eastAsia="Times New Roman" w:hAnsi="Consolas" w:cs="Times New Roman"/>
+          <w:color w:val="BBBEBF"/>
+          <w:sz w:val="21"/>
+          <w:szCs w:val="21"/>
+        </w:rPr>
+        <w:t>;</w:t>
+      </w:r>
+    </w:p>
+    <w:p>
+      <w:pPr>
+        <w:shd w:val="clear" w:color="auto" w:fill="121314"/>
+        <w:spacing w:after="0" w:line="285" w:lineRule="atLeast"/>
+        <w:rPr>
+          <w:rFonts w:ascii="Consolas" w:eastAsia="Times New Roman" w:hAnsi="Consolas" w:cs="Times New Roman"/>
+          <w:color w:val="BBBEBF"/>
+          <w:sz w:val="21"/>
+          <w:szCs w:val="21"/>
+        </w:rPr>
+      </w:pPr>
+      <w:r>
+        <w:rPr>
+          <w:rFonts w:ascii="Consolas" w:eastAsia="Times New Roman" w:hAnsi="Consolas" w:cs="Times New Roman"/>
+          <w:color w:val="8B949E"/>
+          <w:sz w:val="21"/>
+          <w:szCs w:val="21"/>
+        </w:rPr>
+        <w:t>// обчислення кількості залишку хвилин (дробова частина годин множиться на 60 хвилин)</w:t>
+      </w:r>
+    </w:p>
+    <w:p>
+      <w:pPr>
+        <w:shd w:val="clear" w:color="auto" w:fill="121314"/>
+        <w:spacing w:after="0" w:line="285" w:lineRule="atLeast"/>
+        <w:rPr>
+          <w:rFonts w:ascii="Consolas" w:eastAsia="Times New Roman" w:hAnsi="Consolas" w:cs="Times New Roman"/>
+          <w:color w:val="BBBEBF"/>
+          <w:sz w:val="21"/>
+          <w:szCs w:val="21"/>
+        </w:rPr>
+      </w:pPr>
+      <w:r>
+        <w:rPr>
+          <w:rFonts w:ascii="Consolas" w:eastAsia="Times New Roman" w:hAnsi="Consolas" w:cs="Times New Roman"/>
+          <w:color w:val="C9D1D9"/>
+          <w:sz w:val="21"/>
+          <w:szCs w:val="21"/>
+        </w:rPr>
+        <w:t>m</w:t>
+      </w:r>
+      <w:r>
+        <w:rPr>
+          <w:rFonts w:ascii="Consolas" w:eastAsia="Times New Roman" w:hAnsi="Consolas" w:cs="Times New Roman"/>
+          <w:color w:val="D4D4D4"/>
+          <w:sz w:val="21"/>
+          <w:szCs w:val="21"/>
+        </w:rPr>
+        <w:t>=</w:t>
+      </w:r>
+      <w:r>
+        <w:rPr>
+          <w:rFonts w:ascii="Consolas" w:eastAsia="Times New Roman" w:hAnsi="Consolas" w:cs="Times New Roman"/>
+          <w:color w:val="BBBEBF"/>
+          <w:sz w:val="21"/>
+          <w:szCs w:val="21"/>
+        </w:rPr>
+        <w:t>(</w:t>
+      </w:r>
+      <w:r>
+        <w:rPr>
+          <w:rFonts w:ascii="Consolas" w:eastAsia="Times New Roman" w:hAnsi="Consolas" w:cs="Times New Roman"/>
+          <w:color w:val="C9D1D9"/>
+          <w:sz w:val="21"/>
+          <w:szCs w:val="21"/>
+        </w:rPr>
+        <w:t>T</w:t>
+      </w:r>
+      <w:r>
+        <w:rPr>
+          <w:rFonts w:ascii="Consolas" w:eastAsia="Times New Roman" w:hAnsi="Consolas" w:cs="Times New Roman"/>
+          <w:color w:val="BBBEBF"/>
+          <w:sz w:val="21"/>
+          <w:szCs w:val="21"/>
+        </w:rPr>
+        <w:t xml:space="preserve"> </w:t>
+      </w:r>
+      <w:r>
+        <w:rPr>
+          <w:rFonts w:ascii="Consolas" w:eastAsia="Times New Roman" w:hAnsi="Consolas" w:cs="Times New Roman"/>
+          <w:color w:val="D4D4D4"/>
+          <w:sz w:val="21"/>
+          <w:szCs w:val="21"/>
+        </w:rPr>
+        <w:t>-</w:t>
+      </w:r>
+      <w:r>
+        <w:rPr>
+          <w:rFonts w:ascii="Consolas" w:eastAsia="Times New Roman" w:hAnsi="Consolas" w:cs="Times New Roman"/>
+          <w:color w:val="BBBEBF"/>
+          <w:sz w:val="21"/>
+          <w:szCs w:val="21"/>
+        </w:rPr>
+        <w:t xml:space="preserve"> </w:t>
+      </w:r>
+      <w:r>
+        <w:rPr>
+          <w:rFonts w:ascii="Consolas" w:eastAsia="Times New Roman" w:hAnsi="Consolas" w:cs="Times New Roman"/>
+          <w:color w:val="C9D1D9"/>
+          <w:sz w:val="21"/>
+          <w:szCs w:val="21"/>
+        </w:rPr>
+        <w:t>h</w:t>
+      </w:r>
+      <w:r>
+        <w:rPr>
+          <w:rFonts w:ascii="Consolas" w:eastAsia="Times New Roman" w:hAnsi="Consolas" w:cs="Times New Roman"/>
+          <w:color w:val="BBBEBF"/>
+          <w:sz w:val="21"/>
+          <w:szCs w:val="21"/>
+        </w:rPr>
+        <w:t xml:space="preserve">) </w:t>
+      </w:r>
+      <w:r>
+        <w:rPr>
+          <w:rFonts w:ascii="Consolas" w:eastAsia="Times New Roman" w:hAnsi="Consolas" w:cs="Times New Roman"/>
+          <w:color w:val="D4D4D4"/>
+          <w:sz w:val="21"/>
+          <w:szCs w:val="21"/>
+        </w:rPr>
+        <w:t>*</w:t>
+      </w:r>
+      <w:r>
+        <w:rPr>
+          <w:rFonts w:ascii="Consolas" w:eastAsia="Times New Roman" w:hAnsi="Consolas" w:cs="Times New Roman"/>
+          <w:color w:val="BBBEBF"/>
+          <w:sz w:val="21"/>
+          <w:szCs w:val="21"/>
+        </w:rPr>
+        <w:t xml:space="preserve"> </w:t>
+      </w:r>
+      <w:r>
+        <w:rPr>
+          <w:rFonts w:ascii="Consolas" w:eastAsia="Times New Roman" w:hAnsi="Consolas" w:cs="Times New Roman"/>
+          <w:color w:val="B5CEA8"/>
+          <w:sz w:val="21"/>
+          <w:szCs w:val="21"/>
+        </w:rPr>
+        <w:t>60</w:t>
+      </w:r>
+      <w:r>
+        <w:rPr>
+          <w:rFonts w:ascii="Consolas" w:eastAsia="Times New Roman" w:hAnsi="Consolas" w:cs="Times New Roman"/>
+          <w:color w:val="BBBEBF"/>
+          <w:sz w:val="21"/>
+          <w:szCs w:val="21"/>
+        </w:rPr>
+        <w:t>;</w:t>
+      </w:r>
+    </w:p>
+    <w:p>
+      <w:pPr>
+        <w:shd w:val="clear" w:color="auto" w:fill="121314"/>
+        <w:spacing w:after="0" w:line="285" w:lineRule="atLeast"/>
+        <w:rPr>
+          <w:rFonts w:ascii="Consolas" w:eastAsia="Times New Roman" w:hAnsi="Consolas" w:cs="Times New Roman"/>
+          <w:color w:val="BBBEBF"/>
+          <w:sz w:val="21"/>
+          <w:szCs w:val="21"/>
+        </w:rPr>
+      </w:pPr>
+    </w:p>
+    <w:p>
+      <w:pPr>
+        <w:shd w:val="clear" w:color="auto" w:fill="121314"/>
+        <w:spacing w:after="0" w:line="285" w:lineRule="atLeast"/>
+        <w:rPr>
+          <w:rFonts w:ascii="Consolas" w:eastAsia="Times New Roman" w:hAnsi="Consolas" w:cs="Times New Roman"/>
+          <w:color w:val="BBBEBF"/>
+          <w:sz w:val="21"/>
+          <w:szCs w:val="21"/>
+        </w:rPr>
+      </w:pPr>
+      <w:r>
+        <w:rPr>
+          <w:rFonts w:ascii="Consolas" w:eastAsia="Times New Roman" w:hAnsi="Consolas" w:cs="Times New Roman"/>
+          <w:color w:val="8B949E"/>
+          <w:sz w:val="21"/>
+          <w:szCs w:val="21"/>
+        </w:rPr>
+        <w:t>// встановлення формату виводу чисел з плаваючою комою: фіксований формат та точність до одного знаку після коми</w:t>
+      </w:r>
+    </w:p>
+    <w:p>
+      <w:pPr>
+        <w:shd w:val="clear" w:color="auto" w:fill="121314"/>
+        <w:spacing w:after="0" w:line="285" w:lineRule="atLeast"/>
+        <w:rPr>
+          <w:rFonts w:ascii="Consolas" w:eastAsia="Times New Roman" w:hAnsi="Consolas" w:cs="Times New Roman"/>
+          <w:color w:val="BBBEBF"/>
+          <w:sz w:val="21"/>
+          <w:szCs w:val="21"/>
+        </w:rPr>
+      </w:pPr>
+      <w:r>
+        <w:rPr>
+          <w:rFonts w:ascii="Consolas" w:eastAsia="Times New Roman" w:hAnsi="Consolas" w:cs="Times New Roman"/>
+          <w:color w:val="C9D1D9"/>
+          <w:sz w:val="21"/>
+          <w:szCs w:val="21"/>
+        </w:rPr>
+        <w:t>cout</w:t>
+      </w:r>
+      <w:r>
+        <w:rPr>
+          <w:rFonts w:ascii="Consolas" w:eastAsia="Times New Roman" w:hAnsi="Consolas" w:cs="Times New Roman"/>
+          <w:color w:val="BBBEBF"/>
+          <w:sz w:val="21"/>
+          <w:szCs w:val="21"/>
+        </w:rPr>
+        <w:t xml:space="preserve"> </w:t>
+      </w:r>
+      <w:r>
+        <w:rPr>
+          <w:rFonts w:ascii="Consolas" w:eastAsia="Times New Roman" w:hAnsi="Consolas" w:cs="Times New Roman"/>
+          <w:color w:val="D2A8FF"/>
+          <w:sz w:val="21"/>
+          <w:szCs w:val="21"/>
+        </w:rPr>
+        <w:t>&lt;&lt;</w:t>
+      </w:r>
+      <w:r>
+        <w:rPr>
+          <w:rFonts w:ascii="Consolas" w:eastAsia="Times New Roman" w:hAnsi="Consolas" w:cs="Times New Roman"/>
+          <w:color w:val="BBBEBF"/>
+          <w:sz w:val="21"/>
+          <w:szCs w:val="21"/>
+        </w:rPr>
+        <w:t xml:space="preserve"> </w:t>
+      </w:r>
+      <w:r>
+        <w:rPr>
+          <w:rFonts w:ascii="Consolas" w:eastAsia="Times New Roman" w:hAnsi="Consolas" w:cs="Times New Roman"/>
+          <w:color w:val="D2A8FF"/>
+          <w:sz w:val="21"/>
+          <w:szCs w:val="21"/>
+        </w:rPr>
+        <w:t>fixed</w:t>
+      </w:r>
+      <w:r>
+        <w:rPr>
+          <w:rFonts w:ascii="Consolas" w:eastAsia="Times New Roman" w:hAnsi="Consolas" w:cs="Times New Roman"/>
+          <w:color w:val="BBBEBF"/>
+          <w:sz w:val="21"/>
+          <w:szCs w:val="21"/>
+        </w:rPr>
+        <w:t xml:space="preserve"> </w:t>
+      </w:r>
+      <w:r>
+        <w:rPr>
+          <w:rFonts w:ascii="Consolas" w:eastAsia="Times New Roman" w:hAnsi="Consolas" w:cs="Times New Roman"/>
+          <w:color w:val="D2A8FF"/>
+          <w:sz w:val="21"/>
+          <w:szCs w:val="21"/>
+        </w:rPr>
+        <w:t>&lt;&lt;</w:t>
+      </w:r>
+      <w:r>
+        <w:rPr>
+          <w:rFonts w:ascii="Consolas" w:eastAsia="Times New Roman" w:hAnsi="Consolas" w:cs="Times New Roman"/>
+          <w:color w:val="BBBEBF"/>
+          <w:sz w:val="21"/>
+          <w:szCs w:val="21"/>
+        </w:rPr>
+        <w:t xml:space="preserve"> </w:t>
+      </w:r>
+      <w:r>
+        <w:rPr>
+          <w:rFonts w:ascii="Consolas" w:eastAsia="Times New Roman" w:hAnsi="Consolas" w:cs="Times New Roman"/>
+          <w:color w:val="D2A8FF"/>
+          <w:sz w:val="21"/>
+          <w:szCs w:val="21"/>
+        </w:rPr>
+        <w:t>setprecision</w:t>
+      </w:r>
+      <w:r>
+        <w:rPr>
+          <w:rFonts w:ascii="Consolas" w:eastAsia="Times New Roman" w:hAnsi="Consolas" w:cs="Times New Roman"/>
+          <w:color w:val="BBBEBF"/>
+          <w:sz w:val="21"/>
+          <w:szCs w:val="21"/>
+        </w:rPr>
+        <w:t>(</w:t>
+      </w:r>
+      <w:r>
+        <w:rPr>
+          <w:rFonts w:ascii="Consolas" w:eastAsia="Times New Roman" w:hAnsi="Consolas" w:cs="Times New Roman"/>
+          <w:color w:val="B5CEA8"/>
+          <w:sz w:val="21"/>
+          <w:szCs w:val="21"/>
+        </w:rPr>
+        <w:t>1</w:t>
+      </w:r>
+      <w:r>
+        <w:rPr>
+          <w:rFonts w:ascii="Consolas" w:eastAsia="Times New Roman" w:hAnsi="Consolas" w:cs="Times New Roman"/>
+          <w:color w:val="BBBEBF"/>
+          <w:sz w:val="21"/>
+          <w:szCs w:val="21"/>
+        </w:rPr>
+        <w:t>);</w:t>
+      </w:r>
+    </w:p>
+    <w:p>
+      <w:pPr>
+        <w:shd w:val="clear" w:color="auto" w:fill="121314"/>
+        <w:spacing w:after="0" w:line="285" w:lineRule="atLeast"/>
+        <w:rPr>
+          <w:rFonts w:ascii="Consolas" w:eastAsia="Times New Roman" w:hAnsi="Consolas" w:cs="Times New Roman"/>
+          <w:color w:val="BBBEBF"/>
+          <w:sz w:val="21"/>
+          <w:szCs w:val="21"/>
+        </w:rPr>
+      </w:pPr>
+      <w:r>
+        <w:rPr>
+          <w:rFonts w:ascii="Consolas" w:eastAsia="Times New Roman" w:hAnsi="Consolas" w:cs="Times New Roman"/>
+          <w:color w:val="8B949E"/>
+          <w:sz w:val="21"/>
+          <w:szCs w:val="21"/>
+        </w:rPr>
+        <w:t>// виведення результатів обчислень на екран</w:t>
+      </w:r>
+    </w:p>
+    <w:p>
+      <w:pPr>
+        <w:shd w:val="clear" w:color="auto" w:fill="121314"/>
+        <w:spacing w:after="0" w:line="285" w:lineRule="atLeast"/>
+        <w:rPr>
+          <w:rFonts w:ascii="Consolas" w:eastAsia="Times New Roman" w:hAnsi="Consolas" w:cs="Times New Roman"/>
+          <w:color w:val="BBBEBF"/>
+          <w:sz w:val="21"/>
+          <w:szCs w:val="21"/>
+        </w:rPr>
+      </w:pPr>
+      <w:r>
+        <w:rPr>
+          <w:rFonts w:ascii="Consolas" w:eastAsia="Times New Roman" w:hAnsi="Consolas" w:cs="Times New Roman"/>
+          <w:color w:val="C9D1D9"/>
+          <w:sz w:val="21"/>
+          <w:szCs w:val="21"/>
+        </w:rPr>
+        <w:t>cout</w:t>
+      </w:r>
+      <w:r>
+        <w:rPr>
+          <w:rFonts w:ascii="Consolas" w:eastAsia="Times New Roman" w:hAnsi="Consolas" w:cs="Times New Roman"/>
+          <w:color w:val="BBBEBF"/>
+          <w:sz w:val="21"/>
+          <w:szCs w:val="21"/>
+        </w:rPr>
+        <w:t xml:space="preserve"> </w:t>
+      </w:r>
+      <w:r>
+        <w:rPr>
+          <w:rFonts w:ascii="Consolas" w:eastAsia="Times New Roman" w:hAnsi="Consolas" w:cs="Times New Roman"/>
+          <w:color w:val="D2A8FF"/>
+          <w:sz w:val="21"/>
+          <w:szCs w:val="21"/>
+        </w:rPr>
+        <w:t>&lt;&lt;</w:t>
+      </w:r>
+      <w:r>
+        <w:rPr>
+          <w:rFonts w:ascii="Consolas" w:eastAsia="Times New Roman" w:hAnsi="Consolas" w:cs="Times New Roman"/>
+          <w:color w:val="BBBEBF"/>
+          <w:sz w:val="21"/>
+          <w:szCs w:val="21"/>
+        </w:rPr>
+        <w:t xml:space="preserve"> </w:t>
+      </w:r>
+      <w:r>
+        <w:rPr>
+          <w:rFonts w:ascii="Consolas" w:eastAsia="Times New Roman" w:hAnsi="Consolas" w:cs="Times New Roman"/>
+          <w:color w:val="A5D6FF"/>
+          <w:sz w:val="21"/>
+          <w:szCs w:val="21"/>
+        </w:rPr>
+        <w:t>"Модель: "</w:t>
+      </w:r>
+      <w:r>
+        <w:rPr>
+          <w:rFonts w:ascii="Consolas" w:eastAsia="Times New Roman" w:hAnsi="Consolas" w:cs="Times New Roman"/>
+          <w:color w:val="BBBEBF"/>
+          <w:sz w:val="21"/>
+          <w:szCs w:val="21"/>
+        </w:rPr>
+        <w:t xml:space="preserve"> </w:t>
+      </w:r>
+      <w:r>
+        <w:rPr>
+          <w:rFonts w:ascii="Consolas" w:eastAsia="Times New Roman" w:hAnsi="Consolas" w:cs="Times New Roman"/>
+          <w:color w:val="D2A8FF"/>
+          <w:sz w:val="21"/>
+          <w:szCs w:val="21"/>
+        </w:rPr>
+        <w:t>&lt;&lt;</w:t>
+      </w:r>
+      <w:r>
+        <w:rPr>
+          <w:rFonts w:ascii="Consolas" w:eastAsia="Times New Roman" w:hAnsi="Consolas" w:cs="Times New Roman"/>
+          <w:color w:val="BBBEBF"/>
+          <w:sz w:val="21"/>
+          <w:szCs w:val="21"/>
+        </w:rPr>
+        <w:t xml:space="preserve"> </w:t>
+      </w:r>
+      <w:r>
+        <w:rPr>
+          <w:rFonts w:ascii="Consolas" w:eastAsia="Times New Roman" w:hAnsi="Consolas" w:cs="Times New Roman"/>
+          <w:color w:val="C9D1D9"/>
+          <w:sz w:val="21"/>
+          <w:szCs w:val="21"/>
+        </w:rPr>
+        <w:t>station_model</w:t>
+      </w:r>
+      <w:r>
+        <w:rPr>
+          <w:rFonts w:ascii="Consolas" w:eastAsia="Times New Roman" w:hAnsi="Consolas" w:cs="Times New Roman"/>
+          <w:color w:val="BBBEBF"/>
+          <w:sz w:val="21"/>
+          <w:szCs w:val="21"/>
+        </w:rPr>
+        <w:t xml:space="preserve"> </w:t>
+      </w:r>
+      <w:r>
+        <w:rPr>
+          <w:rFonts w:ascii="Consolas" w:eastAsia="Times New Roman" w:hAnsi="Consolas" w:cs="Times New Roman"/>
+          <w:color w:val="D2A8FF"/>
+          <w:sz w:val="21"/>
+          <w:szCs w:val="21"/>
+        </w:rPr>
+        <w:t>&lt;&lt;</w:t>
+      </w:r>
+      <w:r>
+        <w:rPr>
+          <w:rFonts w:ascii="Consolas" w:eastAsia="Times New Roman" w:hAnsi="Consolas" w:cs="Times New Roman"/>
+          <w:color w:val="BBBEBF"/>
+          <w:sz w:val="21"/>
+          <w:szCs w:val="21"/>
+        </w:rPr>
+        <w:t xml:space="preserve"> </w:t>
+      </w:r>
+      <w:r>
+        <w:rPr>
+          <w:rFonts w:ascii="Consolas" w:eastAsia="Times New Roman" w:hAnsi="Consolas" w:cs="Times New Roman"/>
+          <w:color w:val="D2A8FF"/>
+          <w:sz w:val="21"/>
+          <w:szCs w:val="21"/>
+        </w:rPr>
+        <w:t>endl</w:t>
+      </w:r>
+      <w:r>
+        <w:rPr>
+          <w:rFonts w:ascii="Consolas" w:eastAsia="Times New Roman" w:hAnsi="Consolas" w:cs="Times New Roman"/>
+          <w:color w:val="BBBEBF"/>
+          <w:sz w:val="21"/>
+          <w:szCs w:val="21"/>
+        </w:rPr>
+        <w:t>;</w:t>
+      </w:r>
+    </w:p>
+    <w:p>
+      <w:pPr>
+        <w:shd w:val="clear" w:color="auto" w:fill="121314"/>
+        <w:spacing w:after="0" w:line="285" w:lineRule="atLeast"/>
+        <w:rPr>
+          <w:rFonts w:ascii="Consolas" w:eastAsia="Times New Roman" w:hAnsi="Consolas" w:cs="Times New Roman"/>
+          <w:color w:val="BBBEBF"/>
+          <w:sz w:val="21"/>
+          <w:szCs w:val="21"/>
+        </w:rPr>
+      </w:pPr>
+      <w:r>
+        <w:rPr>
+          <w:rFonts w:ascii="Consolas" w:eastAsia="Times New Roman" w:hAnsi="Consolas" w:cs="Times New Roman"/>
+          <w:color w:val="C9D1D9"/>
+          <w:sz w:val="21"/>
+          <w:szCs w:val="21"/>
+        </w:rPr>
+        <w:lastRenderedPageBreak/>
+        <w:t>cout</w:t>
+      </w:r>
+      <w:r>
+        <w:rPr>
+          <w:rFonts w:ascii="Consolas" w:eastAsia="Times New Roman" w:hAnsi="Consolas" w:cs="Times New Roman"/>
+          <w:color w:val="BBBEBF"/>
+          <w:sz w:val="21"/>
+          <w:szCs w:val="21"/>
+        </w:rPr>
+        <w:t xml:space="preserve"> </w:t>
+      </w:r>
+      <w:r>
+        <w:rPr>
+          <w:rFonts w:ascii="Consolas" w:eastAsia="Times New Roman" w:hAnsi="Consolas" w:cs="Times New Roman"/>
+          <w:color w:val="D2A8FF"/>
+          <w:sz w:val="21"/>
+          <w:szCs w:val="21"/>
+        </w:rPr>
+        <w:t>&lt;&lt;</w:t>
+      </w:r>
+      <w:r>
+        <w:rPr>
+          <w:rFonts w:ascii="Consolas" w:eastAsia="Times New Roman" w:hAnsi="Consolas" w:cs="Times New Roman"/>
+          <w:color w:val="BBBEBF"/>
+          <w:sz w:val="21"/>
+          <w:szCs w:val="21"/>
+        </w:rPr>
+        <w:t xml:space="preserve"> </w:t>
+      </w:r>
+      <w:r>
+        <w:rPr>
+          <w:rFonts w:ascii="Consolas" w:eastAsia="Times New Roman" w:hAnsi="Consolas" w:cs="Times New Roman"/>
+          <w:color w:val="A5D6FF"/>
+          <w:sz w:val="21"/>
+          <w:szCs w:val="21"/>
+        </w:rPr>
+        <w:t>"Паспортна ємність: "</w:t>
+      </w:r>
+      <w:r>
+        <w:rPr>
+          <w:rFonts w:ascii="Consolas" w:eastAsia="Times New Roman" w:hAnsi="Consolas" w:cs="Times New Roman"/>
+          <w:color w:val="BBBEBF"/>
+          <w:sz w:val="21"/>
+          <w:szCs w:val="21"/>
+        </w:rPr>
+        <w:t xml:space="preserve"> </w:t>
+      </w:r>
+      <w:r>
+        <w:rPr>
+          <w:rFonts w:ascii="Consolas" w:eastAsia="Times New Roman" w:hAnsi="Consolas" w:cs="Times New Roman"/>
+          <w:color w:val="D2A8FF"/>
+          <w:sz w:val="21"/>
+          <w:szCs w:val="21"/>
+        </w:rPr>
+        <w:t>&lt;&lt;</w:t>
+      </w:r>
+      <w:r>
+        <w:rPr>
+          <w:rFonts w:ascii="Consolas" w:eastAsia="Times New Roman" w:hAnsi="Consolas" w:cs="Times New Roman"/>
+          <w:color w:val="BBBEBF"/>
+          <w:sz w:val="21"/>
+          <w:szCs w:val="21"/>
+        </w:rPr>
+        <w:t xml:space="preserve"> </w:t>
+      </w:r>
+      <w:r>
+        <w:rPr>
+          <w:rFonts w:ascii="Consolas" w:eastAsia="Times New Roman" w:hAnsi="Consolas" w:cs="Times New Roman"/>
+          <w:color w:val="C9D1D9"/>
+          <w:sz w:val="21"/>
+          <w:szCs w:val="21"/>
+        </w:rPr>
+        <w:t>C</w:t>
+      </w:r>
+      <w:r>
+        <w:rPr>
+          <w:rFonts w:ascii="Consolas" w:eastAsia="Times New Roman" w:hAnsi="Consolas" w:cs="Times New Roman"/>
+          <w:color w:val="BBBEBF"/>
+          <w:sz w:val="21"/>
+          <w:szCs w:val="21"/>
+        </w:rPr>
+        <w:t xml:space="preserve"> </w:t>
+      </w:r>
+      <w:r>
+        <w:rPr>
+          <w:rFonts w:ascii="Consolas" w:eastAsia="Times New Roman" w:hAnsi="Consolas" w:cs="Times New Roman"/>
+          <w:color w:val="D2A8FF"/>
+          <w:sz w:val="21"/>
+          <w:szCs w:val="21"/>
+        </w:rPr>
+        <w:t>&lt;&lt;</w:t>
+      </w:r>
+      <w:r>
+        <w:rPr>
+          <w:rFonts w:ascii="Consolas" w:eastAsia="Times New Roman" w:hAnsi="Consolas" w:cs="Times New Roman"/>
+          <w:color w:val="BBBEBF"/>
+          <w:sz w:val="21"/>
+          <w:szCs w:val="21"/>
+        </w:rPr>
+        <w:t xml:space="preserve"> </w:t>
+      </w:r>
+      <w:r>
+        <w:rPr>
+          <w:rFonts w:ascii="Consolas" w:eastAsia="Times New Roman" w:hAnsi="Consolas" w:cs="Times New Roman"/>
+          <w:color w:val="A5D6FF"/>
+          <w:sz w:val="21"/>
+          <w:szCs w:val="21"/>
+        </w:rPr>
+        <w:t>" Вт*год"</w:t>
+      </w:r>
+      <w:r>
+        <w:rPr>
+          <w:rFonts w:ascii="Consolas" w:eastAsia="Times New Roman" w:hAnsi="Consolas" w:cs="Times New Roman"/>
+          <w:color w:val="BBBEBF"/>
+          <w:sz w:val="21"/>
+          <w:szCs w:val="21"/>
+        </w:rPr>
+        <w:t xml:space="preserve"> </w:t>
+      </w:r>
+      <w:r>
+        <w:rPr>
+          <w:rFonts w:ascii="Consolas" w:eastAsia="Times New Roman" w:hAnsi="Consolas" w:cs="Times New Roman"/>
+          <w:color w:val="D2A8FF"/>
+          <w:sz w:val="21"/>
+          <w:szCs w:val="21"/>
+        </w:rPr>
+        <w:t>&lt;&lt;</w:t>
+      </w:r>
+      <w:r>
+        <w:rPr>
+          <w:rFonts w:ascii="Consolas" w:eastAsia="Times New Roman" w:hAnsi="Consolas" w:cs="Times New Roman"/>
+          <w:color w:val="BBBEBF"/>
+          <w:sz w:val="21"/>
+          <w:szCs w:val="21"/>
+        </w:rPr>
+        <w:t xml:space="preserve"> </w:t>
+      </w:r>
+      <w:r>
+        <w:rPr>
+          <w:rFonts w:ascii="Consolas" w:eastAsia="Times New Roman" w:hAnsi="Consolas" w:cs="Times New Roman"/>
+          <w:color w:val="D2A8FF"/>
+          <w:sz w:val="21"/>
+          <w:szCs w:val="21"/>
+        </w:rPr>
+        <w:t>endl</w:t>
+      </w:r>
+      <w:r>
+        <w:rPr>
+          <w:rFonts w:ascii="Consolas" w:eastAsia="Times New Roman" w:hAnsi="Consolas" w:cs="Times New Roman"/>
+          <w:color w:val="BBBEBF"/>
+          <w:sz w:val="21"/>
+          <w:szCs w:val="21"/>
+        </w:rPr>
+        <w:t>;</w:t>
+      </w:r>
+    </w:p>
+    <w:p>
+      <w:pPr>
+        <w:shd w:val="clear" w:color="auto" w:fill="121314"/>
+        <w:spacing w:after="0" w:line="285" w:lineRule="atLeast"/>
+        <w:rPr>
+          <w:rFonts w:ascii="Consolas" w:eastAsia="Times New Roman" w:hAnsi="Consolas" w:cs="Times New Roman"/>
+          <w:color w:val="BBBEBF"/>
+          <w:sz w:val="21"/>
+          <w:szCs w:val="21"/>
+        </w:rPr>
+      </w:pPr>
+      <w:r>
+        <w:rPr>
+          <w:rFonts w:ascii="Consolas" w:eastAsia="Times New Roman" w:hAnsi="Consolas" w:cs="Times New Roman"/>
+          <w:color w:val="C9D1D9"/>
+          <w:sz w:val="21"/>
+          <w:szCs w:val="21"/>
+        </w:rPr>
+        <w:t>cout</w:t>
+      </w:r>
+      <w:r>
+        <w:rPr>
+          <w:rFonts w:ascii="Consolas" w:eastAsia="Times New Roman" w:hAnsi="Consolas" w:cs="Times New Roman"/>
+          <w:color w:val="BBBEBF"/>
+          <w:sz w:val="21"/>
+          <w:szCs w:val="21"/>
+        </w:rPr>
+        <w:t xml:space="preserve"> </w:t>
+      </w:r>
+      <w:r>
+        <w:rPr>
+          <w:rFonts w:ascii="Consolas" w:eastAsia="Times New Roman" w:hAnsi="Consolas" w:cs="Times New Roman"/>
+          <w:color w:val="D2A8FF"/>
+          <w:sz w:val="21"/>
+          <w:szCs w:val="21"/>
+        </w:rPr>
+        <w:t>&lt;&lt;</w:t>
+      </w:r>
+      <w:r>
+        <w:rPr>
+          <w:rFonts w:ascii="Consolas" w:eastAsia="Times New Roman" w:hAnsi="Consolas" w:cs="Times New Roman"/>
+          <w:color w:val="BBBEBF"/>
+          <w:sz w:val="21"/>
+          <w:szCs w:val="21"/>
+        </w:rPr>
+        <w:t xml:space="preserve"> </w:t>
+      </w:r>
+      <w:r>
+        <w:rPr>
+          <w:rFonts w:ascii="Consolas" w:eastAsia="Times New Roman" w:hAnsi="Consolas" w:cs="Times New Roman"/>
+          <w:color w:val="A5D6FF"/>
+          <w:sz w:val="21"/>
+          <w:szCs w:val="21"/>
+        </w:rPr>
+        <w:t>"Вік станції: "</w:t>
+      </w:r>
+      <w:r>
+        <w:rPr>
+          <w:rFonts w:ascii="Consolas" w:eastAsia="Times New Roman" w:hAnsi="Consolas" w:cs="Times New Roman"/>
+          <w:color w:val="BBBEBF"/>
+          <w:sz w:val="21"/>
+          <w:szCs w:val="21"/>
+        </w:rPr>
+        <w:t xml:space="preserve"> </w:t>
+      </w:r>
+      <w:r>
+        <w:rPr>
+          <w:rFonts w:ascii="Consolas" w:eastAsia="Times New Roman" w:hAnsi="Consolas" w:cs="Times New Roman"/>
+          <w:color w:val="D2A8FF"/>
+          <w:sz w:val="21"/>
+          <w:szCs w:val="21"/>
+        </w:rPr>
+        <w:t>&lt;&lt;</w:t>
+      </w:r>
+      <w:r>
+        <w:rPr>
+          <w:rFonts w:ascii="Consolas" w:eastAsia="Times New Roman" w:hAnsi="Consolas" w:cs="Times New Roman"/>
+          <w:color w:val="BBBEBF"/>
+          <w:sz w:val="21"/>
+          <w:szCs w:val="21"/>
+        </w:rPr>
+        <w:t xml:space="preserve"> </w:t>
+      </w:r>
+      <w:r>
+        <w:rPr>
+          <w:rFonts w:ascii="Consolas" w:eastAsia="Times New Roman" w:hAnsi="Consolas" w:cs="Times New Roman"/>
+          <w:color w:val="C9D1D9"/>
+          <w:sz w:val="21"/>
+          <w:szCs w:val="21"/>
+        </w:rPr>
+        <w:t>years</w:t>
+      </w:r>
+      <w:r>
+        <w:rPr>
+          <w:rFonts w:ascii="Consolas" w:eastAsia="Times New Roman" w:hAnsi="Consolas" w:cs="Times New Roman"/>
+          <w:color w:val="BBBEBF"/>
+          <w:sz w:val="21"/>
+          <w:szCs w:val="21"/>
+        </w:rPr>
+        <w:t xml:space="preserve"> </w:t>
+      </w:r>
+      <w:r>
+        <w:rPr>
+          <w:rFonts w:ascii="Consolas" w:eastAsia="Times New Roman" w:hAnsi="Consolas" w:cs="Times New Roman"/>
+          <w:color w:val="D2A8FF"/>
+          <w:sz w:val="21"/>
+          <w:szCs w:val="21"/>
+        </w:rPr>
+        <w:t>&lt;&lt;</w:t>
+      </w:r>
+      <w:r>
+        <w:rPr>
+          <w:rFonts w:ascii="Consolas" w:eastAsia="Times New Roman" w:hAnsi="Consolas" w:cs="Times New Roman"/>
+          <w:color w:val="BBBEBF"/>
+          <w:sz w:val="21"/>
+          <w:szCs w:val="21"/>
+        </w:rPr>
+        <w:t xml:space="preserve"> </w:t>
+      </w:r>
+      <w:r>
+        <w:rPr>
+          <w:rFonts w:ascii="Consolas" w:eastAsia="Times New Roman" w:hAnsi="Consolas" w:cs="Times New Roman"/>
+          <w:color w:val="A5D6FF"/>
+          <w:sz w:val="21"/>
+          <w:szCs w:val="21"/>
+        </w:rPr>
+        <w:t>" р."</w:t>
+      </w:r>
+      <w:r>
+        <w:rPr>
+          <w:rFonts w:ascii="Consolas" w:eastAsia="Times New Roman" w:hAnsi="Consolas" w:cs="Times New Roman"/>
+          <w:color w:val="D2A8FF"/>
+          <w:sz w:val="21"/>
+          <w:szCs w:val="21"/>
+        </w:rPr>
+        <w:t>&lt;&lt;</w:t>
+      </w:r>
+      <w:r>
+        <w:rPr>
+          <w:rFonts w:ascii="Consolas" w:eastAsia="Times New Roman" w:hAnsi="Consolas" w:cs="Times New Roman"/>
+          <w:color w:val="BBBEBF"/>
+          <w:sz w:val="21"/>
+          <w:szCs w:val="21"/>
+        </w:rPr>
+        <w:t xml:space="preserve"> </w:t>
+      </w:r>
+      <w:r>
+        <w:rPr>
+          <w:rFonts w:ascii="Consolas" w:eastAsia="Times New Roman" w:hAnsi="Consolas" w:cs="Times New Roman"/>
+          <w:color w:val="D2A8FF"/>
+          <w:sz w:val="21"/>
+          <w:szCs w:val="21"/>
+        </w:rPr>
+        <w:t>endl</w:t>
+      </w:r>
+      <w:r>
+        <w:rPr>
+          <w:rFonts w:ascii="Consolas" w:eastAsia="Times New Roman" w:hAnsi="Consolas" w:cs="Times New Roman"/>
+          <w:color w:val="BBBEBF"/>
+          <w:sz w:val="21"/>
+          <w:szCs w:val="21"/>
+        </w:rPr>
+        <w:t>;</w:t>
+      </w:r>
+    </w:p>
+    <w:p>
+      <w:pPr>
+        <w:shd w:val="clear" w:color="auto" w:fill="121314"/>
+        <w:spacing w:after="0" w:line="285" w:lineRule="atLeast"/>
+        <w:rPr>
+          <w:rFonts w:ascii="Consolas" w:eastAsia="Times New Roman" w:hAnsi="Consolas" w:cs="Times New Roman"/>
+          <w:color w:val="BBBEBF"/>
+          <w:sz w:val="21"/>
+          <w:szCs w:val="21"/>
+        </w:rPr>
+      </w:pPr>
+      <w:r>
+        <w:rPr>
+          <w:rFonts w:ascii="Consolas" w:eastAsia="Times New Roman" w:hAnsi="Consolas" w:cs="Times New Roman"/>
+          <w:color w:val="C9D1D9"/>
+          <w:sz w:val="21"/>
+          <w:szCs w:val="21"/>
+        </w:rPr>
+        <w:t>cout</w:t>
+      </w:r>
+      <w:r>
+        <w:rPr>
+          <w:rFonts w:ascii="Consolas" w:eastAsia="Times New Roman" w:hAnsi="Consolas" w:cs="Times New Roman"/>
+          <w:color w:val="BBBEBF"/>
+          <w:sz w:val="21"/>
+          <w:szCs w:val="21"/>
+        </w:rPr>
+        <w:t xml:space="preserve"> </w:t>
+      </w:r>
+      <w:r>
+        <w:rPr>
+          <w:rFonts w:ascii="Consolas" w:eastAsia="Times New Roman" w:hAnsi="Consolas" w:cs="Times New Roman"/>
+          <w:color w:val="D2A8FF"/>
+          <w:sz w:val="21"/>
+          <w:szCs w:val="21"/>
+        </w:rPr>
+        <w:t>&lt;&lt;</w:t>
+      </w:r>
+      <w:r>
+        <w:rPr>
+          <w:rFonts w:ascii="Consolas" w:eastAsia="Times New Roman" w:hAnsi="Consolas" w:cs="Times New Roman"/>
+          <w:color w:val="BBBEBF"/>
+          <w:sz w:val="21"/>
+          <w:szCs w:val="21"/>
+        </w:rPr>
+        <w:t xml:space="preserve"> </w:t>
+      </w:r>
+      <w:r>
+        <w:rPr>
+          <w:rFonts w:ascii="Consolas" w:eastAsia="Times New Roman" w:hAnsi="Consolas" w:cs="Times New Roman"/>
+          <w:color w:val="A5D6FF"/>
+          <w:sz w:val="21"/>
+          <w:szCs w:val="21"/>
+        </w:rPr>
+        <w:t>"Фактична ємність: "</w:t>
+      </w:r>
+      <w:r>
+        <w:rPr>
+          <w:rFonts w:ascii="Consolas" w:eastAsia="Times New Roman" w:hAnsi="Consolas" w:cs="Times New Roman"/>
+          <w:color w:val="BBBEBF"/>
+          <w:sz w:val="21"/>
+          <w:szCs w:val="21"/>
+        </w:rPr>
+        <w:t xml:space="preserve"> </w:t>
+      </w:r>
+      <w:r>
+        <w:rPr>
+          <w:rFonts w:ascii="Consolas" w:eastAsia="Times New Roman" w:hAnsi="Consolas" w:cs="Times New Roman"/>
+          <w:color w:val="D2A8FF"/>
+          <w:sz w:val="21"/>
+          <w:szCs w:val="21"/>
+        </w:rPr>
+        <w:t>&lt;&lt;</w:t>
+      </w:r>
+      <w:r>
+        <w:rPr>
+          <w:rFonts w:ascii="Consolas" w:eastAsia="Times New Roman" w:hAnsi="Consolas" w:cs="Times New Roman"/>
+          <w:color w:val="BBBEBF"/>
+          <w:sz w:val="21"/>
+          <w:szCs w:val="21"/>
+        </w:rPr>
+        <w:t xml:space="preserve"> </w:t>
+      </w:r>
+      <w:r>
+        <w:rPr>
+          <w:rFonts w:ascii="Consolas" w:eastAsia="Times New Roman" w:hAnsi="Consolas" w:cs="Times New Roman"/>
+          <w:color w:val="C9D1D9"/>
+          <w:sz w:val="21"/>
+          <w:szCs w:val="21"/>
+        </w:rPr>
+        <w:t>C_eff</w:t>
+      </w:r>
+      <w:r>
+        <w:rPr>
+          <w:rFonts w:ascii="Consolas" w:eastAsia="Times New Roman" w:hAnsi="Consolas" w:cs="Times New Roman"/>
+          <w:color w:val="BBBEBF"/>
+          <w:sz w:val="21"/>
+          <w:szCs w:val="21"/>
+        </w:rPr>
+        <w:t xml:space="preserve"> </w:t>
+      </w:r>
+      <w:r>
+        <w:rPr>
+          <w:rFonts w:ascii="Consolas" w:eastAsia="Times New Roman" w:hAnsi="Consolas" w:cs="Times New Roman"/>
+          <w:color w:val="D2A8FF"/>
+          <w:sz w:val="21"/>
+          <w:szCs w:val="21"/>
+        </w:rPr>
+        <w:t>&lt;&lt;</w:t>
+      </w:r>
+      <w:r>
+        <w:rPr>
+          <w:rFonts w:ascii="Consolas" w:eastAsia="Times New Roman" w:hAnsi="Consolas" w:cs="Times New Roman"/>
+          <w:color w:val="BBBEBF"/>
+          <w:sz w:val="21"/>
+          <w:szCs w:val="21"/>
+        </w:rPr>
+        <w:t xml:space="preserve"> </w:t>
+      </w:r>
+      <w:r>
+        <w:rPr>
+          <w:rFonts w:ascii="Consolas" w:eastAsia="Times New Roman" w:hAnsi="Consolas" w:cs="Times New Roman"/>
+          <w:color w:val="A5D6FF"/>
+          <w:sz w:val="21"/>
+          <w:szCs w:val="21"/>
+        </w:rPr>
+        <w:t>" Вт*год"</w:t>
+      </w:r>
+      <w:r>
+        <w:rPr>
+          <w:rFonts w:ascii="Consolas" w:eastAsia="Times New Roman" w:hAnsi="Consolas" w:cs="Times New Roman"/>
+          <w:color w:val="BBBEBF"/>
+          <w:sz w:val="21"/>
+          <w:szCs w:val="21"/>
+        </w:rPr>
+        <w:t xml:space="preserve"> </w:t>
+      </w:r>
+      <w:r>
+        <w:rPr>
+          <w:rFonts w:ascii="Consolas" w:eastAsia="Times New Roman" w:hAnsi="Consolas" w:cs="Times New Roman"/>
+          <w:color w:val="D2A8FF"/>
+          <w:sz w:val="21"/>
+          <w:szCs w:val="21"/>
+        </w:rPr>
+        <w:t>&lt;&lt;</w:t>
+      </w:r>
+      <w:r>
+        <w:rPr>
+          <w:rFonts w:ascii="Consolas" w:eastAsia="Times New Roman" w:hAnsi="Consolas" w:cs="Times New Roman"/>
+          <w:color w:val="BBBEBF"/>
+          <w:sz w:val="21"/>
+          <w:szCs w:val="21"/>
+        </w:rPr>
+        <w:t xml:space="preserve"> </w:t>
+      </w:r>
+      <w:r>
+        <w:rPr>
+          <w:rFonts w:ascii="Consolas" w:eastAsia="Times New Roman" w:hAnsi="Consolas" w:cs="Times New Roman"/>
+          <w:color w:val="D2A8FF"/>
+          <w:sz w:val="21"/>
+          <w:szCs w:val="21"/>
+        </w:rPr>
+        <w:t>endl</w:t>
+      </w:r>
+      <w:r>
+        <w:rPr>
+          <w:rFonts w:ascii="Consolas" w:eastAsia="Times New Roman" w:hAnsi="Consolas" w:cs="Times New Roman"/>
+          <w:color w:val="BBBEBF"/>
+          <w:sz w:val="21"/>
+          <w:szCs w:val="21"/>
+        </w:rPr>
+        <w:t>;</w:t>
+      </w:r>
+    </w:p>
+    <w:p>
+      <w:pPr>
+        <w:shd w:val="clear" w:color="auto" w:fill="121314"/>
+        <w:spacing w:after="0" w:line="285" w:lineRule="atLeast"/>
+        <w:rPr>
+          <w:rFonts w:ascii="Consolas" w:eastAsia="Times New Roman" w:hAnsi="Consolas" w:cs="Times New Roman"/>
+          <w:color w:val="BBBEBF"/>
+          <w:sz w:val="21"/>
+          <w:szCs w:val="21"/>
+        </w:rPr>
+      </w:pPr>
+      <w:r>
+        <w:rPr>
+          <w:rFonts w:ascii="Consolas" w:eastAsia="Times New Roman" w:hAnsi="Consolas" w:cs="Times New Roman"/>
+          <w:color w:val="C9D1D9"/>
+          <w:sz w:val="21"/>
+          <w:szCs w:val="21"/>
+        </w:rPr>
+        <w:t>cout</w:t>
+      </w:r>
+      <w:r>
+        <w:rPr>
+          <w:rFonts w:ascii="Consolas" w:eastAsia="Times New Roman" w:hAnsi="Consolas" w:cs="Times New Roman"/>
+          <w:color w:val="BBBEBF"/>
+          <w:sz w:val="21"/>
+          <w:szCs w:val="21"/>
+        </w:rPr>
+        <w:t xml:space="preserve"> </w:t>
+      </w:r>
+      <w:r>
+        <w:rPr>
+          <w:rFonts w:ascii="Consolas" w:eastAsia="Times New Roman" w:hAnsi="Consolas" w:cs="Times New Roman"/>
+          <w:color w:val="D2A8FF"/>
+          <w:sz w:val="21"/>
+          <w:szCs w:val="21"/>
+        </w:rPr>
+        <w:t>&lt;&lt;</w:t>
+      </w:r>
+      <w:r>
+        <w:rPr>
+          <w:rFonts w:ascii="Consolas" w:eastAsia="Times New Roman" w:hAnsi="Consolas" w:cs="Times New Roman"/>
+          <w:color w:val="BBBEBF"/>
+          <w:sz w:val="21"/>
+          <w:szCs w:val="21"/>
+        </w:rPr>
+        <w:t xml:space="preserve"> </w:t>
+      </w:r>
+      <w:r>
+        <w:rPr>
+          <w:rFonts w:ascii="Consolas" w:eastAsia="Times New Roman" w:hAnsi="Consolas" w:cs="Times New Roman"/>
+          <w:color w:val="A5D6FF"/>
+          <w:sz w:val="21"/>
+          <w:szCs w:val="21"/>
+        </w:rPr>
+        <w:t>"Рівень зарядів: "</w:t>
+      </w:r>
+      <w:r>
+        <w:rPr>
+          <w:rFonts w:ascii="Consolas" w:eastAsia="Times New Roman" w:hAnsi="Consolas" w:cs="Times New Roman"/>
+          <w:color w:val="BBBEBF"/>
+          <w:sz w:val="21"/>
+          <w:szCs w:val="21"/>
+        </w:rPr>
+        <w:t xml:space="preserve"> </w:t>
+      </w:r>
+      <w:r>
+        <w:rPr>
+          <w:rFonts w:ascii="Consolas" w:eastAsia="Times New Roman" w:hAnsi="Consolas" w:cs="Times New Roman"/>
+          <w:color w:val="D2A8FF"/>
+          <w:sz w:val="21"/>
+          <w:szCs w:val="21"/>
+        </w:rPr>
+        <w:t>&lt;&lt;</w:t>
+      </w:r>
+      <w:r>
+        <w:rPr>
+          <w:rFonts w:ascii="Consolas" w:eastAsia="Times New Roman" w:hAnsi="Consolas" w:cs="Times New Roman"/>
+          <w:color w:val="BBBEBF"/>
+          <w:sz w:val="21"/>
+          <w:szCs w:val="21"/>
+        </w:rPr>
+        <w:t xml:space="preserve"> </w:t>
+      </w:r>
+      <w:r>
+        <w:rPr>
+          <w:rFonts w:ascii="Consolas" w:eastAsia="Times New Roman" w:hAnsi="Consolas" w:cs="Times New Roman"/>
+          <w:color w:val="C9D1D9"/>
+          <w:sz w:val="21"/>
+          <w:szCs w:val="21"/>
+        </w:rPr>
+        <w:t>charge</w:t>
+      </w:r>
+      <w:r>
+        <w:rPr>
+          <w:rFonts w:ascii="Consolas" w:eastAsia="Times New Roman" w:hAnsi="Consolas" w:cs="Times New Roman"/>
+          <w:color w:val="BBBEBF"/>
+          <w:sz w:val="21"/>
+          <w:szCs w:val="21"/>
+        </w:rPr>
+        <w:t xml:space="preserve"> </w:t>
+      </w:r>
+      <w:r>
+        <w:rPr>
+          <w:rFonts w:ascii="Consolas" w:eastAsia="Times New Roman" w:hAnsi="Consolas" w:cs="Times New Roman"/>
+          <w:color w:val="D2A8FF"/>
+          <w:sz w:val="21"/>
+          <w:szCs w:val="21"/>
+        </w:rPr>
+        <w:t>&lt;&lt;</w:t>
+      </w:r>
+      <w:r>
+        <w:rPr>
+          <w:rFonts w:ascii="Consolas" w:eastAsia="Times New Roman" w:hAnsi="Consolas" w:cs="Times New Roman"/>
+          <w:color w:val="BBBEBF"/>
+          <w:sz w:val="21"/>
+          <w:szCs w:val="21"/>
+        </w:rPr>
+        <w:t xml:space="preserve"> </w:t>
+      </w:r>
+      <w:r>
+        <w:rPr>
+          <w:rFonts w:ascii="Consolas" w:eastAsia="Times New Roman" w:hAnsi="Consolas" w:cs="Times New Roman"/>
+          <w:color w:val="A5D6FF"/>
+          <w:sz w:val="21"/>
+          <w:szCs w:val="21"/>
+        </w:rPr>
+        <w:t>"%"</w:t>
+      </w:r>
+      <w:r>
+        <w:rPr>
+          <w:rFonts w:ascii="Consolas" w:eastAsia="Times New Roman" w:hAnsi="Consolas" w:cs="Times New Roman"/>
+          <w:color w:val="BBBEBF"/>
+          <w:sz w:val="21"/>
+          <w:szCs w:val="21"/>
+        </w:rPr>
+        <w:t xml:space="preserve"> </w:t>
+      </w:r>
+      <w:r>
+        <w:rPr>
+          <w:rFonts w:ascii="Consolas" w:eastAsia="Times New Roman" w:hAnsi="Consolas" w:cs="Times New Roman"/>
+          <w:color w:val="D2A8FF"/>
+          <w:sz w:val="21"/>
+          <w:szCs w:val="21"/>
+        </w:rPr>
+        <w:t>&lt;&lt;</w:t>
+      </w:r>
+      <w:r>
+        <w:rPr>
+          <w:rFonts w:ascii="Consolas" w:eastAsia="Times New Roman" w:hAnsi="Consolas" w:cs="Times New Roman"/>
+          <w:color w:val="BBBEBF"/>
+          <w:sz w:val="21"/>
+          <w:szCs w:val="21"/>
+        </w:rPr>
+        <w:t xml:space="preserve"> </w:t>
+      </w:r>
+      <w:r>
+        <w:rPr>
+          <w:rFonts w:ascii="Consolas" w:eastAsia="Times New Roman" w:hAnsi="Consolas" w:cs="Times New Roman"/>
+          <w:color w:val="D2A8FF"/>
+          <w:sz w:val="21"/>
+          <w:szCs w:val="21"/>
+        </w:rPr>
+        <w:t>endl</w:t>
+      </w:r>
+      <w:r>
+        <w:rPr>
+          <w:rFonts w:ascii="Consolas" w:eastAsia="Times New Roman" w:hAnsi="Consolas" w:cs="Times New Roman"/>
+          <w:color w:val="BBBEBF"/>
+          <w:sz w:val="21"/>
+          <w:szCs w:val="21"/>
+        </w:rPr>
+        <w:t>;</w:t>
+      </w:r>
+    </w:p>
+    <w:p>
+      <w:pPr>
+        <w:shd w:val="clear" w:color="auto" w:fill="121314"/>
+        <w:spacing w:after="0" w:line="285" w:lineRule="atLeast"/>
+        <w:rPr>
+          <w:rFonts w:ascii="Consolas" w:eastAsia="Times New Roman" w:hAnsi="Consolas" w:cs="Times New Roman"/>
+          <w:color w:val="BBBEBF"/>
+          <w:sz w:val="21"/>
+          <w:szCs w:val="21"/>
+        </w:rPr>
+      </w:pPr>
+      <w:r>
+        <w:rPr>
+          <w:rFonts w:ascii="Consolas" w:eastAsia="Times New Roman" w:hAnsi="Consolas" w:cs="Times New Roman"/>
+          <w:color w:val="8B949E"/>
+          <w:sz w:val="21"/>
+          <w:szCs w:val="21"/>
+        </w:rPr>
+        <w:t>// зміна формату виводу чисел з плаваючою комою: фіксований формат та точність до двох знаків після коми</w:t>
+      </w:r>
+    </w:p>
+    <w:p>
+      <w:pPr>
+        <w:shd w:val="clear" w:color="auto" w:fill="121314"/>
+        <w:spacing w:after="0" w:line="285" w:lineRule="atLeast"/>
+        <w:rPr>
+          <w:rFonts w:ascii="Consolas" w:eastAsia="Times New Roman" w:hAnsi="Consolas" w:cs="Times New Roman"/>
+          <w:color w:val="BBBEBF"/>
+          <w:sz w:val="21"/>
+          <w:szCs w:val="21"/>
+        </w:rPr>
+      </w:pPr>
+      <w:r>
+        <w:rPr>
+          <w:rFonts w:ascii="Consolas" w:eastAsia="Times New Roman" w:hAnsi="Consolas" w:cs="Times New Roman"/>
+          <w:color w:val="C9D1D9"/>
+          <w:sz w:val="21"/>
+          <w:szCs w:val="21"/>
+        </w:rPr>
+        <w:t>cout</w:t>
+      </w:r>
+      <w:r>
+        <w:rPr>
+          <w:rFonts w:ascii="Consolas" w:eastAsia="Times New Roman" w:hAnsi="Consolas" w:cs="Times New Roman"/>
+          <w:color w:val="BBBEBF"/>
+          <w:sz w:val="21"/>
+          <w:szCs w:val="21"/>
+        </w:rPr>
+        <w:t xml:space="preserve"> </w:t>
+      </w:r>
+      <w:r>
+        <w:rPr>
+          <w:rFonts w:ascii="Consolas" w:eastAsia="Times New Roman" w:hAnsi="Consolas" w:cs="Times New Roman"/>
+          <w:color w:val="D2A8FF"/>
+          <w:sz w:val="21"/>
+          <w:szCs w:val="21"/>
+        </w:rPr>
+        <w:t>&lt;&lt;</w:t>
+      </w:r>
+      <w:r>
+        <w:rPr>
+          <w:rFonts w:ascii="Consolas" w:eastAsia="Times New Roman" w:hAnsi="Consolas" w:cs="Times New Roman"/>
+          <w:color w:val="BBBEBF"/>
+          <w:sz w:val="21"/>
+          <w:szCs w:val="21"/>
+        </w:rPr>
+        <w:t xml:space="preserve"> </w:t>
+      </w:r>
+      <w:r>
+        <w:rPr>
+          <w:rFonts w:ascii="Consolas" w:eastAsia="Times New Roman" w:hAnsi="Consolas" w:cs="Times New Roman"/>
+          <w:color w:val="D2A8FF"/>
+          <w:sz w:val="21"/>
+          <w:szCs w:val="21"/>
+        </w:rPr>
+        <w:t>fixed</w:t>
+      </w:r>
+      <w:r>
+        <w:rPr>
+          <w:rFonts w:ascii="Consolas" w:eastAsia="Times New Roman" w:hAnsi="Consolas" w:cs="Times New Roman"/>
+          <w:color w:val="BBBEBF"/>
+          <w:sz w:val="21"/>
+          <w:szCs w:val="21"/>
+        </w:rPr>
+        <w:t xml:space="preserve"> </w:t>
+      </w:r>
+      <w:r>
+        <w:rPr>
+          <w:rFonts w:ascii="Consolas" w:eastAsia="Times New Roman" w:hAnsi="Consolas" w:cs="Times New Roman"/>
+          <w:color w:val="D2A8FF"/>
+          <w:sz w:val="21"/>
+          <w:szCs w:val="21"/>
+        </w:rPr>
+        <w:t>&lt;&lt;</w:t>
+      </w:r>
+      <w:r>
+        <w:rPr>
+          <w:rFonts w:ascii="Consolas" w:eastAsia="Times New Roman" w:hAnsi="Consolas" w:cs="Times New Roman"/>
+          <w:color w:val="BBBEBF"/>
+          <w:sz w:val="21"/>
+          <w:szCs w:val="21"/>
+        </w:rPr>
+        <w:t xml:space="preserve"> </w:t>
+      </w:r>
+      <w:r>
+        <w:rPr>
+          <w:rFonts w:ascii="Consolas" w:eastAsia="Times New Roman" w:hAnsi="Consolas" w:cs="Times New Roman"/>
+          <w:color w:val="D2A8FF"/>
+          <w:sz w:val="21"/>
+          <w:szCs w:val="21"/>
+        </w:rPr>
+        <w:t>setprecision</w:t>
+      </w:r>
+      <w:r>
+        <w:rPr>
+          <w:rFonts w:ascii="Consolas" w:eastAsia="Times New Roman" w:hAnsi="Consolas" w:cs="Times New Roman"/>
+          <w:color w:val="BBBEBF"/>
+          <w:sz w:val="21"/>
+          <w:szCs w:val="21"/>
+        </w:rPr>
+        <w:t>(</w:t>
+      </w:r>
+      <w:r>
+        <w:rPr>
+          <w:rFonts w:ascii="Consolas" w:eastAsia="Times New Roman" w:hAnsi="Consolas" w:cs="Times New Roman"/>
+          <w:color w:val="B5CEA8"/>
+          <w:sz w:val="21"/>
+          <w:szCs w:val="21"/>
+        </w:rPr>
+        <w:t>2</w:t>
+      </w:r>
+      <w:r>
+        <w:rPr>
+          <w:rFonts w:ascii="Consolas" w:eastAsia="Times New Roman" w:hAnsi="Consolas" w:cs="Times New Roman"/>
+          <w:color w:val="BBBEBF"/>
+          <w:sz w:val="21"/>
+          <w:szCs w:val="21"/>
+        </w:rPr>
+        <w:t>);</w:t>
+      </w:r>
+    </w:p>
+    <w:p>
+      <w:pPr>
+        <w:shd w:val="clear" w:color="auto" w:fill="121314"/>
+        <w:spacing w:after="0" w:line="285" w:lineRule="atLeast"/>
+        <w:rPr>
+          <w:rFonts w:ascii="Consolas" w:eastAsia="Times New Roman" w:hAnsi="Consolas" w:cs="Times New Roman"/>
+          <w:color w:val="BBBEBF"/>
+          <w:sz w:val="21"/>
+          <w:szCs w:val="21"/>
+        </w:rPr>
+      </w:pPr>
+      <w:r>
+        <w:rPr>
+          <w:rFonts w:ascii="Consolas" w:eastAsia="Times New Roman" w:hAnsi="Consolas" w:cs="Times New Roman"/>
+          <w:color w:val="C9D1D9"/>
+          <w:sz w:val="21"/>
+          <w:szCs w:val="21"/>
+        </w:rPr>
+        <w:t>cout</w:t>
+      </w:r>
+      <w:r>
+        <w:rPr>
+          <w:rFonts w:ascii="Consolas" w:eastAsia="Times New Roman" w:hAnsi="Consolas" w:cs="Times New Roman"/>
+          <w:color w:val="BBBEBF"/>
+          <w:sz w:val="21"/>
+          <w:szCs w:val="21"/>
+        </w:rPr>
+        <w:t xml:space="preserve"> </w:t>
+      </w:r>
+      <w:r>
+        <w:rPr>
+          <w:rFonts w:ascii="Consolas" w:eastAsia="Times New Roman" w:hAnsi="Consolas" w:cs="Times New Roman"/>
+          <w:color w:val="D2A8FF"/>
+          <w:sz w:val="21"/>
+          <w:szCs w:val="21"/>
+        </w:rPr>
+        <w:t>&lt;&lt;</w:t>
+      </w:r>
+      <w:r>
+        <w:rPr>
+          <w:rFonts w:ascii="Consolas" w:eastAsia="Times New Roman" w:hAnsi="Consolas" w:cs="Times New Roman"/>
+          <w:color w:val="BBBEBF"/>
+          <w:sz w:val="21"/>
+          <w:szCs w:val="21"/>
+        </w:rPr>
+        <w:t xml:space="preserve"> </w:t>
+      </w:r>
+      <w:r>
+        <w:rPr>
+          <w:rFonts w:ascii="Consolas" w:eastAsia="Times New Roman" w:hAnsi="Consolas" w:cs="Times New Roman"/>
+          <w:color w:val="A5D6FF"/>
+          <w:sz w:val="21"/>
+          <w:szCs w:val="21"/>
+        </w:rPr>
+        <w:t>"ККД інвертора: "</w:t>
+      </w:r>
+      <w:r>
+        <w:rPr>
+          <w:rFonts w:ascii="Consolas" w:eastAsia="Times New Roman" w:hAnsi="Consolas" w:cs="Times New Roman"/>
+          <w:color w:val="BBBEBF"/>
+          <w:sz w:val="21"/>
+          <w:szCs w:val="21"/>
+        </w:rPr>
+        <w:t xml:space="preserve"> </w:t>
+      </w:r>
+      <w:r>
+        <w:rPr>
+          <w:rFonts w:ascii="Consolas" w:eastAsia="Times New Roman" w:hAnsi="Consolas" w:cs="Times New Roman"/>
+          <w:color w:val="D2A8FF"/>
+          <w:sz w:val="21"/>
+          <w:szCs w:val="21"/>
+        </w:rPr>
+        <w:t>&lt;&lt;</w:t>
+      </w:r>
+      <w:r>
+        <w:rPr>
+          <w:rFonts w:ascii="Consolas" w:eastAsia="Times New Roman" w:hAnsi="Consolas" w:cs="Times New Roman"/>
+          <w:color w:val="BBBEBF"/>
+          <w:sz w:val="21"/>
+          <w:szCs w:val="21"/>
+        </w:rPr>
+        <w:t xml:space="preserve"> </w:t>
+      </w:r>
+      <w:r>
+        <w:rPr>
+          <w:rFonts w:ascii="Consolas" w:eastAsia="Times New Roman" w:hAnsi="Consolas" w:cs="Times New Roman"/>
+          <w:color w:val="C9D1D9"/>
+          <w:sz w:val="21"/>
+          <w:szCs w:val="21"/>
+        </w:rPr>
+        <w:t>eff</w:t>
+      </w:r>
+      <w:r>
+        <w:rPr>
+          <w:rFonts w:ascii="Consolas" w:eastAsia="Times New Roman" w:hAnsi="Consolas" w:cs="Times New Roman"/>
+          <w:color w:val="BBBEBF"/>
+          <w:sz w:val="21"/>
+          <w:szCs w:val="21"/>
+        </w:rPr>
+        <w:t xml:space="preserve"> </w:t>
+      </w:r>
+      <w:r>
+        <w:rPr>
+          <w:rFonts w:ascii="Consolas" w:eastAsia="Times New Roman" w:hAnsi="Consolas" w:cs="Times New Roman"/>
+          <w:color w:val="D2A8FF"/>
+          <w:sz w:val="21"/>
+          <w:szCs w:val="21"/>
+        </w:rPr>
+        <w:t>&lt;&lt;</w:t>
+      </w:r>
+      <w:r>
+        <w:rPr>
+          <w:rFonts w:ascii="Consolas" w:eastAsia="Times New Roman" w:hAnsi="Consolas" w:cs="Times New Roman"/>
+          <w:color w:val="BBBEBF"/>
+          <w:sz w:val="21"/>
+          <w:szCs w:val="21"/>
+        </w:rPr>
+        <w:t xml:space="preserve"> </w:t>
+      </w:r>
+      <w:r>
+        <w:rPr>
+          <w:rFonts w:ascii="Consolas" w:eastAsia="Times New Roman" w:hAnsi="Consolas" w:cs="Times New Roman"/>
+          <w:color w:val="A5D6FF"/>
+          <w:sz w:val="21"/>
+          <w:szCs w:val="21"/>
+        </w:rPr>
+        <w:t>"%"</w:t>
+      </w:r>
+      <w:r>
+        <w:rPr>
+          <w:rFonts w:ascii="Consolas" w:eastAsia="Times New Roman" w:hAnsi="Consolas" w:cs="Times New Roman"/>
+          <w:color w:val="BBBEBF"/>
+          <w:sz w:val="21"/>
+          <w:szCs w:val="21"/>
+        </w:rPr>
+        <w:t xml:space="preserve"> </w:t>
+      </w:r>
+      <w:r>
+        <w:rPr>
+          <w:rFonts w:ascii="Consolas" w:eastAsia="Times New Roman" w:hAnsi="Consolas" w:cs="Times New Roman"/>
+          <w:color w:val="D2A8FF"/>
+          <w:sz w:val="21"/>
+          <w:szCs w:val="21"/>
+        </w:rPr>
+        <w:t>&lt;&lt;</w:t>
+      </w:r>
+      <w:r>
+        <w:rPr>
+          <w:rFonts w:ascii="Consolas" w:eastAsia="Times New Roman" w:hAnsi="Consolas" w:cs="Times New Roman"/>
+          <w:color w:val="BBBEBF"/>
+          <w:sz w:val="21"/>
+          <w:szCs w:val="21"/>
+        </w:rPr>
+        <w:t xml:space="preserve"> </w:t>
+      </w:r>
+      <w:r>
+        <w:rPr>
+          <w:rFonts w:ascii="Consolas" w:eastAsia="Times New Roman" w:hAnsi="Consolas" w:cs="Times New Roman"/>
+          <w:color w:val="D2A8FF"/>
+          <w:sz w:val="21"/>
+          <w:szCs w:val="21"/>
+        </w:rPr>
+        <w:t>endl</w:t>
+      </w:r>
+      <w:r>
+        <w:rPr>
+          <w:rFonts w:ascii="Consolas" w:eastAsia="Times New Roman" w:hAnsi="Consolas" w:cs="Times New Roman"/>
+          <w:color w:val="BBBEBF"/>
+          <w:sz w:val="21"/>
+          <w:szCs w:val="21"/>
+        </w:rPr>
+        <w:t>;</w:t>
+      </w:r>
+    </w:p>
+    <w:p>
+      <w:pPr>
+        <w:shd w:val="clear" w:color="auto" w:fill="121314"/>
+        <w:spacing w:after="0" w:line="285" w:lineRule="atLeast"/>
+        <w:rPr>
+          <w:rFonts w:ascii="Consolas" w:eastAsia="Times New Roman" w:hAnsi="Consolas" w:cs="Times New Roman"/>
+          <w:color w:val="BBBEBF"/>
+          <w:sz w:val="21"/>
+          <w:szCs w:val="21"/>
+        </w:rPr>
+      </w:pPr>
+      <w:r>
+        <w:rPr>
+          <w:rFonts w:ascii="Consolas" w:eastAsia="Times New Roman" w:hAnsi="Consolas" w:cs="Times New Roman"/>
+          <w:color w:val="8B949E"/>
+          <w:sz w:val="21"/>
+          <w:szCs w:val="21"/>
+        </w:rPr>
+        <w:t>// зміна формату виводу чисел з плаваючою комою: фіксований формат та точність до двох знаків після коми</w:t>
+      </w:r>
+    </w:p>
+    <w:p>
+      <w:pPr>
+        <w:shd w:val="clear" w:color="auto" w:fill="121314"/>
+        <w:spacing w:after="0" w:line="285" w:lineRule="atLeast"/>
+        <w:rPr>
+          <w:rFonts w:ascii="Consolas" w:eastAsia="Times New Roman" w:hAnsi="Consolas" w:cs="Times New Roman"/>
+          <w:color w:val="BBBEBF"/>
+          <w:sz w:val="21"/>
+          <w:szCs w:val="21"/>
+        </w:rPr>
+      </w:pPr>
+      <w:r>
+        <w:rPr>
+          <w:rFonts w:ascii="Consolas" w:eastAsia="Times New Roman" w:hAnsi="Consolas" w:cs="Times New Roman"/>
+          <w:color w:val="C9D1D9"/>
+          <w:sz w:val="21"/>
+          <w:szCs w:val="21"/>
+        </w:rPr>
+        <w:t>cout</w:t>
+      </w:r>
+      <w:r>
+        <w:rPr>
+          <w:rFonts w:ascii="Consolas" w:eastAsia="Times New Roman" w:hAnsi="Consolas" w:cs="Times New Roman"/>
+          <w:color w:val="BBBEBF"/>
+          <w:sz w:val="21"/>
+          <w:szCs w:val="21"/>
+        </w:rPr>
+        <w:t xml:space="preserve"> </w:t>
+      </w:r>
+      <w:r>
+        <w:rPr>
+          <w:rFonts w:ascii="Consolas" w:eastAsia="Times New Roman" w:hAnsi="Consolas" w:cs="Times New Roman"/>
+          <w:color w:val="D2A8FF"/>
+          <w:sz w:val="21"/>
+          <w:szCs w:val="21"/>
+        </w:rPr>
+        <w:t>&lt;&lt;</w:t>
+      </w:r>
+      <w:r>
+        <w:rPr>
+          <w:rFonts w:ascii="Consolas" w:eastAsia="Times New Roman" w:hAnsi="Consolas" w:cs="Times New Roman"/>
+          <w:color w:val="BBBEBF"/>
+          <w:sz w:val="21"/>
+          <w:szCs w:val="21"/>
+        </w:rPr>
+        <w:t xml:space="preserve"> </w:t>
+      </w:r>
+      <w:r>
+        <w:rPr>
+          <w:rFonts w:ascii="Consolas" w:eastAsia="Times New Roman" w:hAnsi="Consolas" w:cs="Times New Roman"/>
+          <w:color w:val="D2A8FF"/>
+          <w:sz w:val="21"/>
+          <w:szCs w:val="21"/>
+        </w:rPr>
+        <w:t>fixed</w:t>
+      </w:r>
+      <w:r>
+        <w:rPr>
+          <w:rFonts w:ascii="Consolas" w:eastAsia="Times New Roman" w:hAnsi="Consolas" w:cs="Times New Roman"/>
+          <w:color w:val="BBBEBF"/>
+          <w:sz w:val="21"/>
+          <w:szCs w:val="21"/>
+        </w:rPr>
+        <w:t xml:space="preserve"> </w:t>
+      </w:r>
+      <w:r>
+        <w:rPr>
+          <w:rFonts w:ascii="Consolas" w:eastAsia="Times New Roman" w:hAnsi="Consolas" w:cs="Times New Roman"/>
+          <w:color w:val="D2A8FF"/>
+          <w:sz w:val="21"/>
+          <w:szCs w:val="21"/>
+        </w:rPr>
+        <w:t>&lt;&lt;</w:t>
+      </w:r>
+      <w:r>
+        <w:rPr>
+          <w:rFonts w:ascii="Consolas" w:eastAsia="Times New Roman" w:hAnsi="Consolas" w:cs="Times New Roman"/>
+          <w:color w:val="BBBEBF"/>
+          <w:sz w:val="21"/>
+          <w:szCs w:val="21"/>
+        </w:rPr>
+        <w:t xml:space="preserve"> </w:t>
+      </w:r>
+      <w:r>
+        <w:rPr>
+          <w:rFonts w:ascii="Consolas" w:eastAsia="Times New Roman" w:hAnsi="Consolas" w:cs="Times New Roman"/>
+          <w:color w:val="D2A8FF"/>
+          <w:sz w:val="21"/>
+          <w:szCs w:val="21"/>
+        </w:rPr>
+        <w:t>setprecision</w:t>
+      </w:r>
+      <w:r>
+        <w:rPr>
+          <w:rFonts w:ascii="Consolas" w:eastAsia="Times New Roman" w:hAnsi="Consolas" w:cs="Times New Roman"/>
+          <w:color w:val="BBBEBF"/>
+          <w:sz w:val="21"/>
+          <w:szCs w:val="21"/>
+        </w:rPr>
+        <w:t>(</w:t>
+      </w:r>
+      <w:r>
+        <w:rPr>
+          <w:rFonts w:ascii="Consolas" w:eastAsia="Times New Roman" w:hAnsi="Consolas" w:cs="Times New Roman"/>
+          <w:color w:val="B5CEA8"/>
+          <w:sz w:val="21"/>
+          <w:szCs w:val="21"/>
+        </w:rPr>
+        <w:t>1</w:t>
+      </w:r>
+      <w:r>
+        <w:rPr>
+          <w:rFonts w:ascii="Consolas" w:eastAsia="Times New Roman" w:hAnsi="Consolas" w:cs="Times New Roman"/>
+          <w:color w:val="BBBEBF"/>
+          <w:sz w:val="21"/>
+          <w:szCs w:val="21"/>
+        </w:rPr>
+        <w:t>);</w:t>
+      </w:r>
+    </w:p>
+    <w:p>
+      <w:pPr>
+        <w:shd w:val="clear" w:color="auto" w:fill="121314"/>
+        <w:spacing w:after="0" w:line="285" w:lineRule="atLeast"/>
+        <w:rPr>
+          <w:rFonts w:ascii="Consolas" w:eastAsia="Times New Roman" w:hAnsi="Consolas" w:cs="Times New Roman"/>
+          <w:color w:val="BBBEBF"/>
+          <w:sz w:val="21"/>
+          <w:szCs w:val="21"/>
+        </w:rPr>
+      </w:pPr>
+      <w:r>
+        <w:rPr>
+          <w:rFonts w:ascii="Consolas" w:eastAsia="Times New Roman" w:hAnsi="Consolas" w:cs="Times New Roman"/>
+          <w:color w:val="C9D1D9"/>
+          <w:sz w:val="21"/>
+          <w:szCs w:val="21"/>
+        </w:rPr>
+        <w:t>cout</w:t>
+      </w:r>
+      <w:r>
+        <w:rPr>
+          <w:rFonts w:ascii="Consolas" w:eastAsia="Times New Roman" w:hAnsi="Consolas" w:cs="Times New Roman"/>
+          <w:color w:val="BBBEBF"/>
+          <w:sz w:val="21"/>
+          <w:szCs w:val="21"/>
+        </w:rPr>
+        <w:t xml:space="preserve"> </w:t>
+      </w:r>
+      <w:r>
+        <w:rPr>
+          <w:rFonts w:ascii="Consolas" w:eastAsia="Times New Roman" w:hAnsi="Consolas" w:cs="Times New Roman"/>
+          <w:color w:val="D2A8FF"/>
+          <w:sz w:val="21"/>
+          <w:szCs w:val="21"/>
+        </w:rPr>
+        <w:t>&lt;&lt;</w:t>
+      </w:r>
+      <w:r>
+        <w:rPr>
+          <w:rFonts w:ascii="Consolas" w:eastAsia="Times New Roman" w:hAnsi="Consolas" w:cs="Times New Roman"/>
+          <w:color w:val="BBBEBF"/>
+          <w:sz w:val="21"/>
+          <w:szCs w:val="21"/>
+        </w:rPr>
+        <w:t xml:space="preserve"> </w:t>
+      </w:r>
+      <w:r>
+        <w:rPr>
+          <w:rFonts w:ascii="Consolas" w:eastAsia="Times New Roman" w:hAnsi="Consolas" w:cs="Times New Roman"/>
+          <w:color w:val="A5D6FF"/>
+          <w:sz w:val="21"/>
+          <w:szCs w:val="21"/>
+        </w:rPr>
+        <w:t>"Запас енергії: "</w:t>
+      </w:r>
+      <w:r>
+        <w:rPr>
+          <w:rFonts w:ascii="Consolas" w:eastAsia="Times New Roman" w:hAnsi="Consolas" w:cs="Times New Roman"/>
+          <w:color w:val="BBBEBF"/>
+          <w:sz w:val="21"/>
+          <w:szCs w:val="21"/>
+        </w:rPr>
+        <w:t xml:space="preserve"> </w:t>
+      </w:r>
+      <w:r>
+        <w:rPr>
+          <w:rFonts w:ascii="Consolas" w:eastAsia="Times New Roman" w:hAnsi="Consolas" w:cs="Times New Roman"/>
+          <w:color w:val="D2A8FF"/>
+          <w:sz w:val="21"/>
+          <w:szCs w:val="21"/>
+        </w:rPr>
+        <w:t>&lt;&lt;</w:t>
+      </w:r>
+      <w:r>
+        <w:rPr>
+          <w:rFonts w:ascii="Consolas" w:eastAsia="Times New Roman" w:hAnsi="Consolas" w:cs="Times New Roman"/>
+          <w:color w:val="BBBEBF"/>
+          <w:sz w:val="21"/>
+          <w:szCs w:val="21"/>
+        </w:rPr>
+        <w:t xml:space="preserve"> </w:t>
+      </w:r>
+      <w:r>
+        <w:rPr>
+          <w:rFonts w:ascii="Consolas" w:eastAsia="Times New Roman" w:hAnsi="Consolas" w:cs="Times New Roman"/>
+          <w:color w:val="C9D1D9"/>
+          <w:sz w:val="21"/>
+          <w:szCs w:val="21"/>
+        </w:rPr>
+        <w:t>E_stored</w:t>
+      </w:r>
+      <w:r>
+        <w:rPr>
+          <w:rFonts w:ascii="Consolas" w:eastAsia="Times New Roman" w:hAnsi="Consolas" w:cs="Times New Roman"/>
+          <w:color w:val="BBBEBF"/>
+          <w:sz w:val="21"/>
+          <w:szCs w:val="21"/>
+        </w:rPr>
+        <w:t xml:space="preserve"> </w:t>
+      </w:r>
+      <w:r>
+        <w:rPr>
+          <w:rFonts w:ascii="Consolas" w:eastAsia="Times New Roman" w:hAnsi="Consolas" w:cs="Times New Roman"/>
+          <w:color w:val="D2A8FF"/>
+          <w:sz w:val="21"/>
+          <w:szCs w:val="21"/>
+        </w:rPr>
+        <w:t>&lt;&lt;</w:t>
+      </w:r>
+      <w:r>
+        <w:rPr>
+          <w:rFonts w:ascii="Consolas" w:eastAsia="Times New Roman" w:hAnsi="Consolas" w:cs="Times New Roman"/>
+          <w:color w:val="BBBEBF"/>
+          <w:sz w:val="21"/>
+          <w:szCs w:val="21"/>
+        </w:rPr>
+        <w:t xml:space="preserve"> </w:t>
+      </w:r>
+      <w:r>
+        <w:rPr>
+          <w:rFonts w:ascii="Consolas" w:eastAsia="Times New Roman" w:hAnsi="Consolas" w:cs="Times New Roman"/>
+          <w:color w:val="A5D6FF"/>
+          <w:sz w:val="21"/>
+          <w:szCs w:val="21"/>
+        </w:rPr>
+        <w:t>" Вт*год"</w:t>
+      </w:r>
+      <w:r>
+        <w:rPr>
+          <w:rFonts w:ascii="Consolas" w:eastAsia="Times New Roman" w:hAnsi="Consolas" w:cs="Times New Roman"/>
+          <w:color w:val="BBBEBF"/>
+          <w:sz w:val="21"/>
+          <w:szCs w:val="21"/>
+        </w:rPr>
+        <w:t xml:space="preserve"> </w:t>
+      </w:r>
+      <w:r>
+        <w:rPr>
+          <w:rFonts w:ascii="Consolas" w:eastAsia="Times New Roman" w:hAnsi="Consolas" w:cs="Times New Roman"/>
+          <w:color w:val="D2A8FF"/>
+          <w:sz w:val="21"/>
+          <w:szCs w:val="21"/>
+        </w:rPr>
+        <w:t>&lt;&lt;</w:t>
+      </w:r>
+      <w:r>
+        <w:rPr>
+          <w:rFonts w:ascii="Consolas" w:eastAsia="Times New Roman" w:hAnsi="Consolas" w:cs="Times New Roman"/>
+          <w:color w:val="BBBEBF"/>
+          <w:sz w:val="21"/>
+          <w:szCs w:val="21"/>
+        </w:rPr>
+        <w:t xml:space="preserve"> </w:t>
+      </w:r>
+      <w:r>
+        <w:rPr>
+          <w:rFonts w:ascii="Consolas" w:eastAsia="Times New Roman" w:hAnsi="Consolas" w:cs="Times New Roman"/>
+          <w:color w:val="D2A8FF"/>
+          <w:sz w:val="21"/>
+          <w:szCs w:val="21"/>
+        </w:rPr>
+        <w:t>endl</w:t>
+      </w:r>
+      <w:r>
+        <w:rPr>
+          <w:rFonts w:ascii="Consolas" w:eastAsia="Times New Roman" w:hAnsi="Consolas" w:cs="Times New Roman"/>
+          <w:color w:val="BBBEBF"/>
+          <w:sz w:val="21"/>
+          <w:szCs w:val="21"/>
+        </w:rPr>
+        <w:t>;</w:t>
+      </w:r>
+    </w:p>
+    <w:p>
+      <w:pPr>
+        <w:shd w:val="clear" w:color="auto" w:fill="121314"/>
+        <w:spacing w:after="0" w:line="285" w:lineRule="atLeast"/>
+        <w:rPr>
+          <w:rFonts w:ascii="Consolas" w:eastAsia="Times New Roman" w:hAnsi="Consolas" w:cs="Times New Roman"/>
+          <w:color w:val="BBBEBF"/>
+          <w:sz w:val="21"/>
+          <w:szCs w:val="21"/>
+        </w:rPr>
+      </w:pPr>
+      <w:r>
+        <w:rPr>
+          <w:rFonts w:ascii="Consolas" w:eastAsia="Times New Roman" w:hAnsi="Consolas" w:cs="Times New Roman"/>
+          <w:color w:val="C9D1D9"/>
+          <w:sz w:val="21"/>
+          <w:szCs w:val="21"/>
+        </w:rPr>
+        <w:t>cout</w:t>
+      </w:r>
+      <w:r>
+        <w:rPr>
+          <w:rFonts w:ascii="Consolas" w:eastAsia="Times New Roman" w:hAnsi="Consolas" w:cs="Times New Roman"/>
+          <w:color w:val="BBBEBF"/>
+          <w:sz w:val="21"/>
+          <w:szCs w:val="21"/>
+        </w:rPr>
+        <w:t xml:space="preserve"> </w:t>
+      </w:r>
+      <w:r>
+        <w:rPr>
+          <w:rFonts w:ascii="Consolas" w:eastAsia="Times New Roman" w:hAnsi="Consolas" w:cs="Times New Roman"/>
+          <w:color w:val="D2A8FF"/>
+          <w:sz w:val="21"/>
+          <w:szCs w:val="21"/>
+        </w:rPr>
+        <w:t>&lt;&lt;</w:t>
+      </w:r>
+      <w:r>
+        <w:rPr>
+          <w:rFonts w:ascii="Consolas" w:eastAsia="Times New Roman" w:hAnsi="Consolas" w:cs="Times New Roman"/>
+          <w:color w:val="BBBEBF"/>
+          <w:sz w:val="21"/>
+          <w:szCs w:val="21"/>
+        </w:rPr>
+        <w:t xml:space="preserve"> </w:t>
+      </w:r>
+      <w:r>
+        <w:rPr>
+          <w:rFonts w:ascii="Consolas" w:eastAsia="Times New Roman" w:hAnsi="Consolas" w:cs="Times New Roman"/>
+          <w:color w:val="A5D6FF"/>
+          <w:sz w:val="21"/>
+          <w:szCs w:val="21"/>
+        </w:rPr>
+        <w:t>"Корисна енергія: "</w:t>
+      </w:r>
+      <w:r>
+        <w:rPr>
+          <w:rFonts w:ascii="Consolas" w:eastAsia="Times New Roman" w:hAnsi="Consolas" w:cs="Times New Roman"/>
+          <w:color w:val="BBBEBF"/>
+          <w:sz w:val="21"/>
+          <w:szCs w:val="21"/>
+        </w:rPr>
+        <w:t xml:space="preserve"> </w:t>
+      </w:r>
+      <w:r>
+        <w:rPr>
+          <w:rFonts w:ascii="Consolas" w:eastAsia="Times New Roman" w:hAnsi="Consolas" w:cs="Times New Roman"/>
+          <w:color w:val="D2A8FF"/>
+          <w:sz w:val="21"/>
+          <w:szCs w:val="21"/>
+        </w:rPr>
+        <w:t>&lt;&lt;</w:t>
+      </w:r>
+      <w:r>
+        <w:rPr>
+          <w:rFonts w:ascii="Consolas" w:eastAsia="Times New Roman" w:hAnsi="Consolas" w:cs="Times New Roman"/>
+          <w:color w:val="BBBEBF"/>
+          <w:sz w:val="21"/>
+          <w:szCs w:val="21"/>
+        </w:rPr>
+        <w:t xml:space="preserve"> </w:t>
+      </w:r>
+      <w:r>
+        <w:rPr>
+          <w:rFonts w:ascii="Consolas" w:eastAsia="Times New Roman" w:hAnsi="Consolas" w:cs="Times New Roman"/>
+          <w:color w:val="C9D1D9"/>
+          <w:sz w:val="21"/>
+          <w:szCs w:val="21"/>
+        </w:rPr>
+        <w:t>E_useful</w:t>
+      </w:r>
+      <w:r>
+        <w:rPr>
+          <w:rFonts w:ascii="Consolas" w:eastAsia="Times New Roman" w:hAnsi="Consolas" w:cs="Times New Roman"/>
+          <w:color w:val="BBBEBF"/>
+          <w:sz w:val="21"/>
+          <w:szCs w:val="21"/>
+        </w:rPr>
+        <w:t xml:space="preserve"> </w:t>
+      </w:r>
+      <w:r>
+        <w:rPr>
+          <w:rFonts w:ascii="Consolas" w:eastAsia="Times New Roman" w:hAnsi="Consolas" w:cs="Times New Roman"/>
+          <w:color w:val="D2A8FF"/>
+          <w:sz w:val="21"/>
+          <w:szCs w:val="21"/>
+        </w:rPr>
+        <w:t>&lt;&lt;</w:t>
+      </w:r>
+      <w:r>
+        <w:rPr>
+          <w:rFonts w:ascii="Consolas" w:eastAsia="Times New Roman" w:hAnsi="Consolas" w:cs="Times New Roman"/>
+          <w:color w:val="BBBEBF"/>
+          <w:sz w:val="21"/>
+          <w:szCs w:val="21"/>
+        </w:rPr>
+        <w:t xml:space="preserve"> </w:t>
+      </w:r>
+      <w:r>
+        <w:rPr>
+          <w:rFonts w:ascii="Consolas" w:eastAsia="Times New Roman" w:hAnsi="Consolas" w:cs="Times New Roman"/>
+          <w:color w:val="A5D6FF"/>
+          <w:sz w:val="21"/>
+          <w:szCs w:val="21"/>
+        </w:rPr>
+        <w:t>" Вт*год"</w:t>
+      </w:r>
+      <w:r>
+        <w:rPr>
+          <w:rFonts w:ascii="Consolas" w:eastAsia="Times New Roman" w:hAnsi="Consolas" w:cs="Times New Roman"/>
+          <w:color w:val="BBBEBF"/>
+          <w:sz w:val="21"/>
+          <w:szCs w:val="21"/>
+        </w:rPr>
+        <w:t xml:space="preserve"> </w:t>
+      </w:r>
+      <w:r>
+        <w:rPr>
+          <w:rFonts w:ascii="Consolas" w:eastAsia="Times New Roman" w:hAnsi="Consolas" w:cs="Times New Roman"/>
+          <w:color w:val="D2A8FF"/>
+          <w:sz w:val="21"/>
+          <w:szCs w:val="21"/>
+        </w:rPr>
+        <w:t>&lt;&lt;</w:t>
+      </w:r>
+      <w:r>
+        <w:rPr>
+          <w:rFonts w:ascii="Consolas" w:eastAsia="Times New Roman" w:hAnsi="Consolas" w:cs="Times New Roman"/>
+          <w:color w:val="BBBEBF"/>
+          <w:sz w:val="21"/>
+          <w:szCs w:val="21"/>
+        </w:rPr>
+        <w:t xml:space="preserve"> </w:t>
+      </w:r>
+      <w:r>
+        <w:rPr>
+          <w:rFonts w:ascii="Consolas" w:eastAsia="Times New Roman" w:hAnsi="Consolas" w:cs="Times New Roman"/>
+          <w:color w:val="D2A8FF"/>
+          <w:sz w:val="21"/>
+          <w:szCs w:val="21"/>
+        </w:rPr>
+        <w:t>endl</w:t>
+      </w:r>
+      <w:r>
+        <w:rPr>
+          <w:rFonts w:ascii="Consolas" w:eastAsia="Times New Roman" w:hAnsi="Consolas" w:cs="Times New Roman"/>
+          <w:color w:val="BBBEBF"/>
+          <w:sz w:val="21"/>
+          <w:szCs w:val="21"/>
+        </w:rPr>
+        <w:t>;</w:t>
+      </w:r>
+    </w:p>
+    <w:p>
+      <w:pPr>
+        <w:shd w:val="clear" w:color="auto" w:fill="121314"/>
+        <w:spacing w:after="0" w:line="285" w:lineRule="atLeast"/>
+        <w:rPr>
+          <w:rFonts w:ascii="Consolas" w:eastAsia="Times New Roman" w:hAnsi="Consolas" w:cs="Times New Roman"/>
+          <w:color w:val="BBBEBF"/>
+          <w:sz w:val="21"/>
+          <w:szCs w:val="21"/>
+        </w:rPr>
+      </w:pPr>
+      <w:r>
+        <w:rPr>
+          <w:rFonts w:ascii="Consolas" w:eastAsia="Times New Roman" w:hAnsi="Consolas" w:cs="Times New Roman"/>
+          <w:color w:val="C9D1D9"/>
+          <w:sz w:val="21"/>
+          <w:szCs w:val="21"/>
+        </w:rPr>
+        <w:t>cout</w:t>
+      </w:r>
+      <w:r>
+        <w:rPr>
+          <w:rFonts w:ascii="Consolas" w:eastAsia="Times New Roman" w:hAnsi="Consolas" w:cs="Times New Roman"/>
+          <w:color w:val="BBBEBF"/>
+          <w:sz w:val="21"/>
+          <w:szCs w:val="21"/>
+        </w:rPr>
+        <w:t xml:space="preserve"> </w:t>
+      </w:r>
+      <w:r>
+        <w:rPr>
+          <w:rFonts w:ascii="Consolas" w:eastAsia="Times New Roman" w:hAnsi="Consolas" w:cs="Times New Roman"/>
+          <w:color w:val="D2A8FF"/>
+          <w:sz w:val="21"/>
+          <w:szCs w:val="21"/>
+        </w:rPr>
+        <w:t>&lt;&lt;</w:t>
+      </w:r>
+      <w:r>
+        <w:rPr>
+          <w:rFonts w:ascii="Consolas" w:eastAsia="Times New Roman" w:hAnsi="Consolas" w:cs="Times New Roman"/>
+          <w:color w:val="BBBEBF"/>
+          <w:sz w:val="21"/>
+          <w:szCs w:val="21"/>
+        </w:rPr>
+        <w:t xml:space="preserve"> </w:t>
+      </w:r>
+      <w:r>
+        <w:rPr>
+          <w:rFonts w:ascii="Consolas" w:eastAsia="Times New Roman" w:hAnsi="Consolas" w:cs="Times New Roman"/>
+          <w:color w:val="A5D6FF"/>
+          <w:sz w:val="21"/>
+          <w:szCs w:val="21"/>
+        </w:rPr>
+        <w:t>"Витрати на перетворенні: "</w:t>
+      </w:r>
+      <w:r>
+        <w:rPr>
+          <w:rFonts w:ascii="Consolas" w:eastAsia="Times New Roman" w:hAnsi="Consolas" w:cs="Times New Roman"/>
+          <w:color w:val="BBBEBF"/>
+          <w:sz w:val="21"/>
+          <w:szCs w:val="21"/>
+        </w:rPr>
+        <w:t xml:space="preserve"> </w:t>
+      </w:r>
+      <w:r>
+        <w:rPr>
+          <w:rFonts w:ascii="Consolas" w:eastAsia="Times New Roman" w:hAnsi="Consolas" w:cs="Times New Roman"/>
+          <w:color w:val="D2A8FF"/>
+          <w:sz w:val="21"/>
+          <w:szCs w:val="21"/>
+        </w:rPr>
+        <w:t>&lt;&lt;</w:t>
+      </w:r>
+      <w:r>
+        <w:rPr>
+          <w:rFonts w:ascii="Consolas" w:eastAsia="Times New Roman" w:hAnsi="Consolas" w:cs="Times New Roman"/>
+          <w:color w:val="BBBEBF"/>
+          <w:sz w:val="21"/>
+          <w:szCs w:val="21"/>
+        </w:rPr>
+        <w:t xml:space="preserve"> </w:t>
+      </w:r>
+      <w:r>
+        <w:rPr>
+          <w:rFonts w:ascii="Consolas" w:eastAsia="Times New Roman" w:hAnsi="Consolas" w:cs="Times New Roman"/>
+          <w:color w:val="C9D1D9"/>
+          <w:sz w:val="21"/>
+          <w:szCs w:val="21"/>
+        </w:rPr>
+        <w:t>E_loss</w:t>
+      </w:r>
+      <w:r>
+        <w:rPr>
+          <w:rFonts w:ascii="Consolas" w:eastAsia="Times New Roman" w:hAnsi="Consolas" w:cs="Times New Roman"/>
+          <w:color w:val="BBBEBF"/>
+          <w:sz w:val="21"/>
+          <w:szCs w:val="21"/>
+        </w:rPr>
+        <w:t xml:space="preserve"> </w:t>
+      </w:r>
+      <w:r>
+        <w:rPr>
+          <w:rFonts w:ascii="Consolas" w:eastAsia="Times New Roman" w:hAnsi="Consolas" w:cs="Times New Roman"/>
+          <w:color w:val="D2A8FF"/>
+          <w:sz w:val="21"/>
+          <w:szCs w:val="21"/>
+        </w:rPr>
+        <w:t>&lt;&lt;</w:t>
+      </w:r>
+      <w:r>
+        <w:rPr>
+          <w:rFonts w:ascii="Consolas" w:eastAsia="Times New Roman" w:hAnsi="Consolas" w:cs="Times New Roman"/>
+          <w:color w:val="BBBEBF"/>
+          <w:sz w:val="21"/>
+          <w:szCs w:val="21"/>
+        </w:rPr>
+        <w:t xml:space="preserve"> </w:t>
+      </w:r>
+      <w:r>
+        <w:rPr>
+          <w:rFonts w:ascii="Consolas" w:eastAsia="Times New Roman" w:hAnsi="Consolas" w:cs="Times New Roman"/>
+          <w:color w:val="A5D6FF"/>
+          <w:sz w:val="21"/>
+          <w:szCs w:val="21"/>
+        </w:rPr>
+        <w:t>" Вт*год"</w:t>
+      </w:r>
+      <w:r>
+        <w:rPr>
+          <w:rFonts w:ascii="Consolas" w:eastAsia="Times New Roman" w:hAnsi="Consolas" w:cs="Times New Roman"/>
+          <w:color w:val="BBBEBF"/>
+          <w:sz w:val="21"/>
+          <w:szCs w:val="21"/>
+        </w:rPr>
+        <w:t xml:space="preserve"> </w:t>
+      </w:r>
+      <w:r>
+        <w:rPr>
+          <w:rFonts w:ascii="Consolas" w:eastAsia="Times New Roman" w:hAnsi="Consolas" w:cs="Times New Roman"/>
+          <w:color w:val="D2A8FF"/>
+          <w:sz w:val="21"/>
+          <w:szCs w:val="21"/>
+        </w:rPr>
+        <w:t>&lt;&lt;</w:t>
+      </w:r>
+      <w:r>
+        <w:rPr>
+          <w:rFonts w:ascii="Consolas" w:eastAsia="Times New Roman" w:hAnsi="Consolas" w:cs="Times New Roman"/>
+          <w:color w:val="BBBEBF"/>
+          <w:sz w:val="21"/>
+          <w:szCs w:val="21"/>
+        </w:rPr>
+        <w:t xml:space="preserve"> </w:t>
+      </w:r>
+      <w:r>
+        <w:rPr>
+          <w:rFonts w:ascii="Consolas" w:eastAsia="Times New Roman" w:hAnsi="Consolas" w:cs="Times New Roman"/>
+          <w:color w:val="D2A8FF"/>
+          <w:sz w:val="21"/>
+          <w:szCs w:val="21"/>
+        </w:rPr>
+        <w:t>endl</w:t>
+      </w:r>
+      <w:r>
+        <w:rPr>
+          <w:rFonts w:ascii="Consolas" w:eastAsia="Times New Roman" w:hAnsi="Consolas" w:cs="Times New Roman"/>
+          <w:color w:val="BBBEBF"/>
+          <w:sz w:val="21"/>
+          <w:szCs w:val="21"/>
+        </w:rPr>
+        <w:t>;</w:t>
+      </w:r>
+    </w:p>
+    <w:p>
+      <w:pPr>
+        <w:shd w:val="clear" w:color="auto" w:fill="121314"/>
+        <w:spacing w:after="0" w:line="285" w:lineRule="atLeast"/>
+        <w:rPr>
+          <w:rFonts w:ascii="Consolas" w:eastAsia="Times New Roman" w:hAnsi="Consolas" w:cs="Times New Roman"/>
+          <w:color w:val="BBBEBF"/>
+          <w:sz w:val="21"/>
+          <w:szCs w:val="21"/>
+        </w:rPr>
+      </w:pPr>
+      <w:r>
+        <w:rPr>
+          <w:rFonts w:ascii="Consolas" w:eastAsia="Times New Roman" w:hAnsi="Consolas" w:cs="Times New Roman"/>
+          <w:color w:val="8B949E"/>
+          <w:sz w:val="21"/>
+          <w:szCs w:val="21"/>
+        </w:rPr>
+        <w:t>// зміна формату виводу чисел з плаваючою комою: фіксований формат та точність до двох знаків після коми</w:t>
+      </w:r>
+    </w:p>
+    <w:p>
+      <w:pPr>
+        <w:shd w:val="clear" w:color="auto" w:fill="121314"/>
+        <w:spacing w:after="0" w:line="285" w:lineRule="atLeast"/>
+        <w:rPr>
+          <w:rFonts w:ascii="Consolas" w:eastAsia="Times New Roman" w:hAnsi="Consolas" w:cs="Times New Roman"/>
+          <w:color w:val="BBBEBF"/>
+          <w:sz w:val="21"/>
+          <w:szCs w:val="21"/>
+        </w:rPr>
+      </w:pPr>
+      <w:r>
+        <w:rPr>
+          <w:rFonts w:ascii="Consolas" w:eastAsia="Times New Roman" w:hAnsi="Consolas" w:cs="Times New Roman"/>
+          <w:color w:val="C9D1D9"/>
+          <w:sz w:val="21"/>
+          <w:szCs w:val="21"/>
+        </w:rPr>
+        <w:t>cout</w:t>
+      </w:r>
+      <w:r>
+        <w:rPr>
+          <w:rFonts w:ascii="Consolas" w:eastAsia="Times New Roman" w:hAnsi="Consolas" w:cs="Times New Roman"/>
+          <w:color w:val="BBBEBF"/>
+          <w:sz w:val="21"/>
+          <w:szCs w:val="21"/>
+        </w:rPr>
+        <w:t xml:space="preserve"> </w:t>
+      </w:r>
+      <w:r>
+        <w:rPr>
+          <w:rFonts w:ascii="Consolas" w:eastAsia="Times New Roman" w:hAnsi="Consolas" w:cs="Times New Roman"/>
+          <w:color w:val="D2A8FF"/>
+          <w:sz w:val="21"/>
+          <w:szCs w:val="21"/>
+        </w:rPr>
+        <w:t>&lt;&lt;</w:t>
+      </w:r>
+      <w:r>
+        <w:rPr>
+          <w:rFonts w:ascii="Consolas" w:eastAsia="Times New Roman" w:hAnsi="Consolas" w:cs="Times New Roman"/>
+          <w:color w:val="BBBEBF"/>
+          <w:sz w:val="21"/>
+          <w:szCs w:val="21"/>
+        </w:rPr>
+        <w:t xml:space="preserve"> </w:t>
+      </w:r>
+      <w:r>
+        <w:rPr>
+          <w:rFonts w:ascii="Consolas" w:eastAsia="Times New Roman" w:hAnsi="Consolas" w:cs="Times New Roman"/>
+          <w:color w:val="D2A8FF"/>
+          <w:sz w:val="21"/>
+          <w:szCs w:val="21"/>
+        </w:rPr>
+        <w:t>fixed</w:t>
+      </w:r>
+      <w:r>
+        <w:rPr>
+          <w:rFonts w:ascii="Consolas" w:eastAsia="Times New Roman" w:hAnsi="Consolas" w:cs="Times New Roman"/>
+          <w:color w:val="BBBEBF"/>
+          <w:sz w:val="21"/>
+          <w:szCs w:val="21"/>
+        </w:rPr>
+        <w:t xml:space="preserve"> </w:t>
+      </w:r>
+      <w:r>
+        <w:rPr>
+          <w:rFonts w:ascii="Consolas" w:eastAsia="Times New Roman" w:hAnsi="Consolas" w:cs="Times New Roman"/>
+          <w:color w:val="D2A8FF"/>
+          <w:sz w:val="21"/>
+          <w:szCs w:val="21"/>
+        </w:rPr>
+        <w:t>&lt;&lt;</w:t>
+      </w:r>
+      <w:r>
+        <w:rPr>
+          <w:rFonts w:ascii="Consolas" w:eastAsia="Times New Roman" w:hAnsi="Consolas" w:cs="Times New Roman"/>
+          <w:color w:val="BBBEBF"/>
+          <w:sz w:val="21"/>
+          <w:szCs w:val="21"/>
+        </w:rPr>
+        <w:t xml:space="preserve"> </w:t>
+      </w:r>
+      <w:r>
+        <w:rPr>
+          <w:rFonts w:ascii="Consolas" w:eastAsia="Times New Roman" w:hAnsi="Consolas" w:cs="Times New Roman"/>
+          <w:color w:val="D2A8FF"/>
+          <w:sz w:val="21"/>
+          <w:szCs w:val="21"/>
+        </w:rPr>
+        <w:t>setprecision</w:t>
+      </w:r>
+      <w:r>
+        <w:rPr>
+          <w:rFonts w:ascii="Consolas" w:eastAsia="Times New Roman" w:hAnsi="Consolas" w:cs="Times New Roman"/>
+          <w:color w:val="BBBEBF"/>
+          <w:sz w:val="21"/>
+          <w:szCs w:val="21"/>
+        </w:rPr>
+        <w:t>(</w:t>
+      </w:r>
+      <w:r>
+        <w:rPr>
+          <w:rFonts w:ascii="Consolas" w:eastAsia="Times New Roman" w:hAnsi="Consolas" w:cs="Times New Roman"/>
+          <w:color w:val="B5CEA8"/>
+          <w:sz w:val="21"/>
+          <w:szCs w:val="21"/>
+        </w:rPr>
+        <w:t>2</w:t>
+      </w:r>
+      <w:r>
+        <w:rPr>
+          <w:rFonts w:ascii="Consolas" w:eastAsia="Times New Roman" w:hAnsi="Consolas" w:cs="Times New Roman"/>
+          <w:color w:val="BBBEBF"/>
+          <w:sz w:val="21"/>
+          <w:szCs w:val="21"/>
+        </w:rPr>
+        <w:t>);</w:t>
+      </w:r>
+    </w:p>
+    <w:p>
+      <w:pPr>
+        <w:shd w:val="clear" w:color="auto" w:fill="121314"/>
+        <w:spacing w:after="0" w:line="285" w:lineRule="atLeast"/>
+        <w:rPr>
+          <w:rFonts w:ascii="Consolas" w:eastAsia="Times New Roman" w:hAnsi="Consolas" w:cs="Times New Roman"/>
+          <w:color w:val="BBBEBF"/>
+          <w:sz w:val="21"/>
+          <w:szCs w:val="21"/>
+        </w:rPr>
+      </w:pPr>
+      <w:r>
+        <w:rPr>
+          <w:rFonts w:ascii="Consolas" w:eastAsia="Times New Roman" w:hAnsi="Consolas" w:cs="Times New Roman"/>
+          <w:color w:val="8B949E"/>
+          <w:sz w:val="21"/>
+          <w:szCs w:val="21"/>
+        </w:rPr>
+        <w:t>// виведення часу:  спочатку загальний час у годинах, потім у форматі годин та хвилин з двома знаками після коми для хвилин, де одне з них заповняється нулем</w:t>
+      </w:r>
+    </w:p>
+    <w:p>
+      <w:pPr>
+        <w:shd w:val="clear" w:color="auto" w:fill="121314"/>
+        <w:spacing w:after="0" w:line="285" w:lineRule="atLeast"/>
+        <w:rPr>
+          <w:rFonts w:ascii="Consolas" w:eastAsia="Times New Roman" w:hAnsi="Consolas" w:cs="Times New Roman"/>
+          <w:color w:val="BBBEBF"/>
+          <w:sz w:val="21"/>
+          <w:szCs w:val="21"/>
+        </w:rPr>
+      </w:pPr>
+      <w:r>
+        <w:rPr>
+          <w:rFonts w:ascii="Consolas" w:eastAsia="Times New Roman" w:hAnsi="Consolas" w:cs="Times New Roman"/>
+          <w:color w:val="C9D1D9"/>
+          <w:sz w:val="21"/>
+          <w:szCs w:val="21"/>
+        </w:rPr>
+        <w:t>cout</w:t>
+      </w:r>
+      <w:r>
+        <w:rPr>
+          <w:rFonts w:ascii="Consolas" w:eastAsia="Times New Roman" w:hAnsi="Consolas" w:cs="Times New Roman"/>
+          <w:color w:val="BBBEBF"/>
+          <w:sz w:val="21"/>
+          <w:szCs w:val="21"/>
+        </w:rPr>
+        <w:t xml:space="preserve"> </w:t>
+      </w:r>
+      <w:r>
+        <w:rPr>
+          <w:rFonts w:ascii="Consolas" w:eastAsia="Times New Roman" w:hAnsi="Consolas" w:cs="Times New Roman"/>
+          <w:color w:val="D2A8FF"/>
+          <w:sz w:val="21"/>
+          <w:szCs w:val="21"/>
+        </w:rPr>
+        <w:t>&lt;&lt;</w:t>
+      </w:r>
+      <w:r>
+        <w:rPr>
+          <w:rFonts w:ascii="Consolas" w:eastAsia="Times New Roman" w:hAnsi="Consolas" w:cs="Times New Roman"/>
+          <w:color w:val="BBBEBF"/>
+          <w:sz w:val="21"/>
+          <w:szCs w:val="21"/>
+        </w:rPr>
+        <w:t xml:space="preserve"> </w:t>
+      </w:r>
+      <w:r>
+        <w:rPr>
+          <w:rFonts w:ascii="Consolas" w:eastAsia="Times New Roman" w:hAnsi="Consolas" w:cs="Times New Roman"/>
+          <w:color w:val="A5D6FF"/>
+          <w:sz w:val="21"/>
+          <w:szCs w:val="21"/>
+        </w:rPr>
+        <w:t>"Час роботи: "</w:t>
+      </w:r>
+      <w:r>
+        <w:rPr>
+          <w:rFonts w:ascii="Consolas" w:eastAsia="Times New Roman" w:hAnsi="Consolas" w:cs="Times New Roman"/>
+          <w:color w:val="BBBEBF"/>
+          <w:sz w:val="21"/>
+          <w:szCs w:val="21"/>
+        </w:rPr>
+        <w:t xml:space="preserve"> </w:t>
+      </w:r>
+      <w:r>
+        <w:rPr>
+          <w:rFonts w:ascii="Consolas" w:eastAsia="Times New Roman" w:hAnsi="Consolas" w:cs="Times New Roman"/>
+          <w:color w:val="D2A8FF"/>
+          <w:sz w:val="21"/>
+          <w:szCs w:val="21"/>
+        </w:rPr>
+        <w:t>&lt;&lt;</w:t>
+      </w:r>
+      <w:r>
+        <w:rPr>
+          <w:rFonts w:ascii="Consolas" w:eastAsia="Times New Roman" w:hAnsi="Consolas" w:cs="Times New Roman"/>
+          <w:color w:val="BBBEBF"/>
+          <w:sz w:val="21"/>
+          <w:szCs w:val="21"/>
+        </w:rPr>
+        <w:t xml:space="preserve"> </w:t>
+      </w:r>
+      <w:r>
+        <w:rPr>
+          <w:rFonts w:ascii="Consolas" w:eastAsia="Times New Roman" w:hAnsi="Consolas" w:cs="Times New Roman"/>
+          <w:color w:val="C9D1D9"/>
+          <w:sz w:val="21"/>
+          <w:szCs w:val="21"/>
+        </w:rPr>
+        <w:t>T</w:t>
+      </w:r>
+      <w:r>
+        <w:rPr>
+          <w:rFonts w:ascii="Consolas" w:eastAsia="Times New Roman" w:hAnsi="Consolas" w:cs="Times New Roman"/>
+          <w:color w:val="BBBEBF"/>
+          <w:sz w:val="21"/>
+          <w:szCs w:val="21"/>
+        </w:rPr>
+        <w:t xml:space="preserve"> </w:t>
+      </w:r>
+      <w:r>
+        <w:rPr>
+          <w:rFonts w:ascii="Consolas" w:eastAsia="Times New Roman" w:hAnsi="Consolas" w:cs="Times New Roman"/>
+          <w:color w:val="D2A8FF"/>
+          <w:sz w:val="21"/>
+          <w:szCs w:val="21"/>
+        </w:rPr>
+        <w:t>&lt;&lt;</w:t>
+      </w:r>
+      <w:r>
+        <w:rPr>
+          <w:rFonts w:ascii="Consolas" w:eastAsia="Times New Roman" w:hAnsi="Consolas" w:cs="Times New Roman"/>
+          <w:color w:val="BBBEBF"/>
+          <w:sz w:val="21"/>
+          <w:szCs w:val="21"/>
+        </w:rPr>
+        <w:t xml:space="preserve"> </w:t>
+      </w:r>
+      <w:r>
+        <w:rPr>
+          <w:rFonts w:ascii="Consolas" w:eastAsia="Times New Roman" w:hAnsi="Consolas" w:cs="Times New Roman"/>
+          <w:color w:val="A5D6FF"/>
+          <w:sz w:val="21"/>
+          <w:szCs w:val="21"/>
+        </w:rPr>
+        <w:t>" год"</w:t>
+      </w:r>
+      <w:r>
+        <w:rPr>
+          <w:rFonts w:ascii="Consolas" w:eastAsia="Times New Roman" w:hAnsi="Consolas" w:cs="Times New Roman"/>
+          <w:color w:val="BBBEBF"/>
+          <w:sz w:val="21"/>
+          <w:szCs w:val="21"/>
+        </w:rPr>
+        <w:t xml:space="preserve"> </w:t>
+      </w:r>
+      <w:r>
+        <w:rPr>
+          <w:rFonts w:ascii="Consolas" w:eastAsia="Times New Roman" w:hAnsi="Consolas" w:cs="Times New Roman"/>
+          <w:color w:val="D2A8FF"/>
+          <w:sz w:val="21"/>
+          <w:szCs w:val="21"/>
+        </w:rPr>
+        <w:t>&lt;&lt;</w:t>
+      </w:r>
+      <w:r>
+        <w:rPr>
+          <w:rFonts w:ascii="Consolas" w:eastAsia="Times New Roman" w:hAnsi="Consolas" w:cs="Times New Roman"/>
+          <w:color w:val="BBBEBF"/>
+          <w:sz w:val="21"/>
+          <w:szCs w:val="21"/>
+        </w:rPr>
+        <w:t xml:space="preserve"> </w:t>
+      </w:r>
+      <w:r>
+        <w:rPr>
+          <w:rFonts w:ascii="Consolas" w:eastAsia="Times New Roman" w:hAnsi="Consolas" w:cs="Times New Roman"/>
+          <w:color w:val="A5D6FF"/>
+          <w:sz w:val="21"/>
+          <w:szCs w:val="21"/>
+        </w:rPr>
+        <w:t>"="</w:t>
+      </w:r>
+      <w:r>
+        <w:rPr>
+          <w:rFonts w:ascii="Consolas" w:eastAsia="Times New Roman" w:hAnsi="Consolas" w:cs="Times New Roman"/>
+          <w:color w:val="BBBEBF"/>
+          <w:sz w:val="21"/>
+          <w:szCs w:val="21"/>
+        </w:rPr>
+        <w:t xml:space="preserve"> </w:t>
+      </w:r>
+      <w:r>
+        <w:rPr>
+          <w:rFonts w:ascii="Consolas" w:eastAsia="Times New Roman" w:hAnsi="Consolas" w:cs="Times New Roman"/>
+          <w:color w:val="D2A8FF"/>
+          <w:sz w:val="21"/>
+          <w:szCs w:val="21"/>
+        </w:rPr>
+        <w:t>&lt;&lt;</w:t>
+      </w:r>
+      <w:r>
+        <w:rPr>
+          <w:rFonts w:ascii="Consolas" w:eastAsia="Times New Roman" w:hAnsi="Consolas" w:cs="Times New Roman"/>
+          <w:color w:val="BBBEBF"/>
+          <w:sz w:val="21"/>
+          <w:szCs w:val="21"/>
+        </w:rPr>
+        <w:t xml:space="preserve"> </w:t>
+      </w:r>
+      <w:r>
+        <w:rPr>
+          <w:rFonts w:ascii="Consolas" w:eastAsia="Times New Roman" w:hAnsi="Consolas" w:cs="Times New Roman"/>
+          <w:color w:val="C9D1D9"/>
+          <w:sz w:val="21"/>
+          <w:szCs w:val="21"/>
+        </w:rPr>
+        <w:t>h</w:t>
+      </w:r>
+      <w:r>
+        <w:rPr>
+          <w:rFonts w:ascii="Consolas" w:eastAsia="Times New Roman" w:hAnsi="Consolas" w:cs="Times New Roman"/>
+          <w:color w:val="BBBEBF"/>
+          <w:sz w:val="21"/>
+          <w:szCs w:val="21"/>
+        </w:rPr>
+        <w:t xml:space="preserve"> </w:t>
+      </w:r>
+      <w:r>
+        <w:rPr>
+          <w:rFonts w:ascii="Consolas" w:eastAsia="Times New Roman" w:hAnsi="Consolas" w:cs="Times New Roman"/>
+          <w:color w:val="D2A8FF"/>
+          <w:sz w:val="21"/>
+          <w:szCs w:val="21"/>
+        </w:rPr>
+        <w:t>&lt;&lt;</w:t>
+      </w:r>
+      <w:r>
+        <w:rPr>
+          <w:rFonts w:ascii="Consolas" w:eastAsia="Times New Roman" w:hAnsi="Consolas" w:cs="Times New Roman"/>
+          <w:color w:val="BBBEBF"/>
+          <w:sz w:val="21"/>
+          <w:szCs w:val="21"/>
+        </w:rPr>
+        <w:t xml:space="preserve"> </w:t>
+      </w:r>
+      <w:r>
+        <w:rPr>
+          <w:rFonts w:ascii="Consolas" w:eastAsia="Times New Roman" w:hAnsi="Consolas" w:cs="Times New Roman"/>
+          <w:color w:val="A5D6FF"/>
+          <w:sz w:val="21"/>
+          <w:szCs w:val="21"/>
+        </w:rPr>
+        <w:t>" год"</w:t>
+      </w:r>
+      <w:r>
+        <w:rPr>
+          <w:rFonts w:ascii="Consolas" w:eastAsia="Times New Roman" w:hAnsi="Consolas" w:cs="Times New Roman"/>
+          <w:color w:val="BBBEBF"/>
+          <w:sz w:val="21"/>
+          <w:szCs w:val="21"/>
+        </w:rPr>
+        <w:t xml:space="preserve"> </w:t>
+      </w:r>
+      <w:r>
+        <w:rPr>
+          <w:rFonts w:ascii="Consolas" w:eastAsia="Times New Roman" w:hAnsi="Consolas" w:cs="Times New Roman"/>
+          <w:color w:val="D2A8FF"/>
+          <w:sz w:val="21"/>
+          <w:szCs w:val="21"/>
+        </w:rPr>
+        <w:t>&lt;&lt;</w:t>
+      </w:r>
+      <w:r>
+        <w:rPr>
+          <w:rFonts w:ascii="Consolas" w:eastAsia="Times New Roman" w:hAnsi="Consolas" w:cs="Times New Roman"/>
+          <w:color w:val="BBBEBF"/>
+          <w:sz w:val="21"/>
+          <w:szCs w:val="21"/>
+        </w:rPr>
+        <w:t xml:space="preserve"> </w:t>
+      </w:r>
+      <w:r>
+        <w:rPr>
+          <w:rFonts w:ascii="Consolas" w:eastAsia="Times New Roman" w:hAnsi="Consolas" w:cs="Times New Roman"/>
+          <w:color w:val="D2A8FF"/>
+          <w:sz w:val="21"/>
+          <w:szCs w:val="21"/>
+        </w:rPr>
+        <w:t>setfill</w:t>
+      </w:r>
+      <w:r>
+        <w:rPr>
+          <w:rFonts w:ascii="Consolas" w:eastAsia="Times New Roman" w:hAnsi="Consolas" w:cs="Times New Roman"/>
+          <w:color w:val="BBBEBF"/>
+          <w:sz w:val="21"/>
+          <w:szCs w:val="21"/>
+        </w:rPr>
+        <w:t>(</w:t>
+      </w:r>
+      <w:r>
+        <w:rPr>
+          <w:rFonts w:ascii="Consolas" w:eastAsia="Times New Roman" w:hAnsi="Consolas" w:cs="Times New Roman"/>
+          <w:color w:val="A5D6FF"/>
+          <w:sz w:val="21"/>
+          <w:szCs w:val="21"/>
+        </w:rPr>
+        <w:t>'0'</w:t>
+      </w:r>
+      <w:r>
+        <w:rPr>
+          <w:rFonts w:ascii="Consolas" w:eastAsia="Times New Roman" w:hAnsi="Consolas" w:cs="Times New Roman"/>
+          <w:color w:val="BBBEBF"/>
+          <w:sz w:val="21"/>
+          <w:szCs w:val="21"/>
+        </w:rPr>
+        <w:t xml:space="preserve">) </w:t>
+      </w:r>
+      <w:r>
+        <w:rPr>
+          <w:rFonts w:ascii="Consolas" w:eastAsia="Times New Roman" w:hAnsi="Consolas" w:cs="Times New Roman"/>
+          <w:color w:val="D2A8FF"/>
+          <w:sz w:val="21"/>
+          <w:szCs w:val="21"/>
+        </w:rPr>
+        <w:t>&lt;&lt;</w:t>
+      </w:r>
+      <w:r>
+        <w:rPr>
+          <w:rFonts w:ascii="Consolas" w:eastAsia="Times New Roman" w:hAnsi="Consolas" w:cs="Times New Roman"/>
+          <w:color w:val="BBBEBF"/>
+          <w:sz w:val="21"/>
+          <w:szCs w:val="21"/>
+        </w:rPr>
+        <w:t xml:space="preserve"> </w:t>
+      </w:r>
+      <w:r>
+        <w:rPr>
+          <w:rFonts w:ascii="Consolas" w:eastAsia="Times New Roman" w:hAnsi="Consolas" w:cs="Times New Roman"/>
+          <w:color w:val="D2A8FF"/>
+          <w:sz w:val="21"/>
+          <w:szCs w:val="21"/>
+        </w:rPr>
+        <w:t>setw</w:t>
+      </w:r>
+      <w:r>
+        <w:rPr>
+          <w:rFonts w:ascii="Consolas" w:eastAsia="Times New Roman" w:hAnsi="Consolas" w:cs="Times New Roman"/>
+          <w:color w:val="BBBEBF"/>
+          <w:sz w:val="21"/>
+          <w:szCs w:val="21"/>
+        </w:rPr>
+        <w:t>(</w:t>
+      </w:r>
+      <w:r>
+        <w:rPr>
+          <w:rFonts w:ascii="Consolas" w:eastAsia="Times New Roman" w:hAnsi="Consolas" w:cs="Times New Roman"/>
+          <w:color w:val="B5CEA8"/>
+          <w:sz w:val="21"/>
+          <w:szCs w:val="21"/>
+        </w:rPr>
+        <w:t>2</w:t>
+      </w:r>
+      <w:r>
+        <w:rPr>
+          <w:rFonts w:ascii="Consolas" w:eastAsia="Times New Roman" w:hAnsi="Consolas" w:cs="Times New Roman"/>
+          <w:color w:val="BBBEBF"/>
+          <w:sz w:val="21"/>
+          <w:szCs w:val="21"/>
+        </w:rPr>
+        <w:t xml:space="preserve">) </w:t>
+      </w:r>
+      <w:r>
+        <w:rPr>
+          <w:rFonts w:ascii="Consolas" w:eastAsia="Times New Roman" w:hAnsi="Consolas" w:cs="Times New Roman"/>
+          <w:color w:val="D2A8FF"/>
+          <w:sz w:val="21"/>
+          <w:szCs w:val="21"/>
+        </w:rPr>
+        <w:t>&lt;&lt;</w:t>
+      </w:r>
+      <w:r>
+        <w:rPr>
+          <w:rFonts w:ascii="Consolas" w:eastAsia="Times New Roman" w:hAnsi="Consolas" w:cs="Times New Roman"/>
+          <w:color w:val="BBBEBF"/>
+          <w:sz w:val="21"/>
+          <w:szCs w:val="21"/>
+        </w:rPr>
+        <w:t xml:space="preserve">  </w:t>
+      </w:r>
+      <w:r>
+        <w:rPr>
+          <w:rFonts w:ascii="Consolas" w:eastAsia="Times New Roman" w:hAnsi="Consolas" w:cs="Times New Roman"/>
+          <w:color w:val="C9D1D9"/>
+          <w:sz w:val="21"/>
+          <w:szCs w:val="21"/>
+        </w:rPr>
+        <w:t>m</w:t>
+      </w:r>
+      <w:r>
+        <w:rPr>
+          <w:rFonts w:ascii="Consolas" w:eastAsia="Times New Roman" w:hAnsi="Consolas" w:cs="Times New Roman"/>
+          <w:color w:val="BBBEBF"/>
+          <w:sz w:val="21"/>
+          <w:szCs w:val="21"/>
+        </w:rPr>
+        <w:t xml:space="preserve"> </w:t>
+      </w:r>
+      <w:r>
+        <w:rPr>
+          <w:rFonts w:ascii="Consolas" w:eastAsia="Times New Roman" w:hAnsi="Consolas" w:cs="Times New Roman"/>
+          <w:color w:val="D2A8FF"/>
+          <w:sz w:val="21"/>
+          <w:szCs w:val="21"/>
+        </w:rPr>
+        <w:t>&lt;&lt;</w:t>
+      </w:r>
+      <w:r>
+        <w:rPr>
+          <w:rFonts w:ascii="Consolas" w:eastAsia="Times New Roman" w:hAnsi="Consolas" w:cs="Times New Roman"/>
+          <w:color w:val="BBBEBF"/>
+          <w:sz w:val="21"/>
+          <w:szCs w:val="21"/>
+        </w:rPr>
+        <w:t xml:space="preserve"> </w:t>
+      </w:r>
+      <w:r>
+        <w:rPr>
+          <w:rFonts w:ascii="Consolas" w:eastAsia="Times New Roman" w:hAnsi="Consolas" w:cs="Times New Roman"/>
+          <w:color w:val="A5D6FF"/>
+          <w:sz w:val="21"/>
+          <w:szCs w:val="21"/>
+        </w:rPr>
+        <w:t>" хв"</w:t>
+      </w:r>
+      <w:r>
+        <w:rPr>
+          <w:rFonts w:ascii="Consolas" w:eastAsia="Times New Roman" w:hAnsi="Consolas" w:cs="Times New Roman"/>
+          <w:color w:val="BBBEBF"/>
+          <w:sz w:val="21"/>
+          <w:szCs w:val="21"/>
+        </w:rPr>
+        <w:t xml:space="preserve"> </w:t>
+      </w:r>
+      <w:r>
+        <w:rPr>
+          <w:rFonts w:ascii="Consolas" w:eastAsia="Times New Roman" w:hAnsi="Consolas" w:cs="Times New Roman"/>
+          <w:color w:val="D2A8FF"/>
+          <w:sz w:val="21"/>
+          <w:szCs w:val="21"/>
+        </w:rPr>
+        <w:t>&lt;&lt;</w:t>
+      </w:r>
+      <w:r>
+        <w:rPr>
+          <w:rFonts w:ascii="Consolas" w:eastAsia="Times New Roman" w:hAnsi="Consolas" w:cs="Times New Roman"/>
+          <w:color w:val="BBBEBF"/>
+          <w:sz w:val="21"/>
+          <w:szCs w:val="21"/>
+        </w:rPr>
+        <w:t xml:space="preserve"> </w:t>
+      </w:r>
+      <w:r>
+        <w:rPr>
+          <w:rFonts w:ascii="Consolas" w:eastAsia="Times New Roman" w:hAnsi="Consolas" w:cs="Times New Roman"/>
+          <w:color w:val="D2A8FF"/>
+          <w:sz w:val="21"/>
+          <w:szCs w:val="21"/>
+        </w:rPr>
+        <w:t>endl</w:t>
+      </w:r>
+      <w:r>
+        <w:rPr>
+          <w:rFonts w:ascii="Consolas" w:eastAsia="Times New Roman" w:hAnsi="Consolas" w:cs="Times New Roman"/>
+          <w:color w:val="BBBEBF"/>
+          <w:sz w:val="21"/>
+          <w:szCs w:val="21"/>
+        </w:rPr>
+        <w:t>;</w:t>
+      </w:r>
+    </w:p>
+    <w:p>
+      <w:pPr>
+        <w:shd w:val="clear" w:color="auto" w:fill="121314"/>
+        <w:spacing w:after="240" w:line="285" w:lineRule="atLeast"/>
+        <w:rPr>
+          <w:rFonts w:ascii="Consolas" w:eastAsia="Times New Roman" w:hAnsi="Consolas" w:cs="Times New Roman"/>
+          <w:color w:val="BBBEBF"/>
+          <w:sz w:val="21"/>
+          <w:szCs w:val="21"/>
+        </w:rPr>
+      </w:pPr>
+    </w:p>
+    <w:p>
+      <w:pPr>
+        <w:shd w:val="clear" w:color="auto" w:fill="121314"/>
+        <w:spacing w:after="0" w:line="285" w:lineRule="atLeast"/>
+        <w:rPr>
+          <w:rFonts w:ascii="Consolas" w:eastAsia="Times New Roman" w:hAnsi="Consolas" w:cs="Times New Roman"/>
+          <w:color w:val="BBBEBF"/>
+          <w:sz w:val="21"/>
+          <w:szCs w:val="21"/>
+        </w:rPr>
+      </w:pPr>
+      <w:r>
+        <w:rPr>
+          <w:rFonts w:ascii="Consolas" w:eastAsia="Times New Roman" w:hAnsi="Consolas" w:cs="Times New Roman"/>
+          <w:color w:val="8B949E"/>
+          <w:sz w:val="21"/>
+          <w:szCs w:val="21"/>
+        </w:rPr>
+        <w:t>// завершення програми з кодом 0, що означає успішне виконання</w:t>
+      </w:r>
+    </w:p>
+    <w:p>
+      <w:pPr>
+        <w:shd w:val="clear" w:color="auto" w:fill="121314"/>
+        <w:spacing w:after="0" w:line="285" w:lineRule="atLeast"/>
+        <w:rPr>
+          <w:rFonts w:ascii="Consolas" w:eastAsia="Times New Roman" w:hAnsi="Consolas" w:cs="Times New Roman"/>
+          <w:color w:val="BBBEBF"/>
+          <w:sz w:val="21"/>
+          <w:szCs w:val="21"/>
+        </w:rPr>
+      </w:pPr>
+      <w:r>
+        <w:rPr>
+          <w:rFonts w:ascii="Consolas" w:eastAsia="Times New Roman" w:hAnsi="Consolas" w:cs="Times New Roman"/>
+          <w:color w:val="BBBEBF"/>
+          <w:sz w:val="21"/>
+          <w:szCs w:val="21"/>
+        </w:rPr>
+        <w:t> </w:t>
+      </w:r>
+      <w:r>
+        <w:rPr>
+          <w:rFonts w:ascii="Consolas" w:eastAsia="Times New Roman" w:hAnsi="Consolas" w:cs="Times New Roman"/>
+          <w:color w:val="C586C0"/>
+          <w:sz w:val="21"/>
+          <w:szCs w:val="21"/>
+        </w:rPr>
+        <w:t>return</w:t>
+      </w:r>
+      <w:r>
+        <w:rPr>
+          <w:rFonts w:ascii="Consolas" w:eastAsia="Times New Roman" w:hAnsi="Consolas" w:cs="Times New Roman"/>
+          <w:color w:val="BBBEBF"/>
+          <w:sz w:val="21"/>
+          <w:szCs w:val="21"/>
+        </w:rPr>
+        <w:t xml:space="preserve"> </w:t>
+      </w:r>
+      <w:r>
+        <w:rPr>
+          <w:rFonts w:ascii="Consolas" w:eastAsia="Times New Roman" w:hAnsi="Consolas" w:cs="Times New Roman"/>
+          <w:color w:val="B5CEA8"/>
+          <w:sz w:val="21"/>
+          <w:szCs w:val="21"/>
+        </w:rPr>
+        <w:t>0</w:t>
+      </w:r>
+      <w:r>
+        <w:rPr>
+          <w:rFonts w:ascii="Consolas" w:eastAsia="Times New Roman" w:hAnsi="Consolas" w:cs="Times New Roman"/>
+          <w:color w:val="BBBEBF"/>
+          <w:sz w:val="21"/>
+          <w:szCs w:val="21"/>
+        </w:rPr>
+        <w:t>;</w:t>
+      </w:r>
+    </w:p>
+    <w:p>
+      <w:pPr>
+        <w:shd w:val="clear" w:color="auto" w:fill="121314"/>
+        <w:spacing w:after="0" w:line="285" w:lineRule="atLeast"/>
+        <w:rPr>
+          <w:rFonts w:ascii="Consolas" w:eastAsia="Times New Roman" w:hAnsi="Consolas" w:cs="Times New Roman"/>
+          <w:color w:val="BBBEBF"/>
+          <w:sz w:val="21"/>
+          <w:szCs w:val="21"/>
+        </w:rPr>
+      </w:pPr>
+      <w:r>
+        <w:rPr>
+          <w:rFonts w:ascii="Consolas" w:eastAsia="Times New Roman" w:hAnsi="Consolas" w:cs="Times New Roman"/>
+          <w:color w:val="BBBEBF"/>
+          <w:sz w:val="21"/>
+          <w:szCs w:val="21"/>
+        </w:rPr>
+        <w:t>}</w:t>
       </w:r>
     </w:p>
     <w:p>
@@ -8982,11 +18280,8 @@
           <w:sz w:val="28"/>
           <w:szCs w:val="28"/>
         </w:rPr>
-        <w:lastRenderedPageBreak/>
         <w:t>https://github.com/artificial-intelligence-department/ai_programming_playground_2026/blob/e2a63459cdbd58d50571b8cd7a37d7ea77f77c8d/ai_12/kateryna_lysenko/epic_1/practice_task_1_kateryna_lysenko.cpp</w:t>
       </w:r>
-      <w:bookmarkStart w:id="0" w:name="_GoBack"/>
-      <w:bookmarkEnd w:id="0"/>
     </w:p>
     <w:p>
       <w:pPr>
@@ -9153,10 +18448,12 @@
         <w:pStyle w:val="a3"/>
         <w:spacing w:before="0" w:beforeAutospacing="0" w:after="80" w:afterAutospacing="0"/>
       </w:pPr>
+      <w:bookmarkStart w:id="0" w:name="_GoBack"/>
       <w:r>
         <w:rPr>
           <w:noProof/>
         </w:rPr>
+        <w:lastRenderedPageBreak/>
         <w:drawing>
           <wp:inline distT="0" distB="0" distL="0" distR="0" wp14:anchorId="071E7E9D" wp14:editId="38007C48">
             <wp:extent cx="6152515" cy="5391150"/>
@@ -9173,7 +18470,7 @@
                     <pic:cNvPicPr/>
                   </pic:nvPicPr>
                   <pic:blipFill>
-                    <a:blip r:embed="rId49"/>
+                    <a:blip r:embed="rId45"/>
                     <a:stretch>
                       <a:fillRect/>
                     </a:stretch>
@@ -9193,6 +18490,7 @@
           </wp:inline>
         </w:drawing>
       </w:r>
+      <w:bookmarkEnd w:id="0"/>
     </w:p>
     <w:p>
       <w:pPr>
@@ -9322,7 +18620,7 @@
                     <pic:cNvPicPr/>
                   </pic:nvPicPr>
                   <pic:blipFill>
-                    <a:blip r:embed="rId50" cstate="print">
+                    <a:blip r:embed="rId46" cstate="print">
                       <a:extLst>
                         <a:ext uri="{28A0092B-C50C-407E-A947-70E740481C1C}">
                           <a14:useLocalDpi xmlns:a14="http://schemas.microsoft.com/office/drawing/2010/main" val="0"/>
@@ -9447,7 +18745,7 @@
                     <pic:cNvPicPr/>
                   </pic:nvPicPr>
                   <pic:blipFill>
-                    <a:blip r:embed="rId51">
+                    <a:blip r:embed="rId47">
                       <a:extLst>
                         <a:ext uri="{28A0092B-C50C-407E-A947-70E740481C1C}">
                           <a14:useLocalDpi xmlns:a14="http://schemas.microsoft.com/office/drawing/2010/main" val="0"/>
@@ -9636,7 +18934,7 @@
                     <pic:cNvPicPr/>
                   </pic:nvPicPr>
                   <pic:blipFill>
-                    <a:blip r:embed="rId52">
+                    <a:blip r:embed="rId48">
                       <a:extLst>
                         <a:ext uri="{28A0092B-C50C-407E-A947-70E740481C1C}">
                           <a14:useLocalDpi xmlns:a14="http://schemas.microsoft.com/office/drawing/2010/main" val="0"/>
